--- a/oposicion/temario/tercer-ejercicio/3A11.docx
+++ b/oposicion/temario/tercer-ejercicio/3A11.docx
@@ -2470,7 +2470,7 @@
           <w:rPr>
             <w:rStyle w:val="Hyperlink"/>
           </w:rPr>
-          <w:t xml:space="preserve">Mas-Colell, Whinston, y Green 1995, cap. 5</w:t>
+          <w:t xml:space="preserve">Mas-Colell, Whinston y Green 1995, cap. 5</w:t>
         </w:r>
       </w:hyperlink>
       <w:r>
@@ -3115,7 +3115,7 @@
           <w:rPr>
             <w:rStyle w:val="Hyperlink"/>
           </w:rPr>
-          <w:t xml:space="preserve">Mas-Colell, Whinston, y Green 1995, párr. 5.B</w:t>
+          <w:t xml:space="preserve">Mas-Colell, Whinston y Green 1995, párr. 5.B</w:t>
         </w:r>
       </w:hyperlink>
       <w:r>
@@ -3691,7 +3691,7 @@
         <w:t xml:space="preserve"> </w:t>
       </w:r>
       <w:r>
-        <w:t xml:space="preserve">Mas-Colell, Whinston, y Green (</w:t>
+        <w:t xml:space="preserve">Mas-Colell, Whinston y Green (</w:t>
       </w:r>
       <w:hyperlink w:anchor="ref-MasColellWhinstonGreen1995">
         <w:r>
@@ -4261,7 +4261,7 @@
           <w:rPr>
             <w:rStyle w:val="Hyperlink"/>
           </w:rPr>
-          <w:t xml:space="preserve">Mas-Colell, Whinston, y Green 1995, párr. 5.B</w:t>
+          <w:t xml:space="preserve">Mas-Colell, Whinston y Green 1995, párr. 5.B</w:t>
         </w:r>
       </w:hyperlink>
       <w:r>
@@ -4945,7 +4945,7 @@
           <w:rPr>
             <w:rStyle w:val="Hyperlink"/>
           </w:rPr>
-          <w:t xml:space="preserve">Mas-Colell, Whinston, y Green 1995</w:t>
+          <w:t xml:space="preserve">Mas-Colell, Whinston y Green 1995</w:t>
         </w:r>
       </w:hyperlink>
       <w:r>
@@ -6754,7 +6754,7 @@
           <w:rPr>
             <w:rStyle w:val="Hyperlink"/>
           </w:rPr>
-          <w:t xml:space="preserve">Mas-Colell, Whinston, y Green 1995, párr. 5.C</w:t>
+          <w:t xml:space="preserve">Mas-Colell, Whinston y Green 1995, párr. 5.C</w:t>
         </w:r>
       </w:hyperlink>
       <w:r>
@@ -13004,7 +13004,7 @@
         <w:t xml:space="preserve"> </w:t>
       </w:r>
       <w:r>
-        <w:t xml:space="preserve">Besanko, Braeutigam, y Gibbs (</w:t>
+        <w:t xml:space="preserve">Besanko, Braeutigam y Gibbs (</w:t>
       </w:r>
       <w:hyperlink w:anchor="ref-BesankoBraeutigamGibbs2020">
         <w:r>
@@ -13095,7 +13095,7 @@
           <w:rPr>
             <w:rStyle w:val="Hyperlink"/>
           </w:rPr>
-          <w:t xml:space="preserve">Knoblach, Roessler, y Zwerschke 2020</w:t>
+          <w:t xml:space="preserve">Knoblach, Roessler y Zwerschke 2020</w:t>
         </w:r>
       </w:hyperlink>
       <w:r>
@@ -13702,7 +13702,7 @@
           <w:rPr>
             <w:rStyle w:val="Hyperlink"/>
           </w:rPr>
-          <w:t xml:space="preserve">Mas-Colell, Whinston, y Green 1995, párr. 5.B</w:t>
+          <w:t xml:space="preserve">Mas-Colell, Whinston y Green 1995, párr. 5.B</w:t>
         </w:r>
       </w:hyperlink>
       <w:r>
@@ -19373,7 +19373,7 @@
           <w:rPr>
             <w:rStyle w:val="Hyperlink"/>
           </w:rPr>
-          <w:t xml:space="preserve">Mas-Colell, Whinston, y Green 1995, párr. 5.B</w:t>
+          <w:t xml:space="preserve">Mas-Colell, Whinston y Green 1995, párr. 5.B</w:t>
         </w:r>
       </w:hyperlink>
       <w:r>
@@ -22205,7 +22205,7 @@
           <w:i/>
           <w:iCs/>
         </w:rPr>
-        <w:t xml:space="preserve">Mas-Colell, Whinston, y Green (</w:t>
+        <w:t xml:space="preserve">Mas-Colell, Whinston y Green (</w:t>
       </w:r>
       <w:hyperlink w:anchor="ref-MasColellWhinstonGreen1995">
         <w:r>
@@ -24009,7 +24009,7 @@
           <w:rPr>
             <w:rStyle w:val="Hyperlink"/>
           </w:rPr>
-          <w:t xml:space="preserve">Mas-Colell, Whinston, y Green 1995, párr. 5.B</w:t>
+          <w:t xml:space="preserve">Mas-Colell, Whinston y Green 1995, párr. 5.B</w:t>
         </w:r>
       </w:hyperlink>
       <w:r>
@@ -24675,7 +24675,7 @@
         <w:t xml:space="preserve"> </w:t>
       </w:r>
       <w:r>
-        <w:t xml:space="preserve">Mas-Colell, Whinston, y Green (</w:t>
+        <w:t xml:space="preserve">Mas-Colell, Whinston y Green (</w:t>
       </w:r>
       <w:hyperlink w:anchor="ref-MasColellWhinstonGreen1995">
         <w:r>
@@ -32190,7 +32190,7 @@
           <w:rPr>
             <w:rStyle w:val="Hyperlink"/>
           </w:rPr>
-          <w:t xml:space="preserve">Mas-Colell, Whinston, y Green 1995, párr. 5.C</w:t>
+          <w:t xml:space="preserve">Mas-Colell, Whinston y Green 1995, párr. 5.C</w:t>
         </w:r>
       </w:hyperlink>
       <w:r>
@@ -33496,7 +33496,7 @@
           <w:rPr>
             <w:rStyle w:val="Hyperlink"/>
           </w:rPr>
-          <w:t xml:space="preserve">Mas-Colell, Whinston, y Green 1995</w:t>
+          <w:t xml:space="preserve">Mas-Colell, Whinston y Green 1995</w:t>
         </w:r>
       </w:hyperlink>
       <w:r>
@@ -34765,7 +34765,7 @@
           <w:i/>
           <w:iCs/>
         </w:rPr>
-        <w:t xml:space="preserve">Christensen, Jorgenson, y Lau (</w:t>
+        <w:t xml:space="preserve">Christensen, Jorgenson y Lau (</w:t>
       </w:r>
       <w:hyperlink w:anchor="X3912afbe19fb4eb5a412d0575e10cb0aa993b54">
         <w:r>
@@ -38438,7 +38438,7 @@
         <w:pStyle w:val="Bibliography"/>
       </w:pPr>
       <w:r>
-        <w:t xml:space="preserve">Arrow, Kenneth J., Hollis B. Chenery, Bagicha S. Minhas, y Robert M. Solow. 1961.</w:t>
+        <w:t xml:space="preserve">Arrow, Kenneth J., Hollis B. Chenery, Bagicha S. Minhas y Robert M. Solow. 1961.</w:t>
       </w:r>
       <w:r>
         <w:t xml:space="preserve"> </w:t>
@@ -38487,7 +38487,7 @@
         <w:pStyle w:val="Bibliography"/>
       </w:pPr>
       <w:r>
-        <w:t xml:space="preserve">Baqaee, David Rezza, y Emmanuel Farhi. 2019.</w:t>
+        <w:t xml:space="preserve">Baqaee, David Rezza y Emmanuel Farhi. 2019.</w:t>
       </w:r>
       <w:r>
         <w:t xml:space="preserve"> </w:t>
@@ -38545,7 +38545,7 @@
         <w:pStyle w:val="Bibliography"/>
       </w:pPr>
       <w:r>
-        <w:t xml:space="preserve">Basu, Susanto, y John G. Fernald. 1997.</w:t>
+        <w:t xml:space="preserve">Basu, Susanto y John G. Fernald. 1997.</w:t>
       </w:r>
       <w:r>
         <w:t xml:space="preserve"> </w:t>
@@ -38655,7 +38655,7 @@
         <w:pStyle w:val="Bibliography"/>
       </w:pPr>
       <w:r>
-        <w:t xml:space="preserve">Besanko, David, Ronald R. Braeutigam, y Michael Gibbs. 2020.</w:t>
+        <w:t xml:space="preserve">Besanko, David, Ronald R. Braeutigam y Michael Gibbs. 2020.</w:t>
       </w:r>
       <w:r>
         <w:t xml:space="preserve"> </w:t>
@@ -38678,7 +38678,7 @@
         <w:pStyle w:val="Bibliography"/>
       </w:pPr>
       <w:r>
-        <w:t xml:space="preserve">Blackorby, Charles, y R. Robert Russell. 1989.</w:t>
+        <w:t xml:space="preserve">Blackorby, Charles y R. Robert Russell. 1989.</w:t>
       </w:r>
       <w:r>
         <w:t xml:space="preserve"> </w:t>
@@ -38770,7 +38770,7 @@
         <w:pStyle w:val="Bibliography"/>
       </w:pPr>
       <w:r>
-        <w:t xml:space="preserve">Christensen, Laurits R., Dale W. Jorgenson, y Lawrence J. Lau. 1973.</w:t>
+        <w:t xml:space="preserve">Christensen, Laurits R., Dale W. Jorgenson y Lawrence J. Lau. 1973.</w:t>
       </w:r>
       <w:r>
         <w:t xml:space="preserve"> </w:t>
@@ -38842,7 +38842,7 @@
         <w:pStyle w:val="Bibliography"/>
       </w:pPr>
       <w:r>
-        <w:t xml:space="preserve">Cobb, Charles W., y Paul H. Douglas. 1928.</w:t>
+        <w:t xml:space="preserve">Cobb, Charles W. y Paul H. Douglas. 1928.</w:t>
       </w:r>
       <w:r>
         <w:t xml:space="preserve"> </w:t>
@@ -38877,7 +38877,7 @@
         <w:pStyle w:val="Bibliography"/>
       </w:pPr>
       <w:r>
-        <w:t xml:space="preserve">Cohen, Avi J., y Geoffrey C. Harcourt. 2003.</w:t>
+        <w:t xml:space="preserve">Cohen, Avi J. y Geoffrey C. Harcourt. 2003.</w:t>
       </w:r>
       <w:r>
         <w:t xml:space="preserve"> </w:t>
@@ -39100,7 +39100,7 @@
         <w:pStyle w:val="Bibliography"/>
       </w:pPr>
       <w:r>
-        <w:t xml:space="preserve">Ekelund, Robert B., y Robert F. Hébert. 2013.</w:t>
+        <w:t xml:space="preserve">Ekelund, Robert B. y Robert F. Hébert. 2013.</w:t>
       </w:r>
       <w:r>
         <w:t xml:space="preserve"> </w:t>
@@ -39245,7 +39245,7 @@
         <w:pStyle w:val="Bibliography"/>
       </w:pPr>
       <w:r>
-        <w:t xml:space="preserve">Gechert, Sebastian, Tomas Havranek, Zuzana Irsova, y Dominika Kolcunova. 2022.</w:t>
+        <w:t xml:space="preserve">Gechert, Sebastian, Tomas Havranek, Zuzana Irsova y Dominika Kolcunova. 2022.</w:t>
       </w:r>
       <w:r>
         <w:t xml:space="preserve"> </w:t>
@@ -39294,7 +39294,7 @@
         <w:pStyle w:val="Bibliography"/>
       </w:pPr>
       <w:r>
-        <w:t xml:space="preserve">Gravelle, Hugh, y Ray Rees. 2004.</w:t>
+        <w:t xml:space="preserve">Gravelle, Hugh y Ray Rees. 2004.</w:t>
       </w:r>
       <w:r>
         <w:t xml:space="preserve"> </w:t>
@@ -39617,7 +39617,7 @@
         <w:pStyle w:val="Bibliography"/>
       </w:pPr>
       <w:r>
-        <w:t xml:space="preserve">Jehle, Geoffrey A., y Philip J. Reny. 2011.</w:t>
+        <w:t xml:space="preserve">Jehle, Geoffrey A. y Philip J. Reny. 2011.</w:t>
       </w:r>
       <w:r>
         <w:t xml:space="preserve"> </w:t>
@@ -39640,7 +39640,7 @@
         <w:pStyle w:val="Bibliography"/>
       </w:pPr>
       <w:r>
-        <w:t xml:space="preserve">Karabarbounis, Loukas, y Brent Neiman. 2014.</w:t>
+        <w:t xml:space="preserve">Karabarbounis, Loukas y Brent Neiman. 2014.</w:t>
       </w:r>
       <w:r>
         <w:t xml:space="preserve"> </w:t>
@@ -39689,7 +39689,7 @@
         <w:pStyle w:val="Bibliography"/>
       </w:pPr>
       <w:r>
-        <w:t xml:space="preserve">Klump, Rainer, y Harald Preissler. 2000.</w:t>
+        <w:t xml:space="preserve">Klump, Rainer y Harald Preissler. 2000.</w:t>
       </w:r>
       <w:r>
         <w:t xml:space="preserve"> </w:t>
@@ -39738,7 +39738,7 @@
         <w:pStyle w:val="Bibliography"/>
       </w:pPr>
       <w:r>
-        <w:t xml:space="preserve">Knoblach, Michael, Martin Roessler, y Patrick Zwerschke. 2020.</w:t>
+        <w:t xml:space="preserve">Knoblach, Michael, Martin Roessler y Patrick Zwerschke. 2020.</w:t>
       </w:r>
       <w:r>
         <w:t xml:space="preserve"> </w:t>
@@ -39943,7 +39943,7 @@
         <w:pStyle w:val="Bibliography"/>
       </w:pPr>
       <w:r>
-        <w:t xml:space="preserve">Mas-Colell, Andreu, Michael D. Whinston, y Jerry R. Green. 1995.</w:t>
+        <w:t xml:space="preserve">Mas-Colell, Andreu, Michael D. Whinston y Jerry R. Green. 1995.</w:t>
       </w:r>
       <w:r>
         <w:t xml:space="preserve"> </w:t>
@@ -39966,7 +39966,7 @@
         <w:pStyle w:val="Bibliography"/>
       </w:pPr>
       <w:r>
-        <w:t xml:space="preserve">Maté García, Jorge Juan, y Carlos Pérez Domínguez. 2007.</w:t>
+        <w:t xml:space="preserve">Maté García, Jorge Juan y Carlos Pérez Domínguez. 2007.</w:t>
       </w:r>
       <w:r>
         <w:t xml:space="preserve"> </w:t>
@@ -39989,7 +39989,7 @@
         <w:pStyle w:val="Bibliography"/>
       </w:pPr>
       <w:r>
-        <w:t xml:space="preserve">Oberfield, Ezra, y Devesh Raval. 2021.</w:t>
+        <w:t xml:space="preserve">Oberfield, Ezra y Devesh Raval. 2021.</w:t>
       </w:r>
       <w:r>
         <w:t xml:space="preserve"> </w:t>
@@ -40038,7 +40038,7 @@
         <w:pStyle w:val="Bibliography"/>
       </w:pPr>
       <w:r>
-        <w:t xml:space="preserve">Panzar, John C., y Robert D. Willig. 1981.</w:t>
+        <w:t xml:space="preserve">Panzar, John C. y Robert D. Willig. 1981.</w:t>
       </w:r>
       <w:r>
         <w:t xml:space="preserve"> </w:t>

--- a/oposicion/temario/tercer-ejercicio/3A11.docx
+++ b/oposicion/temario/tercer-ejercicio/3A11.docx
@@ -2129,7 +2129,7 @@
       <w:r>
         <w:drawing>
           <wp:inline>
-            <wp:extent cx="5969000" cy="1568053"/>
+            <wp:extent cx="5372100" cy="1411248"/>
             <wp:effectExtent b="0" l="0" r="0" t="0"/>
             <wp:docPr descr="" title="" id="23" name="Picture"/>
             <a:graphic>
@@ -2150,7 +2150,7 @@
                   <pic:spPr bwMode="auto">
                     <a:xfrm>
                       <a:off x="0" y="0"/>
-                      <a:ext cx="5969000" cy="1568053"/>
+                      <a:ext cx="5372100" cy="1411248"/>
                     </a:xfrm>
                     <a:prstGeom prst="rect">
                       <a:avLst/>
@@ -14933,7 +14933,7 @@
       <w:r>
         <w:drawing>
           <wp:inline>
-            <wp:extent cx="3886964" cy="4367101"/>
+            <wp:extent cx="3581400" cy="4023791"/>
             <wp:effectExtent b="0" l="0" r="0" t="0"/>
             <wp:docPr descr="" title="" id="85" name="Picture"/>
             <a:graphic>
@@ -14954,7 +14954,7 @@
                   <pic:spPr bwMode="auto">
                     <a:xfrm>
                       <a:off x="0" y="0"/>
-                      <a:ext cx="3886964" cy="4367101"/>
+                      <a:ext cx="3581400" cy="4023791"/>
                     </a:xfrm>
                     <a:prstGeom prst="rect">
                       <a:avLst/>
@@ -15024,7 +15024,7 @@
       <w:r>
         <w:drawing>
           <wp:inline>
-            <wp:extent cx="3981768" cy="1997000"/>
+            <wp:extent cx="3581400" cy="1796201"/>
             <wp:effectExtent b="0" l="0" r="0" t="0"/>
             <wp:docPr descr="" title="" id="89" name="Picture"/>
             <a:graphic>
@@ -15045,7 +15045,7 @@
                   <pic:spPr bwMode="auto">
                     <a:xfrm>
                       <a:off x="0" y="0"/>
-                      <a:ext cx="3981768" cy="1997000"/>
+                      <a:ext cx="3581400" cy="1796201"/>
                     </a:xfrm>
                     <a:prstGeom prst="rect">
                       <a:avLst/>
@@ -17835,7 +17835,7 @@
       <w:r>
         <w:drawing>
           <wp:inline>
-            <wp:extent cx="5691298" cy="2146852"/>
+            <wp:extent cx="5372100" cy="2026445"/>
             <wp:effectExtent b="0" l="0" r="0" t="0"/>
             <wp:docPr descr="" title="" id="99" name="Picture"/>
             <a:graphic>
@@ -17856,7 +17856,7 @@
                   <pic:spPr bwMode="auto">
                     <a:xfrm>
                       <a:off x="0" y="0"/>
-                      <a:ext cx="5691298" cy="2146852"/>
+                      <a:ext cx="5372100" cy="2026445"/>
                     </a:xfrm>
                     <a:prstGeom prst="rect">
                       <a:avLst/>
@@ -20075,7 +20075,7 @@
       <w:r>
         <w:drawing>
           <wp:inline>
-            <wp:extent cx="3636192" cy="2397624"/>
+            <wp:extent cx="2984500" cy="1967912"/>
             <wp:effectExtent b="0" l="0" r="0" t="0"/>
             <wp:docPr descr="" title="" id="112" name="Picture"/>
             <a:graphic>
@@ -20096,7 +20096,7 @@
                   <pic:spPr bwMode="auto">
                     <a:xfrm>
                       <a:off x="0" y="0"/>
-                      <a:ext cx="3636192" cy="2397624"/>
+                      <a:ext cx="2984500" cy="1967912"/>
                     </a:xfrm>
                     <a:prstGeom prst="rect">
                       <a:avLst/>
@@ -21045,7 +21045,7 @@
       <w:r>
         <w:drawing>
           <wp:inline>
-            <wp:extent cx="4990972" cy="1941953"/>
+            <wp:extent cx="4775200" cy="1857997"/>
             <wp:effectExtent b="0" l="0" r="0" t="0"/>
             <wp:docPr descr="" title="" id="117" name="Picture"/>
             <a:graphic>
@@ -21066,7 +21066,7 @@
                   <pic:spPr bwMode="auto">
                     <a:xfrm>
                       <a:off x="0" y="0"/>
-                      <a:ext cx="4990972" cy="1941953"/>
+                      <a:ext cx="4775200" cy="1857997"/>
                     </a:xfrm>
                     <a:prstGeom prst="rect">
                       <a:avLst/>
@@ -23703,7 +23703,7 @@
       <w:r>
         <w:drawing>
           <wp:inline>
-            <wp:extent cx="5969000" cy="1942144"/>
+            <wp:extent cx="5670550" cy="1845036"/>
             <wp:effectExtent b="0" l="0" r="0" t="0"/>
             <wp:docPr descr="" title="" id="130" name="Picture"/>
             <a:graphic>
@@ -23724,7 +23724,7 @@
                   <pic:spPr bwMode="auto">
                     <a:xfrm>
                       <a:off x="0" y="0"/>
-                      <a:ext cx="5969000" cy="1942144"/>
+                      <a:ext cx="5670550" cy="1845036"/>
                     </a:xfrm>
                     <a:prstGeom prst="rect">
                       <a:avLst/>
@@ -24623,7 +24623,7 @@
       <w:r>
         <w:drawing>
           <wp:inline>
-            <wp:extent cx="3480224" cy="2519951"/>
+            <wp:extent cx="2984500" cy="2161008"/>
             <wp:effectExtent b="0" l="0" r="0" t="0"/>
             <wp:docPr descr="" title="" id="138" name="Picture"/>
             <a:graphic>
@@ -24644,7 +24644,7 @@
                   <pic:spPr bwMode="auto">
                     <a:xfrm>
                       <a:off x="0" y="0"/>
-                      <a:ext cx="3480224" cy="2519951"/>
+                      <a:ext cx="2984500" cy="2161008"/>
                     </a:xfrm>
                     <a:prstGeom prst="rect">
                       <a:avLst/>
@@ -26408,7 +26408,7 @@
       <w:r>
         <w:drawing>
           <wp:inline>
-            <wp:extent cx="5422177" cy="2223307"/>
+            <wp:extent cx="5372100" cy="2202773"/>
             <wp:effectExtent b="0" l="0" r="0" t="0"/>
             <wp:docPr descr="" title="" id="145" name="Picture"/>
             <a:graphic>
@@ -26429,7 +26429,7 @@
                   <pic:spPr bwMode="auto">
                     <a:xfrm>
                       <a:off x="0" y="0"/>
-                      <a:ext cx="5422177" cy="2223307"/>
+                      <a:ext cx="5372100" cy="2202773"/>
                     </a:xfrm>
                     <a:prstGeom prst="rect">
                       <a:avLst/>
@@ -26498,7 +26498,7 @@
       <w:r>
         <w:drawing>
           <wp:inline>
-            <wp:extent cx="4379333" cy="4675978"/>
+            <wp:extent cx="3581400" cy="3823994"/>
             <wp:effectExtent b="0" l="0" r="0" t="0"/>
             <wp:docPr descr="" title="" id="149" name="Picture"/>
             <a:graphic>
@@ -26519,7 +26519,7 @@
                   <pic:spPr bwMode="auto">
                     <a:xfrm>
                       <a:off x="0" y="0"/>
-                      <a:ext cx="4379333" cy="4675978"/>
+                      <a:ext cx="3581400" cy="3823994"/>
                     </a:xfrm>
                     <a:prstGeom prst="rect">
                       <a:avLst/>

--- a/oposicion/temario/tercer-ejercicio/3A11.docx
+++ b/oposicion/temario/tercer-ejercicio/3A11.docx
@@ -104,6 +104,12 @@
           <w:numId w:val="1002"/>
         </w:numPr>
       </w:pPr>
+      <w:r>
+        <w:t xml:space="preserve">¿Puede una sola función resumir todo lo que una empresa sabe hacer?</w:t>
+      </w:r>
+      <w:r>
+        <w:t xml:space="preserve"> </w:t>
+      </w:r>
       <w:r>
         <w:rPr>
           <w:smallCaps/>
@@ -4449,7 +4455,7 @@
           <w:rPr>
             <w:rStyle w:val="Hyperlink"/>
           </w:rPr>
-          <w:t xml:space="preserve">1986</w:t>
+          <w:t xml:space="preserve">1996</w:t>
         </w:r>
       </w:hyperlink>
       <w:r>
@@ -34366,7 +34372,7 @@
         <w:t xml:space="preserve">Idea final</w:t>
       </w:r>
       <w:r>
-        <w:t xml:space="preserve">: la teoría de la producción no dice qué producirá la empresa, sino qué puede producir: es el mapa de lo técnicamente posible sobre el que los precios, los costes y los mercados trazarán después la elección.</w:t>
+        <w:t xml:space="preserve">: ¿puede, entonces, una sola función resumir lo que una empresa sabe hacer? Resume lo que puede producir, no lo que producirá ni cómo se organiza por dentro: es el mapa de lo técnicamente posible sobre el que los precios, los costes y los mercados trazarán después la elección.</w:t>
       </w:r>
     </w:p>
     <w:p>
@@ -48644,7 +48650,7 @@
         <w:pStyle w:val="Bibliography"/>
       </w:pPr>
       <w:r>
-        <w:t xml:space="preserve">Segura, Julio. 1986.</w:t>
+        <w:t xml:space="preserve">Segura, Julio. 1996.</w:t>
       </w:r>
       <w:r>
         <w:t xml:space="preserve"> </w:t>
@@ -48657,7 +48663,7 @@
         <w:t xml:space="preserve">Análisis microeconómico</w:t>
       </w:r>
       <w:r>
-        <w:t xml:space="preserve">. Alianza Universidad Textos. Madrid: Alianza Editorial.</w:t>
+        <w:t xml:space="preserve">. 3.ª ed. Alianza Universidad Textos. Madrid: Alianza Editorial.</w:t>
       </w:r>
     </w:p>
     <w:bookmarkEnd w:id="321"/>

--- a/oposicion/temario/tercer-ejercicio/3A11.docx
+++ b/oposicion/temario/tercer-ejercicio/3A11.docx
@@ -47244,7 +47244,7 @@
         <w:pStyle w:val="Bibliography"/>
       </w:pPr>
       <w:r>
-        <w:t xml:space="preserve">Ekelund, Robert B. y Robert F. Hébert. 2013.</w:t>
+        <w:t xml:space="preserve">Ekelund, Robert B. y Robert F. Hébert. 2014.</w:t>
       </w:r>
       <w:r>
         <w:t xml:space="preserve"> </w:t>
@@ -49611,7 +49611,7 @@
           <w:rPr>
             <w:rStyle w:val="Hyperlink"/>
           </w:rPr>
-          <w:t xml:space="preserve">2013</w:t>
+          <w:t xml:space="preserve">2014</w:t>
         </w:r>
       </w:hyperlink>
       <w:r>

--- a/oposicion/temario/tercer-ejercicio/3A11.docx
+++ b/oposicion/temario/tercer-ejercicio/3A11.docx
@@ -2055,8 +2055,8 @@
       </w:pPr>
       <w:r>
         <w:rPr>
-          <w:b/>
-          <w:bCs/>
+          <w:i/>
+          <w:iCs/>
         </w:rPr>
         <w:t xml:space="preserve">I. La tecnología</w:t>
       </w:r>
@@ -2088,8 +2088,8 @@
       </w:pPr>
       <w:r>
         <w:rPr>
-          <w:b/>
-          <w:bCs/>
+          <w:i/>
+          <w:iCs/>
         </w:rPr>
         <w:t xml:space="preserve">II. Las leyes temporales de la producción</w:t>
       </w:r>
@@ -2118,8 +2118,8 @@
       </w:pPr>
       <w:r>
         <w:rPr>
-          <w:b/>
-          <w:bCs/>
+          <w:i/>
+          <w:iCs/>
         </w:rPr>
         <w:t xml:space="preserve">III. La empresa multiproducto</w:t>
       </w:r>
@@ -2464,7 +2464,7 @@
         </w:numPr>
       </w:pPr>
       <w:r>
-        <w:t xml:space="preserve">Este primer bloque responde a la primera pregunta:</w:t>
+        <w:t xml:space="preserve">Una vez planteadas las preguntas de la exposición, empezamos por la tecnología en sí. Este primer bloque responde a la primera pregunta:</w:t>
       </w:r>
       <w:r>
         <w:t xml:space="preserve"> </w:t>
@@ -5169,7 +5169,7 @@
         </w:numPr>
       </w:pPr>
       <w:r>
-        <w:t xml:space="preserve">Con un solo producto, la frontera de</w:t>
+        <w:t xml:space="preserve">Una vez definido el conjunto tecnológico y sus axiomas, pasamos a obtener de él la función de producción. Con un solo producto, la frontera de</w:t>
       </w:r>
       <w:r>
         <w:t xml:space="preserve"> </w:t>
@@ -5704,8 +5704,8 @@
       </w:r>
       <w:r>
         <w:rPr>
-          <w:i/>
-          <w:iCs/>
+          <w:b/>
+          <w:bCs/>
         </w:rPr>
         <w:t xml:space="preserve">método de producción</w:t>
       </w:r>
@@ -9717,7 +9717,7 @@
         </w:numPr>
       </w:pPr>
       <w:r>
-        <w:t xml:space="preserve">Una</w:t>
+        <w:t xml:space="preserve">Con la función de producción y su curvatura ya caracterizadas, pasamos a estudiar sus curvas de nivel. Una</w:t>
       </w:r>
       <w:r>
         <w:t xml:space="preserve"> </w:t>
@@ -11277,7 +11277,14 @@
         </w:numPr>
       </w:pPr>
       <w:r>
-        <w:t xml:space="preserve">La introducen, de forma independiente,</w:t>
+        <w:rPr>
+          <w:i/>
+          <w:iCs/>
+        </w:rPr>
+        <w:t xml:space="preserve">Origen</w:t>
+      </w:r>
+      <w:r>
+        <w:t xml:space="preserve">: la introducen, de forma independiente,</w:t>
       </w:r>
       <w:r>
         <w:t xml:space="preserve"> </w:t>
@@ -11379,7 +11386,14 @@
         </w:numPr>
       </w:pPr>
       <w:r>
-        <w:t xml:space="preserve">Cuanto mayor es</w:t>
+        <w:rPr>
+          <w:i/>
+          <w:iCs/>
+        </w:rPr>
+        <w:t xml:space="preserve">Curvatura</w:t>
+      </w:r>
+      <w:r>
+        <w:t xml:space="preserve">: cuanto mayor es</w:t>
       </w:r>
       <w:r>
         <w:t xml:space="preserve"> </w:t>
@@ -13724,13 +13738,13 @@
     </w:p>
     <w:bookmarkEnd w:id="76"/>
     <w:bookmarkEnd w:id="77"/>
-    <w:bookmarkStart w:id="78" w:name="d-evidencia-empírica"/>
+    <w:bookmarkStart w:id="78" w:name="c-evidencia-empírica"/>
     <w:p>
       <w:pPr>
         <w:pStyle w:val="Heading4"/>
       </w:pPr>
       <w:r>
-        <w:t xml:space="preserve">d) Evidencia empírica</w:t>
+        <w:t xml:space="preserve">c) Evidencia empírica</w:t>
       </w:r>
     </w:p>
     <w:p>
@@ -13903,13 +13917,13 @@
       </w:r>
     </w:p>
     <w:bookmarkEnd w:id="78"/>
-    <w:bookmarkStart w:id="79" w:name="e-valoración"/>
+    <w:bookmarkStart w:id="79" w:name="d-valoración"/>
     <w:p>
       <w:pPr>
         <w:pStyle w:val="Heading4"/>
       </w:pPr>
       <w:r>
-        <w:t xml:space="preserve">e) Valoración</w:t>
+        <w:t xml:space="preserve">d) Valoración</w:t>
       </w:r>
     </w:p>
     <w:p>
@@ -15706,13 +15720,13 @@
     </w:p>
     <w:bookmarkEnd w:id="89"/>
     <w:bookmarkEnd w:id="90"/>
-    <w:bookmarkStart w:id="91" w:name="d-evidencia-empírica-1"/>
+    <w:bookmarkStart w:id="91" w:name="c-evidencia-empírica-1"/>
     <w:p>
       <w:pPr>
         <w:pStyle w:val="Heading4"/>
       </w:pPr>
       <w:r>
-        <w:t xml:space="preserve">d) Evidencia empírica</w:t>
+        <w:t xml:space="preserve">c) Evidencia empírica</w:t>
       </w:r>
     </w:p>
     <w:p>
@@ -15977,13 +15991,13 @@
       </w:r>
     </w:p>
     <w:bookmarkEnd w:id="91"/>
-    <w:bookmarkStart w:id="92" w:name="e-valoración-1"/>
+    <w:bookmarkStart w:id="92" w:name="d-valoración-1"/>
     <w:p>
       <w:pPr>
         <w:pStyle w:val="Heading4"/>
       </w:pPr>
       <w:r>
-        <w:t xml:space="preserve">e) Valoración</w:t>
+        <w:t xml:space="preserve">d) Valoración</w:t>
       </w:r>
     </w:p>
     <w:p>
@@ -16790,13 +16804,13 @@
       </w:r>
     </w:p>
     <w:bookmarkEnd w:id="99"/>
-    <w:bookmarkStart w:id="100" w:name="e-valoración-2"/>
+    <w:bookmarkStart w:id="100" w:name="d-valoración-2"/>
     <w:p>
       <w:pPr>
         <w:pStyle w:val="Heading4"/>
       </w:pPr>
       <w:r>
-        <w:t xml:space="preserve">e) Valoración</w:t>
+        <w:t xml:space="preserve">d) Valoración</w:t>
       </w:r>
     </w:p>
     <w:p>
@@ -16881,7 +16895,7 @@
         </w:numPr>
       </w:pPr>
       <w:r>
-        <w:t xml:space="preserve">Este segundo bloque responde a la segunda pregunta:</w:t>
+        <w:t xml:space="preserve">Una vez caracterizada la tecnología en abstracto, pasamos a analizar cómo varía lo posible según el plazo. Este segundo bloque responde a la segunda pregunta:</w:t>
       </w:r>
       <w:r>
         <w:t xml:space="preserve"> </w:t>
@@ -17471,7 +17485,7 @@
         </w:numPr>
       </w:pPr>
       <w:r>
-        <w:t xml:space="preserve">Formalmente, el corto plazo restringe el conjunto de posibilidades de producción a los planes con el factor fijo dado:</w:t>
+        <w:t xml:space="preserve">Empezamos por el plazo más corto, en el que algún factor está fijo. Formalmente, el corto plazo restringe el conjunto de posibilidades de producción a los planes con el factor fijo dado:</w:t>
       </w:r>
       <w:r>
         <w:t xml:space="preserve"> </w:t>
@@ -21865,7 +21879,7 @@
         </w:numPr>
       </w:pPr>
       <w:r>
-        <w:t xml:space="preserve">A largo plazo todos los factores son variables: tanto</w:t>
+        <w:t xml:space="preserve">Una vez estudiado el corto plazo, pasamos al largo plazo, en el que todos los factores son variables: tanto</w:t>
       </w:r>
       <w:r>
         <w:t xml:space="preserve"> </w:t>
@@ -21969,7 +21983,14 @@
         </w:numPr>
       </w:pPr>
       <w:r>
-        <w:t xml:space="preserve">Una variación equiproporcional de todos los factores es</w:t>
+        <w:rPr>
+          <w:i/>
+          <w:iCs/>
+        </w:rPr>
+        <w:t xml:space="preserve">Definición</w:t>
+      </w:r>
+      <w:r>
+        <w:t xml:space="preserve">: una variación equiproporcional de todos los factores es</w:t>
       </w:r>
       <w:r>
         <w:t xml:space="preserve"> </w:t>
@@ -25978,7 +25999,14 @@
         </w:numPr>
       </w:pPr>
       <w:r>
-        <w:t xml:space="preserve">Consecuencias:</w:t>
+        <w:rPr>
+          <w:i/>
+          <w:iCs/>
+        </w:rPr>
+        <w:t xml:space="preserve">Consecuencias</w:t>
+      </w:r>
+      <w:r>
+        <w:t xml:space="preserve">:</w:t>
       </w:r>
     </w:p>
     <w:p>
@@ -26209,8 +26237,8 @@
       </w:r>
       <w:r>
         <w:rPr>
-          <w:i/>
-          <w:iCs/>
+          <w:b/>
+          <w:bCs/>
         </w:rPr>
         <w:t xml:space="preserve">economías de escala</w:t>
       </w:r>
@@ -26291,6 +26319,12 @@
           <m:t>g</m:t>
         </m:r>
       </m:oMath>
+      <w:r>
+        <w:t xml:space="preserve"> </w:t>
+      </w:r>
+      <w:r>
+        <w:t xml:space="preserve">(coste medio entre coste marginal)</w:t>
+      </w:r>
       <w:r>
         <w:t xml:space="preserve"> </w:t>
       </w:r>
@@ -27971,7 +28005,7 @@
         </w:numPr>
       </w:pPr>
       <w:r>
-        <w:t xml:space="preserve">En el muy largo plazo la</w:t>
+        <w:t xml:space="preserve">Tras el corto y el largo plazo, con la tecnología dada, pasamos al muy largo plazo. En él la</w:t>
       </w:r>
       <w:r>
         <w:t xml:space="preserve"> </w:t>
@@ -28147,7 +28181,14 @@
         </w:numPr>
       </w:pPr>
       <w:r>
-        <w:t xml:space="preserve">Desde</w:t>
+        <w:rPr>
+          <w:i/>
+          <w:iCs/>
+        </w:rPr>
+        <w:t xml:space="preserve">Clasificación</w:t>
+      </w:r>
+      <w:r>
+        <w:t xml:space="preserve">: desde</w:t>
       </w:r>
       <w:r>
         <w:t xml:space="preserve"> </w:t>
@@ -28194,8 +28235,8 @@
       </w:r>
       <w:r>
         <w:rPr>
-          <w:i/>
-          <w:iCs/>
+          <w:b/>
+          <w:bCs/>
         </w:rPr>
         <w:t xml:space="preserve">neutral</w:t>
       </w:r>
@@ -28221,8 +28262,8 @@
       </w:r>
       <w:r>
         <w:rPr>
-          <w:i/>
-          <w:iCs/>
+          <w:b/>
+          <w:bCs/>
         </w:rPr>
         <w:t xml:space="preserve">sesgado</w:t>
       </w:r>
@@ -28938,7 +28979,14 @@
         </w:numPr>
       </w:pPr>
       <w:r>
-        <w:t xml:space="preserve">No son una jerarquía, sino 3 criterios distintos, cada uno con una proporción constante diferente (</w:t>
+        <w:rPr>
+          <w:i/>
+          <w:iCs/>
+        </w:rPr>
+        <w:t xml:space="preserve">Relación entre las 3</w:t>
+      </w:r>
+      <w:r>
+        <w:t xml:space="preserve">: no son una jerarquía, sino 3 criterios distintos, cada uno con una proporción constante diferente (</w:t>
       </w:r>
       <m:oMath>
         <m:sSub>
@@ -29683,7 +29731,7 @@
         </w:numPr>
       </w:pPr>
       <w:r>
-        <w:t xml:space="preserve">Este último bloque responde a la última pregunta:</w:t>
+        <w:t xml:space="preserve">Una vez estudiado cómo responde la producción de un solo bien en cada plazo, pasamos a la empresa que obtiene varios. Este último bloque responde a la última pregunta:</w:t>
       </w:r>
       <w:r>
         <w:t xml:space="preserve"> </w:t>
@@ -32257,13 +32305,13 @@
       </w:r>
     </w:p>
     <w:bookmarkEnd w:id="197"/>
-    <w:bookmarkStart w:id="198" w:name="e-valoración-3"/>
+    <w:bookmarkStart w:id="198" w:name="d-valoración-3"/>
     <w:p>
       <w:pPr>
         <w:pStyle w:val="Heading4"/>
       </w:pPr>
       <w:r>
-        <w:t xml:space="preserve">e) Valoración</w:t>
+        <w:t xml:space="preserve">d) Valoración</w:t>
       </w:r>
     </w:p>
     <w:p>
@@ -32311,7 +32359,7 @@
         </w:numPr>
       </w:pPr>
       <w:r>
-        <w:t xml:space="preserve">Muchas empresas obtienen varios productos con los mismos factores: es la</w:t>
+        <w:t xml:space="preserve">Una vez vista la asignación de factores entre procesos separables, pasamos a los procesos que dan varios productos a la vez. Muchas empresas obtienen varios productos con los mismos factores: es la</w:t>
       </w:r>
       <w:r>
         <w:t xml:space="preserve"> </w:t>
@@ -33745,13 +33793,13 @@
       </w:r>
     </w:p>
     <w:bookmarkEnd w:id="209"/>
-    <w:bookmarkStart w:id="210" w:name="e-valoración-4"/>
+    <w:bookmarkStart w:id="210" w:name="d-valoración-4"/>
     <w:p>
       <w:pPr>
         <w:pStyle w:val="Heading4"/>
       </w:pPr>
       <w:r>
-        <w:t xml:space="preserve">e) Valoración</w:t>
+        <w:t xml:space="preserve">d) Valoración</w:t>
       </w:r>
     </w:p>
     <w:p>
@@ -36645,6 +36693,14 @@
       <w:r>
         <w:t xml:space="preserve">, sustitutivos perfectos.</w:t>
       </w:r>
+      <m:oMath>
+        <m:r>
+          <m:rPr>
+            <m:sty m:val="p"/>
+          </m:rPr>
+          <m:t>◼</m:t>
+        </m:r>
+      </m:oMath>
     </w:p>
     <w:p>
       <w:pPr>
@@ -36804,7 +36860,29 @@
         </w:numPr>
       </w:pPr>
       <w:r>
-        <w:t xml:space="preserve">Si</w:t>
+        <w:rPr>
+          <w:i/>
+          <w:iCs/>
+        </w:rPr>
+        <w:t xml:space="preserve">Teorema de</w:t>
+      </w:r>
+      <w:r>
+        <w:rPr>
+          <w:i/>
+          <w:iCs/>
+        </w:rPr>
+        <w:t xml:space="preserve"> </w:t>
+      </w:r>
+      <w:r>
+        <w:rPr>
+          <w:i/>
+          <w:iCs/>
+          <w:smallCaps/>
+        </w:rPr>
+        <w:t xml:space="preserve">Euler</w:t>
+      </w:r>
+      <w:r>
+        <w:t xml:space="preserve">: si</w:t>
       </w:r>
       <w:r>
         <w:t xml:space="preserve"> </w:t>
@@ -37207,35 +37285,7 @@
         </m:d>
       </m:oMath>
       <w:r>
-        <w:t xml:space="preserve"> </w:t>
-      </w:r>
-      <w:r>
-        <w:t xml:space="preserve">(</w:t>
-      </w:r>
-      <w:r>
-        <w:rPr>
-          <w:i/>
-          <w:iCs/>
-        </w:rPr>
-        <w:t xml:space="preserve">teorema de</w:t>
-      </w:r>
-      <w:r>
-        <w:rPr>
-          <w:i/>
-          <w:iCs/>
-        </w:rPr>
-        <w:t xml:space="preserve"> </w:t>
-      </w:r>
-      <w:r>
-        <w:rPr>
-          <w:i/>
-          <w:iCs/>
-          <w:smallCaps/>
-        </w:rPr>
-        <w:t xml:space="preserve">Euler</w:t>
-      </w:r>
-      <w:r>
-        <w:t xml:space="preserve">). Con</w:t>
+        <w:t xml:space="preserve">. Con</w:t>
       </w:r>
       <w:r>
         <w:t xml:space="preserve"> </w:t>
@@ -37257,6 +37307,14 @@
       <w:r>
         <w:t xml:space="preserve">, pagar a cada factor su productividad marginal agota el producto.</w:t>
       </w:r>
+      <m:oMath>
+        <m:r>
+          <m:rPr>
+            <m:sty m:val="p"/>
+          </m:rPr>
+          <m:t>◼</m:t>
+        </m:r>
+      </m:oMath>
     </w:p>
     <w:p>
       <w:pPr>
@@ -37266,7 +37324,14 @@
         </w:numPr>
       </w:pPr>
       <w:r>
-        <w:t xml:space="preserve">Derivando</w:t>
+        <w:rPr>
+          <w:i/>
+          <w:iCs/>
+        </w:rPr>
+        <w:t xml:space="preserve">Productividades marginales</w:t>
+      </w:r>
+      <w:r>
+        <w:t xml:space="preserve">: derivando</w:t>
       </w:r>
       <w:r>
         <w:t xml:space="preserve"> </w:t>
@@ -37779,6 +37844,14 @@
       <w:r>
         <w:t xml:space="preserve">.</w:t>
       </w:r>
+      <m:oMath>
+        <m:r>
+          <m:rPr>
+            <m:sty m:val="p"/>
+          </m:rPr>
+          <m:t>◼</m:t>
+        </m:r>
+      </m:oMath>
     </w:p>
     <w:p>
       <w:pPr>
@@ -38092,6 +38165,14 @@
       <w:r>
         <w:t xml:space="preserve">en todo punto.</w:t>
       </w:r>
+      <m:oMath>
+        <m:r>
+          <m:rPr>
+            <m:sty m:val="p"/>
+          </m:rPr>
+          <m:t>◼</m:t>
+        </m:r>
+      </m:oMath>
     </w:p>
     <w:p>
       <w:pPr>
@@ -38516,6 +38597,14 @@
       <w:r>
         <w:t xml:space="preserve">.</w:t>
       </w:r>
+      <m:oMath>
+        <m:r>
+          <m:rPr>
+            <m:sty m:val="p"/>
+          </m:rPr>
+          <m:t>◼</m:t>
+        </m:r>
+      </m:oMath>
     </w:p>
     <w:bookmarkEnd w:id="215"/>
     <w:bookmarkStart w:id="216" w:name="der:cobb-douglas"/>
@@ -39202,6 +39291,14 @@
       <w:r>
         <w:t xml:space="preserve">.</w:t>
       </w:r>
+      <m:oMath>
+        <m:r>
+          <m:rPr>
+            <m:sty m:val="p"/>
+          </m:rPr>
+          <m:t>◼</m:t>
+        </m:r>
+      </m:oMath>
     </w:p>
     <w:bookmarkEnd w:id="216"/>
     <w:bookmarkEnd w:id="217"/>
@@ -39249,7 +39346,14 @@
         </w:numPr>
       </w:pPr>
       <w:r>
-        <w:t xml:space="preserve">Con precios dados de los bienes</w:t>
+        <w:rPr>
+          <w:i/>
+          <w:iCs/>
+        </w:rPr>
+        <w:t xml:space="preserve">Problema</w:t>
+      </w:r>
+      <w:r>
+        <w:t xml:space="preserve">: con precios dados de los bienes</w:t>
       </w:r>
       <w:r>
         <w:t xml:space="preserve"> </w:t>
@@ -41084,7 +41188,14 @@
         </w:numPr>
       </w:pPr>
       <w:r>
-        <w:t xml:space="preserve">El problema puede resolverse en 2 etapas: minimizar el coste de cada nivel de producción y elegir después el nivel que maximiza el beneficio,</w:t>
+        <w:rPr>
+          <w:i/>
+          <w:iCs/>
+        </w:rPr>
+        <w:t xml:space="preserve">Resolución en 2 etapas</w:t>
+      </w:r>
+      <w:r>
+        <w:t xml:space="preserve">: el problema puede resolverse en 2 etapas: minimizar el coste de cada nivel de producción y elegir después el nivel que maximiza el beneficio,</w:t>
       </w:r>
       <w:r>
         <w:t xml:space="preserve"> </w:t>
@@ -42534,8 +42645,8 @@
       </w:r>
       <w:r>
         <w:rPr>
-          <w:i/>
-          <w:iCs/>
+          <w:b/>
+          <w:bCs/>
         </w:rPr>
         <w:t xml:space="preserve">formas flexibles</w:t>
       </w:r>
@@ -44023,7 +44134,14 @@
         </w:numPr>
       </w:pPr>
       <w:r>
-        <w:t xml:space="preserve">En macroeconomía se postula una función agregada</w:t>
+        <w:rPr>
+          <w:i/>
+          <w:iCs/>
+        </w:rPr>
+        <w:t xml:space="preserve">Forma intensiva</w:t>
+      </w:r>
+      <w:r>
+        <w:t xml:space="preserve">: en macroeconomía se postula una función agregada</w:t>
       </w:r>
       <w:r>
         <w:t xml:space="preserve"> </w:t>
@@ -44323,7 +44441,14 @@
         </w:numPr>
       </w:pPr>
       <w:r>
-        <w:t xml:space="preserve">Si cada factor cobra su productividad marginal,</w:t>
+        <w:rPr>
+          <w:i/>
+          <w:iCs/>
+        </w:rPr>
+        <w:t xml:space="preserve">Distribución</w:t>
+      </w:r>
+      <w:r>
+        <w:t xml:space="preserve">: si cada factor cobra su productividad marginal,</w:t>
       </w:r>
       <w:r>
         <w:t xml:space="preserve"> </w:t>
@@ -45380,14 +45505,7 @@
         </w:numPr>
       </w:pPr>
       <w:r>
-        <w:rPr>
-          <w:i/>
-          <w:iCs/>
-        </w:rPr>
-        <w:t xml:space="preserve">Consecuencias</w:t>
-      </w:r>
-      <w:r>
-        <w:t xml:space="preserve">: la función agregada no puede derivarse en general de las tecnologías individuales, y la distribución de la renta no puede explicarse solo por las productividades marginales agregadas. Pese a ello, la función agregada sigue siendo la herramienta central de la macroeconomía (crecimiento, contabilidad del crecimiento, productividad total de los factores)</w:t>
+        <w:t xml:space="preserve">En consecuencia, la función agregada no puede derivarse en general de las tecnologías individuales, y la distribución de la renta no puede explicarse solo por las productividades marginales agregadas. Pese a ello, la función agregada sigue siendo la herramienta central de la macroeconomía (crecimiento, contabilidad del crecimiento, productividad total de los factores)</w:t>
       </w:r>
       <w:r>
         <w:t xml:space="preserve"> </w:t>
@@ -51019,6 +51137,14 @@
       <w:r>
         <w:t xml:space="preserve">.</w:t>
       </w:r>
+      <m:oMath>
+        <m:r>
+          <m:rPr>
+            <m:sty m:val="p"/>
+          </m:rPr>
+          <m:t>◼</m:t>
+        </m:r>
+      </m:oMath>
     </w:p>
   </w:footnote>
   <w:footnote w:id="149">
@@ -51484,6 +51610,14 @@
       <w:r>
         <w:t xml:space="preserve">.</w:t>
       </w:r>
+      <m:oMath>
+        <m:r>
+          <m:rPr>
+            <m:sty m:val="p"/>
+          </m:rPr>
+          <m:t>◼</m:t>
+        </m:r>
+      </m:oMath>
     </w:p>
   </w:footnote>
   <w:footnote w:id="189">

--- a/oposicion/temario/tercer-ejercicio/3A11.docx
+++ b/oposicion/temario/tercer-ejercicio/3A11.docx
@@ -52713,6 +52713,7 @@
       <w:keepNext/>
       <w:keepLines/>
       <w:spacing w:after="120" w:before="280"/>
+      <w:jc w:val="left"/>
       <w:outlineLvl w:val="0"/>
       <w:shd w:color="auto" w:fill="5F2987" w:val="clear"/>
     </w:pPr>
@@ -52739,6 +52740,7 @@
       <w:keepNext/>
       <w:keepLines/>
       <w:spacing w:after="80" w:before="240"/>
+      <w:jc w:val="left"/>
       <w:outlineLvl w:val="1"/>
       <w:pBdr>
         <w:bottom w:color="5F2987" w:space="1" w:sz="4" w:val="single"/>
@@ -52768,6 +52770,7 @@
       <w:keepLines/>
       <w:spacing w:after="80" w:before="160"/>
       <w:ind w:left="283"/>
+      <w:jc w:val="left"/>
       <w:outlineLvl w:val="2"/>
     </w:pPr>
     <w:rPr>
@@ -52794,6 +52797,7 @@
       <w:keepLines/>
       <w:spacing w:after="40" w:before="80"/>
       <w:ind w:left="567"/>
+      <w:jc w:val="left"/>
       <w:outlineLvl w:val="3"/>
     </w:pPr>
     <w:rPr>
@@ -52820,6 +52824,7 @@
       <w:keepLines/>
       <w:spacing w:after="40" w:before="80"/>
       <w:ind w:left="567"/>
+      <w:jc w:val="left"/>
       <w:outlineLvl w:val="4"/>
     </w:pPr>
     <w:rPr>
@@ -52845,6 +52850,7 @@
       <w:keepLines/>
       <w:spacing w:after="0" w:before="40"/>
       <w:ind w:left="567"/>
+      <w:jc w:val="left"/>
       <w:outlineLvl w:val="5"/>
     </w:pPr>
     <w:rPr>

--- a/oposicion/temario/tercer-ejercicio/3A11.docx
+++ b/oposicion/temario/tercer-ejercicio/3A11.docx
@@ -49485,8 +49485,22 @@
   <w:p>
     <w:pPr>
       <w:pStyle w:val="Footer"/>
-      <w:jc w:val="right"/>
+      <w:tabs>
+        <w:tab w:val="right" w:pos="9412"/>
+      </w:tabs>
+      <w:jc w:val="left"/>
     </w:pPr>
+    <w:r>
+      <w:rPr>
+        <w:i/>
+        <w:color w:val="767171"/>
+        <w:sz w:val="14"/>
+      </w:rPr>
+      <w:t xml:space="preserve">© 2026 Víctor Gutiérrez Marcos · CC BY-NC-ND 4.0</w:t>
+    </w:r>
+    <w:r>
+      <w:tab/>
+    </w:r>
     <w:r/>
     <w:r>
       <w:rPr>
@@ -49529,8 +49543,22 @@
   <w:p>
     <w:pPr>
       <w:pStyle w:val="Footer"/>
-      <w:jc w:val="right"/>
+      <w:tabs>
+        <w:tab w:val="right" w:pos="9412"/>
+      </w:tabs>
+      <w:jc w:val="left"/>
     </w:pPr>
+    <w:r>
+      <w:rPr>
+        <w:i/>
+        <w:color w:val="767171"/>
+        <w:sz w:val="14"/>
+      </w:rPr>
+      <w:t xml:space="preserve">© 2026 Víctor Gutiérrez Marcos · CC BY-NC-ND 4.0</w:t>
+    </w:r>
+    <w:r>
+      <w:tab/>
+    </w:r>
     <w:r/>
     <w:r>
       <w:rPr>
@@ -49581,8 +49609,22 @@
   <w:p>
     <w:pPr>
       <w:pStyle w:val="Footer"/>
-      <w:jc w:val="right"/>
+      <w:tabs>
+        <w:tab w:val="right" w:pos="9412"/>
+      </w:tabs>
+      <w:jc w:val="left"/>
     </w:pPr>
+    <w:r>
+      <w:rPr>
+        <w:i/>
+        <w:color w:val="767171"/>
+        <w:sz w:val="14"/>
+      </w:rPr>
+      <w:t xml:space="preserve">© 2026 Víctor Gutiérrez Marcos · CC BY-NC-ND 4.0</w:t>
+    </w:r>
+    <w:r>
+      <w:tab/>
+    </w:r>
     <w:r/>
     <w:r>
       <w:rPr>

--- a/oposicion/temario/tercer-ejercicio/3A11.docx
+++ b/oposicion/temario/tercer-ejercicio/3A11.docx
@@ -58,7 +58,7 @@
         <w:t xml:space="preserve">Tema: 40 págs. · Anexos: 6 · Bibliografía: 4 (PDF)</w:t>
       </w:r>
     </w:p>
-    <w:bookmarkStart w:id="23" w:name="introducción"/>
+    <w:bookmarkStart w:id="37" w:name="introducci__n"/>
     <w:p>
       <w:pPr>
         <w:pStyle w:val="Heading1"/>
@@ -122,7 +122,7 @@
       <w:r>
         <w:t xml:space="preserve">(</w:t>
       </w:r>
-      <w:hyperlink w:anchor="ref-Smith1776Wealth">
+      <w:hyperlink w:anchor="ref_Smith1776Wealth">
         <w:r>
           <w:rPr>
             <w:rStyle w:val="Hyperlink"/>
@@ -200,12 +200,14 @@
       <w:r>
         <w:t xml:space="preserve"> </w:t>
       </w:r>
-      <w:r>
-        <w:rPr>
-          <w:rStyle w:val="Referenciaatema"/>
-        </w:rPr>
-        <w:t xml:space="preserve">[ver tema 3.A.8]</w:t>
-      </w:r>
+      <w:hyperlink r:id="rId21">
+        <w:r>
+          <w:rPr>
+            <w:rStyle w:val="Referenciaatema"/>
+          </w:rPr>
+          <w:t xml:space="preserve">[ver tema 3.A.8]</w:t>
+        </w:r>
+      </w:hyperlink>
       <w:r>
         <w:t xml:space="preserve">.</w:t>
       </w:r>
@@ -270,7 +272,7 @@
         <w:rPr>
           <w:rStyle w:val="FootnoteReference"/>
         </w:rPr>
-        <w:footnoteReference w:id="21"/>
+        <w:footnoteReference w:id="22"/>
       </w:r>
       <w:r>
         <w:t xml:space="preserve"> </w:t>
@@ -363,12 +365,14 @@
       <w:r>
         <w:t xml:space="preserve"> </w:t>
       </w:r>
-      <w:r>
-        <w:rPr>
-          <w:rStyle w:val="Referenciaatema"/>
-        </w:rPr>
-        <w:t xml:space="preserve">[ver tema 3.A.12]</w:t>
-      </w:r>
+      <w:hyperlink r:id="rId23">
+        <w:r>
+          <w:rPr>
+            <w:rStyle w:val="Referenciaatema"/>
+          </w:rPr>
+          <w:t xml:space="preserve">[ver tema 3.A.12]</w:t>
+        </w:r>
+      </w:hyperlink>
       <w:r>
         <w:t xml:space="preserve">;</w:t>
       </w:r>
@@ -393,21 +397,25 @@
       <w:r>
         <w:t xml:space="preserve"> </w:t>
       </w:r>
-      <w:r>
-        <w:rPr>
-          <w:rStyle w:val="Referenciaatema"/>
-        </w:rPr>
-        <w:t xml:space="preserve">[ver tema 3.A.15]</w:t>
-      </w:r>
-      <w:r>
-        <w:t xml:space="preserve"> </w:t>
-      </w:r>
-      <w:r>
-        <w:rPr>
-          <w:rStyle w:val="Referenciaatema"/>
-        </w:rPr>
-        <w:t xml:space="preserve">[ver tema 3.A.16-3.A.19]</w:t>
-      </w:r>
+      <w:hyperlink r:id="rId24">
+        <w:r>
+          <w:rPr>
+            <w:rStyle w:val="Referenciaatema"/>
+          </w:rPr>
+          <w:t xml:space="preserve">[ver tema 3.A.15]</w:t>
+        </w:r>
+      </w:hyperlink>
+      <w:r>
+        <w:t xml:space="preserve"> </w:t>
+      </w:r>
+      <w:hyperlink r:id="rId25">
+        <w:r>
+          <w:rPr>
+            <w:rStyle w:val="Referenciaatema"/>
+          </w:rPr>
+          <w:t xml:space="preserve">[ver tema 3.A.16-3.A.19]</w:t>
+        </w:r>
+      </w:hyperlink>
       <w:r>
         <w:t xml:space="preserve">.</w:t>
       </w:r>
@@ -480,24 +488,28 @@
       <w:r>
         <w:t xml:space="preserve"> </w:t>
       </w:r>
-      <w:r>
-        <w:rPr>
-          <w:rStyle w:val="Referenciaatema"/>
-        </w:rPr>
-        <w:t xml:space="preserve">[ver tema 3.A.12]</w:t>
-      </w:r>
+      <w:hyperlink r:id="rId23">
+        <w:r>
+          <w:rPr>
+            <w:rStyle w:val="Referenciaatema"/>
+          </w:rPr>
+          <w:t xml:space="preserve">[ver tema 3.A.12]</w:t>
+        </w:r>
+      </w:hyperlink>
       <w:r>
         <w:t xml:space="preserve">, la oferta de la empresa y de la industria</w:t>
       </w:r>
       <w:r>
         <w:t xml:space="preserve"> </w:t>
       </w:r>
-      <w:r>
-        <w:rPr>
-          <w:rStyle w:val="Referenciaatema"/>
-        </w:rPr>
-        <w:t xml:space="preserve">[ver tema 3.A.16]</w:t>
-      </w:r>
+      <w:hyperlink r:id="rId25">
+        <w:r>
+          <w:rPr>
+            <w:rStyle w:val="Referenciaatema"/>
+          </w:rPr>
+          <w:t xml:space="preserve">[ver tema 3.A.16]</w:t>
+        </w:r>
+      </w:hyperlink>
       <w:r>
         <w:t xml:space="preserve"> </w:t>
       </w:r>
@@ -507,12 +519,14 @@
       <w:r>
         <w:t xml:space="preserve"> </w:t>
       </w:r>
-      <w:r>
-        <w:rPr>
-          <w:rStyle w:val="Referenciaatema"/>
-        </w:rPr>
-        <w:t xml:space="preserve">[ver tema 3.A.25]</w:t>
-      </w:r>
+      <w:hyperlink r:id="rId26">
+        <w:r>
+          <w:rPr>
+            <w:rStyle w:val="Referenciaatema"/>
+          </w:rPr>
+          <w:t xml:space="preserve">[ver tema 3.A.25]</w:t>
+        </w:r>
+      </w:hyperlink>
       <w:r>
         <w:t xml:space="preserve">.</w:t>
       </w:r>
@@ -537,33 +551,39 @@
       <w:r>
         <w:t xml:space="preserve"> </w:t>
       </w:r>
-      <w:r>
-        <w:rPr>
-          <w:rStyle w:val="Referenciaatema"/>
-        </w:rPr>
-        <w:t xml:space="preserve">[ver tema 3.A.43]</w:t>
-      </w:r>
-      <w:r>
-        <w:t xml:space="preserve"> </w:t>
-      </w:r>
-      <w:r>
-        <w:rPr>
-          <w:rStyle w:val="Referenciaatema"/>
-        </w:rPr>
-        <w:t xml:space="preserve">[ver tema 3.A.44]</w:t>
-      </w:r>
+      <w:hyperlink r:id="rId27">
+        <w:r>
+          <w:rPr>
+            <w:rStyle w:val="Referenciaatema"/>
+          </w:rPr>
+          <w:t xml:space="preserve">[ver tema 3.A.43]</w:t>
+        </w:r>
+      </w:hyperlink>
+      <w:r>
+        <w:t xml:space="preserve"> </w:t>
+      </w:r>
+      <w:hyperlink r:id="rId28">
+        <w:r>
+          <w:rPr>
+            <w:rStyle w:val="Referenciaatema"/>
+          </w:rPr>
+          <w:t xml:space="preserve">[ver tema 3.A.44]</w:t>
+        </w:r>
+      </w:hyperlink>
       <w:r>
         <w:t xml:space="preserve">, de la contabilidad del crecimiento y de la productividad total de los factores</w:t>
       </w:r>
       <w:r>
         <w:t xml:space="preserve"> </w:t>
       </w:r>
-      <w:r>
-        <w:rPr>
-          <w:rStyle w:val="Referenciaatema"/>
-        </w:rPr>
-        <w:t xml:space="preserve">[ver tema 3.A.45]</w:t>
-      </w:r>
+      <w:hyperlink r:id="rId29">
+        <w:r>
+          <w:rPr>
+            <w:rStyle w:val="Referenciaatema"/>
+          </w:rPr>
+          <w:t xml:space="preserve">[ver tema 3.A.45]</w:t>
+        </w:r>
+      </w:hyperlink>
       <w:r>
         <w:t xml:space="preserve"> </w:t>
       </w:r>
@@ -573,12 +593,14 @@
       <w:r>
         <w:t xml:space="preserve"> </w:t>
       </w:r>
-      <w:r>
-        <w:rPr>
-          <w:rStyle w:val="Referenciaatema"/>
-        </w:rPr>
-        <w:t xml:space="preserve">[ver tema 3.A.42]</w:t>
-      </w:r>
+      <w:hyperlink r:id="rId30">
+        <w:r>
+          <w:rPr>
+            <w:rStyle w:val="Referenciaatema"/>
+          </w:rPr>
+          <w:t xml:space="preserve">[ver tema 3.A.42]</w:t>
+        </w:r>
+      </w:hyperlink>
       <w:r>
         <w:t xml:space="preserve">.</w:t>
       </w:r>
@@ -630,24 +652,28 @@
       <w:r>
         <w:t xml:space="preserve"> </w:t>
       </w:r>
-      <w:r>
-        <w:rPr>
-          <w:rStyle w:val="Referenciaatema"/>
-        </w:rPr>
-        <w:t xml:space="preserve">[ver tema 3.B.5]</w:t>
-      </w:r>
+      <w:hyperlink r:id="rId31">
+        <w:r>
+          <w:rPr>
+            <w:rStyle w:val="Referenciaatema"/>
+          </w:rPr>
+          <w:t xml:space="preserve">[ver tema 3.B.5]</w:t>
+        </w:r>
+      </w:hyperlink>
       <w:r>
         <w:t xml:space="preserve">, y los rendimientos crecientes a escala, el comercio intraindustrial</w:t>
       </w:r>
       <w:r>
         <w:t xml:space="preserve"> </w:t>
       </w:r>
-      <w:r>
-        <w:rPr>
-          <w:rStyle w:val="Referenciaatema"/>
-        </w:rPr>
-        <w:t xml:space="preserve">[ver tema 3.B.6]</w:t>
-      </w:r>
+      <w:hyperlink r:id="rId32">
+        <w:r>
+          <w:rPr>
+            <w:rStyle w:val="Referenciaatema"/>
+          </w:rPr>
+          <w:t xml:space="preserve">[ver tema 3.B.6]</w:t>
+        </w:r>
+      </w:hyperlink>
       <w:r>
         <w:t xml:space="preserve">.</w:t>
       </w:r>
@@ -672,12 +698,14 @@
       <w:r>
         <w:t xml:space="preserve"> </w:t>
       </w:r>
-      <w:r>
-        <w:rPr>
-          <w:rStyle w:val="Referenciaatema"/>
-        </w:rPr>
-        <w:t xml:space="preserve">[ver tema 3.A.17]</w:t>
-      </w:r>
+      <w:hyperlink r:id="rId33">
+        <w:r>
+          <w:rPr>
+            <w:rStyle w:val="Referenciaatema"/>
+          </w:rPr>
+          <w:t xml:space="preserve">[ver tema 3.A.17]</w:t>
+        </w:r>
+      </w:hyperlink>
       <w:r>
         <w:t xml:space="preserve">.</w:t>
       </w:r>
@@ -708,7 +736,7 @@
       <w:r>
         <w:t xml:space="preserve">(</w:t>
       </w:r>
-      <w:hyperlink w:anchor="ref-HET2026Production">
+      <w:hyperlink w:anchor="ref_HET2026Production">
         <w:r>
           <w:rPr>
             <w:rStyle w:val="Hyperlink"/>
@@ -821,7 +849,7 @@
       <w:r>
         <w:t xml:space="preserve">(</w:t>
       </w:r>
-      <w:hyperlink w:anchor="ref-Lowry1987Archaeology">
+      <w:hyperlink w:anchor="ref_Lowry1987Archaeology">
         <w:r>
           <w:rPr>
             <w:rStyle w:val="Hyperlink"/>
@@ -890,7 +918,7 @@
       <w:r>
         <w:t xml:space="preserve">(</w:t>
       </w:r>
-      <w:hyperlink w:anchor="ref-Turgot1767Observations">
+      <w:hyperlink w:anchor="ref_Turgot1767Observations">
         <w:r>
           <w:rPr>
             <w:rStyle w:val="Hyperlink"/>
@@ -955,12 +983,14 @@
       <w:r>
         <w:t xml:space="preserve"> </w:t>
       </w:r>
-      <w:r>
-        <w:rPr>
-          <w:rStyle w:val="Referenciaatema"/>
-        </w:rPr>
-        <w:t xml:space="preserve">[ver tema 3.A.2]</w:t>
-      </w:r>
+      <w:hyperlink r:id="rId34">
+        <w:r>
+          <w:rPr>
+            <w:rStyle w:val="Referenciaatema"/>
+          </w:rPr>
+          <w:t xml:space="preserve">[ver tema 3.A.2]</w:t>
+        </w:r>
+      </w:hyperlink>
       <w:r>
         <w:t xml:space="preserve">.</w:t>
       </w:r>
@@ -1003,7 +1033,7 @@
       <w:r>
         <w:t xml:space="preserve">(</w:t>
       </w:r>
-      <w:hyperlink w:anchor="ref-Walras1874Elements">
+      <w:hyperlink w:anchor="ref_Walras1874Elements">
         <w:r>
           <w:rPr>
             <w:rStyle w:val="Hyperlink"/>
@@ -1038,7 +1068,7 @@
       <w:r>
         <w:t xml:space="preserve">(</w:t>
       </w:r>
-      <w:hyperlink w:anchor="ref-Pareto1896Cours">
+      <w:hyperlink w:anchor="ref_Pareto1896Cours">
         <w:r>
           <w:rPr>
             <w:rStyle w:val="Hyperlink"/>
@@ -1058,7 +1088,7 @@
       <w:r>
         <w:t xml:space="preserve">(</w:t>
       </w:r>
-      <w:hyperlink w:anchor="ref-Pareto1906Manuale">
+      <w:hyperlink w:anchor="ref_Pareto1906Manuale">
         <w:r>
           <w:rPr>
             <w:rStyle w:val="Hyperlink"/>
@@ -1133,7 +1163,7 @@
       <w:r>
         <w:t xml:space="preserve">(</w:t>
       </w:r>
-      <w:hyperlink w:anchor="ref-Wicksteed1894Essay">
+      <w:hyperlink w:anchor="ref_Wicksteed1894Essay">
         <w:r>
           <w:rPr>
             <w:rStyle w:val="Hyperlink"/>
@@ -1160,7 +1190,7 @@
       <w:r>
         <w:t xml:space="preserve"> </w:t>
       </w:r>
-      <w:hyperlink w:anchor="ref-Clark1899Distribution">
+      <w:hyperlink w:anchor="ref_Clark1899Distribution">
         <w:r>
           <w:rPr>
             <w:rStyle w:val="Hyperlink"/>
@@ -1187,7 +1217,7 @@
       <w:r>
         <w:t xml:space="preserve"> </w:t>
       </w:r>
-      <w:hyperlink w:anchor="ref-Wicksell1901Forelasningar">
+      <w:hyperlink w:anchor="ref_Wicksell1901Forelasningar">
         <w:r>
           <w:rPr>
             <w:rStyle w:val="Hyperlink"/>
@@ -1253,7 +1283,7 @@
       <w:r>
         <w:t xml:space="preserve">(</w:t>
       </w:r>
-      <w:hyperlink w:anchor="ref-Cournot1838Recherches">
+      <w:hyperlink w:anchor="ref_Cournot1838Recherches">
         <w:r>
           <w:rPr>
             <w:rStyle w:val="Hyperlink"/>
@@ -1285,7 +1315,7 @@
       <w:r>
         <w:t xml:space="preserve">(</w:t>
       </w:r>
-      <w:hyperlink w:anchor="ref-Marshall1890Principles">
+      <w:hyperlink w:anchor="ref_Marshall1890Principles">
         <w:r>
           <w:rPr>
             <w:rStyle w:val="Hyperlink"/>
@@ -1332,7 +1362,7 @@
       <w:r>
         <w:t xml:space="preserve">(</w:t>
       </w:r>
-      <w:hyperlink w:anchor="ref-Sraffa1926Laws">
+      <w:hyperlink w:anchor="ref_Sraffa1926Laws">
         <w:r>
           <w:rPr>
             <w:rStyle w:val="Hyperlink"/>
@@ -1353,7 +1383,7 @@
         <w:rPr>
           <w:rStyle w:val="FootnoteReference"/>
         </w:rPr>
-        <w:footnoteReference w:id="22"/>
+        <w:footnoteReference w:id="35"/>
       </w:r>
       <w:r>
         <w:t xml:space="preserve"> </w:t>
@@ -1394,24 +1424,28 @@
       <w:r>
         <w:t xml:space="preserve"> </w:t>
       </w:r>
-      <w:r>
-        <w:rPr>
-          <w:rStyle w:val="Referenciaatema"/>
-        </w:rPr>
-        <w:t xml:space="preserve">[ver tema 3.A.18]</w:t>
-      </w:r>
+      <w:hyperlink r:id="rId36">
+        <w:r>
+          <w:rPr>
+            <w:rStyle w:val="Referenciaatema"/>
+          </w:rPr>
+          <w:t xml:space="preserve">[ver tema 3.A.18]</w:t>
+        </w:r>
+      </w:hyperlink>
       <w:r>
         <w:t xml:space="preserve">: la teoría de la empresa y de los mercados sigue desde entonces su propio camino</w:t>
       </w:r>
       <w:r>
         <w:t xml:space="preserve"> </w:t>
       </w:r>
-      <w:r>
-        <w:rPr>
-          <w:rStyle w:val="Referenciaatema"/>
-        </w:rPr>
-        <w:t xml:space="preserve">[ver tema 3.A.15]</w:t>
-      </w:r>
+      <w:hyperlink r:id="rId24">
+        <w:r>
+          <w:rPr>
+            <w:rStyle w:val="Referenciaatema"/>
+          </w:rPr>
+          <w:t xml:space="preserve">[ver tema 3.A.15]</w:t>
+        </w:r>
+      </w:hyperlink>
       <w:r>
         <w:t xml:space="preserve">.</w:t>
       </w:r>
@@ -1477,7 +1511,7 @@
       <w:r>
         <w:t xml:space="preserve">(</w:t>
       </w:r>
-      <w:hyperlink w:anchor="ref-Viner1931Cost">
+      <w:hyperlink w:anchor="ref_Viner1931Cost">
         <w:r>
           <w:rPr>
             <w:rStyle w:val="Hyperlink"/>
@@ -1504,7 +1538,7 @@
       <w:r>
         <w:t xml:space="preserve"> </w:t>
       </w:r>
-      <w:hyperlink w:anchor="ref-Hotelling1932Edgeworth">
+      <w:hyperlink w:anchor="ref_Hotelling1932Edgeworth">
         <w:r>
           <w:rPr>
             <w:rStyle w:val="Hyperlink"/>
@@ -1531,7 +1565,7 @@
       <w:r>
         <w:t xml:space="preserve"> </w:t>
       </w:r>
-      <w:hyperlink w:anchor="ref-Hicks1939Value">
+      <w:hyperlink w:anchor="ref_Hicks1939Value">
         <w:r>
           <w:rPr>
             <w:rStyle w:val="Hyperlink"/>
@@ -1558,7 +1592,7 @@
       <w:r>
         <w:t xml:space="preserve"> </w:t>
       </w:r>
-      <w:hyperlink w:anchor="ref-Samuelson1947Foundations">
+      <w:hyperlink w:anchor="ref_Samuelson1947Foundations">
         <w:r>
           <w:rPr>
             <w:rStyle w:val="Hyperlink"/>
@@ -1600,7 +1634,7 @@
       <w:r>
         <w:t xml:space="preserve">(</w:t>
       </w:r>
-      <w:hyperlink w:anchor="ref-Stigler1941Production">
+      <w:hyperlink w:anchor="ref_Stigler1941Production">
         <w:r>
           <w:rPr>
             <w:rStyle w:val="Hyperlink"/>
@@ -1647,7 +1681,7 @@
       <w:r>
         <w:t xml:space="preserve">(</w:t>
       </w:r>
-      <w:hyperlink w:anchor="ref-CobbDouglas1928Theory">
+      <w:hyperlink w:anchor="ref_CobbDouglas1928Theory">
         <w:r>
           <w:rPr>
             <w:rStyle w:val="Hyperlink"/>
@@ -1679,7 +1713,7 @@
       <w:r>
         <w:t xml:space="preserve">(</w:t>
       </w:r>
-      <w:hyperlink w:anchor="ref-Hicks1932Theory">
+      <w:hyperlink w:anchor="ref_Hicks1932Theory">
         <w:r>
           <w:rPr>
             <w:rStyle w:val="Hyperlink"/>
@@ -1711,7 +1745,7 @@
       <w:r>
         <w:t xml:space="preserve">(</w:t>
       </w:r>
-      <w:hyperlink w:anchor="ref-Robinson1933Economics">
+      <w:hyperlink w:anchor="ref_Robinson1933Economics">
         <w:r>
           <w:rPr>
             <w:rStyle w:val="Hyperlink"/>
@@ -1743,7 +1777,7 @@
       <w:r>
         <w:t xml:space="preserve">et al. (</w:t>
       </w:r>
-      <w:hyperlink w:anchor="ref-ArrowEtAl1961Capital">
+      <w:hyperlink w:anchor="ref_ArrowEtAl1961Capital">
         <w:r>
           <w:rPr>
             <w:rStyle w:val="Hyperlink"/>
@@ -1786,7 +1820,7 @@
       <w:r>
         <w:t xml:space="preserve">(</w:t>
       </w:r>
-      <w:hyperlink w:anchor="ref-Koopmans1951Activity">
+      <w:hyperlink w:anchor="ref_Koopmans1951Activity">
         <w:r>
           <w:rPr>
             <w:rStyle w:val="Hyperlink"/>
@@ -1818,7 +1852,7 @@
       <w:r>
         <w:t xml:space="preserve">(</w:t>
       </w:r>
-      <w:hyperlink w:anchor="ref-Debreu1959Theory">
+      <w:hyperlink w:anchor="ref_Debreu1959Theory">
         <w:r>
           <w:rPr>
             <w:rStyle w:val="Hyperlink"/>
@@ -1866,7 +1900,7 @@
       <w:r>
         <w:t xml:space="preserve">(</w:t>
       </w:r>
-      <w:hyperlink w:anchor="ref-Shephard1953Cost">
+      <w:hyperlink w:anchor="ref_Shephard1953Cost">
         <w:r>
           <w:rPr>
             <w:rStyle w:val="Hyperlink"/>
@@ -1898,7 +1932,7 @@
       <w:r>
         <w:t xml:space="preserve">(</w:t>
       </w:r>
-      <w:hyperlink w:anchor="ref-Uzawa1964Duality">
+      <w:hyperlink w:anchor="ref_Uzawa1964Duality">
         <w:r>
           <w:rPr>
             <w:rStyle w:val="Hyperlink"/>
@@ -1934,12 +1968,14 @@
       <w:r>
         <w:t xml:space="preserve"> </w:t>
       </w:r>
-      <w:r>
-        <w:rPr>
-          <w:rStyle w:val="Referenciaatema"/>
-        </w:rPr>
-        <w:t xml:space="preserve">[ver tema 3.A.12]</w:t>
-      </w:r>
+      <w:hyperlink r:id="rId23">
+        <w:r>
+          <w:rPr>
+            <w:rStyle w:val="Referenciaatema"/>
+          </w:rPr>
+          <w:t xml:space="preserve">[ver tema 3.A.12]</w:t>
+        </w:r>
+      </w:hyperlink>
       <w:r>
         <w:t xml:space="preserve">.</w:t>
       </w:r>
@@ -2061,7 +2097,29 @@
         <w:t xml:space="preserve">I. La tecnología</w:t>
       </w:r>
       <w:r>
-        <w:t xml:space="preserve">: definiremos el conjunto de posibilidades de producción y sus axiomas (I.1), obtendremos de él la función de producción, sus propiedades y su curvatura (I.2) y estudiaremos sus curvas de nivel, las isocuantas, con la relación marginal de sustitución técnica, la elasticidad de sustitución y las formas funcionales Cobb-Douglas, CES y de</w:t>
+        <w:t xml:space="preserve">: definiremos el conjunto de posibilidades de producción y sus axiomas (</w:t>
+      </w:r>
+      <w:hyperlink w:anchor="sec_conjunto_tecnologico_conjunto">
+        <w:r>
+          <w:rPr>
+            <w:rStyle w:val="Hyperlink"/>
+          </w:rPr>
+          <w:t xml:space="preserve">I.1</w:t>
+        </w:r>
+      </w:hyperlink>
+      <w:r>
+        <w:t xml:space="preserve">), obtendremos de él la función de producción, sus propiedades y su curvatura (</w:t>
+      </w:r>
+      <w:hyperlink w:anchor="sec_funcion_produccion">
+        <w:r>
+          <w:rPr>
+            <w:rStyle w:val="Hyperlink"/>
+          </w:rPr>
+          <w:t xml:space="preserve">I.2</w:t>
+        </w:r>
+      </w:hyperlink>
+      <w:r>
+        <w:t xml:space="preserve">) y estudiaremos sus curvas de nivel, las isocuantas, con la relación marginal de sustitución técnica, la elasticidad de sustitución y las formas funcionales Cobb-Douglas, CES y de</w:t>
       </w:r>
       <w:r>
         <w:t xml:space="preserve"> </w:t>
@@ -2076,7 +2134,18 @@
         <w:t xml:space="preserve"> </w:t>
       </w:r>
       <w:r>
-        <w:t xml:space="preserve">(I.3).</w:t>
+        <w:t xml:space="preserve">(</w:t>
+      </w:r>
+      <w:hyperlink w:anchor="sec_curvas_isocuantas">
+        <w:r>
+          <w:rPr>
+            <w:rStyle w:val="Hyperlink"/>
+          </w:rPr>
+          <w:t xml:space="preserve">I.3</w:t>
+        </w:r>
+      </w:hyperlink>
+      <w:r>
+        <w:t xml:space="preserve">).</w:t>
       </w:r>
     </w:p>
     <w:p>
@@ -2106,7 +2175,40 @@
         <w:t xml:space="preserve">Marshall</w:t>
       </w:r>
       <w:r>
-        <w:t xml:space="preserve">, caracterizaremos la tecnología a corto plazo, con algún factor fijo: productividades y etapas (II.1); a largo plazo, con todos los factores variables: rendimientos a escala globales y locales (II.2), y a muy largo plazo, cuando cambia la propia tecnología: el progreso técnico y sus tipos neutrales (II.3).</w:t>
+        <w:t xml:space="preserve">, caracterizaremos la tecnología a corto plazo, con algún factor fijo: productividades y etapas (</w:t>
+      </w:r>
+      <w:hyperlink w:anchor="sec_corto_plazo_productividad">
+        <w:r>
+          <w:rPr>
+            <w:rStyle w:val="Hyperlink"/>
+          </w:rPr>
+          <w:t xml:space="preserve">II.1</w:t>
+        </w:r>
+      </w:hyperlink>
+      <w:r>
+        <w:t xml:space="preserve">); a largo plazo, con todos los factores variables: rendimientos a escala globales y locales (</w:t>
+      </w:r>
+      <w:hyperlink w:anchor="sec_largo_plazo_rendimientos">
+        <w:r>
+          <w:rPr>
+            <w:rStyle w:val="Hyperlink"/>
+          </w:rPr>
+          <w:t xml:space="preserve">II.2</w:t>
+        </w:r>
+      </w:hyperlink>
+      <w:r>
+        <w:t xml:space="preserve">), y a muy largo plazo, cuando cambia la propia tecnología: el progreso técnico y sus tipos neutrales (</w:t>
+      </w:r>
+      <w:hyperlink w:anchor="sec_muy_largo_plazo">
+        <w:r>
+          <w:rPr>
+            <w:rStyle w:val="Hyperlink"/>
+          </w:rPr>
+          <w:t xml:space="preserve">II.3</w:t>
+        </w:r>
+      </w:hyperlink>
+      <w:r>
+        <w:t xml:space="preserve">).</w:t>
       </w:r>
     </w:p>
     <w:p>
@@ -2136,7 +2238,29 @@
         <w:t xml:space="preserve">Edgeworth</w:t>
       </w:r>
       <w:r>
-        <w:t xml:space="preserve">, la curva de contrato y la frontera de posibilidades de producción (III.1), y la producción conjunta de varios bienes por una empresa, con su función de transformación (III.2).</w:t>
+        <w:t xml:space="preserve">, la curva de contrato y la frontera de posibilidades de producción (</w:t>
+      </w:r>
+      <w:hyperlink w:anchor="sec_caja_edgeworth_curva">
+        <w:r>
+          <w:rPr>
+            <w:rStyle w:val="Hyperlink"/>
+          </w:rPr>
+          <w:t xml:space="preserve">III.1</w:t>
+        </w:r>
+      </w:hyperlink>
+      <w:r>
+        <w:t xml:space="preserve">), y la producción conjunta de varios bienes por una empresa, con su función de transformación (</w:t>
+      </w:r>
+      <w:hyperlink w:anchor="sec_empresa_multiproducto_produccion">
+        <w:r>
+          <w:rPr>
+            <w:rStyle w:val="Hyperlink"/>
+          </w:rPr>
+          <w:t xml:space="preserve">III.2</w:t>
+        </w:r>
+      </w:hyperlink>
+      <w:r>
+        <w:t xml:space="preserve">).</w:t>
       </w:r>
     </w:p>
     <w:p>
@@ -2147,7 +2271,40 @@
         </w:numPr>
       </w:pPr>
       <w:r>
-        <w:t xml:space="preserve">El orden no es el del título oficial, y es deliberado: el corto y el largo plazo, que el título enuncia primero, son el hilo de toda la exposición, y la elasticidad de sustitución se estudia donde se definen las isocuantas, porque mide su curvatura. Primero, qué es posible (I); después, cómo varía lo posible según el plazo (II), y, por último, cómo se generaliza a varios productos (III).</w:t>
+        <w:t xml:space="preserve">El orden no es el del título oficial, y es deliberado: el corto y el largo plazo, que el título enuncia primero, son el hilo de toda la exposición, y la elasticidad de sustitución se estudia donde se definen las isocuantas, porque mide su curvatura. Primero, qué es posible (</w:t>
+      </w:r>
+      <w:hyperlink w:anchor="sec_tecnologia_definicion_propiedades">
+        <w:r>
+          <w:rPr>
+            <w:rStyle w:val="Hyperlink"/>
+          </w:rPr>
+          <w:t xml:space="preserve">I</w:t>
+        </w:r>
+      </w:hyperlink>
+      <w:r>
+        <w:t xml:space="preserve">); después, cómo varía lo posible según el plazo (</w:t>
+      </w:r>
+      <w:hyperlink w:anchor="sec_analisis_funcion_produccion">
+        <w:r>
+          <w:rPr>
+            <w:rStyle w:val="Hyperlink"/>
+          </w:rPr>
+          <w:t xml:space="preserve">II</w:t>
+        </w:r>
+      </w:hyperlink>
+      <w:r>
+        <w:t xml:space="preserve">), y, por último, cómo se generaliza a varios productos (</w:t>
+      </w:r>
+      <w:hyperlink w:anchor="sec_empresa_multiproducto_curva">
+        <w:r>
+          <w:rPr>
+            <w:rStyle w:val="Hyperlink"/>
+          </w:rPr>
+          <w:t xml:space="preserve">III</w:t>
+        </w:r>
+      </w:hyperlink>
+      <w:r>
+        <w:t xml:space="preserve">).</w:t>
       </w:r>
     </w:p>
     <w:p>
@@ -2422,11 +2579,55 @@
         <w:t xml:space="preserve">Nota al opositor. </w:t>
       </w:r>
       <w:r>
-        <w:t xml:space="preserve">La exposición va de la tecnología en abstracto (I) a cómo responde la producción en cada plazo (II) y a la producción de varios bienes (III). Reparto orientativo del cante (introducción, 2′30″; conclusión, 1′30″): I, 10′ (I.1, 3′; I.2, 2′30″; I.3, 4′30″); II, 11′30″ (II.1, 4′; II.2, 5′; II.3, 2′30″); III, 4′30″ (III.1, 2′30″; III.2, 2′). La superficie de producción con los 3 plazos (gráfico 9) es el gráfico que une los bloques: sus curvas de nivel son las isocuantas y sus cortes, los plazos. Las derivaciones, el problema del productor, otras formas funcionales, la elasticidad de sustitución con más de 2 factores y la controversia del capital están en los anexos, para las preguntas del tribunal. Conviene escribir este esquema en la pizarra al empezar.</w:t>
-      </w:r>
-    </w:p>
-    <w:bookmarkEnd w:id="23"/>
-    <w:bookmarkStart w:id="103" w:name="X0b846a096ad4d8bd60175f56a8a6255955a0ded"/>
+        <w:t xml:space="preserve">La exposición va de la tecnología en abstracto (</w:t>
+      </w:r>
+      <w:hyperlink w:anchor="sec_tecnologia_definicion_propiedades">
+        <w:r>
+          <w:rPr>
+            <w:rStyle w:val="Hyperlink"/>
+          </w:rPr>
+          <w:t xml:space="preserve">I</w:t>
+        </w:r>
+      </w:hyperlink>
+      <w:r>
+        <w:t xml:space="preserve">) a cómo responde la producción en cada plazo (</w:t>
+      </w:r>
+      <w:hyperlink w:anchor="sec_analisis_funcion_produccion">
+        <w:r>
+          <w:rPr>
+            <w:rStyle w:val="Hyperlink"/>
+          </w:rPr>
+          <w:t xml:space="preserve">II</w:t>
+        </w:r>
+      </w:hyperlink>
+      <w:r>
+        <w:t xml:space="preserve">) y a la producción de varios bienes (</w:t>
+      </w:r>
+      <w:hyperlink w:anchor="sec_empresa_multiproducto_curva">
+        <w:r>
+          <w:rPr>
+            <w:rStyle w:val="Hyperlink"/>
+          </w:rPr>
+          <w:t xml:space="preserve">III</w:t>
+        </w:r>
+      </w:hyperlink>
+      <w:r>
+        <w:t xml:space="preserve">). Reparto orientativo del cante (introducción, 2′30″; conclusión, 1′30″): I, 10′ (I.1, 3′; I.2, 2′30″; I.3, 4′30″); II, 11′30″ (II.1, 4′; II.2, 5′; II.3, 2′30″); III, 4′30″ (III.1, 2′30″; III.2, 2′). La superficie de producción con los 3 plazos (gráfico </w:t>
+      </w:r>
+      <w:hyperlink w:anchor="fig_plazos_3d">
+        <w:r>
+          <w:rPr>
+            <w:rStyle w:val="Hyperlink"/>
+          </w:rPr>
+          <w:t xml:space="preserve">9</w:t>
+        </w:r>
+      </w:hyperlink>
+      <w:r>
+        <w:t xml:space="preserve">) es el gráfico que une los bloques: sus curvas de nivel son las isocuantas y sus cortes, los plazos. Las derivaciones, el problema del productor, otras formas funcionales, la elasticidad de sustitución con más de 2 factores y la controversia del capital están en los anexos, para las preguntas del tribunal. Conviene escribir este esquema en la pizarra al empezar.</w:t>
+      </w:r>
+    </w:p>
+    <w:bookmarkEnd w:id="37"/>
+    <w:bookmarkStart w:id="127" w:name="sec_tecnologia_definicion_propiedades"/>
     <w:p>
       <w:pPr>
         <w:pStyle w:val="Heading1"/>
@@ -2510,14 +2711,27 @@
       <w:r>
         <w:t xml:space="preserve"> </w:t>
       </w:r>
-      <w:r>
-        <w:rPr>
-          <w:rStyle w:val="Referenciaatema"/>
-        </w:rPr>
-        <w:t xml:space="preserve">[ver tema 3.A.8]</w:t>
-      </w:r>
-      <w:r>
-        <w:t xml:space="preserve">, en 3 pasos (gráfico 1):</w:t>
+      <w:hyperlink r:id="rId21">
+        <w:r>
+          <w:rPr>
+            <w:rStyle w:val="Referenciaatema"/>
+          </w:rPr>
+          <w:t xml:space="preserve">[ver tema 3.A.8]</w:t>
+        </w:r>
+      </w:hyperlink>
+      <w:r>
+        <w:t xml:space="preserve">, en 3 pasos (gráfico </w:t>
+      </w:r>
+      <w:hyperlink w:anchor="fig_esquema_tecnologia">
+        <w:r>
+          <w:rPr>
+            <w:rStyle w:val="Hyperlink"/>
+          </w:rPr>
+          <w:t xml:space="preserve">1</w:t>
+        </w:r>
+      </w:hyperlink>
+      <w:r>
+        <w:t xml:space="preserve">):</w:t>
       </w:r>
     </w:p>
     <w:p>
@@ -2611,17 +2825,19 @@
       <w:r>
         <w:t xml:space="preserve"> </w:t>
       </w:r>
-      <w:r>
-        <w:rPr>
-          <w:rStyle w:val="Referenciaatema"/>
-        </w:rPr>
-        <w:t xml:space="preserve">[ver tema 3.A.12]</w:t>
-      </w:r>
+      <w:hyperlink r:id="rId23">
+        <w:r>
+          <w:rPr>
+            <w:rStyle w:val="Referenciaatema"/>
+          </w:rPr>
+          <w:t xml:space="preserve">[ver tema 3.A.12]</w:t>
+        </w:r>
+      </w:hyperlink>
       <w:r>
         <w:t xml:space="preserve">.</w:t>
       </w:r>
     </w:p>
-    <w:bookmarkStart w:id="27" w:name="fig:esquema-tecnologia"/>
+    <w:bookmarkStart w:id="41" w:name="fig_esquema_tecnologia"/>
     <w:p>
       <w:pPr>
         <w:pStyle w:val="ImageCaption"/>
@@ -2645,18 +2861,18 @@
           <wp:inline>
             <wp:extent cx="5372100" cy="1411248"/>
             <wp:effectExtent b="0" l="0" r="0" t="0"/>
-            <wp:docPr descr="" title="" id="25" name="Picture"/>
+            <wp:docPr descr="" title="" id="39" name="Picture"/>
             <a:graphic>
               <a:graphicData uri="http://schemas.openxmlformats.org/drawingml/2006/picture">
                 <pic:pic>
                   <pic:nvPicPr>
-                    <pic:cNvPr descr="C:\Users\vgutierrez\Documents\src\victorgutierrezmarcos.github.io-revision\oposicion\temario\fuentes\3A11\graficos/esquema-tecnologia.png" id="26" name="Picture"/>
+                    <pic:cNvPr descr="C:\Users\vgutierrez\Documents\src\victorgutierrezmarcos.github.io-revision\oposicion\temario\fuentes\3A11\graficos/esquema-tecnologia.png" id="40" name="Picture"/>
                     <pic:cNvPicPr>
                       <a:picLocks noChangeArrowheads="1" noChangeAspect="1"/>
                     </pic:cNvPicPr>
                   </pic:nvPicPr>
                   <pic:blipFill>
-                    <a:blip r:embed="rId24"/>
+                    <a:blip r:embed="rId38"/>
                     <a:stretch>
                       <a:fillRect/>
                     </a:stretch>
@@ -2683,7 +2899,7 @@
         </w:drawing>
       </w:r>
     </w:p>
-    <w:bookmarkEnd w:id="27"/>
+    <w:bookmarkEnd w:id="41"/>
     <w:p>
       <w:pPr>
         <w:pStyle w:val="Piedeimagen"/>
@@ -2717,7 +2933,40 @@
         <w:t xml:space="preserve">netputs</w:t>
       </w:r>
       <w:r>
-        <w:t xml:space="preserve">, con un axioma por capa (gráfico 2); la función de producción como su frontera eficiente, la superficie en tres dimensiones (gráfico 3) y sus propiedades; después, su curvatura, distinguiendo cuasiconcavidad (isocuantas convexas) y concavidad (rendimientos no crecientes); las isocuantas con sus propiedades, la RMST, las isoclinas y la elasticidad de sustitución, y la Cobb-Douglas, la CES con sus límites (gráfico 8) y la de</w:t>
+        <w:t xml:space="preserve">, con un axioma por capa (gráfico </w:t>
+      </w:r>
+      <w:hyperlink w:anchor="fig_conjunto_produccion">
+        <w:r>
+          <w:rPr>
+            <w:rStyle w:val="Hyperlink"/>
+          </w:rPr>
+          <w:t xml:space="preserve">2</w:t>
+        </w:r>
+      </w:hyperlink>
+      <w:r>
+        <w:t xml:space="preserve">); la función de producción como su frontera eficiente, la superficie en tres dimensiones (gráfico </w:t>
+      </w:r>
+      <w:hyperlink w:anchor="fig_funcion_produccion_3d">
+        <w:r>
+          <w:rPr>
+            <w:rStyle w:val="Hyperlink"/>
+          </w:rPr>
+          <w:t xml:space="preserve">3</w:t>
+        </w:r>
+      </w:hyperlink>
+      <w:r>
+        <w:t xml:space="preserve">) y sus propiedades; después, su curvatura, distinguiendo cuasiconcavidad (isocuantas convexas) y concavidad (rendimientos no crecientes); las isocuantas con sus propiedades, la RMST, las isoclinas y la elasticidad de sustitución, y la Cobb-Douglas, la CES con sus límites (gráfico </w:t>
+      </w:r>
+      <w:hyperlink w:anchor="fig_ces_isocuantas">
+        <w:r>
+          <w:rPr>
+            <w:rStyle w:val="Hyperlink"/>
+          </w:rPr>
+          <w:t xml:space="preserve">8</w:t>
+        </w:r>
+      </w:hyperlink>
+      <w:r>
+        <w:t xml:space="preserve">) y la de</w:t>
       </w:r>
       <w:r>
         <w:t xml:space="preserve"> </w:t>
@@ -2775,7 +3024,7 @@
       <w:r>
         <w:t xml:space="preserve"> </w:t>
       </w:r>
-      <w:hyperlink r:id="rId28">
+      <w:hyperlink r:id="rId42">
         <w:r>
           <w:rPr>
             <w:rStyle w:val="Hyperlink"/>
@@ -2798,7 +3047,7 @@
       <w:r>
         <w:t xml:space="preserve"> </w:t>
       </w:r>
-      <w:hyperlink r:id="rId29">
+      <w:hyperlink r:id="rId43">
         <w:r>
           <w:rPr>
             <w:rStyle w:val="Hyperlink"/>
@@ -2821,7 +3070,7 @@
       <w:r>
         <w:t xml:space="preserve"> </w:t>
       </w:r>
-      <w:hyperlink r:id="rId30">
+      <w:hyperlink r:id="rId44">
         <w:r>
           <w:rPr>
             <w:rStyle w:val="Hyperlink"/>
@@ -2850,7 +3099,7 @@
       <w:r>
         <w:t xml:space="preserve">(</w:t>
       </w:r>
-      <w:hyperlink w:anchor="ref-FulekyAnatomy">
+      <w:hyperlink w:anchor="ref_FulekyAnatomy">
         <w:r>
           <w:rPr>
             <w:rStyle w:val="Hyperlink"/>
@@ -2867,7 +3116,7 @@
       <w:r>
         <w:t xml:space="preserve"> </w:t>
       </w:r>
-      <w:hyperlink r:id="rId31">
+      <w:hyperlink r:id="rId45">
         <w:r>
           <w:rPr>
             <w:rStyle w:val="Hyperlink"/>
@@ -2903,7 +3152,7 @@
       <w:r>
         <w:t xml:space="preserve"> </w:t>
       </w:r>
-      <w:hyperlink r:id="rId32">
+      <w:hyperlink r:id="rId46">
         <w:r>
           <w:rPr>
             <w:rStyle w:val="Hyperlink"/>
@@ -2912,7 +3161,7 @@
         </w:r>
       </w:hyperlink>
     </w:p>
-    <w:bookmarkStart w:id="41" w:name="X6223317c5cd2f7adbc7e87898bddc32f466a6c6"/>
+    <w:bookmarkStart w:id="56" w:name="sec_conjunto_tecnologico_conjunto"/>
     <w:p>
       <w:pPr>
         <w:pStyle w:val="Heading2"/>
@@ -2927,7 +3176,7 @@
         <w:t xml:space="preserve">Conjunto tecnológico: el conjunto de posibilidades de producción</w:t>
       </w:r>
     </w:p>
-    <w:bookmarkStart w:id="33" w:name="definición"/>
+    <w:bookmarkStart w:id="48" w:name="definici__n"/>
     <w:p>
       <w:pPr>
         <w:pStyle w:val="Heading4"/>
@@ -2998,7 +3247,7 @@
       <w:r>
         <w:t xml:space="preserve">(</w:t>
       </w:r>
-      <w:hyperlink w:anchor="ref-MasColellWhinstonGreen1995">
+      <w:hyperlink w:anchor="ref_MasColellWhinstonGreen1995">
         <w:r>
           <w:rPr>
             <w:rStyle w:val="Hyperlink"/>
@@ -3120,6 +3369,11 @@
       <w:r>
         <w:t xml:space="preserve">):</w:t>
       </w:r>
+      <w:r>
+        <w:t xml:space="preserve"> </w:t>
+      </w:r>
+      <w:bookmarkStart w:id="47" w:name="eq_netput"/>
+      <w:bookmarkEnd w:id="47"/>
     </w:p>
     <w:p>
       <w:pPr>
@@ -3480,7 +3734,18 @@
         </m:d>
       </m:oMath>
       <w:r>
-        <w:t xml:space="preserve">, los factores (apartado I.2);</w:t>
+        <w:t xml:space="preserve">, los factores (apartado </w:t>
+      </w:r>
+      <w:hyperlink w:anchor="sec_funcion_produccion">
+        <w:r>
+          <w:rPr>
+            <w:rStyle w:val="Hyperlink"/>
+          </w:rPr>
+          <w:t xml:space="preserve">I.2</w:t>
+        </w:r>
+      </w:hyperlink>
+      <w:r>
+        <w:t xml:space="preserve">);</w:t>
       </w:r>
     </w:p>
     <w:p>
@@ -3511,7 +3776,18 @@
         <w:t xml:space="preserve">función de transformación</w:t>
       </w:r>
       <w:r>
-        <w:t xml:space="preserve">, y se estudia en el apartado III.</w:t>
+        <w:t xml:space="preserve">, y se estudia en el apartado </w:t>
+      </w:r>
+      <w:hyperlink w:anchor="sec_empresa_multiproducto_curva">
+        <w:r>
+          <w:rPr>
+            <w:rStyle w:val="Hyperlink"/>
+          </w:rPr>
+          <w:t xml:space="preserve">III</w:t>
+        </w:r>
+      </w:hyperlink>
+      <w:r>
+        <w:t xml:space="preserve">.</w:t>
       </w:r>
     </w:p>
     <w:p>
@@ -3682,7 +3958,18 @@
         </m:r>
       </m:oMath>
       <w:r>
-        <w:t xml:space="preserve">; su frontera es la isocuanta (apartado I.3)</w:t>
+        <w:t xml:space="preserve">; su frontera es la isocuanta (apartado </w:t>
+      </w:r>
+      <w:hyperlink w:anchor="sec_curvas_isocuantas">
+        <w:r>
+          <w:rPr>
+            <w:rStyle w:val="Hyperlink"/>
+          </w:rPr>
+          <w:t xml:space="preserve">I.3</w:t>
+        </w:r>
+      </w:hyperlink>
+      <w:r>
+        <w:t xml:space="preserve">)</w:t>
       </w:r>
       <w:r>
         <w:t xml:space="preserve"> </w:t>
@@ -3690,7 +3977,7 @@
       <w:r>
         <w:t xml:space="preserve">(</w:t>
       </w:r>
-      <w:hyperlink w:anchor="ref-Varian1992Microeconomic">
+      <w:hyperlink w:anchor="ref_Varian1992Microeconomic">
         <w:r>
           <w:rPr>
             <w:rStyle w:val="Hyperlink"/>
@@ -3718,8 +4005,8 @@
         <w:t xml:space="preserve">.</w:t>
       </w:r>
     </w:p>
-    <w:bookmarkEnd w:id="33"/>
-    <w:bookmarkStart w:id="40" w:name="propiedades-axiomas"/>
+    <w:bookmarkEnd w:id="48"/>
+    <w:bookmarkStart w:id="55" w:name="propiedades_axiomas"/>
     <w:p>
       <w:pPr>
         <w:pStyle w:val="Heading4"/>
@@ -3758,7 +4045,7 @@
       <w:r>
         <w:t xml:space="preserve">(</w:t>
       </w:r>
-      <w:hyperlink w:anchor="ref-MasColellWhinstonGreen1995">
+      <w:hyperlink w:anchor="ref_MasColellWhinstonGreen1995">
         <w:r>
           <w:rPr>
             <w:rStyle w:val="Hyperlink"/>
@@ -4205,7 +4492,7 @@
         <w:rPr>
           <w:rStyle w:val="FootnoteReference"/>
         </w:rPr>
-        <w:footnoteReference w:id="34"/>
+        <w:footnoteReference w:id="49"/>
       </w:r>
       <w:r>
         <w:t xml:space="preserve"> </w:t>
@@ -4295,16 +4582,27 @@
         </w:numPr>
       </w:pPr>
       <w:r>
-        <w:t xml:space="preserve">Estos axiomas bastan para que exista la función de producción y tenga sus propiedades generales (apartado I.2). Lo que decide su curvatura, como la convexidad del conjunto, son supuestos adicionales que se añaden después.</w:t>
+        <w:t xml:space="preserve">Estos axiomas bastan para que exista la función de producción y tenga sus propiedades generales (apartado </w:t>
+      </w:r>
+      <w:hyperlink w:anchor="sec_funcion_produccion">
+        <w:r>
+          <w:rPr>
+            <w:rStyle w:val="Hyperlink"/>
+          </w:rPr>
+          <w:t xml:space="preserve">I.2</w:t>
+        </w:r>
+      </w:hyperlink>
+      <w:r>
+        <w:t xml:space="preserve">). Lo que decide su curvatura, como la convexidad del conjunto, son supuestos adicionales que se añaden después.</w:t>
       </w:r>
       <w:r>
         <w:rPr>
           <w:rStyle w:val="FootnoteReference"/>
         </w:rPr>
-        <w:footnoteReference w:id="35"/>
-      </w:r>
-    </w:p>
-    <w:bookmarkStart w:id="39" w:name="fig:conjunto-produccion"/>
+        <w:footnoteReference w:id="50"/>
+      </w:r>
+    </w:p>
+    <w:bookmarkStart w:id="54" w:name="fig_conjunto_produccion"/>
     <w:p>
       <w:pPr>
         <w:pStyle w:val="ImageCaption"/>
@@ -4389,18 +4687,18 @@
           <wp:inline>
             <wp:extent cx="3519981" cy="2541359"/>
             <wp:effectExtent b="0" l="0" r="0" t="0"/>
-            <wp:docPr descr="" title="" id="37" name="Picture"/>
+            <wp:docPr descr="" title="" id="52" name="Picture"/>
             <a:graphic>
               <a:graphicData uri="http://schemas.openxmlformats.org/drawingml/2006/picture">
                 <pic:pic>
                   <pic:nvPicPr>
-                    <pic:cNvPr descr="C:\Users\vgutierrez\Documents\src\victorgutierrezmarcos.github.io-revision\oposicion\temario\fuentes\3A11\graficos/conjunto-produccion.png" id="38" name="Picture"/>
+                    <pic:cNvPr descr="C:\Users\vgutierrez\Documents\src\victorgutierrezmarcos.github.io-revision\oposicion\temario\fuentes\3A11\graficos/conjunto-produccion.png" id="53" name="Picture"/>
                     <pic:cNvPicPr>
                       <a:picLocks noChangeArrowheads="1" noChangeAspect="1"/>
                     </pic:cNvPicPr>
                   </pic:nvPicPr>
                   <pic:blipFill>
-                    <a:blip r:embed="rId36"/>
+                    <a:blip r:embed="rId51"/>
                     <a:stretch>
                       <a:fillRect/>
                     </a:stretch>
@@ -4427,7 +4725,7 @@
         </w:drawing>
       </w:r>
     </w:p>
-    <w:bookmarkEnd w:id="39"/>
+    <w:bookmarkEnd w:id="54"/>
     <w:p>
       <w:pPr>
         <w:pStyle w:val="Piedeimagen"/>
@@ -4450,7 +4748,7 @@
       <w:r>
         <w:t xml:space="preserve">(</w:t>
       </w:r>
-      <w:hyperlink w:anchor="ref-Segura1986Analisis">
+      <w:hyperlink w:anchor="ref_Segura1986Analisis">
         <w:r>
           <w:rPr>
             <w:rStyle w:val="Hyperlink"/>
@@ -4509,7 +4807,7 @@
       <w:r>
         <w:t xml:space="preserve">(</w:t>
       </w:r>
-      <w:hyperlink w:anchor="ref-MasColellWhinstonGreen1995">
+      <w:hyperlink w:anchor="ref_MasColellWhinstonGreen1995">
         <w:r>
           <w:rPr>
             <w:rStyle w:val="Hyperlink"/>
@@ -4533,7 +4831,21 @@
         </w:numPr>
       </w:pPr>
       <w:r>
-        <w:t xml:space="preserve">En el gráfico 2 hay 2 bienes,</w:t>
+        <w:t xml:space="preserve">En el gráfico </w:t>
+      </w:r>
+      <w:hyperlink w:anchor="fig_conjunto_produccion">
+        <w:r>
+          <w:rPr>
+            <w:rStyle w:val="Hyperlink"/>
+          </w:rPr>
+          <w:t xml:space="preserve">2</w:t>
+        </w:r>
+      </w:hyperlink>
+      <w:r>
+        <w:t xml:space="preserve"> </w:t>
+      </w:r>
+      <w:r>
+        <w:t xml:space="preserve">hay 2 bienes,</w:t>
       </w:r>
       <w:r>
         <w:t xml:space="preserve"> </w:t>
@@ -5132,12 +5444,23 @@
         </m:sSub>
       </m:oMath>
       <w:r>
-        <w:t xml:space="preserve">) restringe el conjunto de producción al de corto plazo (apartado II.1).</w:t>
-      </w:r>
-    </w:p>
-    <w:bookmarkEnd w:id="40"/>
-    <w:bookmarkEnd w:id="41"/>
-    <w:bookmarkStart w:id="60" w:name="la-función-de-producción"/>
+        <w:t xml:space="preserve">) restringe el conjunto de producción al de corto plazo (apartado </w:t>
+      </w:r>
+      <w:hyperlink w:anchor="sec_corto_plazo_productividad">
+        <w:r>
+          <w:rPr>
+            <w:rStyle w:val="Hyperlink"/>
+          </w:rPr>
+          <w:t xml:space="preserve">II.1</w:t>
+        </w:r>
+      </w:hyperlink>
+      <w:r>
+        <w:t xml:space="preserve">).</w:t>
+      </w:r>
+    </w:p>
+    <w:bookmarkEnd w:id="55"/>
+    <w:bookmarkEnd w:id="56"/>
+    <w:bookmarkStart w:id="77" w:name="sec_funcion_produccion"/>
     <w:p>
       <w:pPr>
         <w:pStyle w:val="Heading2"/>
@@ -5152,7 +5475,7 @@
         <w:t xml:space="preserve">La función de producción</w:t>
       </w:r>
     </w:p>
-    <w:bookmarkStart w:id="46" w:name="definición-1"/>
+    <w:bookmarkStart w:id="62" w:name="definici__n_1"/>
     <w:p>
       <w:pPr>
         <w:pStyle w:val="Heading4"/>
@@ -5314,6 +5637,8 @@
         <w:t xml:space="preserve">cantidad de producto que permite la tecnología,</w:t>
       </w:r>
     </w:p>
+    <w:bookmarkStart w:id="57" w:name="eq_funcion_produccion"/>
+    <w:bookmarkEnd w:id="57"/>
     <w:p>
       <w:pPr>
         <w:pStyle w:val="Funcionclave"/>
@@ -5647,7 +5972,18 @@
         <w:t xml:space="preserve"> </w:t>
       </w:r>
       <w:r>
-        <w:t xml:space="preserve">sobre el plano de los factores, y los planes posibles son los puntos que quedan sobre la base y por debajo de ella (gráfico 3).</w:t>
+        <w:t xml:space="preserve">sobre el plano de los factores, y los planes posibles son los puntos que quedan sobre la base y por debajo de ella (gráfico </w:t>
+      </w:r>
+      <w:hyperlink w:anchor="fig_funcion_produccion_3d">
+        <w:r>
+          <w:rPr>
+            <w:rStyle w:val="Hyperlink"/>
+          </w:rPr>
+          <w:t xml:space="preserve">3</w:t>
+        </w:r>
+      </w:hyperlink>
+      <w:r>
+        <w:t xml:space="preserve">).</w:t>
       </w:r>
     </w:p>
     <w:p>
@@ -5826,7 +6162,7 @@
       <w:r>
         <w:t xml:space="preserve">(</w:t>
       </w:r>
-      <w:hyperlink w:anchor="ref-Wicksteed1894Essay">
+      <w:hyperlink w:anchor="ref_Wicksteed1894Essay">
         <w:r>
           <w:rPr>
             <w:rStyle w:val="Hyperlink"/>
@@ -5858,7 +6194,7 @@
       <w:r>
         <w:t xml:space="preserve">(</w:t>
       </w:r>
-      <w:hyperlink w:anchor="ref-Humphrey1997Algebraic">
+      <w:hyperlink w:anchor="ref_Humphrey1997Algebraic">
         <w:r>
           <w:rPr>
             <w:rStyle w:val="Hyperlink"/>
@@ -5886,7 +6222,7 @@
         <w:t xml:space="preserve">.</w:t>
       </w:r>
     </w:p>
-    <w:bookmarkStart w:id="45" w:name="fig:funcion-produccion-3d"/>
+    <w:bookmarkStart w:id="61" w:name="fig_funcion_produccion_3d"/>
     <w:p>
       <w:pPr>
         <w:pStyle w:val="ImageCaption"/>
@@ -5973,18 +6309,18 @@
           <wp:inline>
             <wp:extent cx="3874731" cy="3058193"/>
             <wp:effectExtent b="0" l="0" r="0" t="0"/>
-            <wp:docPr descr="" title="" id="43" name="Picture"/>
+            <wp:docPr descr="" title="" id="59" name="Picture"/>
             <a:graphic>
               <a:graphicData uri="http://schemas.openxmlformats.org/drawingml/2006/picture">
                 <pic:pic>
                   <pic:nvPicPr>
-                    <pic:cNvPr descr="C:\Users\vgutierrez\Documents\src\victorgutierrezmarcos.github.io-revision\oposicion\temario\fuentes\3A11\graficos/funcion-produccion-3d.png" id="44" name="Picture"/>
+                    <pic:cNvPr descr="C:\Users\vgutierrez\Documents\src\victorgutierrezmarcos.github.io-revision\oposicion\temario\fuentes\3A11\graficos/funcion-produccion-3d.png" id="60" name="Picture"/>
                     <pic:cNvPicPr>
                       <a:picLocks noChangeArrowheads="1" noChangeAspect="1"/>
                     </pic:cNvPicPr>
                   </pic:nvPicPr>
                   <pic:blipFill>
-                    <a:blip r:embed="rId42"/>
+                    <a:blip r:embed="rId58"/>
                     <a:stretch>
                       <a:fillRect/>
                     </a:stretch>
@@ -6011,7 +6347,7 @@
         </w:drawing>
       </w:r>
     </w:p>
-    <w:bookmarkEnd w:id="45"/>
+    <w:bookmarkEnd w:id="61"/>
     <w:p>
       <w:pPr>
         <w:pStyle w:val="Piedeimagen"/>
@@ -6034,7 +6370,7 @@
       <w:r>
         <w:t xml:space="preserve">(</w:t>
       </w:r>
-      <w:hyperlink w:anchor="ref-FulekyAnatomy">
+      <w:hyperlink w:anchor="ref_FulekyAnatomy">
         <w:r>
           <w:rPr>
             <w:rStyle w:val="Hyperlink"/>
@@ -6049,8 +6385,8 @@
         <w:t xml:space="preserve">.</w:t>
       </w:r>
     </w:p>
-    <w:bookmarkEnd w:id="46"/>
-    <w:bookmarkStart w:id="48" w:name="propiedades"/>
+    <w:bookmarkEnd w:id="62"/>
+    <w:bookmarkStart w:id="64" w:name="propiedades"/>
     <w:p>
       <w:pPr>
         <w:pStyle w:val="Heading4"/>
@@ -6124,12 +6460,14 @@
       <w:r>
         <w:t xml:space="preserve"> </w:t>
       </w:r>
-      <w:r>
-        <w:rPr>
-          <w:rStyle w:val="Referenciaatema"/>
-        </w:rPr>
-        <w:t xml:space="preserve">[ver tema 3.A.8]</w:t>
-      </w:r>
+      <w:hyperlink r:id="rId21">
+        <w:r>
+          <w:rPr>
+            <w:rStyle w:val="Referenciaatema"/>
+          </w:rPr>
+          <w:t xml:space="preserve">[ver tema 3.A.8]</w:t>
+        </w:r>
+      </w:hyperlink>
       <w:r>
         <w:t xml:space="preserve">;</w:t>
       </w:r>
@@ -6323,11 +6661,11 @@
         <w:rPr>
           <w:rStyle w:val="FootnoteReference"/>
         </w:rPr>
-        <w:footnoteReference w:id="47"/>
-      </w:r>
-    </w:p>
-    <w:bookmarkEnd w:id="48"/>
-    <w:bookmarkStart w:id="59" w:name="curvatura-y-propiedades-de-escala"/>
+        <w:footnoteReference w:id="63"/>
+      </w:r>
+    </w:p>
+    <w:bookmarkEnd w:id="64"/>
+    <w:bookmarkStart w:id="76" w:name="curvatura_y_propiedades_de_escala"/>
     <w:p>
       <w:pPr>
         <w:pStyle w:val="Heading4"/>
@@ -6413,7 +6751,18 @@
         <w:t xml:space="preserve"> </w:t>
       </w:r>
       <w:r>
-        <w:t xml:space="preserve">(apartado II.2)</w:t>
+        <w:t xml:space="preserve">(apartado </w:t>
+      </w:r>
+      <w:hyperlink w:anchor="sec_largo_plazo_rendimientos">
+        <w:r>
+          <w:rPr>
+            <w:rStyle w:val="Hyperlink"/>
+          </w:rPr>
+          <w:t xml:space="preserve">II.2</w:t>
+        </w:r>
+      </w:hyperlink>
+      <w:r>
+        <w:t xml:space="preserve">)</w:t>
       </w:r>
       <w:r>
         <w:t xml:space="preserve"> </w:t>
@@ -6421,7 +6770,7 @@
       <w:r>
         <w:t xml:space="preserve">(</w:t>
       </w:r>
-      <w:hyperlink w:anchor="ref-MasColellWhinstonGreen1995">
+      <w:hyperlink w:anchor="ref_MasColellWhinstonGreen1995">
         <w:r>
           <w:rPr>
             <w:rStyle w:val="Hyperlink"/>
@@ -7130,7 +7479,18 @@
         <w:t xml:space="preserve"> </w:t>
       </w:r>
       <w:r>
-        <w:t xml:space="preserve">(gráfico 4). Con la inacción, implica la divisibilidad (rendimientos no crecientes) y que las combinaciones equilibradas de factores rinden al menos tanto como las extremas.</w:t>
+        <w:t xml:space="preserve">(gráfico </w:t>
+      </w:r>
+      <w:hyperlink w:anchor="fig_convexidad_conjunto">
+        <w:r>
+          <w:rPr>
+            <w:rStyle w:val="Hyperlink"/>
+          </w:rPr>
+          <w:t xml:space="preserve">4</w:t>
+        </w:r>
+      </w:hyperlink>
+      <w:r>
+        <w:t xml:space="preserve">). Con la inacción, implica la divisibilidad (rendimientos no crecientes) y que las combinaciones equilibradas de factores rinden al menos tanto como las extremas.</w:t>
       </w:r>
     </w:p>
     <w:p>
@@ -7290,7 +7650,7 @@
       <w:r>
         <w:t xml:space="preserve">(</w:t>
       </w:r>
-      <w:hyperlink w:anchor="ref-MasColellWhinstonGreen1995">
+      <w:hyperlink w:anchor="ref_MasColellWhinstonGreen1995">
         <w:r>
           <w:rPr>
             <w:rStyle w:val="Hyperlink"/>
@@ -7362,7 +7722,7 @@
         <w:t xml:space="preserve">. La divisibilidad excluye los rendimientos crecientes y la aditividad, los decrecientes.</w:t>
       </w:r>
     </w:p>
-    <w:bookmarkStart w:id="52" w:name="fig:convexidad-conjunto"/>
+    <w:bookmarkStart w:id="68" w:name="fig_convexidad_conjunto"/>
     <w:p>
       <w:pPr>
         <w:pStyle w:val="ImageCaption"/>
@@ -7443,18 +7803,18 @@
           <wp:inline>
             <wp:extent cx="2180492" cy="1709530"/>
             <wp:effectExtent b="0" l="0" r="0" t="0"/>
-            <wp:docPr descr="" title="" id="50" name="Picture"/>
+            <wp:docPr descr="" title="" id="66" name="Picture"/>
             <a:graphic>
               <a:graphicData uri="http://schemas.openxmlformats.org/drawingml/2006/picture">
                 <pic:pic>
                   <pic:nvPicPr>
-                    <pic:cNvPr descr="C:\Users\vgutierrez\Documents\src\victorgutierrezmarcos.github.io-revision\oposicion\temario\fuentes\3A11\graficos/convexidad-conjunto.png" id="51" name="Picture"/>
+                    <pic:cNvPr descr="C:\Users\vgutierrez\Documents\src\victorgutierrezmarcos.github.io-revision\oposicion\temario\fuentes\3A11\graficos/convexidad-conjunto.png" id="67" name="Picture"/>
                     <pic:cNvPicPr>
                       <a:picLocks noChangeArrowheads="1" noChangeAspect="1"/>
                     </pic:cNvPicPr>
                   </pic:nvPicPr>
                   <pic:blipFill>
-                    <a:blip r:embed="rId49"/>
+                    <a:blip r:embed="rId65"/>
                     <a:stretch>
                       <a:fillRect/>
                     </a:stretch>
@@ -7481,7 +7841,7 @@
         </w:drawing>
       </w:r>
     </w:p>
-    <w:bookmarkEnd w:id="52"/>
+    <w:bookmarkEnd w:id="68"/>
     <w:p>
       <w:pPr>
         <w:pStyle w:val="Piedeimagen"/>
@@ -7609,7 +7969,7 @@
       <w:r>
         <w:t xml:space="preserve">(</w:t>
       </w:r>
-      <w:hyperlink w:anchor="ref-JehleReny2011Advanced">
+      <w:hyperlink w:anchor="ref_JehleReny2011Advanced">
         <w:r>
           <w:rPr>
             <w:rStyle w:val="Hyperlink"/>
@@ -7665,7 +8025,7 @@
         <w:rPr>
           <w:rStyle w:val="FootnoteReference"/>
         </w:rPr>
-        <w:footnoteReference w:id="53"/>
+        <w:footnoteReference w:id="69"/>
       </w:r>
       <w:r>
         <w:t xml:space="preserve"> </w:t>
@@ -7951,7 +8311,7 @@
       <w:r>
         <w:t xml:space="preserve">(</w:t>
       </w:r>
-      <w:hyperlink w:anchor="ref-Inada1963Two">
+      <w:hyperlink w:anchor="ref_Inada1963Two">
         <w:r>
           <w:rPr>
             <w:rStyle w:val="Hyperlink"/>
@@ -7978,6 +8338,11 @@
       <w:r>
         <w:t xml:space="preserve">, habituales en la teoría del crecimiento:</w:t>
       </w:r>
+      <w:r>
+        <w:t xml:space="preserve"> </w:t>
+      </w:r>
+      <w:bookmarkStart w:id="70" w:name="eq_inada"/>
+      <w:bookmarkEnd w:id="70"/>
     </w:p>
     <w:p>
       <w:pPr>
@@ -8407,7 +8772,7 @@
       <w:r>
         <w:t xml:space="preserve">(</w:t>
       </w:r>
-      <w:hyperlink w:anchor="ref-Varian1992Microeconomic">
+      <w:hyperlink w:anchor="ref_Varian1992Microeconomic">
         <w:r>
           <w:rPr>
             <w:rStyle w:val="Hyperlink"/>
@@ -8437,7 +8802,7 @@
       <w:r>
         <w:t xml:space="preserve">(</w:t>
       </w:r>
-      <w:hyperlink w:anchor="ref-MasColellWhinstonGreen1995">
+      <w:hyperlink w:anchor="ref_MasColellWhinstonGreen1995">
         <w:r>
           <w:rPr>
             <w:rStyle w:val="Hyperlink"/>
@@ -8506,7 +8871,21 @@
         <w:t xml:space="preserve">)</w:t>
       </w:r>
       <w:r>
-        <w:t xml:space="preserve">. El gráfico 5 lo muestra con 3 funciones cuasicóncavas, con las mismas isocuantas, que tienen rendimientos a escala distintos: en la primera fila, sus superficies; en la segunda, el corte de cada una por el plano vertical que contiene un rayo desde el origen, que es convexo, recto o cóncavo, y en la tercera, el mapa de isocuantas común a las 3, con el nivel de producción que cada una asigna a los puntos del rayo.</w:t>
+        <w:t xml:space="preserve">. El gráfico </w:t>
+      </w:r>
+      <w:hyperlink w:anchor="fig_rendimientos_escala_tipos_3d">
+        <w:r>
+          <w:rPr>
+            <w:rStyle w:val="Hyperlink"/>
+          </w:rPr>
+          <w:t xml:space="preserve">5</w:t>
+        </w:r>
+      </w:hyperlink>
+      <w:r>
+        <w:t xml:space="preserve"> </w:t>
+      </w:r>
+      <w:r>
+        <w:t xml:space="preserve">lo muestra con 3 funciones cuasicóncavas, con las mismas isocuantas, que tienen rendimientos a escala distintos: en la primera fila, sus superficies; en la segunda, el corte de cada una por el plano vertical que contiene un rayo desde el origen, que es convexo, recto o cóncavo, y en la tercera, el mapa de isocuantas común a las 3, con el nivel de producción que cada una asigna a los puntos del rayo.</w:t>
       </w:r>
     </w:p>
     <w:p>
@@ -8798,10 +9177,17 @@
         <w:t xml:space="preserve">(concavidad estricta), las condiciones de primer orden son necesarias y suficientes y la oferta es una función.</w:t>
       </w:r>
     </w:p>
-    <w:bookmarkStart w:id="57" w:name="fig:rendimientos-escala-tipos-3d"/>
+    <w:bookmarkStart w:id="74" w:name="fig_rendimientos_escala_tipos_3d"/>
     <w:p>
       <w:pPr>
         <w:pStyle w:val="ImageCaption"/>
+        <w:pBdr>
+          <w:top w:color="767171" w:space="4" w:sz="4" w:val="single"/>
+          <w:left w:color="767171" w:space="4" w:sz="4" w:val="single"/>
+          <w:bottom w:color="767171" w:space="4" w:sz="4" w:val="single"/>
+          <w:right w:color="767171" w:space="4" w:sz="4" w:val="single"/>
+        </w:pBdr>
+        <w:shd w:color="auto" w:fill="E7E6E6" w:val="clear"/>
       </w:pPr>
       <w:r>
         <w:t xml:space="preserve">Gráfico 5.–</w:t>
@@ -8816,24 +9202,31 @@
     <w:p>
       <w:pPr>
         <w:pStyle w:val="CaptionedFigure"/>
+        <w:pBdr>
+          <w:top w:color="767171" w:space="4" w:sz="4" w:val="single"/>
+          <w:left w:color="767171" w:space="4" w:sz="4" w:val="single"/>
+          <w:bottom w:color="767171" w:space="4" w:sz="4" w:val="single"/>
+          <w:right w:color="767171" w:space="4" w:sz="4" w:val="single"/>
+        </w:pBdr>
+        <w:shd w:color="auto" w:fill="E7E6E6" w:val="clear"/>
       </w:pPr>
       <w:r>
         <w:drawing>
           <wp:inline>
             <wp:extent cx="5670550" cy="5986574"/>
             <wp:effectExtent b="0" l="0" r="0" t="0"/>
-            <wp:docPr descr="" title="" id="55" name="Picture"/>
+            <wp:docPr descr="" title="" id="72" name="Picture"/>
             <a:graphic>
               <a:graphicData uri="http://schemas.openxmlformats.org/drawingml/2006/picture">
                 <pic:pic>
                   <pic:nvPicPr>
-                    <pic:cNvPr descr="C:\Users\vgutierrez\Documents\src\victorgutierrezmarcos.github.io-revision\oposicion\temario\fuentes\3A11\graficos/rendimientos-escala-tipos-3d.png" id="56" name="Picture"/>
+                    <pic:cNvPr descr="C:\Users\vgutierrez\Documents\src\victorgutierrezmarcos.github.io-revision\oposicion\temario\fuentes\3A11\graficos/rendimientos-escala-tipos-3d.png" id="73" name="Picture"/>
                     <pic:cNvPicPr>
                       <a:picLocks noChangeArrowheads="1" noChangeAspect="1"/>
                     </pic:cNvPicPr>
                   </pic:nvPicPr>
                   <pic:blipFill>
-                    <a:blip r:embed="rId54"/>
+                    <a:blip r:embed="rId71"/>
                     <a:stretch>
                       <a:fillRect/>
                     </a:stretch>
@@ -8860,10 +9253,17 @@
         </w:drawing>
       </w:r>
     </w:p>
-    <w:bookmarkEnd w:id="57"/>
+    <w:bookmarkEnd w:id="74"/>
     <w:p>
       <w:pPr>
         <w:pStyle w:val="Piedeimagen"/>
+        <w:pBdr>
+          <w:top w:color="767171" w:space="4" w:sz="4" w:val="single"/>
+          <w:left w:color="767171" w:space="4" w:sz="4" w:val="single"/>
+          <w:bottom w:color="767171" w:space="4" w:sz="4" w:val="single"/>
+          <w:right w:color="767171" w:space="4" w:sz="4" w:val="single"/>
+        </w:pBdr>
+        <w:shd w:color="auto" w:fill="E7E6E6" w:val="clear"/>
       </w:pPr>
       <w:r>
         <w:t xml:space="preserve">Fuente: elaboración propia a partir de</w:t>
@@ -8883,7 +9283,7 @@
       <w:r>
         <w:t xml:space="preserve">(</w:t>
       </w:r>
-      <w:hyperlink w:anchor="ref-FulekyAnatomy">
+      <w:hyperlink w:anchor="ref_FulekyAnatomy">
         <w:r>
           <w:rPr>
             <w:rStyle w:val="Hyperlink"/>
@@ -8908,20 +9308,54 @@
       <w:r>
         <w:t xml:space="preserve"> </w:t>
       </w:r>
-      <w:r>
-        <w:rPr>
-          <w:rStyle w:val="Referenciaatema"/>
-        </w:rPr>
-        <w:t xml:space="preserve">[ver tema 3.A.12]</w:t>
-      </w:r>
-      <w:r>
-        <w:t xml:space="preserve">. La tabla 1 resume las definiciones y sus relaciones, y el problema del productor se resume en el anexo B.</w:t>
-      </w:r>
-    </w:p>
-    <w:bookmarkStart w:id="58" w:name="tab:concavidad"/>
+      <w:hyperlink r:id="rId23">
+        <w:r>
+          <w:rPr>
+            <w:rStyle w:val="Referenciaatema"/>
+          </w:rPr>
+          <w:t xml:space="preserve">[ver tema 3.A.12]</w:t>
+        </w:r>
+      </w:hyperlink>
+      <w:r>
+        <w:t xml:space="preserve">. La tabla </w:t>
+      </w:r>
+      <w:hyperlink w:anchor="tab_concavidad">
+        <w:r>
+          <w:rPr>
+            <w:rStyle w:val="Hyperlink"/>
+          </w:rPr>
+          <w:t xml:space="preserve">1</w:t>
+        </w:r>
+      </w:hyperlink>
+      <w:r>
+        <w:t xml:space="preserve"> </w:t>
+      </w:r>
+      <w:r>
+        <w:t xml:space="preserve">resume las definiciones y sus relaciones, y el problema del productor se resume en el anexo </w:t>
+      </w:r>
+      <w:hyperlink w:anchor="anexo_productor">
+        <w:r>
+          <w:rPr>
+            <w:rStyle w:val="Hyperlink"/>
+          </w:rPr>
+          <w:t xml:space="preserve">B</w:t>
+        </w:r>
+      </w:hyperlink>
+      <w:r>
+        <w:t xml:space="preserve">.</w:t>
+      </w:r>
+    </w:p>
+    <w:bookmarkStart w:id="75" w:name="tab_concavidad"/>
     <w:p>
       <w:pPr>
         <w:pStyle w:val="TableCaption"/>
+        <w:pBdr>
+          <w:top w:color="767171" w:space="4" w:sz="4" w:val="single"/>
+          <w:left w:color="767171" w:space="4" w:sz="4" w:val="single"/>
+          <w:bottom w:color="767171" w:space="4" w:sz="4" w:val="single"/>
+          <w:right w:color="767171" w:space="4" w:sz="4" w:val="single"/>
+        </w:pBdr>
+        <w:shd w:color="auto" w:fill="E7E6E6" w:val="clear"/>
       </w:pPr>
       <w:r>
         <w:t xml:space="preserve">Tabla 1.–</w:t>
@@ -8937,6 +9371,7 @@
       <w:tblPr>
         <w:tblStyle w:val="Table"/>
         <w:tblW w:type="auto" w:w="0"/>
+        <w:shd w:color="auto" w:fill="E7E6E6" w:val="clear"/>
         <w:tblLook w:firstRow="0" w:lastRow="0" w:firstColumn="0" w:lastColumn="0" w:noHBand="0" w:noVBand="0" w:val="0000"/>
         <w:tblCaption w:val="Tabla 1.– Concavidad y cuasiconcavidad: definiciones y relaciones"/>
       </w:tblPr>
@@ -8948,6 +9383,7 @@
       <w:tr>
         <w:tc>
           <w:tcPr>
+            <w:shd w:color="auto" w:fill="E7E6E6" w:val="clear"/>
             <w:vAlign w:val="center"/>
           </w:tcPr>
           <w:p>
@@ -8970,6 +9406,7 @@
         </w:tc>
         <w:tc>
           <w:tcPr>
+            <w:shd w:color="auto" w:fill="E7E6E6" w:val="clear"/>
             <w:vAlign w:val="center"/>
           </w:tcPr>
           <w:p>
@@ -8989,6 +9426,7 @@
         </w:tc>
         <w:tc>
           <w:tcPr>
+            <w:shd w:color="auto" w:fill="E7E6E6" w:val="clear"/>
             <w:vAlign w:val="center"/>
           </w:tcPr>
           <w:p>
@@ -9005,6 +9443,7 @@
       <w:tr>
         <w:tc>
           <w:tcPr>
+            <w:shd w:color="auto" w:fill="E7E6E6" w:val="clear"/>
             <w:vAlign w:val="center"/>
           </w:tcPr>
           <w:p>
@@ -9027,6 +9466,7 @@
         </w:tc>
         <w:tc>
           <w:tcPr>
+            <w:shd w:color="auto" w:fill="E7E6E6" w:val="clear"/>
             <w:vAlign w:val="center"/>
           </w:tcPr>
           <w:p>
@@ -9046,6 +9486,7 @@
         </w:tc>
         <w:tc>
           <w:tcPr>
+            <w:shd w:color="auto" w:fill="E7E6E6" w:val="clear"/>
             <w:vAlign w:val="center"/>
           </w:tcPr>
           <w:p>
@@ -9062,6 +9503,7 @@
       <w:tr>
         <w:tc>
           <w:tcPr>
+            <w:shd w:color="auto" w:fill="E7E6E6" w:val="clear"/>
             <w:vAlign w:val="center"/>
           </w:tcPr>
           <w:p>
@@ -9084,6 +9526,7 @@
         </w:tc>
         <w:tc>
           <w:tcPr>
+            <w:shd w:color="auto" w:fill="E7E6E6" w:val="clear"/>
             <w:vAlign w:val="center"/>
           </w:tcPr>
           <w:p>
@@ -9103,6 +9546,7 @@
         </w:tc>
         <w:tc>
           <w:tcPr>
+            <w:shd w:color="auto" w:fill="E7E6E6" w:val="clear"/>
             <w:vAlign w:val="center"/>
           </w:tcPr>
           <w:p>
@@ -9190,6 +9634,7 @@
       <w:tr>
         <w:tc>
           <w:tcPr>
+            <w:shd w:color="auto" w:fill="E7E6E6" w:val="clear"/>
             <w:vAlign w:val="center"/>
           </w:tcPr>
           <w:p>
@@ -9212,6 +9657,7 @@
         </w:tc>
         <w:tc>
           <w:tcPr>
+            <w:shd w:color="auto" w:fill="E7E6E6" w:val="clear"/>
             <w:vAlign w:val="center"/>
           </w:tcPr>
           <w:p>
@@ -9231,6 +9677,7 @@
         </w:tc>
         <w:tc>
           <w:tcPr>
+            <w:shd w:color="auto" w:fill="E7E6E6" w:val="clear"/>
             <w:vAlign w:val="center"/>
           </w:tcPr>
           <w:p>
@@ -9318,6 +9765,7 @@
       <w:tr>
         <w:tc>
           <w:tcPr>
+            <w:shd w:color="auto" w:fill="E7E6E6" w:val="clear"/>
             <w:vAlign w:val="center"/>
           </w:tcPr>
           <w:p>
@@ -9340,6 +9788,7 @@
         </w:tc>
         <w:tc>
           <w:tcPr>
+            <w:shd w:color="auto" w:fill="E7E6E6" w:val="clear"/>
             <w:vAlign w:val="center"/>
           </w:tcPr>
           <w:p>
@@ -9359,6 +9808,7 @@
         </w:tc>
         <w:tc>
           <w:tcPr>
+            <w:shd w:color="auto" w:fill="E7E6E6" w:val="clear"/>
             <w:vAlign w:val="center"/>
           </w:tcPr>
           <w:p>
@@ -9383,6 +9833,7 @@
       <w:tr>
         <w:tc>
           <w:tcPr>
+            <w:shd w:color="auto" w:fill="E7E6E6" w:val="clear"/>
             <w:vAlign w:val="center"/>
           </w:tcPr>
           <w:p>
@@ -9405,6 +9856,7 @@
         </w:tc>
         <w:tc>
           <w:tcPr>
+            <w:shd w:color="auto" w:fill="E7E6E6" w:val="clear"/>
             <w:vAlign w:val="center"/>
           </w:tcPr>
           <w:p>
@@ -9424,6 +9876,7 @@
         </w:tc>
         <w:tc>
           <w:tcPr>
+            <w:shd w:color="auto" w:fill="E7E6E6" w:val="clear"/>
             <w:vAlign w:val="center"/>
           </w:tcPr>
           <w:p>
@@ -9448,6 +9901,7 @@
       <w:tr>
         <w:tc>
           <w:tcPr>
+            <w:shd w:color="auto" w:fill="E7E6E6" w:val="clear"/>
             <w:vAlign w:val="center"/>
           </w:tcPr>
           <w:p>
@@ -9470,6 +9924,7 @@
         </w:tc>
         <w:tc>
           <w:tcPr>
+            <w:shd w:color="auto" w:fill="E7E6E6" w:val="clear"/>
             <w:vAlign w:val="center"/>
           </w:tcPr>
           <w:p>
@@ -9489,6 +9944,7 @@
         </w:tc>
         <w:tc>
           <w:tcPr>
+            <w:shd w:color="auto" w:fill="E7E6E6" w:val="clear"/>
             <w:vAlign w:val="center"/>
           </w:tcPr>
           <w:p>
@@ -9519,6 +9975,7 @@
       <w:tr>
         <w:tc>
           <w:tcPr>
+            <w:shd w:color="auto" w:fill="E7E6E6" w:val="clear"/>
             <w:vAlign w:val="center"/>
           </w:tcPr>
           <w:p>
@@ -9541,6 +9998,7 @@
         </w:tc>
         <w:tc>
           <w:tcPr>
+            <w:shd w:color="auto" w:fill="E7E6E6" w:val="clear"/>
             <w:vAlign w:val="center"/>
           </w:tcPr>
           <w:p>
@@ -9560,6 +10018,7 @@
         </w:tc>
         <w:tc>
           <w:tcPr>
+            <w:shd w:color="auto" w:fill="E7E6E6" w:val="clear"/>
             <w:vAlign w:val="center"/>
           </w:tcPr>
           <w:p>
@@ -9588,7 +10047,7 @@
         </w:tc>
       </w:tr>
     </w:tbl>
-    <w:bookmarkEnd w:id="58"/>
+    <w:bookmarkEnd w:id="75"/>
     <w:p>
       <w:pPr>
         <w:pStyle w:val="Cajadeanotaciones"/>
@@ -9658,7 +10117,7 @@
         </w:rPr>
         <w:t xml:space="preserve">(</w:t>
       </w:r>
-      <w:hyperlink w:anchor="ref-JehleReny2011Advanced">
+      <w:hyperlink w:anchor="ref_JehleReny2011Advanced">
         <w:r>
           <w:rPr>
             <w:rStyle w:val="Hyperlink"/>
@@ -9683,9 +10142,9 @@
         <w:t xml:space="preserve">.</w:t>
       </w:r>
     </w:p>
-    <w:bookmarkEnd w:id="59"/>
-    <w:bookmarkEnd w:id="60"/>
-    <w:bookmarkStart w:id="102" w:name="las-curvas-isocuantas"/>
+    <w:bookmarkEnd w:id="76"/>
+    <w:bookmarkEnd w:id="77"/>
+    <w:bookmarkStart w:id="126" w:name="sec_curvas_isocuantas"/>
     <w:p>
       <w:pPr>
         <w:pStyle w:val="Heading2"/>
@@ -9700,7 +10159,7 @@
         <w:t xml:space="preserve">Las curvas isocuantas</w:t>
       </w:r>
     </w:p>
-    <w:bookmarkStart w:id="61" w:name="definición-2"/>
+    <w:bookmarkStart w:id="79" w:name="definici__n_2"/>
     <w:p>
       <w:pPr>
         <w:pStyle w:val="Heading4"/>
@@ -9735,6 +10194,11 @@
       <w:r>
         <w:t xml:space="preserve">es el lugar geométrico de las combinaciones de factores que, usadas eficientemente, dan el mismo nivel de producción:</w:t>
       </w:r>
+      <w:r>
+        <w:t xml:space="preserve"> </w:t>
+      </w:r>
+      <w:bookmarkStart w:id="78" w:name="eq_isocuanta"/>
+      <w:bookmarkEnd w:id="78"/>
     </w:p>
     <w:p>
       <w:pPr>
@@ -9988,11 +10452,22 @@
         <w:t xml:space="preserve"> </w:t>
       </w:r>
       <w:r>
-        <w:t xml:space="preserve">(gráfico 7).</w:t>
-      </w:r>
-    </w:p>
-    <w:bookmarkEnd w:id="61"/>
-    <w:bookmarkStart w:id="67" w:name="propiedades-1"/>
+        <w:t xml:space="preserve">(gráfico </w:t>
+      </w:r>
+      <w:hyperlink w:anchor="fig_superficie_produccion">
+        <w:r>
+          <w:rPr>
+            <w:rStyle w:val="Hyperlink"/>
+          </w:rPr>
+          <w:t xml:space="preserve">7</w:t>
+        </w:r>
+      </w:hyperlink>
+      <w:r>
+        <w:t xml:space="preserve">).</w:t>
+      </w:r>
+    </w:p>
+    <w:bookmarkEnd w:id="79"/>
+    <w:bookmarkStart w:id="86" w:name="propiedades_1"/>
     <w:p>
       <w:pPr>
         <w:pStyle w:val="Heading4"/>
@@ -10028,12 +10503,14 @@
       <w:r>
         <w:t xml:space="preserve"> </w:t>
       </w:r>
-      <w:r>
-        <w:rPr>
-          <w:rStyle w:val="Referenciaatema"/>
-        </w:rPr>
-        <w:t xml:space="preserve">[ver tema 3.A.8]</w:t>
-      </w:r>
+      <w:hyperlink r:id="rId21">
+        <w:r>
+          <w:rPr>
+            <w:rStyle w:val="Referenciaatema"/>
+          </w:rPr>
+          <w:t xml:space="preserve">[ver tema 3.A.8]</w:t>
+        </w:r>
+      </w:hyperlink>
       <w:r>
         <w:t xml:space="preserve">):</w:t>
       </w:r>
@@ -10284,7 +10761,21 @@
         </w:numPr>
       </w:pPr>
       <w:r>
-        <w:t xml:space="preserve">En el apartado II.1 se usa una función que relaja la eliminación gratuita, y entonces las isocuantas tienen tramos crecientes: no es una contradicción, sino una forma de delimitar dónde es eficiente producir.</w:t>
+        <w:t xml:space="preserve">En el apartado </w:t>
+      </w:r>
+      <w:hyperlink w:anchor="sec_corto_plazo_productividad">
+        <w:r>
+          <w:rPr>
+            <w:rStyle w:val="Hyperlink"/>
+          </w:rPr>
+          <w:t xml:space="preserve">II.1</w:t>
+        </w:r>
+      </w:hyperlink>
+      <w:r>
+        <w:t xml:space="preserve"> </w:t>
+      </w:r>
+      <w:r>
+        <w:t xml:space="preserve">se usa una función que relaja la eliminación gratuita, y entonces las isocuantas tienen tramos crecientes: no es una contradicción, sino una forma de delimitar dónde es eficiente producir.</w:t>
       </w:r>
     </w:p>
     <w:p>
@@ -10473,14 +10964,30 @@
         <w:rPr>
           <w:rStyle w:val="FootnoteReference"/>
         </w:rPr>
-        <w:footnoteReference w:id="62"/>
-      </w:r>
-      <w:r>
-        <w:t xml:space="preserve"> </w:t>
-      </w:r>
-      <w:r>
-        <w:t xml:space="preserve">(gráfico 6):</w:t>
-      </w:r>
+        <w:footnoteReference w:id="80"/>
+      </w:r>
+      <w:r>
+        <w:t xml:space="preserve"> </w:t>
+      </w:r>
+      <w:r>
+        <w:t xml:space="preserve">(gráfico </w:t>
+      </w:r>
+      <w:hyperlink w:anchor="fig_isocuantas_rmst">
+        <w:r>
+          <w:rPr>
+            <w:rStyle w:val="Hyperlink"/>
+          </w:rPr>
+          <w:t xml:space="preserve">6</w:t>
+        </w:r>
+      </w:hyperlink>
+      <w:r>
+        <w:t xml:space="preserve">):</w:t>
+      </w:r>
+      <w:r>
+        <w:t xml:space="preserve"> </w:t>
+      </w:r>
+      <w:bookmarkStart w:id="81" w:name="eq_rmst"/>
+      <w:bookmarkEnd w:id="81"/>
     </w:p>
     <w:p>
       <w:pPr>
@@ -10783,34 +11290,60 @@
         <w:t xml:space="preserve">isoclinas</w:t>
       </w:r>
       <w:r>
-        <w:t xml:space="preserve">. Pueden tener cualquier forma: si la función es homotética, son rectas que pasan por el origen (apartado II.2), como la curva de renta-consumo con preferencias homotéticas</w:t>
-      </w:r>
-      <w:r>
-        <w:t xml:space="preserve"> </w:t>
-      </w:r>
-      <w:r>
-        <w:rPr>
-          <w:rStyle w:val="Referenciaatema"/>
-        </w:rPr>
-        <w:t xml:space="preserve">[ver tema 3.A.8]</w:t>
-      </w:r>
-      <w:r>
-        <w:t xml:space="preserve">; las líneas de contorno que delimitan la región económica son isoclinas (apartado II.1), y, con precios de los factores dados, la senda de expansión de la empresa también lo es</w:t>
-      </w:r>
-      <w:r>
-        <w:t xml:space="preserve"> </w:t>
-      </w:r>
-      <w:r>
-        <w:rPr>
-          <w:rStyle w:val="Referenciaatema"/>
-        </w:rPr>
-        <w:t xml:space="preserve">[ver tema 3.A.12]</w:t>
-      </w:r>
+        <w:t xml:space="preserve">. Pueden tener cualquier forma: si la función es homotética, son rectas que pasan por el origen (apartado </w:t>
+      </w:r>
+      <w:hyperlink w:anchor="sec_largo_plazo_rendimientos">
+        <w:r>
+          <w:rPr>
+            <w:rStyle w:val="Hyperlink"/>
+          </w:rPr>
+          <w:t xml:space="preserve">II.2</w:t>
+        </w:r>
+      </w:hyperlink>
+      <w:r>
+        <w:t xml:space="preserve">), como la curva de renta-consumo con preferencias homotéticas</w:t>
+      </w:r>
+      <w:r>
+        <w:t xml:space="preserve"> </w:t>
+      </w:r>
+      <w:hyperlink r:id="rId21">
+        <w:r>
+          <w:rPr>
+            <w:rStyle w:val="Referenciaatema"/>
+          </w:rPr>
+          <w:t xml:space="preserve">[ver tema 3.A.8]</w:t>
+        </w:r>
+      </w:hyperlink>
+      <w:r>
+        <w:t xml:space="preserve">; las líneas de contorno que delimitan la región económica son isoclinas (apartado </w:t>
+      </w:r>
+      <w:hyperlink w:anchor="sec_corto_plazo_productividad">
+        <w:r>
+          <w:rPr>
+            <w:rStyle w:val="Hyperlink"/>
+          </w:rPr>
+          <w:t xml:space="preserve">II.1</w:t>
+        </w:r>
+      </w:hyperlink>
+      <w:r>
+        <w:t xml:space="preserve">), y, con precios de los factores dados, la senda de expansión de la empresa también lo es</w:t>
+      </w:r>
+      <w:r>
+        <w:t xml:space="preserve"> </w:t>
+      </w:r>
+      <w:hyperlink r:id="rId23">
+        <w:r>
+          <w:rPr>
+            <w:rStyle w:val="Referenciaatema"/>
+          </w:rPr>
+          <w:t xml:space="preserve">[ver tema 3.A.12]</w:t>
+        </w:r>
+      </w:hyperlink>
       <w:r>
         <w:t xml:space="preserve">.</w:t>
       </w:r>
     </w:p>
-    <w:bookmarkStart w:id="66" w:name="fig:isocuantas-rmst"/>
+    <w:bookmarkStart w:id="85" w:name="fig_isocuantas_rmst"/>
     <w:p>
       <w:pPr>
         <w:pStyle w:val="ImageCaption"/>
@@ -10834,18 +11367,18 @@
           <wp:inline>
             <wp:extent cx="2712618" cy="2504660"/>
             <wp:effectExtent b="0" l="0" r="0" t="0"/>
-            <wp:docPr descr="" title="" id="64" name="Picture"/>
+            <wp:docPr descr="" title="" id="83" name="Picture"/>
             <a:graphic>
               <a:graphicData uri="http://schemas.openxmlformats.org/drawingml/2006/picture">
                 <pic:pic>
                   <pic:nvPicPr>
-                    <pic:cNvPr descr="C:\Users\vgutierrez\Documents\src\victorgutierrezmarcos.github.io-revision\oposicion\temario\fuentes\3A11\graficos/isocuantas-rmst.png" id="65" name="Picture"/>
+                    <pic:cNvPr descr="C:\Users\vgutierrez\Documents\src\victorgutierrezmarcos.github.io-revision\oposicion\temario\fuentes\3A11\graficos/isocuantas-rmst.png" id="84" name="Picture"/>
                     <pic:cNvPicPr>
                       <a:picLocks noChangeArrowheads="1" noChangeAspect="1"/>
                     </pic:cNvPicPr>
                   </pic:nvPicPr>
                   <pic:blipFill>
-                    <a:blip r:embed="rId63"/>
+                    <a:blip r:embed="rId82"/>
                     <a:stretch>
                       <a:fillRect/>
                     </a:stretch>
@@ -10872,7 +11405,7 @@
         </w:drawing>
       </w:r>
     </w:p>
-    <w:bookmarkEnd w:id="66"/>
+    <w:bookmarkEnd w:id="85"/>
     <w:p>
       <w:pPr>
         <w:pStyle w:val="Piedeimagen"/>
@@ -10881,8 +11414,8 @@
         <w:t xml:space="preserve">Fuente: elaboración propia.</w:t>
       </w:r>
     </w:p>
-    <w:bookmarkEnd w:id="67"/>
-    <w:bookmarkStart w:id="68" w:name="elasticidad-de-sustitución"/>
+    <w:bookmarkEnd w:id="86"/>
+    <w:bookmarkStart w:id="88" w:name="elasticidad_de_sustituci__n"/>
     <w:p>
       <w:pPr>
         <w:pStyle w:val="Heading4"/>
@@ -10934,6 +11467,8 @@
         <w:t xml:space="preserve">de la isocuanta: la variación porcentual de la proporción entre factores ante una variación porcentual de la RMST,</w:t>
       </w:r>
     </w:p>
+    <w:bookmarkStart w:id="87" w:name="eq_elasticidad_sustitucion"/>
+    <w:bookmarkEnd w:id="87"/>
     <w:p>
       <w:pPr>
         <w:pStyle w:val="Funcionclave"/>
@@ -11259,12 +11794,14 @@
       <w:r>
         <w:t xml:space="preserve"> </w:t>
       </w:r>
-      <w:r>
-        <w:rPr>
-          <w:rStyle w:val="Referenciaatema"/>
-        </w:rPr>
-        <w:t xml:space="preserve">[ver tema 3.A.8]</w:t>
-      </w:r>
+      <w:hyperlink r:id="rId21">
+        <w:r>
+          <w:rPr>
+            <w:rStyle w:val="Referenciaatema"/>
+          </w:rPr>
+          <w:t xml:space="preserve">[ver tema 3.A.8]</w:t>
+        </w:r>
+      </w:hyperlink>
       <w:r>
         <w:t xml:space="preserve">.</w:t>
       </w:r>
@@ -11301,7 +11838,7 @@
       <w:r>
         <w:t xml:space="preserve">(</w:t>
       </w:r>
-      <w:hyperlink w:anchor="ref-Hicks1932Theory">
+      <w:hyperlink w:anchor="ref_Hicks1932Theory">
         <w:r>
           <w:rPr>
             <w:rStyle w:val="Hyperlink"/>
@@ -11330,7 +11867,7 @@
       <w:r>
         <w:t xml:space="preserve">(</w:t>
       </w:r>
-      <w:hyperlink w:anchor="ref-Robinson1933Economics">
+      <w:hyperlink w:anchor="ref_Robinson1933Economics">
         <w:r>
           <w:rPr>
             <w:rStyle w:val="Hyperlink"/>
@@ -11350,7 +11887,7 @@
       <w:r>
         <w:t xml:space="preserve">(</w:t>
       </w:r>
-      <w:hyperlink w:anchor="ref-HET2026Elasticity">
+      <w:hyperlink w:anchor="ref_HET2026Elasticity">
         <w:r>
           <w:rPr>
             <w:rStyle w:val="Hyperlink"/>
@@ -11547,12 +12084,14 @@
       <w:r>
         <w:t xml:space="preserve"> </w:t>
       </w:r>
-      <w:r>
-        <w:rPr>
-          <w:rStyle w:val="Referenciaatema"/>
-        </w:rPr>
-        <w:t xml:space="preserve">[ver tema 3.A.12]</w:t>
-      </w:r>
+      <w:hyperlink r:id="rId23">
+        <w:r>
+          <w:rPr>
+            <w:rStyle w:val="Referenciaatema"/>
+          </w:rPr>
+          <w:t xml:space="preserve">[ver tema 3.A.12]</w:t>
+        </w:r>
+      </w:hyperlink>
       <w:r>
         <w:t xml:space="preserve">. Entonces</w:t>
       </w:r>
@@ -11917,7 +12456,7 @@
       <w:r>
         <w:t xml:space="preserve">(</w:t>
       </w:r>
-      <w:hyperlink w:anchor="ref-Hicks1932Theory">
+      <w:hyperlink w:anchor="ref_Hicks1932Theory">
         <w:r>
           <w:rPr>
             <w:rStyle w:val="Hyperlink"/>
@@ -11989,7 +12528,18 @@
         <w:t xml:space="preserve">Morishima</w:t>
       </w:r>
       <w:r>
-        <w:t xml:space="preserve">), que se presentan en el anexo D.</w:t>
+        <w:t xml:space="preserve">), que se presentan en el anexo </w:t>
+      </w:r>
+      <w:hyperlink w:anchor="anexo_sigma_n">
+        <w:r>
+          <w:rPr>
+            <w:rStyle w:val="Hyperlink"/>
+          </w:rPr>
+          <w:t xml:space="preserve">D</w:t>
+        </w:r>
+      </w:hyperlink>
+      <w:r>
+        <w:t xml:space="preserve">.</w:t>
       </w:r>
     </w:p>
     <w:p>
@@ -12099,8 +12649,8 @@
         <w:t xml:space="preserve">). Cada una se presenta como un modelo.</w:t>
       </w:r>
     </w:p>
-    <w:bookmarkEnd w:id="68"/>
-    <w:bookmarkStart w:id="80" w:name="la-función-cobb-douglas"/>
+    <w:bookmarkEnd w:id="88"/>
+    <w:bookmarkStart w:id="101" w:name="sec_funcion_cobb_douglas"/>
     <w:p>
       <w:pPr>
         <w:pStyle w:val="Heading3"/>
@@ -12115,7 +12665,7 @@
         <w:t xml:space="preserve">La función Cobb-Douglas</w:t>
       </w:r>
     </w:p>
-    <w:bookmarkStart w:id="69" w:name="a-idea"/>
+    <w:bookmarkStart w:id="89" w:name="a_idea"/>
     <w:p>
       <w:pPr>
         <w:pStyle w:val="Heading4"/>
@@ -12180,7 +12730,7 @@
       <w:r>
         <w:t xml:space="preserve">(</w:t>
       </w:r>
-      <w:hyperlink w:anchor="ref-CobbDouglas1928Theory">
+      <w:hyperlink w:anchor="ref_CobbDouglas1928Theory">
         <w:r>
           <w:rPr>
             <w:rStyle w:val="Hyperlink"/>
@@ -12221,7 +12771,7 @@
       <w:r>
         <w:t xml:space="preserve">(</w:t>
       </w:r>
-      <w:hyperlink w:anchor="ref-Sandelin1976Origin">
+      <w:hyperlink w:anchor="ref_Sandelin1976Origin">
         <w:r>
           <w:rPr>
             <w:rStyle w:val="Hyperlink"/>
@@ -12248,7 +12798,7 @@
       <w:r>
         <w:t xml:space="preserve"> </w:t>
       </w:r>
-      <w:hyperlink w:anchor="ref-Humphrey1997Algebraic">
+      <w:hyperlink w:anchor="ref_Humphrey1997Algebraic">
         <w:r>
           <w:rPr>
             <w:rStyle w:val="Hyperlink"/>
@@ -12276,8 +12826,8 @@
         <w:t xml:space="preserve">.</w:t>
       </w:r>
     </w:p>
-    <w:bookmarkEnd w:id="69"/>
-    <w:bookmarkStart w:id="77" w:name="b-modelo"/>
+    <w:bookmarkEnd w:id="89"/>
+    <w:bookmarkStart w:id="98" w:name="b_modelo"/>
     <w:p>
       <w:pPr>
         <w:pStyle w:val="Heading4"/>
@@ -12286,7 +12836,7 @@
         <w:t xml:space="preserve">b) Modelo</w:t>
       </w:r>
     </w:p>
-    <w:bookmarkStart w:id="70" w:name="i-supuestos"/>
+    <w:bookmarkStart w:id="91" w:name="i_supuestos"/>
     <w:p>
       <w:pPr>
         <w:pStyle w:val="Heading5"/>
@@ -12305,6 +12855,11 @@
       <w:r>
         <w:t xml:space="preserve">Con 2 factores,</w:t>
       </w:r>
+      <w:r>
+        <w:t xml:space="preserve"> </w:t>
+      </w:r>
+      <w:bookmarkStart w:id="90" w:name="eq_cobb_douglas"/>
+      <w:bookmarkEnd w:id="90"/>
     </w:p>
     <w:p>
       <w:pPr>
@@ -12463,8 +13018,8 @@
         <w:t xml:space="preserve">, las elasticidades-producto de cada factor.</w:t>
       </w:r>
     </w:p>
-    <w:bookmarkEnd w:id="70"/>
-    <w:bookmarkStart w:id="75" w:name="ii-desarrollo"/>
+    <w:bookmarkEnd w:id="91"/>
+    <w:bookmarkStart w:id="96" w:name="ii_desarrollo"/>
     <w:p>
       <w:pPr>
         <w:pStyle w:val="Heading5"/>
@@ -12482,7 +13037,18 @@
         </w:numPr>
       </w:pPr>
       <w:r>
-        <w:t xml:space="preserve">Sus propiedades resumen lo visto hasta ahora (gráfico 7):</w:t>
+        <w:t xml:space="preserve">Sus propiedades resumen lo visto hasta ahora (gráfico </w:t>
+      </w:r>
+      <w:hyperlink w:anchor="fig_superficie_produccion">
+        <w:r>
+          <w:rPr>
+            <w:rStyle w:val="Hyperlink"/>
+          </w:rPr>
+          <w:t xml:space="preserve">7</w:t>
+        </w:r>
+      </w:hyperlink>
+      <w:r>
+        <w:t xml:space="preserve">):</w:t>
       </w:r>
     </w:p>
     <w:p>
@@ -12680,7 +13246,29 @@
         <w:t xml:space="preserve">Inada</w:t>
       </w:r>
       <w:r>
-        <w:t xml:space="preserve"> (3), de modo que toda la función está en la región económica de producción (apartado II.1). Las elasticidades-producto son constantes e iguales a los exponentes:</w:t>
+        <w:t xml:space="preserve"> (</w:t>
+      </w:r>
+      <w:hyperlink w:anchor="eq_inada">
+        <w:r>
+          <w:rPr>
+            <w:rStyle w:val="Hyperlink"/>
+          </w:rPr>
+          <w:t xml:space="preserve">3</w:t>
+        </w:r>
+      </w:hyperlink>
+      <w:r>
+        <w:t xml:space="preserve">), de modo que toda la función está en la región económica de producción (apartado </w:t>
+      </w:r>
+      <w:hyperlink w:anchor="sec_corto_plazo_productividad">
+        <w:r>
+          <w:rPr>
+            <w:rStyle w:val="Hyperlink"/>
+          </w:rPr>
+          <w:t xml:space="preserve">II.1</w:t>
+        </w:r>
+      </w:hyperlink>
+      <w:r>
+        <w:t xml:space="preserve">). Las elasticidades-producto son constantes e iguales a los exponentes:</w:t>
       </w:r>
       <w:r>
         <w:t xml:space="preserve"> </w:t>
@@ -13200,10 +13788,21 @@
         <w:t xml:space="preserve"> </w:t>
       </w:r>
       <w:r>
-        <w:t xml:space="preserve">sea mayor, igual o menor que 1 (apartado II.2).</w:t>
-      </w:r>
-    </w:p>
-    <w:bookmarkStart w:id="74" w:name="fig:superficie-produccion"/>
+        <w:t xml:space="preserve">sea mayor, igual o menor que 1 (apartado </w:t>
+      </w:r>
+      <w:hyperlink w:anchor="sec_largo_plazo_rendimientos">
+        <w:r>
+          <w:rPr>
+            <w:rStyle w:val="Hyperlink"/>
+          </w:rPr>
+          <w:t xml:space="preserve">II.2</w:t>
+        </w:r>
+      </w:hyperlink>
+      <w:r>
+        <w:t xml:space="preserve">).</w:t>
+      </w:r>
+    </w:p>
+    <w:bookmarkStart w:id="95" w:name="fig_superficie_produccion"/>
     <w:p>
       <w:pPr>
         <w:pStyle w:val="ImageCaption"/>
@@ -13272,18 +13871,18 @@
           <wp:inline>
             <wp:extent cx="3180521" cy="2639221"/>
             <wp:effectExtent b="0" l="0" r="0" t="0"/>
-            <wp:docPr descr="" title="" id="72" name="Picture"/>
+            <wp:docPr descr="" title="" id="93" name="Picture"/>
             <a:graphic>
               <a:graphicData uri="http://schemas.openxmlformats.org/drawingml/2006/picture">
                 <pic:pic>
                   <pic:nvPicPr>
-                    <pic:cNvPr descr="C:\Users\vgutierrez\Documents\src\victorgutierrezmarcos.github.io-revision\oposicion\temario\fuentes\3A11\graficos/superficie-produccion.png" id="73" name="Picture"/>
+                    <pic:cNvPr descr="C:\Users\vgutierrez\Documents\src\victorgutierrezmarcos.github.io-revision\oposicion\temario\fuentes\3A11\graficos/superficie-produccion.png" id="94" name="Picture"/>
                     <pic:cNvPicPr>
                       <a:picLocks noChangeArrowheads="1" noChangeAspect="1"/>
                     </pic:cNvPicPr>
                   </pic:nvPicPr>
                   <pic:blipFill>
-                    <a:blip r:embed="rId71"/>
+                    <a:blip r:embed="rId92"/>
                     <a:stretch>
                       <a:fillRect/>
                     </a:stretch>
@@ -13310,7 +13909,7 @@
         </w:drawing>
       </w:r>
     </w:p>
-    <w:bookmarkEnd w:id="74"/>
+    <w:bookmarkEnd w:id="95"/>
     <w:p>
       <w:pPr>
         <w:pStyle w:val="Piedeimagen"/>
@@ -13333,7 +13932,7 @@
       <w:r>
         <w:t xml:space="preserve">(</w:t>
       </w:r>
-      <w:hyperlink w:anchor="ref-FulekyAnatomy">
+      <w:hyperlink w:anchor="ref_FulekyAnatomy">
         <w:r>
           <w:rPr>
             <w:rStyle w:val="Hyperlink"/>
@@ -13348,8 +13947,8 @@
         <w:t xml:space="preserve">.</w:t>
       </w:r>
     </w:p>
-    <w:bookmarkEnd w:id="75"/>
-    <w:bookmarkStart w:id="76" w:name="iii-implicaciones"/>
+    <w:bookmarkEnd w:id="96"/>
+    <w:bookmarkStart w:id="97" w:name="iii_implicaciones"/>
     <w:p>
       <w:pPr>
         <w:pStyle w:val="Heading5"/>
@@ -13630,21 +14229,25 @@
       <w:r>
         <w:t xml:space="preserve"> </w:t>
       </w:r>
-      <w:r>
-        <w:rPr>
-          <w:rStyle w:val="Referenciaatema"/>
-        </w:rPr>
-        <w:t xml:space="preserve">[ver tema 3.A.43]</w:t>
-      </w:r>
-      <w:r>
-        <w:t xml:space="preserve"> </w:t>
-      </w:r>
-      <w:r>
-        <w:rPr>
-          <w:rStyle w:val="Referenciaatema"/>
-        </w:rPr>
-        <w:t xml:space="preserve">[ver tema 3.A.45]</w:t>
-      </w:r>
+      <w:hyperlink r:id="rId27">
+        <w:r>
+          <w:rPr>
+            <w:rStyle w:val="Referenciaatema"/>
+          </w:rPr>
+          <w:t xml:space="preserve">[ver tema 3.A.43]</w:t>
+        </w:r>
+      </w:hyperlink>
+      <w:r>
+        <w:t xml:space="preserve"> </w:t>
+      </w:r>
+      <w:hyperlink r:id="rId29">
+        <w:r>
+          <w:rPr>
+            <w:rStyle w:val="Referenciaatema"/>
+          </w:rPr>
+          <w:t xml:space="preserve">[ver tema 3.A.45]</w:t>
+        </w:r>
+      </w:hyperlink>
       <w:r>
         <w:t xml:space="preserve">.</w:t>
       </w:r>
@@ -13706,17 +14309,30 @@
         <w:t xml:space="preserve"> </w:t>
       </w:r>
       <w:r>
-        <w:t xml:space="preserve">coinciden (apartado II.3). Es la tecnología de referencia de los modelos de crecimiento</w:t>
-      </w:r>
-      <w:r>
-        <w:t xml:space="preserve"> </w:t>
-      </w:r>
-      <w:r>
-        <w:rPr>
-          <w:rStyle w:val="Referenciaatema"/>
-        </w:rPr>
-        <w:t xml:space="preserve">[ver tema 3.A.43]</w:t>
-      </w:r>
+        <w:t xml:space="preserve">coinciden (apartado </w:t>
+      </w:r>
+      <w:hyperlink w:anchor="sec_muy_largo_plazo">
+        <w:r>
+          <w:rPr>
+            <w:rStyle w:val="Hyperlink"/>
+          </w:rPr>
+          <w:t xml:space="preserve">II.3</w:t>
+        </w:r>
+      </w:hyperlink>
+      <w:r>
+        <w:t xml:space="preserve">). Es la tecnología de referencia de los modelos de crecimiento</w:t>
+      </w:r>
+      <w:r>
+        <w:t xml:space="preserve"> </w:t>
+      </w:r>
+      <w:hyperlink r:id="rId27">
+        <w:r>
+          <w:rPr>
+            <w:rStyle w:val="Referenciaatema"/>
+          </w:rPr>
+          <w:t xml:space="preserve">[ver tema 3.A.43]</w:t>
+        </w:r>
+      </w:hyperlink>
       <w:r>
         <w:t xml:space="preserve"> </w:t>
       </w:r>
@@ -13726,19 +14342,21 @@
       <w:r>
         <w:t xml:space="preserve"> </w:t>
       </w:r>
-      <w:r>
-        <w:rPr>
-          <w:rStyle w:val="Referenciaatema"/>
-        </w:rPr>
-        <w:t xml:space="preserve">[ver tema 3.A.42]</w:t>
-      </w:r>
+      <w:hyperlink r:id="rId30">
+        <w:r>
+          <w:rPr>
+            <w:rStyle w:val="Referenciaatema"/>
+          </w:rPr>
+          <w:t xml:space="preserve">[ver tema 3.A.42]</w:t>
+        </w:r>
+      </w:hyperlink>
       <w:r>
         <w:t xml:space="preserve">.</w:t>
       </w:r>
     </w:p>
-    <w:bookmarkEnd w:id="76"/>
-    <w:bookmarkEnd w:id="77"/>
-    <w:bookmarkStart w:id="78" w:name="c-evidencia-empírica"/>
+    <w:bookmarkEnd w:id="97"/>
+    <w:bookmarkEnd w:id="98"/>
+    <w:bookmarkStart w:id="99" w:name="c_evidencia_emp__rica"/>
     <w:p>
       <w:pPr>
         <w:pStyle w:val="Heading4"/>
@@ -13781,7 +14399,7 @@
       <w:r>
         <w:t xml:space="preserve">(</w:t>
       </w:r>
-      <w:hyperlink w:anchor="ref-CobbDouglas1928Theory">
+      <w:hyperlink w:anchor="ref_CobbDouglas1928Theory">
         <w:r>
           <w:rPr>
             <w:rStyle w:val="Hyperlink"/>
@@ -13888,7 +14506,7 @@
       <w:r>
         <w:t xml:space="preserve">(</w:t>
       </w:r>
-      <w:hyperlink w:anchor="ref-Douglas1976Once">
+      <w:hyperlink w:anchor="ref_Douglas1976Once">
         <w:r>
           <w:rPr>
             <w:rStyle w:val="Hyperlink"/>
@@ -13916,8 +14534,8 @@
         <w:t xml:space="preserve">.</w:t>
       </w:r>
     </w:p>
-    <w:bookmarkEnd w:id="78"/>
-    <w:bookmarkStart w:id="79" w:name="d-valoración"/>
+    <w:bookmarkEnd w:id="99"/>
+    <w:bookmarkStart w:id="100" w:name="d_valoraci__n"/>
     <w:p>
       <w:pPr>
         <w:pStyle w:val="Heading4"/>
@@ -13960,9 +14578,9 @@
         <w:t xml:space="preserve">y, con ella, participaciones de los factores constantes, que no responden a sus precios relativos. Para que la elasticidad de sustitución sea un parámetro que se estima, y no un supuesto, hace falta una forma más general: la CES.</w:t>
       </w:r>
     </w:p>
-    <w:bookmarkEnd w:id="79"/>
-    <w:bookmarkEnd w:id="80"/>
-    <w:bookmarkStart w:id="93" w:name="X5fd4740153d900ddf469b3531147920f116e32c"/>
+    <w:bookmarkEnd w:id="100"/>
+    <w:bookmarkEnd w:id="101"/>
+    <w:bookmarkStart w:id="115" w:name="sec_funcion_elasticidad_sustitucion"/>
     <w:p>
       <w:pPr>
         <w:pStyle w:val="Heading3"/>
@@ -13977,7 +14595,7 @@
         <w:t xml:space="preserve">La función de elasticidad de sustitución constante (CES)</w:t>
       </w:r>
     </w:p>
-    <w:bookmarkStart w:id="82" w:name="a-idea-1"/>
+    <w:bookmarkStart w:id="103" w:name="a_idea_1"/>
     <w:p>
       <w:pPr>
         <w:pStyle w:val="Heading4"/>
@@ -14027,7 +14645,7 @@
       <w:r>
         <w:t xml:space="preserve">et al. (</w:t>
       </w:r>
-      <w:hyperlink w:anchor="ref-ArrowEtAl1961Capital">
+      <w:hyperlink w:anchor="ref_ArrowEtAl1961Capital">
         <w:r>
           <w:rPr>
             <w:rStyle w:val="Hyperlink"/>
@@ -14059,11 +14677,11 @@
         <w:rPr>
           <w:rStyle w:val="FootnoteReference"/>
         </w:rPr>
-        <w:footnoteReference w:id="81"/>
-      </w:r>
-    </w:p>
-    <w:bookmarkEnd w:id="82"/>
-    <w:bookmarkStart w:id="90" w:name="b-modelo-1"/>
+        <w:footnoteReference w:id="102"/>
+      </w:r>
+    </w:p>
+    <w:bookmarkEnd w:id="103"/>
+    <w:bookmarkStart w:id="112" w:name="b_modelo_1"/>
     <w:p>
       <w:pPr>
         <w:pStyle w:val="Heading4"/>
@@ -14072,7 +14690,7 @@
         <w:t xml:space="preserve">b) Modelo</w:t>
       </w:r>
     </w:p>
-    <w:bookmarkStart w:id="83" w:name="i-supuestos-1"/>
+    <w:bookmarkStart w:id="105" w:name="i_supuestos_1"/>
     <w:p>
       <w:pPr>
         <w:pStyle w:val="Heading5"/>
@@ -14105,6 +14723,11 @@
       <w:r>
         <w:t xml:space="preserve">factores,</w:t>
       </w:r>
+      <w:r>
+        <w:t xml:space="preserve"> </w:t>
+      </w:r>
+      <w:bookmarkStart w:id="104" w:name="eq_ces"/>
+      <w:bookmarkEnd w:id="104"/>
     </w:p>
     <w:p>
       <w:pPr>
@@ -14368,8 +14991,8 @@
         </m:oMath>
       </m:oMathPara>
     </w:p>
-    <w:bookmarkEnd w:id="83"/>
-    <w:bookmarkStart w:id="88" w:name="ii-desarrollo-1"/>
+    <w:bookmarkEnd w:id="105"/>
+    <w:bookmarkStart w:id="110" w:name="ii_desarrollo_1"/>
     <w:p>
       <w:pPr>
         <w:pStyle w:val="Heading5"/>
@@ -14792,7 +15415,29 @@
         <w:t xml:space="preserve"> </w:t>
       </w:r>
       <w:r>
-        <w:t xml:space="preserve">la expresión no está definida), las 3 formas clásicas (gráfico 8; derivación en el anexo A.1):</w:t>
+        <w:t xml:space="preserve">la expresión no está definida), las 3 formas clásicas (gráfico </w:t>
+      </w:r>
+      <w:hyperlink w:anchor="fig_ces_isocuantas">
+        <w:r>
+          <w:rPr>
+            <w:rStyle w:val="Hyperlink"/>
+          </w:rPr>
+          <w:t xml:space="preserve">8</w:t>
+        </w:r>
+      </w:hyperlink>
+      <w:r>
+        <w:t xml:space="preserve">; derivación en el anexo </w:t>
+      </w:r>
+      <w:hyperlink w:anchor="der_ces">
+        <w:r>
+          <w:rPr>
+            <w:rStyle w:val="Hyperlink"/>
+          </w:rPr>
+          <w:t xml:space="preserve">A.1</w:t>
+        </w:r>
+      </w:hyperlink>
+      <w:r>
+        <w:t xml:space="preserve">):</w:t>
       </w:r>
     </w:p>
     <w:p>
@@ -15419,10 +16064,21 @@
         <w:t xml:space="preserve"> </w:t>
       </w:r>
       <w:r>
-        <w:t xml:space="preserve">(apartado I.3.3).</w:t>
-      </w:r>
-    </w:p>
-    <w:bookmarkStart w:id="87" w:name="fig:ces-isocuantas"/>
+        <w:t xml:space="preserve">(apartado </w:t>
+      </w:r>
+      <w:hyperlink w:anchor="sec_funcion_coeficientes_fijos">
+        <w:r>
+          <w:rPr>
+            <w:rStyle w:val="Hyperlink"/>
+          </w:rPr>
+          <w:t xml:space="preserve">I.3.3</w:t>
+        </w:r>
+      </w:hyperlink>
+      <w:r>
+        <w:t xml:space="preserve">).</w:t>
+      </w:r>
+    </w:p>
+    <w:bookmarkStart w:id="109" w:name="fig_ces_isocuantas"/>
     <w:p>
       <w:pPr>
         <w:pStyle w:val="ImageCaption"/>
@@ -15454,18 +16110,18 @@
           <wp:inline>
             <wp:extent cx="2584173" cy="2471020"/>
             <wp:effectExtent b="0" l="0" r="0" t="0"/>
-            <wp:docPr descr="" title="" id="85" name="Picture"/>
+            <wp:docPr descr="" title="" id="107" name="Picture"/>
             <a:graphic>
               <a:graphicData uri="http://schemas.openxmlformats.org/drawingml/2006/picture">
                 <pic:pic>
                   <pic:nvPicPr>
-                    <pic:cNvPr descr="C:\Users\vgutierrez\Documents\src\victorgutierrezmarcos.github.io-revision\oposicion\temario\fuentes\3A11\graficos/ces-isocuantas.png" id="86" name="Picture"/>
+                    <pic:cNvPr descr="C:\Users\vgutierrez\Documents\src\victorgutierrezmarcos.github.io-revision\oposicion\temario\fuentes\3A11\graficos/ces-isocuantas.png" id="108" name="Picture"/>
                     <pic:cNvPicPr>
                       <a:picLocks noChangeArrowheads="1" noChangeAspect="1"/>
                     </pic:cNvPicPr>
                   </pic:nvPicPr>
                   <pic:blipFill>
-                    <a:blip r:embed="rId84"/>
+                    <a:blip r:embed="rId106"/>
                     <a:stretch>
                       <a:fillRect/>
                     </a:stretch>
@@ -15492,7 +16148,7 @@
         </w:drawing>
       </w:r>
     </w:p>
-    <w:bookmarkEnd w:id="87"/>
+    <w:bookmarkEnd w:id="109"/>
     <w:p>
       <w:pPr>
         <w:pStyle w:val="Piedeimagen"/>
@@ -15542,7 +16198,7 @@
       <w:r>
         <w:t xml:space="preserve">(</w:t>
       </w:r>
-      <w:hyperlink w:anchor="ref-BesankoBraeutigamGibbs2020">
+      <w:hyperlink w:anchor="ref_BesankoBraeutigamGibbs2020">
         <w:r>
           <w:rPr>
             <w:rStyle w:val="Hyperlink"/>
@@ -15557,8 +16213,8 @@
         <w:t xml:space="preserve">.</w:t>
       </w:r>
     </w:p>
-    <w:bookmarkEnd w:id="88"/>
-    <w:bookmarkStart w:id="89" w:name="iii-implicaciones-1"/>
+    <w:bookmarkEnd w:id="110"/>
+    <w:bookmarkStart w:id="111" w:name="iii_implicaciones_1"/>
     <w:p>
       <w:pPr>
         <w:pStyle w:val="Heading5"/>
@@ -15649,12 +16305,14 @@
       <w:r>
         <w:t xml:space="preserve"> </w:t>
       </w:r>
-      <w:r>
-        <w:rPr>
-          <w:rStyle w:val="Referenciaatema"/>
-        </w:rPr>
-        <w:t xml:space="preserve">[ver tema 3.A.44]</w:t>
-      </w:r>
+      <w:hyperlink r:id="rId28">
+        <w:r>
+          <w:rPr>
+            <w:rStyle w:val="Referenciaatema"/>
+          </w:rPr>
+          <w:t xml:space="preserve">[ver tema 3.A.44]</w:t>
+        </w:r>
+      </w:hyperlink>
       <w:r>
         <w:t xml:space="preserve">; el mismo agregador, con</w:t>
       </w:r>
@@ -15708,19 +16366,21 @@
       <w:r>
         <w:t xml:space="preserve"> </w:t>
       </w:r>
-      <w:r>
-        <w:rPr>
-          <w:rStyle w:val="Referenciaatema"/>
-        </w:rPr>
-        <w:t xml:space="preserve">[ver tema 3.A.18]</w:t>
-      </w:r>
+      <w:hyperlink r:id="rId36">
+        <w:r>
+          <w:rPr>
+            <w:rStyle w:val="Referenciaatema"/>
+          </w:rPr>
+          <w:t xml:space="preserve">[ver tema 3.A.18]</w:t>
+        </w:r>
+      </w:hyperlink>
       <w:r>
         <w:t xml:space="preserve">.</w:t>
       </w:r>
     </w:p>
-    <w:bookmarkEnd w:id="89"/>
-    <w:bookmarkEnd w:id="90"/>
-    <w:bookmarkStart w:id="91" w:name="c-evidencia-empírica-1"/>
+    <w:bookmarkEnd w:id="111"/>
+    <w:bookmarkEnd w:id="112"/>
+    <w:bookmarkStart w:id="113" w:name="c_evidencia_emp__rica_1"/>
     <w:p>
       <w:pPr>
         <w:pStyle w:val="Heading4"/>
@@ -15766,7 +16426,7 @@
       <w:r>
         <w:t xml:space="preserve">(</w:t>
       </w:r>
-      <w:hyperlink w:anchor="ref-Chirinko2008Sigma">
+      <w:hyperlink w:anchor="ref_Chirinko2008Sigma">
         <w:r>
           <w:rPr>
             <w:rStyle w:val="Hyperlink"/>
@@ -15795,7 +16455,7 @@
       <w:r>
         <w:t xml:space="preserve">et al. (</w:t>
       </w:r>
-      <w:hyperlink w:anchor="ref-GechertEtAl2022Measuring">
+      <w:hyperlink w:anchor="ref_GechertEtAl2022Measuring">
         <w:r>
           <w:rPr>
             <w:rStyle w:val="Hyperlink"/>
@@ -15821,7 +16481,7 @@
       <w:r>
         <w:t xml:space="preserve"> </w:t>
       </w:r>
-      <w:hyperlink w:anchor="ref-KnoblachRoesslerZwerschke2020">
+      <w:hyperlink w:anchor="ref_KnoblachRoesslerZwerschke2020">
         <w:r>
           <w:rPr>
             <w:rStyle w:val="Hyperlink"/>
@@ -15909,7 +16569,7 @@
       <w:r>
         <w:t xml:space="preserve">(</w:t>
       </w:r>
-      <w:hyperlink w:anchor="ref-OberfieldRaval2021Micro">
+      <w:hyperlink w:anchor="ref_OberfieldRaval2021Micro">
         <w:r>
           <w:rPr>
             <w:rStyle w:val="Hyperlink"/>
@@ -15990,8 +16650,8 @@
         <w:t xml:space="preserve">) es, por tanto, una simplificación cómoda, no un hecho empírico.</w:t>
       </w:r>
     </w:p>
-    <w:bookmarkEnd w:id="91"/>
-    <w:bookmarkStart w:id="92" w:name="d-valoración-1"/>
+    <w:bookmarkEnd w:id="113"/>
+    <w:bookmarkStart w:id="114" w:name="d_valoraci__n_1"/>
     <w:p>
       <w:pPr>
         <w:pStyle w:val="Heading4"/>
@@ -16019,7 +16679,18 @@
         </m:r>
       </m:oMath>
       <w:r>
-        <w:t xml:space="preserve">, pero la supone igual en todos los puntos y entre todos los pares de factores. Las formas flexibles, como la translog, no imponen esa restricción (anexo C). En el extremo opuesto a la sustitución perfecta está la ausencia de sustitución: la función de</w:t>
+        <w:t xml:space="preserve">, pero la supone igual en todos los puntos y entre todos los pares de factores. Las formas flexibles, como la translog, no imponen esa restricción (anexo </w:t>
+      </w:r>
+      <w:hyperlink w:anchor="anexo_formas">
+        <w:r>
+          <w:rPr>
+            <w:rStyle w:val="Hyperlink"/>
+          </w:rPr>
+          <w:t xml:space="preserve">C</w:t>
+        </w:r>
+      </w:hyperlink>
+      <w:r>
+        <w:t xml:space="preserve">). En el extremo opuesto a la sustitución perfecta está la ausencia de sustitución: la función de</w:t>
       </w:r>
       <w:r>
         <w:t xml:space="preserve"> </w:t>
@@ -16034,9 +16705,9 @@
         <w:t xml:space="preserve">.</w:t>
       </w:r>
     </w:p>
-    <w:bookmarkEnd w:id="92"/>
-    <w:bookmarkEnd w:id="93"/>
-    <w:bookmarkStart w:id="101" w:name="X1ac479c94a7c685b073157313d7511c2037781d"/>
+    <w:bookmarkEnd w:id="114"/>
+    <w:bookmarkEnd w:id="115"/>
+    <w:bookmarkStart w:id="125" w:name="sec_funcion_coeficientes_fijos"/>
     <w:p>
       <w:pPr>
         <w:pStyle w:val="Heading3"/>
@@ -16060,7 +16731,7 @@
         <w:t xml:space="preserve">)</w:t>
       </w:r>
     </w:p>
-    <w:bookmarkStart w:id="94" w:name="a-idea-2"/>
+    <w:bookmarkStart w:id="117" w:name="a_idea_2"/>
     <w:p>
       <w:pPr>
         <w:pStyle w:val="Heading4"/>
@@ -16120,7 +16791,7 @@
       <w:r>
         <w:t xml:space="preserve">(</w:t>
       </w:r>
-      <w:hyperlink w:anchor="ref-Humphrey1997Algebraic">
+      <w:hyperlink w:anchor="ref_Humphrey1997Algebraic">
         <w:r>
           <w:rPr>
             <w:rStyle w:val="Hyperlink"/>
@@ -16162,7 +16833,7 @@
       <w:r>
         <w:t xml:space="preserve">(</w:t>
       </w:r>
-      <w:hyperlink w:anchor="ref-Leontief1936Quantitative">
+      <w:hyperlink w:anchor="ref_Leontief1936Quantitative">
         <w:r>
           <w:rPr>
             <w:rStyle w:val="Hyperlink"/>
@@ -16192,18 +16863,20 @@
       <w:r>
         <w:t xml:space="preserve"> </w:t>
       </w:r>
-      <w:r>
-        <w:rPr>
-          <w:rStyle w:val="Referenciaatema"/>
-        </w:rPr>
-        <w:t xml:space="preserve">[ver tema 3.A.31]</w:t>
-      </w:r>
+      <w:hyperlink r:id="rId116">
+        <w:r>
+          <w:rPr>
+            <w:rStyle w:val="Referenciaatema"/>
+          </w:rPr>
+          <w:t xml:space="preserve">[ver tema 3.A.31]</w:t>
+        </w:r>
+      </w:hyperlink>
       <w:r>
         <w:t xml:space="preserve">.</w:t>
       </w:r>
     </w:p>
-    <w:bookmarkEnd w:id="94"/>
-    <w:bookmarkStart w:id="98" w:name="b-modelo-2"/>
+    <w:bookmarkEnd w:id="117"/>
+    <w:bookmarkStart w:id="122" w:name="b_modelo_2"/>
     <w:p>
       <w:pPr>
         <w:pStyle w:val="Heading4"/>
@@ -16212,7 +16885,7 @@
         <w:t xml:space="preserve">b) Modelo</w:t>
       </w:r>
     </w:p>
-    <w:bookmarkStart w:id="95" w:name="i-supuestos-2"/>
+    <w:bookmarkStart w:id="119" w:name="i_supuestos_2"/>
     <w:p>
       <w:pPr>
         <w:pStyle w:val="Heading5"/>
@@ -16272,6 +16945,11 @@
       <w:r>
         <w:t xml:space="preserve">),</w:t>
       </w:r>
+      <w:r>
+        <w:t xml:space="preserve"> </w:t>
+      </w:r>
+      <w:bookmarkStart w:id="118" w:name="eq_leontief"/>
+      <w:bookmarkEnd w:id="118"/>
     </w:p>
     <w:p>
       <w:pPr>
@@ -16403,8 +17081,8 @@
         </m:oMath>
       </m:oMathPara>
     </w:p>
-    <w:bookmarkEnd w:id="95"/>
-    <w:bookmarkStart w:id="96" w:name="ii-desarrollo-2"/>
+    <w:bookmarkEnd w:id="119"/>
+    <w:bookmarkStart w:id="120" w:name="ii_desarrollo_2"/>
     <w:p>
       <w:pPr>
         <w:pStyle w:val="Heading5"/>
@@ -16496,7 +17174,18 @@
         <w:t xml:space="preserve"> </w:t>
       </w:r>
       <w:r>
-        <w:t xml:space="preserve">(gráfico 8): fuera del vértice, el factor que sobra tiene productividad marginal nula, y la RMST es</w:t>
+        <w:t xml:space="preserve">(gráfico </w:t>
+      </w:r>
+      <w:hyperlink w:anchor="fig_ces_isocuantas">
+        <w:r>
+          <w:rPr>
+            <w:rStyle w:val="Hyperlink"/>
+          </w:rPr>
+          <w:t xml:space="preserve">8</w:t>
+        </w:r>
+      </w:hyperlink>
+      <w:r>
+        <w:t xml:space="preserve">): fuera del vértice, el factor que sobra tiene productividad marginal nula, y la RMST es</w:t>
       </w:r>
       <w:r>
         <w:t xml:space="preserve"> </w:t>
@@ -16558,8 +17247,8 @@
         <w:t xml:space="preserve">Es homogénea de grado 1: rendimientos constantes a escala.</w:t>
       </w:r>
     </w:p>
-    <w:bookmarkEnd w:id="96"/>
-    <w:bookmarkStart w:id="97" w:name="iii-implicaciones-2"/>
+    <w:bookmarkEnd w:id="120"/>
+    <w:bookmarkStart w:id="121" w:name="iii_implicaciones_2"/>
     <w:p>
       <w:pPr>
         <w:pStyle w:val="Heading5"/>
@@ -16726,19 +17415,21 @@
       <w:r>
         <w:t xml:space="preserve"> </w:t>
       </w:r>
-      <w:r>
-        <w:rPr>
-          <w:rStyle w:val="Referenciaatema"/>
-        </w:rPr>
-        <w:t xml:space="preserve">[ver tema 3.A.12]</w:t>
-      </w:r>
+      <w:hyperlink r:id="rId23">
+        <w:r>
+          <w:rPr>
+            <w:rStyle w:val="Referenciaatema"/>
+          </w:rPr>
+          <w:t xml:space="preserve">[ver tema 3.A.12]</w:t>
+        </w:r>
+      </w:hyperlink>
       <w:r>
         <w:t xml:space="preserve">.</w:t>
       </w:r>
     </w:p>
-    <w:bookmarkEnd w:id="97"/>
-    <w:bookmarkEnd w:id="98"/>
-    <w:bookmarkStart w:id="99" w:name="c-extensiones"/>
+    <w:bookmarkEnd w:id="121"/>
+    <w:bookmarkEnd w:id="122"/>
+    <w:bookmarkStart w:id="123" w:name="c_extensiones"/>
     <w:p>
       <w:pPr>
         <w:pStyle w:val="Heading4"/>
@@ -16788,7 +17479,7 @@
       <w:r>
         <w:t xml:space="preserve">(</w:t>
       </w:r>
-      <w:hyperlink w:anchor="ref-Koopmans1951Activity">
+      <w:hyperlink w:anchor="ref_Koopmans1951Activity">
         <w:r>
           <w:rPr>
             <w:rStyle w:val="Hyperlink"/>
@@ -16800,11 +17491,22 @@
         <w:t xml:space="preserve">)</w:t>
       </w:r>
       <w:r>
-        <w:t xml:space="preserve">, que enlaza la función de producción con el conjunto de posibilidades de producción del apartado I.1.</w:t>
-      </w:r>
-    </w:p>
-    <w:bookmarkEnd w:id="99"/>
-    <w:bookmarkStart w:id="100" w:name="d-valoración-2"/>
+        <w:t xml:space="preserve">, que enlaza la función de producción con el conjunto de posibilidades de producción del apartado </w:t>
+      </w:r>
+      <w:hyperlink w:anchor="sec_conjunto_tecnologico_conjunto">
+        <w:r>
+          <w:rPr>
+            <w:rStyle w:val="Hyperlink"/>
+          </w:rPr>
+          <w:t xml:space="preserve">I.1</w:t>
+        </w:r>
+      </w:hyperlink>
+      <w:r>
+        <w:t xml:space="preserve">.</w:t>
+      </w:r>
+    </w:p>
+    <w:bookmarkEnd w:id="123"/>
+    <w:bookmarkStart w:id="124" w:name="d_valoraci__n_2"/>
     <w:p>
       <w:pPr>
         <w:pStyle w:val="Heading4"/>
@@ -16853,11 +17555,11 @@
         <w:t xml:space="preserve">, la tecnología se representa con el conjunto de posibilidades de producción; con un producto, sus axiomas permiten resumirla en una función de producción, y sus isocuantas, con la RMST y la elasticidad de sustitución, miden cuánto se pueden sustituir los factores, desde la sustitución perfecta hasta los coeficientes fijos. La superficie de producción nos sirve ahora de mapa para el bloque siguiente: cada plazo es un corte distinto de ella.</w:t>
       </w:r>
     </w:p>
-    <w:bookmarkEnd w:id="100"/>
-    <w:bookmarkEnd w:id="101"/>
-    <w:bookmarkEnd w:id="102"/>
-    <w:bookmarkEnd w:id="103"/>
-    <w:bookmarkStart w:id="182" w:name="Xcd79dbe38d8b03eddb72ae295a305abc66167c1"/>
+    <w:bookmarkEnd w:id="124"/>
+    <w:bookmarkEnd w:id="125"/>
+    <w:bookmarkEnd w:id="126"/>
+    <w:bookmarkEnd w:id="127"/>
+    <w:bookmarkStart w:id="216" w:name="sec_analisis_funcion_produccion"/>
     <w:p>
       <w:pPr>
         <w:pStyle w:val="Heading1"/>
@@ -16968,7 +17670,7 @@
       <w:r>
         <w:t xml:space="preserve">(</w:t>
       </w:r>
-      <w:hyperlink w:anchor="ref-Marshall1890Principles">
+      <w:hyperlink w:anchor="ref_Marshall1890Principles">
         <w:r>
           <w:rPr>
             <w:rStyle w:val="Hyperlink"/>
@@ -16980,7 +17682,18 @@
         <w:t xml:space="preserve">, cap. V)</w:t>
       </w:r>
       <w:r>
-        <w:t xml:space="preserve">, que distingue el periodo de mercado (oferta fija), el corto plazo (capacidad fija), el largo plazo (todos los factores variables) y los movimientos seculares, en los que cambian el conocimiento, la población y el capital. Los 3 plazos de la teoría de la producción son los 3 últimos: no son periodos de calendario, sino grados de libertad de la empresa. En términos de la superficie de producción (gráfico 9):</w:t>
+        <w:t xml:space="preserve">, que distingue el periodo de mercado (oferta fija), el corto plazo (capacidad fija), el largo plazo (todos los factores variables) y los movimientos seculares, en los que cambian el conocimiento, la población y el capital. Los 3 plazos de la teoría de la producción son los 3 últimos: no son periodos de calendario, sino grados de libertad de la empresa. En términos de la superficie de producción (gráfico </w:t>
+      </w:r>
+      <w:hyperlink w:anchor="fig_plazos_3d">
+        <w:r>
+          <w:rPr>
+            <w:rStyle w:val="Hyperlink"/>
+          </w:rPr>
+          <w:t xml:space="preserve">9</w:t>
+        </w:r>
+      </w:hyperlink>
+      <w:r>
+        <w:t xml:space="preserve">):</w:t>
       </w:r>
     </w:p>
     <w:p>
@@ -17172,7 +17885,7 @@
         <w:t xml:space="preserve">.</w:t>
       </w:r>
     </w:p>
-    <w:bookmarkStart w:id="107" w:name="fig:plazos-3d"/>
+    <w:bookmarkStart w:id="131" w:name="fig_plazos_3d"/>
     <w:p>
       <w:pPr>
         <w:pStyle w:val="ImageCaption"/>
@@ -17196,18 +17909,18 @@
           <wp:inline>
             <wp:extent cx="3706531" cy="3336489"/>
             <wp:effectExtent b="0" l="0" r="0" t="0"/>
-            <wp:docPr descr="" title="" id="105" name="Picture"/>
+            <wp:docPr descr="" title="" id="129" name="Picture"/>
             <a:graphic>
               <a:graphicData uri="http://schemas.openxmlformats.org/drawingml/2006/picture">
                 <pic:pic>
                   <pic:nvPicPr>
-                    <pic:cNvPr descr="C:\Users\vgutierrez\Documents\src\victorgutierrezmarcos.github.io-revision\oposicion\temario\fuentes\3A11\graficos/plazos-3d.png" id="106" name="Picture"/>
+                    <pic:cNvPr descr="C:\Users\vgutierrez\Documents\src\victorgutierrezmarcos.github.io-revision\oposicion\temario\fuentes\3A11\graficos/plazos-3d.png" id="130" name="Picture"/>
                     <pic:cNvPicPr>
                       <a:picLocks noChangeArrowheads="1" noChangeAspect="1"/>
                     </pic:cNvPicPr>
                   </pic:nvPicPr>
                   <pic:blipFill>
-                    <a:blip r:embed="rId104"/>
+                    <a:blip r:embed="rId128"/>
                     <a:stretch>
                       <a:fillRect/>
                     </a:stretch>
@@ -17234,7 +17947,7 @@
         </w:drawing>
       </w:r>
     </w:p>
-    <w:bookmarkEnd w:id="107"/>
+    <w:bookmarkEnd w:id="131"/>
     <w:p>
       <w:pPr>
         <w:pStyle w:val="Piedeimagen"/>
@@ -17257,7 +17970,7 @@
       <w:r>
         <w:t xml:space="preserve">(</w:t>
       </w:r>
-      <w:hyperlink w:anchor="ref-FulekyAnatomy">
+      <w:hyperlink w:anchor="ref_FulekyAnatomy">
         <w:r>
           <w:rPr>
             <w:rStyle w:val="Hyperlink"/>
@@ -17284,7 +17997,40 @@
         <w:t xml:space="preserve">Nota al opositor. </w:t>
       </w:r>
       <w:r>
-        <w:t xml:space="preserve">En el cante: la superficie con los 3 plazos (gráfico 9), que se repite al empezar cada apartado resaltando su parte; el corto plazo como corte del conjunto de producción, la advertencia sobre la eliminación gratuita y la región económica (brevemente: es lo primero que se recorta si falta tiempo), el gráfico de producto total, medio y marginal con sus etapas (gráfico 12) y la elasticidad-producto; los rendimientos a escala con las isocuantas sobre un rayo (gráfico 15), la elasticidad de escala, la diferencia entre rendimientos globales (funciones homogéneas,</w:t>
+        <w:t xml:space="preserve">En el cante: la superficie con los 3 plazos (gráfico </w:t>
+      </w:r>
+      <w:hyperlink w:anchor="fig_plazos_3d">
+        <w:r>
+          <w:rPr>
+            <w:rStyle w:val="Hyperlink"/>
+          </w:rPr>
+          <w:t xml:space="preserve">9</w:t>
+        </w:r>
+      </w:hyperlink>
+      <w:r>
+        <w:t xml:space="preserve">), que se repite al empezar cada apartado resaltando su parte; el corto plazo como corte del conjunto de producción, la advertencia sobre la eliminación gratuita y la región económica (brevemente: es lo primero que se recorta si falta tiempo), el gráfico de producto total, medio y marginal con sus etapas (gráfico </w:t>
+      </w:r>
+      <w:hyperlink w:anchor="fig_corto_plazo">
+        <w:r>
+          <w:rPr>
+            <w:rStyle w:val="Hyperlink"/>
+          </w:rPr>
+          <w:t xml:space="preserve">12</w:t>
+        </w:r>
+      </w:hyperlink>
+      <w:r>
+        <w:t xml:space="preserve">) y la elasticidad-producto; los rendimientos a escala con las isocuantas sobre un rayo (gráfico </w:t>
+      </w:r>
+      <w:hyperlink w:anchor="fig_rendimientos_escala_isocuantas">
+        <w:r>
+          <w:rPr>
+            <w:rStyle w:val="Hyperlink"/>
+          </w:rPr>
+          <w:t xml:space="preserve">15</w:t>
+        </w:r>
+      </w:hyperlink>
+      <w:r>
+        <w:t xml:space="preserve">), la elasticidad de escala, la diferencia entre rendimientos globales (funciones homogéneas,</w:t>
       </w:r>
       <w:r>
         <w:t xml:space="preserve"> </w:t>
@@ -17302,7 +18048,32 @@
         <w:t xml:space="preserve"> </w:t>
       </w:r>
       <w:r>
-        <w:t xml:space="preserve">como cono) y locales (suma de elasticidades-producto, tecnología «en S» de los gráficos 17 y 18) y la distinción entre rendimientos y economías de escala; y las 3 neutralidades del progreso técnico, dibujando solo el panel de</w:t>
+        <w:t xml:space="preserve">como cono) y locales (suma de elasticidades-producto, tecnología «en S» de los gráficos </w:t>
+      </w:r>
+      <w:hyperlink w:anchor="fig_rendimientos_globales_locales_3d">
+        <w:r>
+          <w:rPr>
+            <w:rStyle w:val="Hyperlink"/>
+          </w:rPr>
+          <w:t xml:space="preserve">17</w:t>
+        </w:r>
+      </w:hyperlink>
+      <w:r>
+        <w:t xml:space="preserve"> </w:t>
+      </w:r>
+      <w:r>
+        <w:t xml:space="preserve">y </w:t>
+      </w:r>
+      <w:hyperlink w:anchor="fig_rendimientos_locales">
+        <w:r>
+          <w:rPr>
+            <w:rStyle w:val="Hyperlink"/>
+          </w:rPr>
+          <w:t xml:space="preserve">18</w:t>
+        </w:r>
+      </w:hyperlink>
+      <w:r>
+        <w:t xml:space="preserve">) y la distinción entre rendimientos y economías de escala; y las 3 neutralidades del progreso técnico, dibujando solo el panel de</w:t>
       </w:r>
       <w:r>
         <w:t xml:space="preserve"> </w:t>
@@ -17317,10 +18088,21 @@
         <w:t xml:space="preserve"> </w:t>
       </w:r>
       <w:r>
-        <w:t xml:space="preserve">(gráfico 21). Las causas de los rendimientos, el recuadro de funciones homogéneas y homotéticas, la evidencia empírica y el sesgo del progreso técnico son de profundización.</w:t>
-      </w:r>
-    </w:p>
-    <w:bookmarkStart w:id="137" w:name="corto-plazo-productividad"/>
+        <w:t xml:space="preserve">(gráfico </w:t>
+      </w:r>
+      <w:hyperlink w:anchor="fig_progreso_tecnico_neutral">
+        <w:r>
+          <w:rPr>
+            <w:rStyle w:val="Hyperlink"/>
+          </w:rPr>
+          <w:t xml:space="preserve">21</w:t>
+        </w:r>
+      </w:hyperlink>
+      <w:r>
+        <w:t xml:space="preserve">). Las causas de los rendimientos, el recuadro de funciones homogéneas y homotéticas, la evidencia empírica y el sesgo del progreso técnico son de profundización.</w:t>
+      </w:r>
+    </w:p>
+    <w:bookmarkStart w:id="164" w:name="sec_corto_plazo_productividad"/>
     <w:p>
       <w:pPr>
         <w:pStyle w:val="Heading2"/>
@@ -17335,7 +18117,7 @@
         <w:t xml:space="preserve">Corto plazo: productividad</w:t>
       </w:r>
     </w:p>
-    <w:bookmarkStart w:id="111" w:name="fig:plazos-3d-corto"/>
+    <w:bookmarkStart w:id="135" w:name="fig_plazos_3d_corto"/>
     <w:p>
       <w:pPr>
         <w:pStyle w:val="ImageCaption"/>
@@ -17401,18 +18183,18 @@
           <wp:inline>
             <wp:extent cx="3581400" cy="3092623"/>
             <wp:effectExtent b="0" l="0" r="0" t="0"/>
-            <wp:docPr descr="" title="" id="109" name="Picture"/>
+            <wp:docPr descr="" title="" id="133" name="Picture"/>
             <a:graphic>
               <a:graphicData uri="http://schemas.openxmlformats.org/drawingml/2006/picture">
                 <pic:pic>
                   <pic:nvPicPr>
-                    <pic:cNvPr descr="C:\Users\vgutierrez\Documents\src\victorgutierrezmarcos.github.io-revision\oposicion\temario\fuentes\3A11\graficos/plazos-3d-corto.png" id="110" name="Picture"/>
+                    <pic:cNvPr descr="C:\Users\vgutierrez\Documents\src\victorgutierrezmarcos.github.io-revision\oposicion\temario\fuentes\3A11\graficos/plazos-3d-corto.png" id="134" name="Picture"/>
                     <pic:cNvPicPr>
                       <a:picLocks noChangeArrowheads="1" noChangeAspect="1"/>
                     </pic:cNvPicPr>
                   </pic:nvPicPr>
                   <pic:blipFill>
-                    <a:blip r:embed="rId108"/>
+                    <a:blip r:embed="rId132"/>
                     <a:stretch>
                       <a:fillRect/>
                     </a:stretch>
@@ -17439,7 +18221,7 @@
         </w:drawing>
       </w:r>
     </w:p>
-    <w:bookmarkEnd w:id="111"/>
+    <w:bookmarkEnd w:id="135"/>
     <w:p>
       <w:pPr>
         <w:pStyle w:val="Piedeimagen"/>
@@ -17462,7 +18244,7 @@
       <w:r>
         <w:t xml:space="preserve">(</w:t>
       </w:r>
-      <w:hyperlink w:anchor="ref-FulekyAnatomy">
+      <w:hyperlink w:anchor="ref_FulekyAnatomy">
         <w:r>
           <w:rPr>
             <w:rStyle w:val="Hyperlink"/>
@@ -17650,12 +18432,14 @@
       <w:r>
         <w:t xml:space="preserve"> </w:t>
       </w:r>
-      <w:r>
-        <w:rPr>
-          <w:rStyle w:val="Referenciaatema"/>
-        </w:rPr>
-        <w:t xml:space="preserve">[ver tema 3.A.12]</w:t>
-      </w:r>
+      <w:hyperlink r:id="rId23">
+        <w:r>
+          <w:rPr>
+            <w:rStyle w:val="Referenciaatema"/>
+          </w:rPr>
+          <w:t xml:space="preserve">[ver tema 3.A.12]</w:t>
+        </w:r>
+      </w:hyperlink>
       <w:r>
         <w:t xml:space="preserve">. El conjunto de corto plazo no cumple la posibilidad de inacción si el factor fijo tiene un coste hundido</w:t>
       </w:r>
@@ -17665,7 +18449,7 @@
       <w:r>
         <w:t xml:space="preserve">(</w:t>
       </w:r>
-      <w:hyperlink w:anchor="ref-MasColellWhinstonGreen1995">
+      <w:hyperlink w:anchor="ref_MasColellWhinstonGreen1995">
         <w:r>
           <w:rPr>
             <w:rStyle w:val="Hyperlink"/>
@@ -17782,10 +18566,21 @@
         <w:t xml:space="preserve"> </w:t>
       </w:r>
       <w:r>
-        <w:t xml:space="preserve">(gráfico 10).</w:t>
-      </w:r>
-    </w:p>
-    <w:bookmarkStart w:id="119" w:name="región-económica-de-la-producción"/>
+        <w:t xml:space="preserve">(gráfico </w:t>
+      </w:r>
+      <w:hyperlink w:anchor="fig_plazos_3d_corto">
+        <w:r>
+          <w:rPr>
+            <w:rStyle w:val="Hyperlink"/>
+          </w:rPr>
+          <w:t xml:space="preserve">10</w:t>
+        </w:r>
+      </w:hyperlink>
+      <w:r>
+        <w:t xml:space="preserve">).</w:t>
+      </w:r>
+    </w:p>
+    <w:bookmarkStart w:id="143" w:name="sec_region_economica_produccion"/>
     <w:p>
       <w:pPr>
         <w:pStyle w:val="Heading3"/>
@@ -17886,13 +18681,24 @@
         <w:rPr>
           <w:rStyle w:val="FootnoteReference"/>
         </w:rPr>
-        <w:footnoteReference w:id="112"/>
-      </w:r>
-      <w:r>
-        <w:t xml:space="preserve"> </w:t>
-      </w:r>
-      <w:r>
-        <w:t xml:space="preserve">hasta alcanzar un máximo y, si se sigue añadiendo factor variable, disminuye (gráfico 12).</w:t>
+        <w:footnoteReference w:id="136"/>
+      </w:r>
+      <w:r>
+        <w:t xml:space="preserve"> </w:t>
+      </w:r>
+      <w:r>
+        <w:t xml:space="preserve">hasta alcanzar un máximo y, si se sigue añadiendo factor variable, disminuye (gráfico </w:t>
+      </w:r>
+      <w:hyperlink w:anchor="fig_corto_plazo">
+        <w:r>
+          <w:rPr>
+            <w:rStyle w:val="Hyperlink"/>
+          </w:rPr>
+          <w:t xml:space="preserve">12</w:t>
+        </w:r>
+      </w:hyperlink>
+      <w:r>
+        <w:t xml:space="preserve">).</w:t>
       </w:r>
     </w:p>
     <w:p>
@@ -17926,7 +18732,7 @@
         <w:rPr>
           <w:rStyle w:val="FootnoteReference"/>
         </w:rPr>
-        <w:footnoteReference w:id="113"/>
+        <w:footnoteReference w:id="137"/>
       </w:r>
       <w:r>
         <w:t xml:space="preserve"> </w:t>
@@ -17967,7 +18773,7 @@
       <w:r>
         <w:t xml:space="preserve">(</w:t>
       </w:r>
-      <w:hyperlink w:anchor="ref-Cassels1936Law">
+      <w:hyperlink w:anchor="ref_Cassels1936Law">
         <w:r>
           <w:rPr>
             <w:rStyle w:val="Hyperlink"/>
@@ -17996,7 +18802,7 @@
       <w:r>
         <w:t xml:space="preserve">(</w:t>
       </w:r>
-      <w:hyperlink w:anchor="ref-Koopmans1951Activity">
+      <w:hyperlink w:anchor="ref_Koopmans1951Activity">
         <w:r>
           <w:rPr>
             <w:rStyle w:val="Hyperlink"/>
@@ -18028,7 +18834,7 @@
       <w:r>
         <w:t xml:space="preserve">(</w:t>
       </w:r>
-      <w:hyperlink w:anchor="ref-Debreu1959Theory">
+      <w:hyperlink w:anchor="ref_Debreu1959Theory">
         <w:r>
           <w:rPr>
             <w:rStyle w:val="Hyperlink"/>
@@ -18085,7 +18891,18 @@
         </w:numPr>
       </w:pPr>
       <w:r>
-        <w:t xml:space="preserve">Dado el mapa de isocuantas del gráfico 11, si se mantiene el capital en</w:t>
+        <w:t xml:space="preserve">Dado el mapa de isocuantas del gráfico </w:t>
+      </w:r>
+      <w:hyperlink w:anchor="fig_region_economica">
+        <w:r>
+          <w:rPr>
+            <w:rStyle w:val="Hyperlink"/>
+          </w:rPr>
+          <w:t xml:space="preserve">11</w:t>
+        </w:r>
+      </w:hyperlink>
+      <w:r>
+        <w:t xml:space="preserve">, si se mantiene el capital en</w:t>
       </w:r>
       <w:r>
         <w:t xml:space="preserve"> </w:t>
@@ -18143,7 +18960,7 @@
         <w:rPr>
           <w:rStyle w:val="FootnoteReference"/>
         </w:rPr>
-        <w:footnoteReference w:id="114"/>
+        <w:footnoteReference w:id="138"/>
       </w:r>
     </w:p>
     <w:p>
@@ -18337,7 +19154,7 @@
         <w:t xml:space="preserve">Fuera de ella, la misma producción se obtiene con más cantidad de algún factor: podría producirse más usando menos de él.</w:t>
       </w:r>
     </w:p>
-    <w:bookmarkStart w:id="118" w:name="fig:region-economica"/>
+    <w:bookmarkStart w:id="142" w:name="fig_region_economica"/>
     <w:p>
       <w:pPr>
         <w:pStyle w:val="ImageCaption"/>
@@ -18449,18 +19266,18 @@
           <wp:inline>
             <wp:extent cx="3156056" cy="2868585"/>
             <wp:effectExtent b="0" l="0" r="0" t="0"/>
-            <wp:docPr descr="" title="" id="116" name="Picture"/>
+            <wp:docPr descr="" title="" id="140" name="Picture"/>
             <a:graphic>
               <a:graphicData uri="http://schemas.openxmlformats.org/drawingml/2006/picture">
                 <pic:pic>
                   <pic:nvPicPr>
-                    <pic:cNvPr descr="C:\Users\vgutierrez\Documents\src\victorgutierrezmarcos.github.io-revision\oposicion\temario\fuentes\3A11\graficos/region-economica.png" id="117" name="Picture"/>
+                    <pic:cNvPr descr="C:\Users\vgutierrez\Documents\src\victorgutierrezmarcos.github.io-revision\oposicion\temario\fuentes\3A11\graficos/region-economica.png" id="141" name="Picture"/>
                     <pic:cNvPicPr>
                       <a:picLocks noChangeArrowheads="1" noChangeAspect="1"/>
                     </pic:cNvPicPr>
                   </pic:nvPicPr>
                   <pic:blipFill>
-                    <a:blip r:embed="rId115"/>
+                    <a:blip r:embed="rId139"/>
                     <a:stretch>
                       <a:fillRect/>
                     </a:stretch>
@@ -18487,7 +19304,7 @@
         </w:drawing>
       </w:r>
     </w:p>
-    <w:bookmarkEnd w:id="118"/>
+    <w:bookmarkEnd w:id="142"/>
     <w:p>
       <w:pPr>
         <w:pStyle w:val="Piedeimagen"/>
@@ -18510,7 +19327,7 @@
       <w:r>
         <w:t xml:space="preserve">(</w:t>
       </w:r>
-      <w:hyperlink w:anchor="ref-Policonomics2026RegionEconomica">
+      <w:hyperlink w:anchor="ref_Policonomics2026RegionEconomica">
         <w:r>
           <w:rPr>
             <w:rStyle w:val="Hyperlink"/>
@@ -18525,8 +19342,8 @@
         <w:t xml:space="preserve">.</w:t>
       </w:r>
     </w:p>
-    <w:bookmarkEnd w:id="119"/>
-    <w:bookmarkStart w:id="136" w:name="productividad"/>
+    <w:bookmarkEnd w:id="143"/>
+    <w:bookmarkStart w:id="163" w:name="sec_productividad"/>
     <w:p>
       <w:pPr>
         <w:pStyle w:val="Heading3"/>
@@ -18646,16 +19463,27 @@
         <w:t xml:space="preserve"> </w:t>
       </w:r>
       <w:r>
-        <w:t xml:space="preserve">crece primero a ritmo creciente, después a ritmo decreciente hasta un máximo y luego disminuye (gráfico 12, panel superior).</w:t>
+        <w:t xml:space="preserve">crece primero a ritmo creciente, después a ritmo decreciente hasta un máximo y luego disminuye (gráfico </w:t>
+      </w:r>
+      <w:hyperlink w:anchor="fig_corto_plazo">
+        <w:r>
+          <w:rPr>
+            <w:rStyle w:val="Hyperlink"/>
+          </w:rPr>
+          <w:t xml:space="preserve">12</w:t>
+        </w:r>
+      </w:hyperlink>
+      <w:r>
+        <w:t xml:space="preserve">, panel superior).</w:t>
       </w:r>
       <w:r>
         <w:rPr>
           <w:rStyle w:val="FootnoteReference"/>
         </w:rPr>
-        <w:footnoteReference w:id="120"/>
-      </w:r>
-    </w:p>
-    <w:bookmarkStart w:id="121" w:name="productividad-media"/>
+        <w:footnoteReference w:id="144"/>
+      </w:r>
+    </w:p>
+    <w:bookmarkStart w:id="146" w:name="productividad_media"/>
     <w:p>
       <w:pPr>
         <w:pStyle w:val="Heading4"/>
@@ -18690,6 +19518,11 @@
       <w:r>
         <w:t xml:space="preserve">del factor variable es el producto total dividido por la cantidad de factor variable:</w:t>
       </w:r>
+      <w:r>
+        <w:t xml:space="preserve"> </w:t>
+      </w:r>
+      <w:bookmarkStart w:id="145" w:name="eq_pme"/>
+      <w:bookmarkEnd w:id="145"/>
     </w:p>
     <w:p>
       <w:pPr>
@@ -18778,8 +19611,8 @@
         <w:t xml:space="preserve">Gráficamente, es la pendiente del rayo que une el origen con cada punto del producto total: crece hasta que ese rayo es tangente a la curva y a partir de ahí decrece.</w:t>
       </w:r>
     </w:p>
-    <w:bookmarkEnd w:id="121"/>
-    <w:bookmarkStart w:id="122" w:name="productividad-marginal"/>
+    <w:bookmarkEnd w:id="146"/>
+    <w:bookmarkStart w:id="148" w:name="productividad_marginal"/>
     <w:p>
       <w:pPr>
         <w:pStyle w:val="Heading4"/>
@@ -18814,6 +19647,11 @@
       <w:r>
         <w:t xml:space="preserve">es el aumento del producto total al aumentar en una unidad el factor variable, con el factor fijo constante: la derivada de la función de producción, referida siempre a la última unidad de factor incorporada,</w:t>
       </w:r>
+      <w:r>
+        <w:t xml:space="preserve"> </w:t>
+      </w:r>
+      <w:bookmarkStart w:id="147" w:name="eq_pmg"/>
+      <w:bookmarkEnd w:id="147"/>
     </w:p>
     <w:p>
       <w:pPr>
@@ -18977,8 +19815,8 @@
         <w:t xml:space="preserve">del producto total, y se anula en el máximo del producto total.</w:t>
       </w:r>
     </w:p>
-    <w:bookmarkEnd w:id="122"/>
-    <w:bookmarkStart w:id="132" w:name="X5e8156c1364c2b5d64a154838e3e86fd651fcec"/>
+    <w:bookmarkEnd w:id="148"/>
+    <w:bookmarkStart w:id="158" w:name="relaci__n_entre_productividad_medi_78646"/>
     <w:p>
       <w:pPr>
         <w:pStyle w:val="Heading4"/>
@@ -19071,7 +19909,7 @@
         <w:rPr>
           <w:rStyle w:val="FootnoteReference"/>
         </w:rPr>
-        <w:footnoteReference w:id="123"/>
+        <w:footnoteReference w:id="149"/>
       </w:r>
       <w:r>
         <w:t xml:space="preserve"> </w:t>
@@ -19216,7 +20054,7 @@
         <w:t xml:space="preserve">, decrece.</w:t>
       </w:r>
     </w:p>
-    <w:bookmarkStart w:id="127" w:name="fig:corto-plazo"/>
+    <w:bookmarkStart w:id="153" w:name="fig_corto_plazo"/>
     <w:p>
       <w:pPr>
         <w:pStyle w:val="ImageCaption"/>
@@ -19240,18 +20078,18 @@
           <wp:inline>
             <wp:extent cx="3581400" cy="4046075"/>
             <wp:effectExtent b="0" l="0" r="0" t="0"/>
-            <wp:docPr descr="" title="" id="125" name="Picture"/>
+            <wp:docPr descr="" title="" id="151" name="Picture"/>
             <a:graphic>
               <a:graphicData uri="http://schemas.openxmlformats.org/drawingml/2006/picture">
                 <pic:pic>
                   <pic:nvPicPr>
-                    <pic:cNvPr descr="C:\Users\vgutierrez\Documents\src\victorgutierrezmarcos.github.io-revision\oposicion\temario\fuentes\3A11\graficos/corto-plazo.png" id="126" name="Picture"/>
+                    <pic:cNvPr descr="C:\Users\vgutierrez\Documents\src\victorgutierrezmarcos.github.io-revision\oposicion\temario\fuentes\3A11\graficos/corto-plazo.png" id="152" name="Picture"/>
                     <pic:cNvPicPr>
                       <a:picLocks noChangeArrowheads="1" noChangeAspect="1"/>
                     </pic:cNvPicPr>
                   </pic:nvPicPr>
                   <pic:blipFill>
-                    <a:blip r:embed="rId124"/>
+                    <a:blip r:embed="rId150"/>
                     <a:stretch>
                       <a:fillRect/>
                     </a:stretch>
@@ -19278,7 +20116,7 @@
         </w:drawing>
       </w:r>
     </w:p>
-    <w:bookmarkEnd w:id="127"/>
+    <w:bookmarkEnd w:id="153"/>
     <w:p>
       <w:pPr>
         <w:pStyle w:val="Piedeimagen"/>
@@ -19301,7 +20139,7 @@
       <w:r>
         <w:t xml:space="preserve">(</w:t>
       </w:r>
-      <w:hyperlink w:anchor="ref-Policonomics2026ShortRun">
+      <w:hyperlink w:anchor="ref_Policonomics2026ShortRun">
         <w:r>
           <w:rPr>
             <w:rStyle w:val="Hyperlink"/>
@@ -19316,7 +20154,7 @@
         <w:t xml:space="preserve">.</w:t>
       </w:r>
     </w:p>
-    <w:bookmarkStart w:id="131" w:name="fig:rendimientos-decrecientes-origen"/>
+    <w:bookmarkStart w:id="157" w:name="fig_rendimientos_decrecientes_origen"/>
     <w:p>
       <w:pPr>
         <w:pStyle w:val="ImageCaption"/>
@@ -19340,18 +20178,18 @@
           <wp:inline>
             <wp:extent cx="3581400" cy="1796201"/>
             <wp:effectExtent b="0" l="0" r="0" t="0"/>
-            <wp:docPr descr="" title="" id="129" name="Picture"/>
+            <wp:docPr descr="" title="" id="155" name="Picture"/>
             <a:graphic>
               <a:graphicData uri="http://schemas.openxmlformats.org/drawingml/2006/picture">
                 <pic:pic>
                   <pic:nvPicPr>
-                    <pic:cNvPr descr="C:\Users\vgutierrez\Documents\src\victorgutierrezmarcos.github.io-revision\oposicion\temario\fuentes\3A11\graficos/rendimientos-decrecientes-origen.png" id="130" name="Picture"/>
+                    <pic:cNvPr descr="C:\Users\vgutierrez\Documents\src\victorgutierrezmarcos.github.io-revision\oposicion\temario\fuentes\3A11\graficos/rendimientos-decrecientes-origen.png" id="156" name="Picture"/>
                     <pic:cNvPicPr>
                       <a:picLocks noChangeArrowheads="1" noChangeAspect="1"/>
                     </pic:cNvPicPr>
                   </pic:nvPicPr>
                   <pic:blipFill>
-                    <a:blip r:embed="rId128"/>
+                    <a:blip r:embed="rId154"/>
                     <a:stretch>
                       <a:fillRect/>
                     </a:stretch>
@@ -19378,7 +20216,7 @@
         </w:drawing>
       </w:r>
     </w:p>
-    <w:bookmarkEnd w:id="131"/>
+    <w:bookmarkEnd w:id="157"/>
     <w:p>
       <w:pPr>
         <w:pStyle w:val="Piedeimagen"/>
@@ -19387,8 +20225,8 @@
         <w:t xml:space="preserve">Fuente: elaboración propia.</w:t>
       </w:r>
     </w:p>
-    <w:bookmarkEnd w:id="132"/>
-    <w:bookmarkStart w:id="133" w:name="etapas-de-la-producción"/>
+    <w:bookmarkEnd w:id="158"/>
+    <w:bookmarkStart w:id="159" w:name="etapas_de_la_producci__n"/>
     <w:p>
       <w:pPr>
         <w:pStyle w:val="Heading4"/>
@@ -19423,7 +20261,7 @@
       <w:r>
         <w:t xml:space="preserve">(</w:t>
       </w:r>
-      <w:hyperlink w:anchor="ref-Cassels1936Law">
+      <w:hyperlink w:anchor="ref_Cassels1936Law">
         <w:r>
           <w:rPr>
             <w:rStyle w:val="Hyperlink"/>
@@ -19451,7 +20289,32 @@
         <w:t xml:space="preserve"> </w:t>
       </w:r>
       <w:r>
-        <w:t xml:space="preserve">(gráfico 12 y tabla 2):</w:t>
+        <w:t xml:space="preserve">(gráfico </w:t>
+      </w:r>
+      <w:hyperlink w:anchor="fig_corto_plazo">
+        <w:r>
+          <w:rPr>
+            <w:rStyle w:val="Hyperlink"/>
+          </w:rPr>
+          <w:t xml:space="preserve">12</w:t>
+        </w:r>
+      </w:hyperlink>
+      <w:r>
+        <w:t xml:space="preserve"> </w:t>
+      </w:r>
+      <w:r>
+        <w:t xml:space="preserve">y tabla </w:t>
+      </w:r>
+      <w:hyperlink w:anchor="tab_etapas">
+        <w:r>
+          <w:rPr>
+            <w:rStyle w:val="Hyperlink"/>
+          </w:rPr>
+          <w:t xml:space="preserve">2</w:t>
+        </w:r>
+      </w:hyperlink>
+      <w:r>
+        <w:t xml:space="preserve">):</w:t>
       </w:r>
     </w:p>
     <w:p>
@@ -20098,21 +20961,25 @@
       <w:r>
         <w:t xml:space="preserve"> </w:t>
       </w:r>
-      <w:r>
-        <w:rPr>
-          <w:rStyle w:val="Referenciaatema"/>
-        </w:rPr>
-        <w:t xml:space="preserve">[ver tema 3.A.12]</w:t>
-      </w:r>
-      <w:r>
-        <w:t xml:space="preserve"> </w:t>
-      </w:r>
-      <w:r>
-        <w:rPr>
-          <w:rStyle w:val="Referenciaatema"/>
-        </w:rPr>
-        <w:t xml:space="preserve">[ver tema 3.A.16]</w:t>
-      </w:r>
+      <w:hyperlink r:id="rId23">
+        <w:r>
+          <w:rPr>
+            <w:rStyle w:val="Referenciaatema"/>
+          </w:rPr>
+          <w:t xml:space="preserve">[ver tema 3.A.12]</w:t>
+        </w:r>
+      </w:hyperlink>
+      <w:r>
+        <w:t xml:space="preserve"> </w:t>
+      </w:r>
+      <w:hyperlink r:id="rId25">
+        <w:r>
+          <w:rPr>
+            <w:rStyle w:val="Referenciaatema"/>
+          </w:rPr>
+          <w:t xml:space="preserve">[ver tema 3.A.16]</w:t>
+        </w:r>
+      </w:hyperlink>
       <w:r>
         <w:t xml:space="preserve">. Su límite superior es el</w:t>
       </w:r>
@@ -20231,8 +21098,8 @@
         <w:t xml:space="preserve">aumentaría la producción.</w:t>
       </w:r>
     </w:p>
-    <w:bookmarkEnd w:id="133"/>
-    <w:bookmarkStart w:id="135" w:name="elasticidad-producto"/>
+    <w:bookmarkEnd w:id="159"/>
+    <w:bookmarkStart w:id="162" w:name="elasticidad_producto"/>
     <w:p>
       <w:pPr>
         <w:pStyle w:val="Heading4"/>
@@ -20267,6 +21134,11 @@
       <w:r>
         <w:t xml:space="preserve">del factor variable es la variación porcentual de la producción ante una variación porcentual de ese factor:</w:t>
       </w:r>
+      <w:r>
+        <w:t xml:space="preserve"> </w:t>
+      </w:r>
+      <w:bookmarkStart w:id="160" w:name="eq_elasticidad_producto"/>
+      <w:bookmarkEnd w:id="160"/>
     </w:p>
     <w:p>
       <w:pPr>
@@ -20624,7 +21496,18 @@
         </w:numPr>
       </w:pPr>
       <w:r>
-        <w:t xml:space="preserve">Las etapas se resumen en la tabla 2, ordenadas según el valor de la elasticidad-producto:</w:t>
+        <w:t xml:space="preserve">Las etapas se resumen en la tabla </w:t>
+      </w:r>
+      <w:hyperlink w:anchor="tab_etapas">
+        <w:r>
+          <w:rPr>
+            <w:rStyle w:val="Hyperlink"/>
+          </w:rPr>
+          <w:t xml:space="preserve">2</w:t>
+        </w:r>
+      </w:hyperlink>
+      <w:r>
+        <w:t xml:space="preserve">, ordenadas según el valor de la elasticidad-producto:</w:t>
       </w:r>
     </w:p>
     <w:p>
@@ -20744,7 +21627,7 @@
         </m:oMath>
       </m:oMathPara>
     </w:p>
-    <w:bookmarkStart w:id="134" w:name="tab:etapas"/>
+    <w:bookmarkStart w:id="161" w:name="tab_etapas"/>
     <w:p>
       <w:pPr>
         <w:pStyle w:val="TableCaption"/>
@@ -21740,7 +22623,7 @@
         </w:tc>
       </w:tr>
     </w:tbl>
-    <w:bookmarkEnd w:id="134"/>
+    <w:bookmarkEnd w:id="161"/>
     <w:p>
       <w:pPr>
         <w:pStyle w:val="BodyText"/>
@@ -21753,10 +22636,10 @@
         <w:t xml:space="preserve">Fuente: elaboración propia.</w:t>
       </w:r>
     </w:p>
-    <w:bookmarkEnd w:id="135"/>
-    <w:bookmarkEnd w:id="136"/>
-    <w:bookmarkEnd w:id="137"/>
-    <w:bookmarkStart w:id="165" w:name="largo-plazo-rendimientos-a-escala"/>
+    <w:bookmarkEnd w:id="162"/>
+    <w:bookmarkEnd w:id="163"/>
+    <w:bookmarkEnd w:id="164"/>
+    <w:bookmarkStart w:id="196" w:name="sec_largo_plazo_rendimientos"/>
     <w:p>
       <w:pPr>
         <w:pStyle w:val="Heading2"/>
@@ -21771,7 +22654,7 @@
         <w:t xml:space="preserve">Largo plazo: rendimientos a escala</w:t>
       </w:r>
     </w:p>
-    <w:bookmarkStart w:id="141" w:name="fig:plazos-3d-largo"/>
+    <w:bookmarkStart w:id="168" w:name="fig_plazos_3d_largo"/>
     <w:p>
       <w:pPr>
         <w:pStyle w:val="ImageCaption"/>
@@ -21795,18 +22678,18 @@
           <wp:inline>
             <wp:extent cx="3581400" cy="3084968"/>
             <wp:effectExtent b="0" l="0" r="0" t="0"/>
-            <wp:docPr descr="" title="" id="139" name="Picture"/>
+            <wp:docPr descr="" title="" id="166" name="Picture"/>
             <a:graphic>
               <a:graphicData uri="http://schemas.openxmlformats.org/drawingml/2006/picture">
                 <pic:pic>
                   <pic:nvPicPr>
-                    <pic:cNvPr descr="C:\Users\vgutierrez\Documents\src\victorgutierrezmarcos.github.io-revision\oposicion\temario\fuentes\3A11\graficos/plazos-3d-largo.png" id="140" name="Picture"/>
+                    <pic:cNvPr descr="C:\Users\vgutierrez\Documents\src\victorgutierrezmarcos.github.io-revision\oposicion\temario\fuentes\3A11\graficos/plazos-3d-largo.png" id="167" name="Picture"/>
                     <pic:cNvPicPr>
                       <a:picLocks noChangeArrowheads="1" noChangeAspect="1"/>
                     </pic:cNvPicPr>
                   </pic:nvPicPr>
                   <pic:blipFill>
-                    <a:blip r:embed="rId138"/>
+                    <a:blip r:embed="rId165"/>
                     <a:stretch>
                       <a:fillRect/>
                     </a:stretch>
@@ -21833,7 +22716,7 @@
         </w:drawing>
       </w:r>
     </w:p>
-    <w:bookmarkEnd w:id="141"/>
+    <w:bookmarkEnd w:id="168"/>
     <w:p>
       <w:pPr>
         <w:pStyle w:val="Piedeimagen"/>
@@ -21856,7 +22739,7 @@
       <w:r>
         <w:t xml:space="preserve">(</w:t>
       </w:r>
-      <w:hyperlink w:anchor="ref-FulekyAnatomy">
+      <w:hyperlink w:anchor="ref_FulekyAnatomy">
         <w:r>
           <w:rPr>
             <w:rStyle w:val="Hyperlink"/>
@@ -21962,10 +22845,21 @@
         </w:numPr>
       </w:pPr>
       <w:r>
-        <w:t xml:space="preserve">Gráficamente, se corta la función de producción a lo largo de un rayo que pasa por el origen, en lugar de por una recta paralela a un eje como en el corto plazo (gráfico 14).</w:t>
-      </w:r>
-    </w:p>
-    <w:bookmarkStart w:id="146" w:name="rendimientos-a-escala"/>
+        <w:t xml:space="preserve">Gráficamente, se corta la función de producción a lo largo de un rayo que pasa por el origen, en lugar de por una recta paralela a un eje como en el corto plazo (gráfico </w:t>
+      </w:r>
+      <w:hyperlink w:anchor="fig_plazos_3d_largo">
+        <w:r>
+          <w:rPr>
+            <w:rStyle w:val="Hyperlink"/>
+          </w:rPr>
+          <w:t xml:space="preserve">14</w:t>
+        </w:r>
+      </w:hyperlink>
+      <w:r>
+        <w:t xml:space="preserve">).</w:t>
+      </w:r>
+    </w:p>
+    <w:bookmarkStart w:id="173" w:name="rendimientos_a_escala"/>
     <w:p>
       <w:pPr>
         <w:pStyle w:val="Heading4"/>
@@ -22430,7 +23324,32 @@
         <w:t xml:space="preserve"> </w:t>
       </w:r>
       <w:r>
-        <w:t xml:space="preserve">(gráficos 15 y 5).</w:t>
+        <w:t xml:space="preserve">(gráficos </w:t>
+      </w:r>
+      <w:hyperlink w:anchor="fig_rendimientos_escala_isocuantas">
+        <w:r>
+          <w:rPr>
+            <w:rStyle w:val="Hyperlink"/>
+          </w:rPr>
+          <w:t xml:space="preserve">15</w:t>
+        </w:r>
+      </w:hyperlink>
+      <w:r>
+        <w:t xml:space="preserve"> </w:t>
+      </w:r>
+      <w:r>
+        <w:t xml:space="preserve">y </w:t>
+      </w:r>
+      <w:hyperlink w:anchor="fig_rendimientos_escala_tipos_3d">
+        <w:r>
+          <w:rPr>
+            <w:rStyle w:val="Hyperlink"/>
+          </w:rPr>
+          <w:t xml:space="preserve">5</w:t>
+        </w:r>
+      </w:hyperlink>
+      <w:r>
+        <w:t xml:space="preserve">).</w:t>
       </w:r>
     </w:p>
     <w:p>
@@ -22510,7 +23429,7 @@
       <w:r>
         <w:t xml:space="preserve">(</w:t>
       </w:r>
-      <w:hyperlink w:anchor="ref-Varian1992Microeconomic">
+      <w:hyperlink w:anchor="ref_Varian1992Microeconomic">
         <w:r>
           <w:rPr>
             <w:rStyle w:val="Hyperlink"/>
@@ -22601,7 +23520,7 @@
         <w:t xml:space="preserve">, a las dificultades de coordinación y dirección cuando la empresa crece y a la presencia de factores que no se pueden ampliar (la capacidad empresarial, un recurso natural), que en rigor convierten la ampliación en un problema de proporciones variables.</w:t>
       </w:r>
     </w:p>
-    <w:bookmarkStart w:id="145" w:name="fig:rendimientos-escala-isocuantas"/>
+    <w:bookmarkStart w:id="172" w:name="fig_rendimientos_escala_isocuantas"/>
     <w:p>
       <w:pPr>
         <w:pStyle w:val="ImageCaption"/>
@@ -22688,18 +23607,18 @@
           <wp:inline>
             <wp:extent cx="3825800" cy="4529185"/>
             <wp:effectExtent b="0" l="0" r="0" t="0"/>
-            <wp:docPr descr="" title="" id="143" name="Picture"/>
+            <wp:docPr descr="" title="" id="170" name="Picture"/>
             <a:graphic>
               <a:graphicData uri="http://schemas.openxmlformats.org/drawingml/2006/picture">
                 <pic:pic>
                   <pic:nvPicPr>
-                    <pic:cNvPr descr="C:\Users\vgutierrez\Documents\src\victorgutierrezmarcos.github.io-revision\oposicion\temario\fuentes\3A11\graficos/rendimientos-escala-isocuantas.png" id="144" name="Picture"/>
+                    <pic:cNvPr descr="C:\Users\vgutierrez\Documents\src\victorgutierrezmarcos.github.io-revision\oposicion\temario\fuentes\3A11\graficos/rendimientos-escala-isocuantas.png" id="171" name="Picture"/>
                     <pic:cNvPicPr>
                       <a:picLocks noChangeArrowheads="1" noChangeAspect="1"/>
                     </pic:cNvPicPr>
                   </pic:nvPicPr>
                   <pic:blipFill>
-                    <a:blip r:embed="rId142"/>
+                    <a:blip r:embed="rId169"/>
                     <a:stretch>
                       <a:fillRect/>
                     </a:stretch>
@@ -22726,7 +23645,7 @@
         </w:drawing>
       </w:r>
     </w:p>
-    <w:bookmarkEnd w:id="145"/>
+    <w:bookmarkEnd w:id="172"/>
     <w:p>
       <w:pPr>
         <w:pStyle w:val="Piedeimagen"/>
@@ -22764,7 +23683,7 @@
       <w:r>
         <w:t xml:space="preserve">(</w:t>
       </w:r>
-      <w:hyperlink w:anchor="ref-MatePerez2007Microeconomia">
+      <w:hyperlink w:anchor="ref_MatePerez2007Microeconomia">
         <w:r>
           <w:rPr>
             <w:rStyle w:val="Hyperlink"/>
@@ -22779,8 +23698,8 @@
         <w:t xml:space="preserve">.</w:t>
       </w:r>
     </w:p>
-    <w:bookmarkEnd w:id="146"/>
-    <w:bookmarkStart w:id="148" w:name="elasticidad-de-escala"/>
+    <w:bookmarkEnd w:id="173"/>
+    <w:bookmarkStart w:id="177" w:name="elasticidad_de_escala"/>
     <w:p>
       <w:pPr>
         <w:pStyle w:val="Heading4"/>
@@ -22828,6 +23747,11 @@
       <w:r>
         <w:t xml:space="preserve">) es la variación porcentual de la producción ante una variación porcentual de todos los factores:</w:t>
       </w:r>
+      <w:r>
+        <w:t xml:space="preserve"> </w:t>
+      </w:r>
+      <w:bookmarkStart w:id="174" w:name="eq_elasticidad_escala"/>
+      <w:bookmarkEnd w:id="174"/>
     </w:p>
     <w:p>
       <w:pPr>
@@ -23044,7 +23968,18 @@
         <w:t xml:space="preserve"> </w:t>
       </w:r>
       <w:r>
-        <w:t xml:space="preserve">sea mayor, igual o menor que 1 (tabla 3).</w:t>
+        <w:t xml:space="preserve">sea mayor, igual o menor que 1 (tabla </w:t>
+      </w:r>
+      <w:hyperlink w:anchor="tab_rendimientos">
+        <w:r>
+          <w:rPr>
+            <w:rStyle w:val="Hyperlink"/>
+          </w:rPr>
+          <w:t xml:space="preserve">3</w:t>
+        </w:r>
+      </w:hyperlink>
+      <w:r>
+        <w:t xml:space="preserve">).</w:t>
       </w:r>
     </w:p>
     <w:p>
@@ -23106,6 +24041,11 @@
       <w:r>
         <w:t xml:space="preserve">si</w:t>
       </w:r>
+      <w:r>
+        <w:t xml:space="preserve"> </w:t>
+      </w:r>
+      <w:bookmarkStart w:id="175" w:name="eq_homogenea"/>
+      <w:bookmarkEnd w:id="175"/>
     </w:p>
     <w:p>
       <w:pPr>
@@ -23308,7 +24248,18 @@
         </m:sSub>
       </m:oMath>
       <w:r>
-        <w:t xml:space="preserve">, no de la escala (anexo A.2).</w:t>
+        <w:t xml:space="preserve">, no de la escala (anexo </w:t>
+      </w:r>
+      <w:hyperlink w:anchor="der_euler">
+        <w:r>
+          <w:rPr>
+            <w:rStyle w:val="Hyperlink"/>
+          </w:rPr>
+          <w:t xml:space="preserve">A.2</w:t>
+        </w:r>
+      </w:hyperlink>
+      <w:r>
+        <w:t xml:space="preserve">).</w:t>
       </w:r>
     </w:p>
     <w:p>
@@ -23475,7 +24426,7 @@
       <w:r>
         <w:t xml:space="preserve">(</w:t>
       </w:r>
-      <w:hyperlink w:anchor="ref-Wicksteed1894Essay">
+      <w:hyperlink w:anchor="ref_Wicksteed1894Essay">
         <w:r>
           <w:rPr>
             <w:rStyle w:val="Hyperlink"/>
@@ -23795,7 +24746,7 @@
       <w:r>
         <w:t xml:space="preserve"> </w:t>
       </w:r>
-      <w:hyperlink r:id="rId147">
+      <w:hyperlink r:id="rId176">
         <w:r>
           <w:rPr>
             <w:rStyle w:val="Hyperlink"/>
@@ -23804,8 +24755,8 @@
         </w:r>
       </w:hyperlink>
     </w:p>
-    <w:bookmarkEnd w:id="148"/>
-    <w:bookmarkStart w:id="164" w:name="rendimientos-globales-y-locales-a-escala"/>
+    <w:bookmarkEnd w:id="177"/>
+    <w:bookmarkStart w:id="195" w:name="rendimientos_globales_y_locales_a_escala"/>
     <w:p>
       <w:pPr>
         <w:pStyle w:val="Heading4"/>
@@ -23846,7 +24797,7 @@
       <w:r>
         <w:t xml:space="preserve">(</w:t>
       </w:r>
-      <w:hyperlink w:anchor="ref-JehleReny2011Advanced">
+      <w:hyperlink w:anchor="ref_JehleReny2011Advanced">
         <w:r>
           <w:rPr>
             <w:rStyle w:val="Hyperlink"/>
@@ -24219,7 +25170,18 @@
         <w:t xml:space="preserve"> </w:t>
       </w:r>
       <w:r>
-        <w:t xml:space="preserve">(apartado I.2): rendimientos constantes si</w:t>
+        <w:t xml:space="preserve">(apartado </w:t>
+      </w:r>
+      <w:hyperlink w:anchor="sec_funcion_produccion">
+        <w:r>
+          <w:rPr>
+            <w:rStyle w:val="Hyperlink"/>
+          </w:rPr>
+          <w:t xml:space="preserve">I.2</w:t>
+        </w:r>
+      </w:hyperlink>
+      <w:r>
+        <w:t xml:space="preserve">): rendimientos constantes si</w:t>
       </w:r>
       <w:r>
         <w:t xml:space="preserve"> </w:t>
@@ -24245,7 +25207,7 @@
       <w:r>
         <w:t xml:space="preserve">(</w:t>
       </w:r>
-      <w:hyperlink w:anchor="ref-MasColellWhinstonGreen1995">
+      <w:hyperlink w:anchor="ref_MasColellWhinstonGreen1995">
         <w:r>
           <w:rPr>
             <w:rStyle w:val="Hyperlink"/>
@@ -24350,7 +25312,18 @@
         <w:t xml:space="preserve"> </w:t>
       </w:r>
       <w:r>
-        <w:t xml:space="preserve">en todos los puntos (gráfico 17, panel a).</w:t>
+        <w:t xml:space="preserve">en todos los puntos (gráfico </w:t>
+      </w:r>
+      <w:hyperlink w:anchor="fig_rendimientos_globales_locales_3d">
+        <w:r>
+          <w:rPr>
+            <w:rStyle w:val="Hyperlink"/>
+          </w:rPr>
+          <w:t xml:space="preserve">17</w:t>
+        </w:r>
+      </w:hyperlink>
+      <w:r>
+        <w:t xml:space="preserve">, panel a).</w:t>
       </w:r>
     </w:p>
     <w:p>
@@ -24396,8 +25369,13 @@
         <w:rPr>
           <w:rStyle w:val="FootnoteReference"/>
         </w:rPr>
-        <w:footnoteReference w:id="149"/>
-      </w:r>
+        <w:footnoteReference w:id="178"/>
+      </w:r>
+      <w:r>
+        <w:t xml:space="preserve"> </w:t>
+      </w:r>
+      <w:bookmarkStart w:id="179" w:name="eq_escala_local"/>
+      <w:bookmarkEnd w:id="179"/>
     </w:p>
     <w:p>
       <w:pPr>
@@ -24999,7 +25977,18 @@
         </w:numPr>
       </w:pPr>
       <w:r>
-        <w:t xml:space="preserve">Une el corto y el largo plazo: la productividad mide la respuesta a un factor (un movimiento paralelo a un eje) y los rendimientos, la respuesta a todos a la vez (un movimiento a lo largo de un rayo) (gráfico 16). En la Cobb-Douglas,</w:t>
+        <w:t xml:space="preserve">Une el corto y el largo plazo: la productividad mide la respuesta a un factor (un movimiento paralelo a un eje) y los rendimientos, la respuesta a todos a la vez (un movimiento a lo largo de un rayo) (gráfico </w:t>
+      </w:r>
+      <w:hyperlink w:anchor="fig_productividad_rendimientos">
+        <w:r>
+          <w:rPr>
+            <w:rStyle w:val="Hyperlink"/>
+          </w:rPr>
+          <w:t xml:space="preserve">16</w:t>
+        </w:r>
+      </w:hyperlink>
+      <w:r>
+        <w:t xml:space="preserve">). En la Cobb-Douglas,</w:t>
       </w:r>
       <w:r>
         <w:t xml:space="preserve"> </w:t>
@@ -25049,7 +26038,7 @@
         <w:t xml:space="preserve">, la suma de los exponentes.</w:t>
       </w:r>
     </w:p>
-    <w:bookmarkStart w:id="153" w:name="fig:productividad-rendimientos"/>
+    <w:bookmarkStart w:id="183" w:name="fig_productividad_rendimientos"/>
     <w:p>
       <w:pPr>
         <w:pStyle w:val="ImageCaption"/>
@@ -25073,18 +26062,18 @@
           <wp:inline>
             <wp:extent cx="2984500" cy="1967912"/>
             <wp:effectExtent b="0" l="0" r="0" t="0"/>
-            <wp:docPr descr="" title="" id="151" name="Picture"/>
+            <wp:docPr descr="" title="" id="181" name="Picture"/>
             <a:graphic>
               <a:graphicData uri="http://schemas.openxmlformats.org/drawingml/2006/picture">
                 <pic:pic>
                   <pic:nvPicPr>
-                    <pic:cNvPr descr="C:\Users\vgutierrez\Documents\src\victorgutierrezmarcos.github.io-revision\oposicion\temario\fuentes\3A11\graficos/productividad-rendimientos.png" id="152" name="Picture"/>
+                    <pic:cNvPr descr="C:\Users\vgutierrez\Documents\src\victorgutierrezmarcos.github.io-revision\oposicion\temario\fuentes\3A11\graficos/productividad-rendimientos.png" id="182" name="Picture"/>
                     <pic:cNvPicPr>
                       <a:picLocks noChangeArrowheads="1" noChangeAspect="1"/>
                     </pic:cNvPicPr>
                   </pic:nvPicPr>
                   <pic:blipFill>
-                    <a:blip r:embed="rId150"/>
+                    <a:blip r:embed="rId180"/>
                     <a:stretch>
                       <a:fillRect/>
                     </a:stretch>
@@ -25111,7 +26100,7 @@
         </w:drawing>
       </w:r>
     </w:p>
-    <w:bookmarkEnd w:id="153"/>
+    <w:bookmarkEnd w:id="183"/>
     <w:p>
       <w:pPr>
         <w:pStyle w:val="Piedeimagen"/>
@@ -25190,7 +26179,7 @@
       <w:r>
         <w:t xml:space="preserve">(</w:t>
       </w:r>
-      <w:hyperlink w:anchor="ref-Frisch1965Theory">
+      <w:hyperlink w:anchor="ref_Frisch1965Theory">
         <w:r>
           <w:rPr>
             <w:rStyle w:val="Hyperlink"/>
@@ -25225,7 +26214,7 @@
       <w:r>
         <w:t xml:space="preserve">(</w:t>
       </w:r>
-      <w:hyperlink w:anchor="ref-JehleReny2011Advanced">
+      <w:hyperlink w:anchor="ref_JehleReny2011Advanced">
         <w:r>
           <w:rPr>
             <w:rStyle w:val="Hyperlink"/>
@@ -25277,6 +26266,11 @@
       <w:r>
         <w:t xml:space="preserve">:</w:t>
       </w:r>
+      <w:r>
+        <w:t xml:space="preserve"> </w:t>
+      </w:r>
+      <w:bookmarkStart w:id="184" w:name="eq_ejemplo_rendimientos_locales"/>
+      <w:bookmarkEnd w:id="184"/>
     </w:p>
     <w:p>
       <w:pPr>
@@ -25649,13 +26643,35 @@
         </m:r>
       </m:oMath>
       <w:r>
-        <w:t xml:space="preserve">) (gráficos 17, panel b, y 18).</w:t>
+        <w:t xml:space="preserve">) (gráficos </w:t>
+      </w:r>
+      <w:hyperlink w:anchor="fig_rendimientos_globales_locales_3d">
+        <w:r>
+          <w:rPr>
+            <w:rStyle w:val="Hyperlink"/>
+          </w:rPr>
+          <w:t xml:space="preserve">17</w:t>
+        </w:r>
+      </w:hyperlink>
+      <w:r>
+        <w:t xml:space="preserve">, panel b, y </w:t>
+      </w:r>
+      <w:hyperlink w:anchor="fig_rendimientos_locales">
+        <w:r>
+          <w:rPr>
+            <w:rStyle w:val="Hyperlink"/>
+          </w:rPr>
+          <w:t xml:space="preserve">18</w:t>
+        </w:r>
+      </w:hyperlink>
+      <w:r>
+        <w:t xml:space="preserve">).</w:t>
       </w:r>
       <w:r>
         <w:rPr>
           <w:rStyle w:val="FootnoteReference"/>
         </w:rPr>
-        <w:footnoteReference w:id="154"/>
+        <w:footnoteReference w:id="185"/>
       </w:r>
       <w:r>
         <w:t xml:space="preserve"> </w:t>
@@ -25666,17 +26682,19 @@
       <w:r>
         <w:t xml:space="preserve"> </w:t>
       </w:r>
-      <w:r>
-        <w:rPr>
-          <w:rStyle w:val="Referenciaatema"/>
-        </w:rPr>
-        <w:t xml:space="preserve">[ver tema 3.A.12]</w:t>
-      </w:r>
+      <w:hyperlink r:id="rId23">
+        <w:r>
+          <w:rPr>
+            <w:rStyle w:val="Referenciaatema"/>
+          </w:rPr>
+          <w:t xml:space="preserve">[ver tema 3.A.12]</w:t>
+        </w:r>
+      </w:hyperlink>
       <w:r>
         <w:t xml:space="preserve">.</w:t>
       </w:r>
     </w:p>
-    <w:bookmarkStart w:id="158" w:name="fig:rendimientos-globales-locales-3d"/>
+    <w:bookmarkStart w:id="189" w:name="fig_rendimientos_globales_locales_3d"/>
     <w:p>
       <w:pPr>
         <w:pStyle w:val="ImageCaption"/>
@@ -25752,18 +26770,18 @@
           <wp:inline>
             <wp:extent cx="4871703" cy="3838033"/>
             <wp:effectExtent b="0" l="0" r="0" t="0"/>
-            <wp:docPr descr="" title="" id="156" name="Picture"/>
+            <wp:docPr descr="" title="" id="187" name="Picture"/>
             <a:graphic>
               <a:graphicData uri="http://schemas.openxmlformats.org/drawingml/2006/picture">
                 <pic:pic>
                   <pic:nvPicPr>
-                    <pic:cNvPr descr="C:\Users\vgutierrez\Documents\src\victorgutierrezmarcos.github.io-revision\oposicion\temario\fuentes\3A11\graficos/rendimientos-globales-locales-3d.png" id="157" name="Picture"/>
+                    <pic:cNvPr descr="C:\Users\vgutierrez\Documents\src\victorgutierrezmarcos.github.io-revision\oposicion\temario\fuentes\3A11\graficos/rendimientos-globales-locales-3d.png" id="188" name="Picture"/>
                     <pic:cNvPicPr>
                       <a:picLocks noChangeArrowheads="1" noChangeAspect="1"/>
                     </pic:cNvPicPr>
                   </pic:nvPicPr>
                   <pic:blipFill>
-                    <a:blip r:embed="rId155"/>
+                    <a:blip r:embed="rId186"/>
                     <a:stretch>
                       <a:fillRect/>
                     </a:stretch>
@@ -25790,7 +26808,7 @@
         </w:drawing>
       </w:r>
     </w:p>
-    <w:bookmarkEnd w:id="158"/>
+    <w:bookmarkEnd w:id="189"/>
     <w:p>
       <w:pPr>
         <w:pStyle w:val="Piedeimagen"/>
@@ -25813,7 +26831,7 @@
       <w:r>
         <w:t xml:space="preserve">(</w:t>
       </w:r>
-      <w:hyperlink w:anchor="ref-FulekyAnatomy">
+      <w:hyperlink w:anchor="ref_FulekyAnatomy">
         <w:r>
           <w:rPr>
             <w:rStyle w:val="Hyperlink"/>
@@ -25860,7 +26878,7 @@
       <w:r>
         <w:t xml:space="preserve">(</w:t>
       </w:r>
-      <w:hyperlink w:anchor="ref-JehleReny2011Advanced">
+      <w:hyperlink w:anchor="ref_JehleReny2011Advanced">
         <w:r>
           <w:rPr>
             <w:rStyle w:val="Hyperlink"/>
@@ -25875,7 +26893,7 @@
         <w:t xml:space="preserve">.</w:t>
       </w:r>
     </w:p>
-    <w:bookmarkStart w:id="162" w:name="fig:rendimientos-locales"/>
+    <w:bookmarkStart w:id="193" w:name="fig_rendimientos_locales"/>
     <w:p>
       <w:pPr>
         <w:pStyle w:val="ImageCaption"/>
@@ -25899,18 +26917,18 @@
           <wp:inline>
             <wp:extent cx="4775200" cy="1866404"/>
             <wp:effectExtent b="0" l="0" r="0" t="0"/>
-            <wp:docPr descr="" title="" id="160" name="Picture"/>
+            <wp:docPr descr="" title="" id="191" name="Picture"/>
             <a:graphic>
               <a:graphicData uri="http://schemas.openxmlformats.org/drawingml/2006/picture">
                 <pic:pic>
                   <pic:nvPicPr>
-                    <pic:cNvPr descr="C:\Users\vgutierrez\Documents\src\victorgutierrezmarcos.github.io-revision\oposicion\temario\fuentes\3A11\graficos/rendimientos-locales.png" id="161" name="Picture"/>
+                    <pic:cNvPr descr="C:\Users\vgutierrez\Documents\src\victorgutierrezmarcos.github.io-revision\oposicion\temario\fuentes\3A11\graficos/rendimientos-locales.png" id="192" name="Picture"/>
                     <pic:cNvPicPr>
                       <a:picLocks noChangeArrowheads="1" noChangeAspect="1"/>
                     </pic:cNvPicPr>
                   </pic:nvPicPr>
                   <pic:blipFill>
-                    <a:blip r:embed="rId159"/>
+                    <a:blip r:embed="rId190"/>
                     <a:stretch>
                       <a:fillRect/>
                     </a:stretch>
@@ -25937,7 +26955,7 @@
         </w:drawing>
       </w:r>
     </w:p>
-    <w:bookmarkEnd w:id="162"/>
+    <w:bookmarkEnd w:id="193"/>
     <w:p>
       <w:pPr>
         <w:pStyle w:val="Piedeimagen"/>
@@ -25975,7 +26993,7 @@
       <w:r>
         <w:t xml:space="preserve">(</w:t>
       </w:r>
-      <w:hyperlink w:anchor="ref-JehleReny2011Advanced">
+      <w:hyperlink w:anchor="ref_JehleReny2011Advanced">
         <w:r>
           <w:rPr>
             <w:rStyle w:val="Hyperlink"/>
@@ -26331,7 +27349,7 @@
       <w:r>
         <w:t xml:space="preserve">(</w:t>
       </w:r>
-      <w:hyperlink w:anchor="ref-Hanoch1975Elasticity">
+      <w:hyperlink w:anchor="ref_Hanoch1975Elasticity">
         <w:r>
           <w:rPr>
             <w:rStyle w:val="Hyperlink"/>
@@ -26361,12 +27379,14 @@
       <w:r>
         <w:t xml:space="preserve"> </w:t>
       </w:r>
-      <w:r>
-        <w:rPr>
-          <w:rStyle w:val="Referenciaatema"/>
-        </w:rPr>
-        <w:t xml:space="preserve">[ver tema 3.A.12]</w:t>
-      </w:r>
+      <w:hyperlink r:id="rId23">
+        <w:r>
+          <w:rPr>
+            <w:rStyle w:val="Referenciaatema"/>
+          </w:rPr>
+          <w:t xml:space="preserve">[ver tema 3.A.12]</w:t>
+        </w:r>
+      </w:hyperlink>
       <w:r>
         <w:t xml:space="preserve">, y las dos nociones coinciden punto a punto cuando la tecnología es homotética.</w:t>
       </w:r>
@@ -26397,21 +27417,25 @@
       <w:r>
         <w:t xml:space="preserve"> </w:t>
       </w:r>
-      <w:r>
-        <w:rPr>
-          <w:rStyle w:val="Referenciaatema"/>
-        </w:rPr>
-        <w:t xml:space="preserve">[ver tema 3.A.16]</w:t>
-      </w:r>
-      <w:r>
-        <w:t xml:space="preserve"> </w:t>
-      </w:r>
-      <w:r>
-        <w:rPr>
-          <w:rStyle w:val="Referenciaatema"/>
-        </w:rPr>
-        <w:t xml:space="preserve">[ver tema 3.A.43]</w:t>
-      </w:r>
+      <w:hyperlink r:id="rId25">
+        <w:r>
+          <w:rPr>
+            <w:rStyle w:val="Referenciaatema"/>
+          </w:rPr>
+          <w:t xml:space="preserve">[ver tema 3.A.16]</w:t>
+        </w:r>
+      </w:hyperlink>
+      <w:r>
+        <w:t xml:space="preserve"> </w:t>
+      </w:r>
+      <w:hyperlink r:id="rId27">
+        <w:r>
+          <w:rPr>
+            <w:rStyle w:val="Referenciaatema"/>
+          </w:rPr>
+          <w:t xml:space="preserve">[ver tema 3.A.43]</w:t>
+        </w:r>
+      </w:hyperlink>
       <w:r>
         <w:t xml:space="preserve">.</w:t>
       </w:r>
@@ -26439,7 +27463,7 @@
       <w:r>
         <w:t xml:space="preserve">(</w:t>
       </w:r>
-      <w:hyperlink w:anchor="ref-BasuFernald1997Returns">
+      <w:hyperlink w:anchor="ref_BasuFernald1997Returns">
         <w:r>
           <w:rPr>
             <w:rStyle w:val="Hyperlink"/>
@@ -26500,7 +27524,21 @@
         </w:numPr>
       </w:pPr>
       <w:r>
-        <w:t xml:space="preserve">La tabla 3 resume la clasificación, a partir de la elasticidad de escala local:</w:t>
+        <w:t xml:space="preserve">La tabla </w:t>
+      </w:r>
+      <w:hyperlink w:anchor="tab_rendimientos">
+        <w:r>
+          <w:rPr>
+            <w:rStyle w:val="Hyperlink"/>
+          </w:rPr>
+          <w:t xml:space="preserve">3</w:t>
+        </w:r>
+      </w:hyperlink>
+      <w:r>
+        <w:t xml:space="preserve"> </w:t>
+      </w:r>
+      <w:r>
+        <w:t xml:space="preserve">resume la clasificación, a partir de la elasticidad de escala local:</w:t>
       </w:r>
     </w:p>
     <w:p>
@@ -26718,7 +27756,7 @@
         </m:oMath>
       </m:oMathPara>
     </w:p>
-    <w:bookmarkStart w:id="163" w:name="tab:rendimientos"/>
+    <w:bookmarkStart w:id="194" w:name="tab_rendimientos"/>
     <w:p>
       <w:pPr>
         <w:pStyle w:val="TableCaption"/>
@@ -27664,7 +28702,7 @@
         </w:tc>
       </w:tr>
     </w:tbl>
-    <w:bookmarkEnd w:id="163"/>
+    <w:bookmarkEnd w:id="194"/>
     <w:p>
       <w:pPr>
         <w:pStyle w:val="BodyText"/>
@@ -27734,7 +28772,7 @@
         </w:rPr>
         <w:t xml:space="preserve">(</w:t>
       </w:r>
-      <w:hyperlink w:anchor="ref-JehleReny2011Advanced">
+      <w:hyperlink w:anchor="ref_JehleReny2011Advanced">
         <w:r>
           <w:rPr>
             <w:rStyle w:val="Hyperlink"/>
@@ -27845,7 +28883,7 @@
         </w:rPr>
         <w:t xml:space="preserve">(</w:t>
       </w:r>
-      <w:hyperlink w:anchor="ref-MasColellWhinstonGreen1995">
+      <w:hyperlink w:anchor="ref_MasColellWhinstonGreen1995">
         <w:r>
           <w:rPr>
             <w:rStyle w:val="Hyperlink"/>
@@ -27870,9 +28908,9 @@
         <w:t xml:space="preserve">.</w:t>
       </w:r>
     </w:p>
-    <w:bookmarkEnd w:id="164"/>
-    <w:bookmarkEnd w:id="165"/>
-    <w:bookmarkStart w:id="181" w:name="muy-largo-plazo-progreso-técnico"/>
+    <w:bookmarkEnd w:id="195"/>
+    <w:bookmarkEnd w:id="196"/>
+    <w:bookmarkStart w:id="215" w:name="sec_muy_largo_plazo"/>
     <w:p>
       <w:pPr>
         <w:pStyle w:val="Heading2"/>
@@ -27887,7 +28925,7 @@
         <w:t xml:space="preserve">Muy largo plazo: progreso técnico</w:t>
       </w:r>
     </w:p>
-    <w:bookmarkStart w:id="169" w:name="fig:plazos-3d-muy-largo"/>
+    <w:bookmarkStart w:id="200" w:name="fig_plazos_3d_muy_largo"/>
     <w:p>
       <w:pPr>
         <w:pStyle w:val="ImageCaption"/>
@@ -27911,18 +28949,18 @@
           <wp:inline>
             <wp:extent cx="3581400" cy="3026056"/>
             <wp:effectExtent b="0" l="0" r="0" t="0"/>
-            <wp:docPr descr="" title="" id="167" name="Picture"/>
+            <wp:docPr descr="" title="" id="198" name="Picture"/>
             <a:graphic>
               <a:graphicData uri="http://schemas.openxmlformats.org/drawingml/2006/picture">
                 <pic:pic>
                   <pic:nvPicPr>
-                    <pic:cNvPr descr="C:\Users\vgutierrez\Documents\src\victorgutierrezmarcos.github.io-revision\oposicion\temario\fuentes\3A11\graficos/plazos-3d-muy-largo.png" id="168" name="Picture"/>
+                    <pic:cNvPr descr="C:\Users\vgutierrez\Documents\src\victorgutierrezmarcos.github.io-revision\oposicion\temario\fuentes\3A11\graficos/plazos-3d-muy-largo.png" id="199" name="Picture"/>
                     <pic:cNvPicPr>
                       <a:picLocks noChangeArrowheads="1" noChangeAspect="1"/>
                     </pic:cNvPicPr>
                   </pic:nvPicPr>
                   <pic:blipFill>
-                    <a:blip r:embed="rId166"/>
+                    <a:blip r:embed="rId197"/>
                     <a:stretch>
                       <a:fillRect/>
                     </a:stretch>
@@ -27949,7 +28987,7 @@
         </w:drawing>
       </w:r>
     </w:p>
-    <w:bookmarkEnd w:id="169"/>
+    <w:bookmarkEnd w:id="200"/>
     <w:p>
       <w:pPr>
         <w:pStyle w:val="Piedeimagen"/>
@@ -27972,7 +29010,7 @@
       <w:r>
         <w:t xml:space="preserve">(</w:t>
       </w:r>
-      <w:hyperlink w:anchor="ref-FulekyAnatomy">
+      <w:hyperlink w:anchor="ref_FulekyAnatomy">
         <w:r>
           <w:rPr>
             <w:rStyle w:val="Hyperlink"/>
@@ -27987,7 +29025,7 @@
         <w:t xml:space="preserve">.</w:t>
       </w:r>
     </w:p>
-    <w:bookmarkStart w:id="170" w:name="concepto-de-progreso-técnico"/>
+    <w:bookmarkStart w:id="201" w:name="concepto_de_progreso_t__cnico"/>
     <w:p>
       <w:pPr>
         <w:pStyle w:val="Heading4"/>
@@ -28031,7 +29069,18 @@
         <w:t xml:space="preserve">progreso técnico</w:t>
       </w:r>
       <w:r>
-        <w:t xml:space="preserve">, es decir, cambios en los métodos de producción (gráfico 19). Supone nuevos y mejores métodos o una mayor eficiencia de los existentes, y puede adoptar 2 formas:</w:t>
+        <w:t xml:space="preserve">, es decir, cambios en los métodos de producción (gráfico </w:t>
+      </w:r>
+      <w:hyperlink w:anchor="fig_plazos_3d_muy_largo">
+        <w:r>
+          <w:rPr>
+            <w:rStyle w:val="Hyperlink"/>
+          </w:rPr>
+          <w:t xml:space="preserve">19</w:t>
+        </w:r>
+      </w:hyperlink>
+      <w:r>
+        <w:t xml:space="preserve">). Supone nuevos y mejores métodos o una mayor eficiencia de los existentes, y puede adoptar 2 formas:</w:t>
       </w:r>
     </w:p>
     <w:p>
@@ -28070,8 +29119,8 @@
         <w:t xml:space="preserve">, que mejoran la calidad de los productos existentes o crean bienes nuevos.</w:t>
       </w:r>
     </w:p>
-    <w:bookmarkEnd w:id="170"/>
-    <w:bookmarkStart w:id="175" w:name="representación-gráfica"/>
+    <w:bookmarkEnd w:id="201"/>
+    <w:bookmarkStart w:id="206" w:name="representaci__n_gr__fica"/>
     <w:p>
       <w:pPr>
         <w:pStyle w:val="Heading4"/>
@@ -28088,10 +29137,21 @@
         </w:numPr>
       </w:pPr>
       <w:r>
-        <w:t xml:space="preserve">El progreso técnico de proceso amplía el conjunto de posibilidades de producción: la función de producción se desplaza hacia arriba (con los mismos factores se produce más) y, por tanto, cada isocuanta se desplaza hacia el origen (la misma producción se obtiene con menos factores) (gráfico 20).</w:t>
-      </w:r>
-    </w:p>
-    <w:bookmarkStart w:id="174" w:name="fig:progreso-tecnico"/>
+        <w:t xml:space="preserve">El progreso técnico de proceso amplía el conjunto de posibilidades de producción: la función de producción se desplaza hacia arriba (con los mismos factores se produce más) y, por tanto, cada isocuanta se desplaza hacia el origen (la misma producción se obtiene con menos factores) (gráfico </w:t>
+      </w:r>
+      <w:hyperlink w:anchor="fig_progreso_tecnico">
+        <w:r>
+          <w:rPr>
+            <w:rStyle w:val="Hyperlink"/>
+          </w:rPr>
+          <w:t xml:space="preserve">20</w:t>
+        </w:r>
+      </w:hyperlink>
+      <w:r>
+        <w:t xml:space="preserve">).</w:t>
+      </w:r>
+    </w:p>
+    <w:bookmarkStart w:id="205" w:name="fig_progreso_tecnico"/>
     <w:p>
       <w:pPr>
         <w:pStyle w:val="ImageCaption"/>
@@ -28115,18 +29175,18 @@
           <wp:inline>
             <wp:extent cx="4767724" cy="2217190"/>
             <wp:effectExtent b="0" l="0" r="0" t="0"/>
-            <wp:docPr descr="" title="" id="172" name="Picture"/>
+            <wp:docPr descr="" title="" id="203" name="Picture"/>
             <a:graphic>
               <a:graphicData uri="http://schemas.openxmlformats.org/drawingml/2006/picture">
                 <pic:pic>
                   <pic:nvPicPr>
-                    <pic:cNvPr descr="C:\Users\vgutierrez\Documents\src\victorgutierrezmarcos.github.io-revision\oposicion\temario\fuentes\3A11\graficos/progreso-tecnico.png" id="173" name="Picture"/>
+                    <pic:cNvPr descr="C:\Users\vgutierrez\Documents\src\victorgutierrezmarcos.github.io-revision\oposicion\temario\fuentes\3A11\graficos/progreso-tecnico.png" id="204" name="Picture"/>
                     <pic:cNvPicPr>
                       <a:picLocks noChangeArrowheads="1" noChangeAspect="1"/>
                     </pic:cNvPicPr>
                   </pic:nvPicPr>
                   <pic:blipFill>
-                    <a:blip r:embed="rId171"/>
+                    <a:blip r:embed="rId202"/>
                     <a:stretch>
                       <a:fillRect/>
                     </a:stretch>
@@ -28153,7 +29213,7 @@
         </w:drawing>
       </w:r>
     </w:p>
-    <w:bookmarkEnd w:id="174"/>
+    <w:bookmarkEnd w:id="205"/>
     <w:p>
       <w:pPr>
         <w:pStyle w:val="Piedeimagen"/>
@@ -28162,8 +29222,8 @@
         <w:t xml:space="preserve">Fuente: elaboración propia.</w:t>
       </w:r>
     </w:p>
-    <w:bookmarkEnd w:id="175"/>
-    <w:bookmarkStart w:id="180" w:name="tipos-de-progreso-técnico-neutral"/>
+    <w:bookmarkEnd w:id="206"/>
+    <w:bookmarkStart w:id="214" w:name="tipos_de_progreso_t__cnico_neutral"/>
     <w:p>
       <w:pPr>
         <w:pStyle w:val="Heading4"/>
@@ -28205,7 +29265,7 @@
       <w:r>
         <w:t xml:space="preserve">(</w:t>
       </w:r>
-      <w:hyperlink w:anchor="ref-Hicks1932Theory">
+      <w:hyperlink w:anchor="ref_Hicks1932Theory">
         <w:r>
           <w:rPr>
             <w:rStyle w:val="Hyperlink"/>
@@ -28321,6 +29381,11 @@
       <w:r>
         <w:t xml:space="preserve">homogénea de grado 1, los 3 tipos de neutralidad son:</w:t>
       </w:r>
+      <w:r>
+        <w:t xml:space="preserve"> </w:t>
+      </w:r>
+      <w:bookmarkStart w:id="207" w:name="eq_neutralidad"/>
+      <w:bookmarkEnd w:id="207"/>
     </w:p>
     <w:p>
       <w:pPr>
@@ -28659,7 +29724,18 @@
         <w:t xml:space="preserve"> </w:t>
       </w:r>
       <w:r>
-        <w:t xml:space="preserve">dada, la RMST no cambia. Aumenta la productividad de todos los factores en la misma proporción: las isocuantas se desplazan hacia el origen a lo largo de cada rayo sin cambiar de pendiente (gráfico 21, panel A). Si la RMST sube para un</w:t>
+        <w:t xml:space="preserve">dada, la RMST no cambia. Aumenta la productividad de todos los factores en la misma proporción: las isocuantas se desplazan hacia el origen a lo largo de cada rayo sin cambiar de pendiente (gráfico </w:t>
+      </w:r>
+      <w:hyperlink w:anchor="fig_progreso_tecnico_neutral">
+        <w:r>
+          <w:rPr>
+            <w:rStyle w:val="Hyperlink"/>
+          </w:rPr>
+          <w:t xml:space="preserve">21</w:t>
+        </w:r>
+      </w:hyperlink>
+      <w:r>
+        <w:t xml:space="preserve">, panel A). Si la RMST sube para un</w:t>
       </w:r>
       <w:r>
         <w:t xml:space="preserve"> </w:t>
@@ -28705,12 +29781,14 @@
       <w:r>
         <w:t xml:space="preserve"> </w:t>
       </w:r>
-      <w:r>
-        <w:rPr>
-          <w:rStyle w:val="Referenciaatema"/>
-        </w:rPr>
-        <w:t xml:space="preserve">[ver tema 3.A.45]</w:t>
-      </w:r>
+      <w:hyperlink r:id="rId29">
+        <w:r>
+          <w:rPr>
+            <w:rStyle w:val="Referenciaatema"/>
+          </w:rPr>
+          <w:t xml:space="preserve">[ver tema 3.A.45]</w:t>
+        </w:r>
+      </w:hyperlink>
       <w:r>
         <w:t xml:space="preserve">.</w:t>
       </w:r>
@@ -28943,7 +30021,7 @@
       <w:r>
         <w:t xml:space="preserve">(</w:t>
       </w:r>
-      <w:hyperlink w:anchor="ref-Harrod1948Towards">
+      <w:hyperlink w:anchor="ref_Harrod1948Towards">
         <w:r>
           <w:rPr>
             <w:rStyle w:val="Hyperlink"/>
@@ -29084,6 +30162,11 @@
       <w:r>
         <w:t xml:space="preserve">). Con una Cobb-Douglas coinciden:</w:t>
       </w:r>
+      <w:r>
+        <w:t xml:space="preserve"> </w:t>
+      </w:r>
+      <w:bookmarkStart w:id="208" w:name="eq_neutralidad_cobb_douglas"/>
+      <w:bookmarkEnd w:id="208"/>
     </w:p>
     <w:p>
       <w:pPr>
@@ -29360,7 +30443,7 @@
         </w:rPr>
         <w:t xml:space="preserve">(</w:t>
       </w:r>
-      <w:hyperlink w:anchor="ref-Uzawa1961Neutral">
+      <w:hyperlink w:anchor="ref_Uzawa1961Neutral">
         <w:r>
           <w:rPr>
             <w:rStyle w:val="Hyperlink"/>
@@ -29395,7 +30478,7 @@
       <w:r>
         <w:t xml:space="preserve">(</w:t>
       </w:r>
-      <w:hyperlink w:anchor="ref-Acemoglu2009Introduction">
+      <w:hyperlink w:anchor="ref_Acemoglu2009Introduction">
         <w:r>
           <w:rPr>
             <w:rStyle w:val="Hyperlink"/>
@@ -29440,12 +30523,14 @@
       <w:r>
         <w:t xml:space="preserve"> </w:t>
       </w:r>
-      <w:r>
-        <w:rPr>
-          <w:rStyle w:val="Referenciaatema"/>
-        </w:rPr>
-        <w:t xml:space="preserve">[ver tema 3.A.43]</w:t>
-      </w:r>
+      <w:hyperlink r:id="rId27">
+        <w:r>
+          <w:rPr>
+            <w:rStyle w:val="Referenciaatema"/>
+          </w:rPr>
+          <w:t xml:space="preserve">[ver tema 3.A.43]</w:t>
+        </w:r>
+      </w:hyperlink>
       <w:r>
         <w:t xml:space="preserve">.</w:t>
       </w:r>
@@ -29493,7 +30578,7 @@
       <w:r>
         <w:t xml:space="preserve">(</w:t>
       </w:r>
-      <w:hyperlink w:anchor="ref-Acemoglu2009Introduction">
+      <w:hyperlink w:anchor="ref_Acemoglu2009Introduction">
         <w:r>
           <w:rPr>
             <w:rStyle w:val="Hyperlink"/>
@@ -29523,17 +30608,19 @@
       <w:r>
         <w:t xml:space="preserve"> </w:t>
       </w:r>
-      <w:r>
-        <w:rPr>
-          <w:rStyle w:val="Referenciaatema"/>
-        </w:rPr>
-        <w:t xml:space="preserve">[ver tema 3.B.9]</w:t>
-      </w:r>
+      <w:hyperlink r:id="rId209">
+        <w:r>
+          <w:rPr>
+            <w:rStyle w:val="Referenciaatema"/>
+          </w:rPr>
+          <w:t xml:space="preserve">[ver tema 3.B.9]</w:t>
+        </w:r>
+      </w:hyperlink>
       <w:r>
         <w:t xml:space="preserve">.</w:t>
       </w:r>
     </w:p>
-    <w:bookmarkStart w:id="179" w:name="fig:progreso-tecnico-neutral"/>
+    <w:bookmarkStart w:id="213" w:name="fig_progreso_tecnico_neutral"/>
     <w:p>
       <w:pPr>
         <w:pStyle w:val="ImageCaption"/>
@@ -29602,18 +30689,18 @@
           <wp:inline>
             <wp:extent cx="5670550" cy="1845036"/>
             <wp:effectExtent b="0" l="0" r="0" t="0"/>
-            <wp:docPr descr="" title="" id="177" name="Picture"/>
+            <wp:docPr descr="" title="" id="211" name="Picture"/>
             <a:graphic>
               <a:graphicData uri="http://schemas.openxmlformats.org/drawingml/2006/picture">
                 <pic:pic>
                   <pic:nvPicPr>
-                    <pic:cNvPr descr="C:\Users\vgutierrez\Documents\src\victorgutierrezmarcos.github.io-revision\oposicion\temario\fuentes\3A11\graficos/progreso-tecnico-neutral.png" id="178" name="Picture"/>
+                    <pic:cNvPr descr="C:\Users\vgutierrez\Documents\src\victorgutierrezmarcos.github.io-revision\oposicion\temario\fuentes\3A11\graficos/progreso-tecnico-neutral.png" id="212" name="Picture"/>
                     <pic:cNvPicPr>
                       <a:picLocks noChangeArrowheads="1" noChangeAspect="1"/>
                     </pic:cNvPicPr>
                   </pic:nvPicPr>
                   <pic:blipFill>
-                    <a:blip r:embed="rId176"/>
+                    <a:blip r:embed="rId210"/>
                     <a:stretch>
                       <a:fillRect/>
                     </a:stretch>
@@ -29640,7 +30727,7 @@
         </w:drawing>
       </w:r>
     </w:p>
-    <w:bookmarkEnd w:id="179"/>
+    <w:bookmarkEnd w:id="213"/>
     <w:p>
       <w:pPr>
         <w:pStyle w:val="Piedeimagen"/>
@@ -29663,7 +30750,7 @@
       <w:r>
         <w:t xml:space="preserve">(</w:t>
       </w:r>
-      <w:hyperlink w:anchor="ref-Acemoglu2009Introduction">
+      <w:hyperlink w:anchor="ref_Acemoglu2009Introduction">
         <w:r>
           <w:rPr>
             <w:rStyle w:val="Hyperlink"/>
@@ -29696,10 +30783,10 @@
         <w:t xml:space="preserve">, cada plazo es un corte de la superficie de producción: a corto plazo, con un factor fijo, la ley de rendimientos decrecientes delimita la región económica y las etapas; a largo plazo, la elasticidad de escala, global o local, mide cómo responde la producción al tamaño, y a muy largo plazo el progreso técnico desplaza la tecnología, de forma neutral o sesgada. Hasta aquí la empresa ha obtenido un solo producto. ¿Qué cambia cuando obtiene varios con los mismos factores? Es el objeto del último bloque.</w:t>
       </w:r>
     </w:p>
-    <w:bookmarkEnd w:id="180"/>
-    <w:bookmarkEnd w:id="181"/>
-    <w:bookmarkEnd w:id="182"/>
-    <w:bookmarkStart w:id="212" w:name="empresa-multiproducto-curva-de-contrato"/>
+    <w:bookmarkEnd w:id="214"/>
+    <w:bookmarkEnd w:id="215"/>
+    <w:bookmarkEnd w:id="216"/>
+    <w:bookmarkStart w:id="253" w:name="sec_empresa_multiproducto_curva"/>
     <w:p>
       <w:pPr>
         <w:pStyle w:val="Heading1"/>
@@ -29771,7 +30858,57 @@
         <w:t xml:space="preserve">Edgeworth</w:t>
       </w:r>
       <w:r>
-        <w:t xml:space="preserve">, que se forma girando el mapa de isocuantas de un bien (gráfico 22), con la curva de contrato y la FPP en un solo gráfico (gráfico 23), sin repetir el desarrollo del equilibrio general (unos 2′30″); después, la función de transformación y la curva de transformación de la empresa con su RMT (gráfico 24), la producción conjunta en proporciones fijas y variables y las economías de alcance (unos 2′). El recuadro sobre la competencia perfecta se dice en una frase. Si falta tiempo, III.2 se reduce a</w:t>
+        <w:t xml:space="preserve">, que se forma girando el mapa de isocuantas de un bien (gráfico </w:t>
+      </w:r>
+      <w:hyperlink w:anchor="fig_formacion_caja">
+        <w:r>
+          <w:rPr>
+            <w:rStyle w:val="Hyperlink"/>
+          </w:rPr>
+          <w:t xml:space="preserve">22</w:t>
+        </w:r>
+      </w:hyperlink>
+      <w:r>
+        <w:t xml:space="preserve">), con la curva de contrato y la FPP en un solo gráfico (gráfico </w:t>
+      </w:r>
+      <w:hyperlink w:anchor="fig_caja_edgeworth_fpp">
+        <w:r>
+          <w:rPr>
+            <w:rStyle w:val="Hyperlink"/>
+          </w:rPr>
+          <w:t xml:space="preserve">23</w:t>
+        </w:r>
+      </w:hyperlink>
+      <w:r>
+        <w:t xml:space="preserve">), sin repetir el desarrollo del equilibrio general (unos 2′30″); después, la función de transformación y la curva de transformación de la empresa con su RMT (gráfico </w:t>
+      </w:r>
+      <w:hyperlink w:anchor="fig_transformacion_empresa">
+        <w:r>
+          <w:rPr>
+            <w:rStyle w:val="Hyperlink"/>
+          </w:rPr>
+          <w:t xml:space="preserve">24</w:t>
+        </w:r>
+      </w:hyperlink>
+      <w:r>
+        <w:t xml:space="preserve">), la producción conjunta en proporciones fijas y variables y las economías de alcance (unos 2′). El recuadro sobre la competencia perfecta se dice en una frase. Si falta tiempo,</w:t>
+      </w:r>
+      <w:r>
+        <w:t xml:space="preserve"> </w:t>
+      </w:r>
+      <w:hyperlink w:anchor="sec_empresa_multiproducto_produccion">
+        <w:r>
+          <w:rPr>
+            <w:rStyle w:val="Hyperlink"/>
+          </w:rPr>
+          <w:t xml:space="preserve">III.2</w:t>
+        </w:r>
+      </w:hyperlink>
+      <w:r>
+        <w:t xml:space="preserve"> </w:t>
+      </w:r>
+      <w:r>
+        <w:t xml:space="preserve">se reduce a</w:t>
       </w:r>
       <w:r>
         <w:t xml:space="preserve"> </w:t>
@@ -29814,7 +30951,7 @@
         <w:t xml:space="preserve">, la RMT y las economías de alcance en una frase.</w:t>
       </w:r>
     </w:p>
-    <w:bookmarkStart w:id="199" w:name="X773954d80e715e73038d99d28d6a5bdacce9276"/>
+    <w:bookmarkStart w:id="238" w:name="sec_caja_edgeworth_curva"/>
     <w:p>
       <w:pPr>
         <w:pStyle w:val="Heading2"/>
@@ -29841,7 +30978,7 @@
         <w:t xml:space="preserve">: curva de contrato y frontera de posibilidades de producción</w:t>
       </w:r>
     </w:p>
-    <w:bookmarkStart w:id="183" w:name="a-idea-3"/>
+    <w:bookmarkStart w:id="218" w:name="a_idea_3"/>
     <w:p>
       <w:pPr>
         <w:pStyle w:val="Heading4"/>
@@ -29879,18 +31016,20 @@
       <w:r>
         <w:t xml:space="preserve"> </w:t>
       </w:r>
-      <w:r>
-        <w:rPr>
-          <w:rStyle w:val="Referenciaatema"/>
-        </w:rPr>
-        <w:t xml:space="preserve">[ver tema 3.A.21]</w:t>
-      </w:r>
+      <w:hyperlink r:id="rId217">
+        <w:r>
+          <w:rPr>
+            <w:rStyle w:val="Referenciaatema"/>
+          </w:rPr>
+          <w:t xml:space="preserve">[ver tema 3.A.21]</w:t>
+        </w:r>
+      </w:hyperlink>
       <w:r>
         <w:t xml:space="preserve">, que aquí se resume.</w:t>
       </w:r>
     </w:p>
-    <w:bookmarkEnd w:id="183"/>
-    <w:bookmarkStart w:id="196" w:name="b-modelo-3"/>
+    <w:bookmarkEnd w:id="218"/>
+    <w:bookmarkStart w:id="235" w:name="b_modelo_3"/>
     <w:p>
       <w:pPr>
         <w:pStyle w:val="Heading4"/>
@@ -29899,7 +31038,7 @@
         <w:t xml:space="preserve">b) Modelo</w:t>
       </w:r>
     </w:p>
-    <w:bookmarkStart w:id="184" w:name="i-supuestos-3"/>
+    <w:bookmarkStart w:id="220" w:name="i_supuestos_3"/>
     <w:p>
       <w:pPr>
         <w:pStyle w:val="Heading5"/>
@@ -30000,6 +31139,11 @@
       <w:r>
         <w:t xml:space="preserve">:</w:t>
       </w:r>
+      <w:r>
+        <w:t xml:space="preserve"> </w:t>
+      </w:r>
+      <w:bookmarkStart w:id="219" w:name="eq_caja_produccion"/>
+      <w:bookmarkEnd w:id="219"/>
     </w:p>
     <w:p>
       <w:pPr>
@@ -30260,8 +31404,8 @@
         </m:oMath>
       </m:oMathPara>
     </w:p>
-    <w:bookmarkEnd w:id="184"/>
-    <w:bookmarkStart w:id="194" w:name="ii-desarrollo-3"/>
+    <w:bookmarkEnd w:id="220"/>
+    <w:bookmarkStart w:id="232" w:name="ii_desarrollo_3"/>
     <w:p>
       <w:pPr>
         <w:pStyle w:val="Heading5"/>
@@ -30376,7 +31520,18 @@
         <w:t xml:space="preserve"> </w:t>
       </w:r>
       <w:r>
-        <w:t xml:space="preserve">(gráfico 22). Cada punto de la caja es un reparto de los factores; las isocuantas de</w:t>
+        <w:t xml:space="preserve">(gráfico </w:t>
+      </w:r>
+      <w:hyperlink w:anchor="fig_formacion_caja">
+        <w:r>
+          <w:rPr>
+            <w:rStyle w:val="Hyperlink"/>
+          </w:rPr>
+          <w:t xml:space="preserve">22</w:t>
+        </w:r>
+      </w:hyperlink>
+      <w:r>
+        <w:t xml:space="preserve">). Cada punto de la caja es un reparto de los factores; las isocuantas de</w:t>
       </w:r>
       <w:r>
         <w:t xml:space="preserve"> </w:t>
@@ -30447,10 +31602,21 @@
         <w:t xml:space="preserve"> </w:t>
       </w:r>
       <w:r>
-        <w:t xml:space="preserve">(gráfico 23).</w:t>
-      </w:r>
-    </w:p>
-    <w:bookmarkStart w:id="188" w:name="fig:formacion-caja"/>
+        <w:t xml:space="preserve">(gráfico </w:t>
+      </w:r>
+      <w:hyperlink w:anchor="fig_caja_edgeworth_fpp">
+        <w:r>
+          <w:rPr>
+            <w:rStyle w:val="Hyperlink"/>
+          </w:rPr>
+          <w:t xml:space="preserve">23</w:t>
+        </w:r>
+      </w:hyperlink>
+      <w:r>
+        <w:t xml:space="preserve">).</w:t>
+      </w:r>
+    </w:p>
+    <w:bookmarkStart w:id="224" w:name="fig_formacion_caja"/>
     <w:p>
       <w:pPr>
         <w:pStyle w:val="ImageCaption"/>
@@ -30505,18 +31671,18 @@
           <wp:inline>
             <wp:extent cx="3581400" cy="3823994"/>
             <wp:effectExtent b="0" l="0" r="0" t="0"/>
-            <wp:docPr descr="" title="" id="186" name="Picture"/>
+            <wp:docPr descr="" title="" id="222" name="Picture"/>
             <a:graphic>
               <a:graphicData uri="http://schemas.openxmlformats.org/drawingml/2006/picture">
                 <pic:pic>
                   <pic:nvPicPr>
-                    <pic:cNvPr descr="C:\Users\vgutierrez\Documents\src\victorgutierrezmarcos.github.io-revision\oposicion\temario\fuentes\3A11\graficos/formacion-caja.png" id="187" name="Picture"/>
+                    <pic:cNvPr descr="C:\Users\vgutierrez\Documents\src\victorgutierrezmarcos.github.io-revision\oposicion\temario\fuentes\3A11\graficos/formacion-caja.png" id="223" name="Picture"/>
                     <pic:cNvPicPr>
                       <a:picLocks noChangeArrowheads="1" noChangeAspect="1"/>
                     </pic:cNvPicPr>
                   </pic:nvPicPr>
                   <pic:blipFill>
-                    <a:blip r:embed="rId185"/>
+                    <a:blip r:embed="rId221"/>
                     <a:stretch>
                       <a:fillRect/>
                     </a:stretch>
@@ -30543,7 +31709,7 @@
         </w:drawing>
       </w:r>
     </w:p>
-    <w:bookmarkEnd w:id="188"/>
+    <w:bookmarkEnd w:id="224"/>
     <w:p>
       <w:pPr>
         <w:pStyle w:val="Piedeimagen"/>
@@ -30753,6 +31919,11 @@
       <w:r>
         <w:t xml:space="preserve">en la producción) cuando no puede producirse más de un bien sin producir menos del otro, es decir, cuando las isocuantas son tangentes:</w:t>
       </w:r>
+      <w:r>
+        <w:t xml:space="preserve"> </w:t>
+      </w:r>
+      <w:bookmarkStart w:id="225" w:name="eq_eficiencia_produccion"/>
+      <w:bookmarkEnd w:id="225"/>
     </w:p>
     <w:p>
       <w:pPr>
@@ -31048,12 +32219,14 @@
       <w:r>
         <w:t xml:space="preserve"> </w:t>
       </w:r>
-      <w:r>
-        <w:rPr>
-          <w:rStyle w:val="Referenciaatema"/>
-        </w:rPr>
-        <w:t xml:space="preserve">[ver tema 3.A.22]</w:t>
-      </w:r>
+      <w:hyperlink r:id="rId226">
+        <w:r>
+          <w:rPr>
+            <w:rStyle w:val="Referenciaatema"/>
+          </w:rPr>
+          <w:t xml:space="preserve">[ver tema 3.A.22]</w:t>
+        </w:r>
+      </w:hyperlink>
       <w:r>
         <w:t xml:space="preserve">.</w:t>
       </w:r>
@@ -31088,7 +32261,7 @@
         <w:rPr>
           <w:rStyle w:val="FootnoteReference"/>
         </w:rPr>
-        <w:footnoteReference w:id="189"/>
+        <w:footnoteReference w:id="227"/>
       </w:r>
       <w:r>
         <w:t xml:space="preserve"> </w:t>
@@ -31110,7 +32283,7 @@
         <w:t xml:space="preserve">.</w:t>
       </w:r>
     </w:p>
-    <w:bookmarkStart w:id="193" w:name="fig:caja-edgeworth-fpp"/>
+    <w:bookmarkStart w:id="231" w:name="fig_caja_edgeworth_fpp"/>
     <w:p>
       <w:pPr>
         <w:pStyle w:val="ImageCaption"/>
@@ -31149,18 +32322,18 @@
           <wp:inline>
             <wp:extent cx="5372100" cy="2202773"/>
             <wp:effectExtent b="0" l="0" r="0" t="0"/>
-            <wp:docPr descr="" title="" id="191" name="Picture"/>
+            <wp:docPr descr="" title="" id="229" name="Picture"/>
             <a:graphic>
               <a:graphicData uri="http://schemas.openxmlformats.org/drawingml/2006/picture">
                 <pic:pic>
                   <pic:nvPicPr>
-                    <pic:cNvPr descr="C:\Users\vgutierrez\Documents\src\victorgutierrezmarcos.github.io-revision\oposicion\temario\fuentes\3A11\graficos/caja-edgeworth-fpp.png" id="192" name="Picture"/>
+                    <pic:cNvPr descr="C:\Users\vgutierrez\Documents\src\victorgutierrezmarcos.github.io-revision\oposicion\temario\fuentes\3A11\graficos/caja-edgeworth-fpp.png" id="230" name="Picture"/>
                     <pic:cNvPicPr>
                       <a:picLocks noChangeArrowheads="1" noChangeAspect="1"/>
                     </pic:cNvPicPr>
                   </pic:nvPicPr>
                   <pic:blipFill>
-                    <a:blip r:embed="rId190"/>
+                    <a:blip r:embed="rId228"/>
                     <a:stretch>
                       <a:fillRect/>
                     </a:stretch>
@@ -31187,7 +32360,7 @@
         </w:drawing>
       </w:r>
     </w:p>
-    <w:bookmarkEnd w:id="193"/>
+    <w:bookmarkEnd w:id="231"/>
     <w:p>
       <w:pPr>
         <w:pStyle w:val="Piedeimagen"/>
@@ -31196,8 +32369,8 @@
         <w:t xml:space="preserve">Fuente: elaboración propia.</w:t>
       </w:r>
     </w:p>
-    <w:bookmarkEnd w:id="194"/>
-    <w:bookmarkStart w:id="195" w:name="iii-implicaciones-3"/>
+    <w:bookmarkEnd w:id="232"/>
+    <w:bookmarkStart w:id="234" w:name="iii_implicaciones_3"/>
     <w:p>
       <w:pPr>
         <w:pStyle w:val="Heading5"/>
@@ -31243,6 +32416,11 @@
       <w:r>
         <w:t xml:space="preserve">:</w:t>
       </w:r>
+      <w:r>
+        <w:t xml:space="preserve"> </w:t>
+      </w:r>
+      <w:bookmarkStart w:id="233" w:name="eq_rmt_economia"/>
+      <w:bookmarkEnd w:id="233"/>
     </w:p>
     <w:p>
       <w:pPr>
@@ -31564,9 +32742,9 @@
         <w:t xml:space="preserve">RMST y RMT son conceptos análogos: las dos son pendientes de una frontera técnica. La RMST es la pendiente de la isocuanta (2 factores, un producto) y la RMT, la de la frontera de transformación (2 productos, factores dados).</w:t>
       </w:r>
     </w:p>
-    <w:bookmarkEnd w:id="195"/>
-    <w:bookmarkEnd w:id="196"/>
-    <w:bookmarkStart w:id="197" w:name="c-extensiones-1"/>
+    <w:bookmarkEnd w:id="234"/>
+    <w:bookmarkEnd w:id="235"/>
+    <w:bookmarkStart w:id="236" w:name="c_extensiones_1"/>
     <w:p>
       <w:pPr>
         <w:pStyle w:val="Heading4"/>
@@ -31589,12 +32767,14 @@
       <w:r>
         <w:t xml:space="preserve"> </w:t>
       </w:r>
-      <w:r>
-        <w:rPr>
-          <w:rStyle w:val="Referenciaatema"/>
-        </w:rPr>
-        <w:t xml:space="preserve">[ver tema 3.A.22]</w:t>
-      </w:r>
+      <w:hyperlink r:id="rId226">
+        <w:r>
+          <w:rPr>
+            <w:rStyle w:val="Referenciaatema"/>
+          </w:rPr>
+          <w:t xml:space="preserve">[ver tema 3.A.22]</w:t>
+        </w:r>
+      </w:hyperlink>
       <w:r>
         <w:t xml:space="preserve">. Cada productor maximiza su beneficio con precios dados:</w:t>
       </w:r>
@@ -32294,18 +33474,20 @@
       <w:r>
         <w:t xml:space="preserve"> </w:t>
       </w:r>
-      <w:r>
-        <w:rPr>
-          <w:rStyle w:val="Referenciaatema"/>
-        </w:rPr>
-        <w:t xml:space="preserve">[ver tema 3.A.21]</w:t>
-      </w:r>
+      <w:hyperlink r:id="rId217">
+        <w:r>
+          <w:rPr>
+            <w:rStyle w:val="Referenciaatema"/>
+          </w:rPr>
+          <w:t xml:space="preserve">[ver tema 3.A.21]</w:t>
+        </w:r>
+      </w:hyperlink>
       <w:r>
         <w:t xml:space="preserve">.</w:t>
       </w:r>
     </w:p>
-    <w:bookmarkEnd w:id="197"/>
-    <w:bookmarkStart w:id="198" w:name="d-valoración-3"/>
+    <w:bookmarkEnd w:id="236"/>
+    <w:bookmarkStart w:id="237" w:name="d_valoraci__n_3"/>
     <w:p>
       <w:pPr>
         <w:pStyle w:val="Heading4"/>
@@ -32325,9 +33507,9 @@
         <w:t xml:space="preserve">La caja supone procesos separables: cada factor produce un solo bien. No recoge los casos en que un mismo proceso da varios productos ni las ventajas de producirlos juntos, que son los de la empresa multiproducto.</w:t>
       </w:r>
     </w:p>
-    <w:bookmarkEnd w:id="198"/>
-    <w:bookmarkEnd w:id="199"/>
-    <w:bookmarkStart w:id="211" w:name="Xfe1b9aab1ea1f170d5ae7432307711bada20379"/>
+    <w:bookmarkEnd w:id="237"/>
+    <w:bookmarkEnd w:id="238"/>
+    <w:bookmarkStart w:id="252" w:name="sec_empresa_multiproducto_produccion"/>
     <w:p>
       <w:pPr>
         <w:pStyle w:val="Heading2"/>
@@ -32342,7 +33524,7 @@
         <w:t xml:space="preserve">La empresa multiproducto y la producción conjunta</w:t>
       </w:r>
     </w:p>
-    <w:bookmarkStart w:id="200" w:name="a-idea-4"/>
+    <w:bookmarkStart w:id="239" w:name="a_idea_4"/>
     <w:p>
       <w:pPr>
         <w:pStyle w:val="Heading4"/>
@@ -32372,7 +33554,21 @@
         <w:t xml:space="preserve">empresa multiproducto</w:t>
       </w:r>
       <w:r>
-        <w:t xml:space="preserve">. El conjunto de posibilidades de producción del apartado I.1 la admite sin cambios, porque basta con que más de un componente del vector</w:t>
+        <w:t xml:space="preserve">. El conjunto de posibilidades de producción del apartado </w:t>
+      </w:r>
+      <w:hyperlink w:anchor="sec_conjunto_tecnologico_conjunto">
+        <w:r>
+          <w:rPr>
+            <w:rStyle w:val="Hyperlink"/>
+          </w:rPr>
+          <w:t xml:space="preserve">I.1</w:t>
+        </w:r>
+      </w:hyperlink>
+      <w:r>
+        <w:t xml:space="preserve"> </w:t>
+      </w:r>
+      <w:r>
+        <w:t xml:space="preserve">la admite sin cambios, porque basta con que más de un componente del vector</w:t>
       </w:r>
       <w:r>
         <w:t xml:space="preserve"> </w:t>
@@ -32391,8 +33587,8 @@
         <w:t xml:space="preserve">sea positivo; lo que ya no sirve es la función de producción.</w:t>
       </w:r>
     </w:p>
-    <w:bookmarkEnd w:id="200"/>
-    <w:bookmarkStart w:id="208" w:name="b-modelo-4"/>
+    <w:bookmarkEnd w:id="239"/>
+    <w:bookmarkStart w:id="249" w:name="b_modelo_4"/>
     <w:p>
       <w:pPr>
         <w:pStyle w:val="Heading4"/>
@@ -32401,7 +33597,7 @@
         <w:t xml:space="preserve">b) Modelo</w:t>
       </w:r>
     </w:p>
-    <w:bookmarkStart w:id="201" w:name="i-supuestos-4"/>
+    <w:bookmarkStart w:id="241" w:name="i_supuestos_4"/>
     <w:p>
       <w:pPr>
         <w:pStyle w:val="Heading5"/>
@@ -32482,7 +33678,7 @@
       <w:r>
         <w:t xml:space="preserve">(</w:t>
       </w:r>
-      <w:hyperlink w:anchor="ref-MasColellWhinstonGreen1995">
+      <w:hyperlink w:anchor="ref_MasColellWhinstonGreen1995">
         <w:r>
           <w:rPr>
             <w:rStyle w:val="Hyperlink"/>
@@ -32553,6 +33749,11 @@
       <w:r>
         <w:t xml:space="preserve">:</w:t>
       </w:r>
+      <w:r>
+        <w:t xml:space="preserve"> </w:t>
+      </w:r>
+      <w:bookmarkStart w:id="240" w:name="eq_transformacion"/>
+      <w:bookmarkEnd w:id="240"/>
     </w:p>
     <w:p>
       <w:pPr>
@@ -32817,8 +34018,8 @@
         <w:t xml:space="preserve">.</w:t>
       </w:r>
     </w:p>
-    <w:bookmarkEnd w:id="201"/>
-    <w:bookmarkStart w:id="206" w:name="ii-desarrollo-4"/>
+    <w:bookmarkEnd w:id="241"/>
+    <w:bookmarkStart w:id="247" w:name="ii_desarrollo_4"/>
     <w:p>
       <w:pPr>
         <w:pStyle w:val="Heading5"/>
@@ -32956,8 +34157,24 @@
         <w:t xml:space="preserve"> </w:t>
       </w:r>
       <w:r>
-        <w:t xml:space="preserve">(gráfico 24):</w:t>
-      </w:r>
+        <w:t xml:space="preserve">(gráfico </w:t>
+      </w:r>
+      <w:hyperlink w:anchor="fig_transformacion_empresa">
+        <w:r>
+          <w:rPr>
+            <w:rStyle w:val="Hyperlink"/>
+          </w:rPr>
+          <w:t xml:space="preserve">24</w:t>
+        </w:r>
+      </w:hyperlink>
+      <w:r>
+        <w:t xml:space="preserve">):</w:t>
+      </w:r>
+      <w:r>
+        <w:t xml:space="preserve"> </w:t>
+      </w:r>
+      <w:bookmarkStart w:id="242" w:name="eq_rmt_empresa"/>
+      <w:bookmarkEnd w:id="242"/>
     </w:p>
     <w:p>
       <w:pPr>
@@ -33173,7 +34390,18 @@
         </w:numPr>
       </w:pPr>
       <w:r>
-        <w:t xml:space="preserve">lo que hay que dejar de producir del bien 2 para obtener una unidad más del bien 1 con los mismos factores. Es la misma idea que la RMT de la economía (21), aplicada a una sola empresa. Si</w:t>
+        <w:t xml:space="preserve">lo que hay que dejar de producir del bien 2 para obtener una unidad más del bien 1 con los mismos factores. Es la misma idea que la RMT de la economía (</w:t>
+      </w:r>
+      <w:hyperlink w:anchor="eq_rmt_economia">
+        <w:r>
+          <w:rPr>
+            <w:rStyle w:val="Hyperlink"/>
+          </w:rPr>
+          <w:t xml:space="preserve">21</w:t>
+        </w:r>
+      </w:hyperlink>
+      <w:r>
+        <w:t xml:space="preserve">), aplicada a una sola empresa. Si</w:t>
       </w:r>
       <w:r>
         <w:t xml:space="preserve"> </w:t>
@@ -33194,7 +34422,7 @@
         <w:t xml:space="preserve">es convexo, la curva es cóncava respecto al origen y la RMT crece al especializarse; al aumentar los factores o con progreso técnico, se desplaza hacia fuera.</w:t>
       </w:r>
     </w:p>
-    <w:bookmarkStart w:id="205" w:name="fig:transformacion-empresa"/>
+    <w:bookmarkStart w:id="246" w:name="fig_transformacion_empresa"/>
     <w:p>
       <w:pPr>
         <w:pStyle w:val="ImageCaption"/>
@@ -33218,18 +34446,18 @@
           <wp:inline>
             <wp:extent cx="2984500" cy="2161008"/>
             <wp:effectExtent b="0" l="0" r="0" t="0"/>
-            <wp:docPr descr="" title="" id="203" name="Picture"/>
+            <wp:docPr descr="" title="" id="244" name="Picture"/>
             <a:graphic>
               <a:graphicData uri="http://schemas.openxmlformats.org/drawingml/2006/picture">
                 <pic:pic>
                   <pic:nvPicPr>
-                    <pic:cNvPr descr="C:\Users\vgutierrez\Documents\src\victorgutierrezmarcos.github.io-revision\oposicion\temario\fuentes\3A11\graficos/transformacion-empresa.png" id="204" name="Picture"/>
+                    <pic:cNvPr descr="C:\Users\vgutierrez\Documents\src\victorgutierrezmarcos.github.io-revision\oposicion\temario\fuentes\3A11\graficos/transformacion-empresa.png" id="245" name="Picture"/>
                     <pic:cNvPicPr>
                       <a:picLocks noChangeArrowheads="1" noChangeAspect="1"/>
                     </pic:cNvPicPr>
                   </pic:nvPicPr>
                   <pic:blipFill>
-                    <a:blip r:embed="rId202"/>
+                    <a:blip r:embed="rId243"/>
                     <a:stretch>
                       <a:fillRect/>
                     </a:stretch>
@@ -33256,7 +34484,7 @@
         </w:drawing>
       </w:r>
     </w:p>
-    <w:bookmarkEnd w:id="205"/>
+    <w:bookmarkEnd w:id="246"/>
     <w:p>
       <w:pPr>
         <w:pStyle w:val="Piedeimagen"/>
@@ -33306,7 +34534,7 @@
       <w:r>
         <w:t xml:space="preserve">(</w:t>
       </w:r>
-      <w:hyperlink w:anchor="ref-MasColellWhinstonGreen1995">
+      <w:hyperlink w:anchor="ref_MasColellWhinstonGreen1995">
         <w:r>
           <w:rPr>
             <w:rStyle w:val="Hyperlink"/>
@@ -33321,8 +34549,8 @@
         <w:t xml:space="preserve">.</w:t>
       </w:r>
     </w:p>
-    <w:bookmarkEnd w:id="206"/>
-    <w:bookmarkStart w:id="207" w:name="iii-implicaciones-4"/>
+    <w:bookmarkEnd w:id="247"/>
+    <w:bookmarkStart w:id="248" w:name="iii_implicaciones_4"/>
     <w:p>
       <w:pPr>
         <w:pStyle w:val="Heading5"/>
@@ -33391,7 +34619,7 @@
       <w:r>
         <w:t xml:space="preserve">(</w:t>
       </w:r>
-      <w:hyperlink w:anchor="ref-Marshall1890Principles">
+      <w:hyperlink w:anchor="ref_Marshall1890Principles">
         <w:r>
           <w:rPr>
             <w:rStyle w:val="Hyperlink"/>
@@ -33503,12 +34731,23 @@
         </m:sSub>
       </m:oMath>
       <w:r>
-        <w:t xml:space="preserve">: la recta de isobeneficio es tangente a la curva de transformación (anexo B).</w:t>
-      </w:r>
-    </w:p>
-    <w:bookmarkEnd w:id="207"/>
-    <w:bookmarkEnd w:id="208"/>
-    <w:bookmarkStart w:id="209" w:name="c-extensiones-2"/>
+        <w:t xml:space="preserve">: la recta de isobeneficio es tangente a la curva de transformación (anexo </w:t>
+      </w:r>
+      <w:hyperlink w:anchor="anexo_productor">
+        <w:r>
+          <w:rPr>
+            <w:rStyle w:val="Hyperlink"/>
+          </w:rPr>
+          <w:t xml:space="preserve">B</w:t>
+        </w:r>
+      </w:hyperlink>
+      <w:r>
+        <w:t xml:space="preserve">).</w:t>
+      </w:r>
+    </w:p>
+    <w:bookmarkEnd w:id="248"/>
+    <w:bookmarkEnd w:id="249"/>
+    <w:bookmarkStart w:id="250" w:name="c_extensiones_2"/>
     <w:p>
       <w:pPr>
         <w:pStyle w:val="Heading4"/>
@@ -33559,7 +34798,7 @@
       <w:r>
         <w:t xml:space="preserve">(</w:t>
       </w:r>
-      <w:hyperlink w:anchor="ref-PanzarWillig1981Economies">
+      <w:hyperlink w:anchor="ref_PanzarWillig1981Economies">
         <w:r>
           <w:rPr>
             <w:rStyle w:val="Hyperlink"/>
@@ -33761,39 +35000,45 @@
       <w:r>
         <w:t xml:space="preserve"> </w:t>
       </w:r>
-      <w:r>
-        <w:rPr>
-          <w:rStyle w:val="Referenciaatema"/>
-        </w:rPr>
-        <w:t xml:space="preserve">[ver tema 3.A.12]</w:t>
-      </w:r>
-      <w:r>
-        <w:t xml:space="preserve"> </w:t>
-      </w:r>
-      <w:r>
-        <w:rPr>
-          <w:rStyle w:val="Referenciaatema"/>
-        </w:rPr>
-        <w:t xml:space="preserve">[ver tema 3.A.17]</w:t>
-      </w:r>
+      <w:hyperlink r:id="rId23">
+        <w:r>
+          <w:rPr>
+            <w:rStyle w:val="Referenciaatema"/>
+          </w:rPr>
+          <w:t xml:space="preserve">[ver tema 3.A.12]</w:t>
+        </w:r>
+      </w:hyperlink>
+      <w:r>
+        <w:t xml:space="preserve"> </w:t>
+      </w:r>
+      <w:hyperlink r:id="rId33">
+        <w:r>
+          <w:rPr>
+            <w:rStyle w:val="Referenciaatema"/>
+          </w:rPr>
+          <w:t xml:space="preserve">[ver tema 3.A.17]</w:t>
+        </w:r>
+      </w:hyperlink>
       <w:r>
         <w:t xml:space="preserve">, y condicionan los límites de la empresa</w:t>
       </w:r>
       <w:r>
         <w:t xml:space="preserve"> </w:t>
       </w:r>
-      <w:r>
-        <w:rPr>
-          <w:rStyle w:val="Referenciaatema"/>
-        </w:rPr>
-        <w:t xml:space="preserve">[ver tema 3.A.15]</w:t>
-      </w:r>
+      <w:hyperlink r:id="rId24">
+        <w:r>
+          <w:rPr>
+            <w:rStyle w:val="Referenciaatema"/>
+          </w:rPr>
+          <w:t xml:space="preserve">[ver tema 3.A.15]</w:t>
+        </w:r>
+      </w:hyperlink>
       <w:r>
         <w:t xml:space="preserve">.</w:t>
       </w:r>
     </w:p>
-    <w:bookmarkEnd w:id="209"/>
-    <w:bookmarkStart w:id="210" w:name="d-valoración-4"/>
+    <w:bookmarkEnd w:id="250"/>
+    <w:bookmarkStart w:id="251" w:name="d_valoraci__n_4"/>
     <w:p>
       <w:pPr>
         <w:pStyle w:val="Heading4"/>
@@ -33833,20 +35078,33 @@
       <w:r>
         <w:t xml:space="preserve"> </w:t>
       </w:r>
-      <w:r>
-        <w:rPr>
-          <w:rStyle w:val="Referenciaatema"/>
-        </w:rPr>
-        <w:t xml:space="preserve">[ver tema 3.A.12]</w:t>
-      </w:r>
-      <w:r>
-        <w:t xml:space="preserve">; como la empresa no tiene restricción presupuestaria, su oferta no tiene efecto renta y la oferta de mercado es la suma de las individuales (anexo B).</w:t>
-      </w:r>
-    </w:p>
-    <w:bookmarkEnd w:id="210"/>
-    <w:bookmarkEnd w:id="211"/>
-    <w:bookmarkEnd w:id="212"/>
-    <w:bookmarkStart w:id="213" w:name="conclusión"/>
+      <w:hyperlink r:id="rId23">
+        <w:r>
+          <w:rPr>
+            <w:rStyle w:val="Referenciaatema"/>
+          </w:rPr>
+          <w:t xml:space="preserve">[ver tema 3.A.12]</w:t>
+        </w:r>
+      </w:hyperlink>
+      <w:r>
+        <w:t xml:space="preserve">; como la empresa no tiene restricción presupuestaria, su oferta no tiene efecto renta y la oferta de mercado es la suma de las individuales (anexo </w:t>
+      </w:r>
+      <w:hyperlink w:anchor="anexo_productor">
+        <w:r>
+          <w:rPr>
+            <w:rStyle w:val="Hyperlink"/>
+          </w:rPr>
+          <w:t xml:space="preserve">B</w:t>
+        </w:r>
+      </w:hyperlink>
+      <w:r>
+        <w:t xml:space="preserve">).</w:t>
+      </w:r>
+    </w:p>
+    <w:bookmarkEnd w:id="251"/>
+    <w:bookmarkEnd w:id="252"/>
+    <w:bookmarkEnd w:id="253"/>
+    <w:bookmarkStart w:id="255" w:name="conclusi__n"/>
     <w:p>
       <w:pPr>
         <w:pStyle w:val="Heading1"/>
@@ -33993,7 +35251,7 @@
       <w:r>
         <w:t xml:space="preserve">(</w:t>
       </w:r>
-      <w:hyperlink w:anchor="ref-Eurostat2026Nama10gdp">
+      <w:hyperlink w:anchor="ref_Eurostat2026Nama10gdp">
         <w:r>
           <w:rPr>
             <w:rStyle w:val="Hyperlink"/>
@@ -34026,7 +35284,7 @@
       <w:r>
         <w:t xml:space="preserve">(</w:t>
       </w:r>
-      <w:hyperlink w:anchor="ref-AMECO2026WageShare">
+      <w:hyperlink w:anchor="ref_AMECO2026WageShare">
         <w:r>
           <w:rPr>
             <w:rStyle w:val="Hyperlink"/>
@@ -34059,7 +35317,7 @@
       <w:r>
         <w:t xml:space="preserve">(</w:t>
       </w:r>
-      <w:hyperlink w:anchor="ref-KarabarbounisNeiman2014Global">
+      <w:hyperlink w:anchor="ref_KarabarbounisNeiman2014Global">
         <w:r>
           <w:rPr>
             <w:rStyle w:val="Hyperlink"/>
@@ -34134,12 +35392,14 @@
       <w:r>
         <w:t xml:space="preserve"> </w:t>
       </w:r>
-      <w:r>
-        <w:rPr>
-          <w:rStyle w:val="Referenciaatema"/>
-        </w:rPr>
-        <w:t xml:space="preserve">[ver tema 3.A.45]</w:t>
-      </w:r>
+      <w:hyperlink r:id="rId29">
+        <w:r>
+          <w:rPr>
+            <w:rStyle w:val="Referenciaatema"/>
+          </w:rPr>
+          <w:t xml:space="preserve">[ver tema 3.A.45]</w:t>
+        </w:r>
+      </w:hyperlink>
       <w:r>
         <w:t xml:space="preserve">.</w:t>
       </w:r>
@@ -34172,24 +35432,28 @@
       <w:r>
         <w:t xml:space="preserve"> </w:t>
       </w:r>
-      <w:r>
-        <w:rPr>
-          <w:rStyle w:val="Referenciaatema"/>
-        </w:rPr>
-        <w:t xml:space="preserve">[ver tema 3.A.43]</w:t>
-      </w:r>
+      <w:hyperlink r:id="rId27">
+        <w:r>
+          <w:rPr>
+            <w:rStyle w:val="Referenciaatema"/>
+          </w:rPr>
+          <w:t xml:space="preserve">[ver tema 3.A.43]</w:t>
+        </w:r>
+      </w:hyperlink>
       <w:r>
         <w:t xml:space="preserve">, y los rendimientos crecientes abren el crecimiento endógeno</w:t>
       </w:r>
       <w:r>
         <w:t xml:space="preserve"> </w:t>
       </w:r>
-      <w:r>
-        <w:rPr>
-          <w:rStyle w:val="Referenciaatema"/>
-        </w:rPr>
-        <w:t xml:space="preserve">[ver tema 3.A.44]</w:t>
-      </w:r>
+      <w:hyperlink r:id="rId28">
+        <w:r>
+          <w:rPr>
+            <w:rStyle w:val="Referenciaatema"/>
+          </w:rPr>
+          <w:t xml:space="preserve">[ver tema 3.A.44]</w:t>
+        </w:r>
+      </w:hyperlink>
       <w:r>
         <w:t xml:space="preserve"> </w:t>
       </w:r>
@@ -34199,12 +35463,14 @@
       <w:r>
         <w:t xml:space="preserve"> </w:t>
       </w:r>
-      <w:r>
-        <w:rPr>
-          <w:rStyle w:val="Referenciaatema"/>
-        </w:rPr>
-        <w:t xml:space="preserve">[ver tema 3.B.6]</w:t>
-      </w:r>
+      <w:hyperlink r:id="rId32">
+        <w:r>
+          <w:rPr>
+            <w:rStyle w:val="Referenciaatema"/>
+          </w:rPr>
+          <w:t xml:space="preserve">[ver tema 3.B.6]</w:t>
+        </w:r>
+      </w:hyperlink>
       <w:r>
         <w:t xml:space="preserve">.</w:t>
       </w:r>
@@ -34243,26 +35509,41 @@
       <w:r>
         <w:t xml:space="preserve"> </w:t>
       </w:r>
-      <w:r>
-        <w:rPr>
-          <w:rStyle w:val="Referenciaatema"/>
-        </w:rPr>
-        <w:t xml:space="preserve">[ver tema 3.A.12]</w:t>
-      </w:r>
+      <w:hyperlink r:id="rId23">
+        <w:r>
+          <w:rPr>
+            <w:rStyle w:val="Referenciaatema"/>
+          </w:rPr>
+          <w:t xml:space="preserve">[ver tema 3.A.12]</w:t>
+        </w:r>
+      </w:hyperlink>
       <w:r>
         <w:t xml:space="preserve">; con la estructura de mercado, la oferta</w:t>
       </w:r>
       <w:r>
         <w:t xml:space="preserve"> </w:t>
       </w:r>
-      <w:r>
-        <w:rPr>
-          <w:rStyle w:val="Referenciaatema"/>
-        </w:rPr>
-        <w:t xml:space="preserve">[ver tema 3.A.16-3.A.19]</w:t>
-      </w:r>
-      <w:r>
-        <w:t xml:space="preserve">. El problema del productor que maximiza el beneficio se resume en el anexo B.</w:t>
+      <w:hyperlink r:id="rId25">
+        <w:r>
+          <w:rPr>
+            <w:rStyle w:val="Referenciaatema"/>
+          </w:rPr>
+          <w:t xml:space="preserve">[ver tema 3.A.16-3.A.19]</w:t>
+        </w:r>
+      </w:hyperlink>
+      <w:r>
+        <w:t xml:space="preserve">. El problema del productor que maximiza el beneficio se resume en el anexo </w:t>
+      </w:r>
+      <w:hyperlink w:anchor="anexo_productor">
+        <w:r>
+          <w:rPr>
+            <w:rStyle w:val="Hyperlink"/>
+          </w:rPr>
+          <w:t xml:space="preserve">B</w:t>
+        </w:r>
+      </w:hyperlink>
+      <w:r>
+        <w:t xml:space="preserve">.</w:t>
       </w:r>
     </w:p>
     <w:p>
@@ -34278,12 +35559,14 @@
       <w:r>
         <w:t xml:space="preserve"> </w:t>
       </w:r>
-      <w:r>
-        <w:rPr>
-          <w:rStyle w:val="Referenciaatema"/>
-        </w:rPr>
-        <w:t xml:space="preserve">[ver tema 3.A.22]</w:t>
-      </w:r>
+      <w:hyperlink r:id="rId226">
+        <w:r>
+          <w:rPr>
+            <w:rStyle w:val="Referenciaatema"/>
+          </w:rPr>
+          <w:t xml:space="preserve">[ver tema 3.A.22]</w:t>
+        </w:r>
+      </w:hyperlink>
       <w:r>
         <w:t xml:space="preserve">.</w:t>
       </w:r>
@@ -34296,17 +35579,30 @@
         </w:numPr>
       </w:pPr>
       <w:r>
-        <w:t xml:space="preserve">La función de producción agregada homogénea de grado 1 es la base de la teoría neoclásica de la distribución, y la agregación del capital fue el centro de la controversia de los dos Cambridge (anexo F)</w:t>
-      </w:r>
-      <w:r>
-        <w:t xml:space="preserve"> </w:t>
-      </w:r>
-      <w:r>
-        <w:rPr>
-          <w:rStyle w:val="Referenciaatema"/>
-        </w:rPr>
-        <w:t xml:space="preserve">[ver tema 3.A.4]</w:t>
-      </w:r>
+        <w:t xml:space="preserve">La función de producción agregada homogénea de grado 1 es la base de la teoría neoclásica de la distribución, y la agregación del capital fue el centro de la controversia de los dos Cambridge (anexo </w:t>
+      </w:r>
+      <w:hyperlink w:anchor="anexo_cambridge">
+        <w:r>
+          <w:rPr>
+            <w:rStyle w:val="Hyperlink"/>
+          </w:rPr>
+          <w:t xml:space="preserve">F</w:t>
+        </w:r>
+      </w:hyperlink>
+      <w:r>
+        <w:t xml:space="preserve">)</w:t>
+      </w:r>
+      <w:r>
+        <w:t xml:space="preserve"> </w:t>
+      </w:r>
+      <w:hyperlink r:id="rId254">
+        <w:r>
+          <w:rPr>
+            <w:rStyle w:val="Referenciaatema"/>
+          </w:rPr>
+          <w:t xml:space="preserve">[ver tema 3.A.4]</w:t>
+        </w:r>
+      </w:hyperlink>
       <w:r>
         <w:t xml:space="preserve">.</w:t>
       </w:r>
@@ -34324,33 +35620,39 @@
       <w:r>
         <w:t xml:space="preserve"> </w:t>
       </w:r>
-      <w:r>
-        <w:rPr>
-          <w:rStyle w:val="Referenciaatema"/>
-        </w:rPr>
-        <w:t xml:space="preserve">[ver tema 3.A.44]</w:t>
-      </w:r>
+      <w:hyperlink r:id="rId28">
+        <w:r>
+          <w:rPr>
+            <w:rStyle w:val="Referenciaatema"/>
+          </w:rPr>
+          <w:t xml:space="preserve">[ver tema 3.A.44]</w:t>
+        </w:r>
+      </w:hyperlink>
       <w:r>
         <w:t xml:space="preserve">, y las diferencias de tecnología, en la teoría del comercio internacional</w:t>
       </w:r>
       <w:r>
         <w:t xml:space="preserve"> </w:t>
       </w:r>
-      <w:r>
-        <w:rPr>
-          <w:rStyle w:val="Referenciaatema"/>
-        </w:rPr>
-        <w:t xml:space="preserve">[ver tema 3.B.5]</w:t>
-      </w:r>
-      <w:r>
-        <w:t xml:space="preserve"> </w:t>
-      </w:r>
-      <w:r>
-        <w:rPr>
-          <w:rStyle w:val="Referenciaatema"/>
-        </w:rPr>
-        <w:t xml:space="preserve">[ver tema 3.B.6]</w:t>
-      </w:r>
+      <w:hyperlink r:id="rId31">
+        <w:r>
+          <w:rPr>
+            <w:rStyle w:val="Referenciaatema"/>
+          </w:rPr>
+          <w:t xml:space="preserve">[ver tema 3.B.5]</w:t>
+        </w:r>
+      </w:hyperlink>
+      <w:r>
+        <w:t xml:space="preserve"> </w:t>
+      </w:r>
+      <w:hyperlink r:id="rId32">
+        <w:r>
+          <w:rPr>
+            <w:rStyle w:val="Referenciaatema"/>
+          </w:rPr>
+          <w:t xml:space="preserve">[ver tema 3.B.6]</w:t>
+        </w:r>
+      </w:hyperlink>
       <w:r>
         <w:t xml:space="preserve">.</w:t>
       </w:r>
@@ -34393,12 +35695,14 @@
       <w:r>
         <w:t xml:space="preserve"> </w:t>
       </w:r>
-      <w:r>
-        <w:rPr>
-          <w:rStyle w:val="Referenciaatema"/>
-        </w:rPr>
-        <w:t xml:space="preserve">[ver tema 3.A.15]</w:t>
-      </w:r>
+      <w:hyperlink r:id="rId24">
+        <w:r>
+          <w:rPr>
+            <w:rStyle w:val="Referenciaatema"/>
+          </w:rPr>
+          <w:t xml:space="preserve">[ver tema 3.A.15]</w:t>
+        </w:r>
+      </w:hyperlink>
       <w:r>
         <w:t xml:space="preserve">.</w:t>
       </w:r>
@@ -34438,8 +35742,8 @@
         </w:sectPr>
       </w:pPr>
     </w:p>
-    <w:bookmarkEnd w:id="213"/>
-    <w:bookmarkStart w:id="217" w:name="anexo:derivaciones"/>
+    <w:bookmarkEnd w:id="255"/>
+    <w:bookmarkStart w:id="259" w:name="anexo_derivaciones"/>
     <w:p>
       <w:pPr>
         <w:pStyle w:val="Heading1"/>
@@ -34453,10 +35757,44 @@
         <w:pStyle w:val="FirstParagraph"/>
       </w:pPr>
       <w:r>
-        <w:t xml:space="preserve">Este anexo no se canta: desarrolla las derivaciones de los apartados I y II por si las pide el tribunal.</w:t>
-      </w:r>
-    </w:p>
-    <w:bookmarkStart w:id="214" w:name="der:ces"/>
+        <w:t xml:space="preserve">Este anexo no se canta: desarrolla las derivaciones de los apartados</w:t>
+      </w:r>
+      <w:r>
+        <w:t xml:space="preserve"> </w:t>
+      </w:r>
+      <w:hyperlink w:anchor="sec_tecnologia_definicion_propiedades">
+        <w:r>
+          <w:rPr>
+            <w:rStyle w:val="Hyperlink"/>
+          </w:rPr>
+          <w:t xml:space="preserve">I</w:t>
+        </w:r>
+      </w:hyperlink>
+      <w:r>
+        <w:t xml:space="preserve"> </w:t>
+      </w:r>
+      <w:r>
+        <w:t xml:space="preserve">y</w:t>
+      </w:r>
+      <w:r>
+        <w:t xml:space="preserve"> </w:t>
+      </w:r>
+      <w:hyperlink w:anchor="sec_analisis_funcion_produccion">
+        <w:r>
+          <w:rPr>
+            <w:rStyle w:val="Hyperlink"/>
+          </w:rPr>
+          <w:t xml:space="preserve">II</w:t>
+        </w:r>
+      </w:hyperlink>
+      <w:r>
+        <w:t xml:space="preserve"> </w:t>
+      </w:r>
+      <w:r>
+        <w:t xml:space="preserve">por si las pide el tribunal.</w:t>
+      </w:r>
+    </w:p>
+    <w:bookmarkStart w:id="256" w:name="der_ces"/>
     <w:p>
       <w:pPr>
         <w:pStyle w:val="Heading2"/>
@@ -36742,7 +38080,7 @@
         </w:rPr>
         <w:t xml:space="preserve">et al. (</w:t>
       </w:r>
-      <w:hyperlink w:anchor="ref-ArrowEtAl1961Capital">
+      <w:hyperlink w:anchor="ref_ArrowEtAl1961Capital">
         <w:r>
           <w:rPr>
             <w:rStyle w:val="Hyperlink"/>
@@ -36802,7 +38140,7 @@
         </w:rPr>
         <w:t xml:space="preserve">(</w:t>
       </w:r>
-      <w:hyperlink w:anchor="ref-Varian1992Microeconomic">
+      <w:hyperlink w:anchor="ref_Varian1992Microeconomic">
         <w:r>
           <w:rPr>
             <w:rStyle w:val="Hyperlink"/>
@@ -36827,8 +38165,8 @@
         <w:t xml:space="preserve">.</w:t>
       </w:r>
     </w:p>
-    <w:bookmarkEnd w:id="214"/>
-    <w:bookmarkStart w:id="215" w:name="der:euler"/>
+    <w:bookmarkEnd w:id="256"/>
+    <w:bookmarkStart w:id="257" w:name="der_euler"/>
     <w:p>
       <w:pPr>
         <w:pStyle w:val="Heading2"/>
@@ -38606,8 +39944,8 @@
         </m:r>
       </m:oMath>
     </w:p>
-    <w:bookmarkEnd w:id="215"/>
-    <w:bookmarkStart w:id="216" w:name="der:cobb-douglas"/>
+    <w:bookmarkEnd w:id="257"/>
+    <w:bookmarkStart w:id="258" w:name="der_cobb_douglas"/>
     <w:p>
       <w:pPr>
         <w:pStyle w:val="Heading2"/>
@@ -39300,9 +40638,9 @@
         </m:r>
       </m:oMath>
     </w:p>
-    <w:bookmarkEnd w:id="216"/>
-    <w:bookmarkEnd w:id="217"/>
-    <w:bookmarkStart w:id="218" w:name="anexo:productor"/>
+    <w:bookmarkEnd w:id="258"/>
+    <w:bookmarkEnd w:id="259"/>
+    <w:bookmarkStart w:id="260" w:name="anexo_productor"/>
     <w:p>
       <w:pPr>
         <w:pStyle w:val="Heading1"/>
@@ -39328,12 +40666,14 @@
       <w:r>
         <w:t xml:space="preserve"> </w:t>
       </w:r>
-      <w:r>
-        <w:rPr>
-          <w:rStyle w:val="Referenciaatema"/>
-        </w:rPr>
-        <w:t xml:space="preserve">[ver tema 3.A.12]</w:t>
-      </w:r>
+      <w:hyperlink r:id="rId23">
+        <w:r>
+          <w:rPr>
+            <w:rStyle w:val="Referenciaatema"/>
+          </w:rPr>
+          <w:t xml:space="preserve">[ver tema 3.A.12]</w:t>
+        </w:r>
+      </w:hyperlink>
       <w:r>
         <w:t xml:space="preserve">; aquí se resume lo que enlaza con la tecnología.</w:t>
       </w:r>
@@ -39415,7 +40755,7 @@
       <w:r>
         <w:t xml:space="preserve">(</w:t>
       </w:r>
-      <w:hyperlink w:anchor="ref-MasColellWhinstonGreen1995">
+      <w:hyperlink w:anchor="ref_MasColellWhinstonGreen1995">
         <w:r>
           <w:rPr>
             <w:rStyle w:val="Hyperlink"/>
@@ -40161,7 +41501,18 @@
         <w:t xml:space="preserve"> </w:t>
       </w:r>
       <w:r>
-        <w:t xml:space="preserve">es estrictamente cóncava, se cumplen y la solución es única; con rendimientos constantes o crecientes el problema puede no estar acotado, como se explica en el recuadro «Concavidad, cuasiconcavidad y maximización del beneficio» del apartado I.2.</w:t>
+        <w:t xml:space="preserve">es estrictamente cóncava, se cumplen y la solución es única; con rendimientos constantes o crecientes el problema puede no estar acotado, como se explica en el recuadro «Concavidad, cuasiconcavidad y maximización del beneficio» del apartado </w:t>
+      </w:r>
+      <w:hyperlink w:anchor="sec_funcion_produccion">
+        <w:r>
+          <w:rPr>
+            <w:rStyle w:val="Hyperlink"/>
+          </w:rPr>
+          <w:t xml:space="preserve">I.2</w:t>
+        </w:r>
+      </w:hyperlink>
+      <w:r>
+        <w:t xml:space="preserve">.</w:t>
       </w:r>
     </w:p>
     <w:p>
@@ -40772,12 +42123,14 @@
       <w:r>
         <w:t xml:space="preserve"> </w:t>
       </w:r>
-      <w:r>
-        <w:rPr>
-          <w:rStyle w:val="Referenciaatema"/>
-        </w:rPr>
-        <w:t xml:space="preserve">[ver tema 3.A.8]</w:t>
-      </w:r>
+      <w:hyperlink r:id="rId21">
+        <w:r>
+          <w:rPr>
+            <w:rStyle w:val="Referenciaatema"/>
+          </w:rPr>
+          <w:t xml:space="preserve">[ver tema 3.A.8]</w:t>
+        </w:r>
+      </w:hyperlink>
       <w:r>
         <w:t xml:space="preserve">.</w:t>
       </w:r>
@@ -41108,7 +42461,7 @@
       <w:r>
         <w:t xml:space="preserve">(</w:t>
       </w:r>
-      <w:hyperlink w:anchor="ref-MasColellWhinstonGreen1995">
+      <w:hyperlink w:anchor="ref_MasColellWhinstonGreen1995">
         <w:r>
           <w:rPr>
             <w:rStyle w:val="Hyperlink"/>
@@ -41248,12 +42601,14 @@
       <w:r>
         <w:t xml:space="preserve"> </w:t>
       </w:r>
-      <w:r>
-        <w:rPr>
-          <w:rStyle w:val="Referenciaatema"/>
-        </w:rPr>
-        <w:t xml:space="preserve">[ver tema 3.A.12]</w:t>
-      </w:r>
+      <w:hyperlink r:id="rId23">
+        <w:r>
+          <w:rPr>
+            <w:rStyle w:val="Referenciaatema"/>
+          </w:rPr>
+          <w:t xml:space="preserve">[ver tema 3.A.12]</w:t>
+        </w:r>
+      </w:hyperlink>
       <w:r>
         <w:t xml:space="preserve"> </w:t>
       </w:r>
@@ -41263,18 +42618,20 @@
       <w:r>
         <w:t xml:space="preserve"> </w:t>
       </w:r>
-      <w:r>
-        <w:rPr>
-          <w:rStyle w:val="Referenciaatema"/>
-        </w:rPr>
-        <w:t xml:space="preserve">[ver tema 3.A.16]</w:t>
-      </w:r>
+      <w:hyperlink r:id="rId25">
+        <w:r>
+          <w:rPr>
+            <w:rStyle w:val="Referenciaatema"/>
+          </w:rPr>
+          <w:t xml:space="preserve">[ver tema 3.A.16]</w:t>
+        </w:r>
+      </w:hyperlink>
       <w:r>
         <w:t xml:space="preserve">; con rendimientos constantes, el tamaño de cada empresa queda indeterminado y la oferta de largo plazo de la industria es horizontal.</w:t>
       </w:r>
     </w:p>
-    <w:bookmarkEnd w:id="218"/>
-    <w:bookmarkStart w:id="221" w:name="anexo:formas"/>
+    <w:bookmarkEnd w:id="260"/>
+    <w:bookmarkStart w:id="263" w:name="anexo_formas"/>
     <w:p>
       <w:pPr>
         <w:pStyle w:val="Heading1"/>
@@ -41283,7 +42640,7 @@
         <w:t xml:space="preserve">C. Anexo: formas funcionales de la función de producción</w:t>
       </w:r>
     </w:p>
-    <w:bookmarkStart w:id="219" w:name="tab:formas"/>
+    <w:bookmarkStart w:id="261" w:name="tab_formas"/>
     <w:p>
       <w:pPr>
         <w:pStyle w:val="TableCaption"/>
@@ -41646,12 +43003,14 @@
             <w:r>
               <w:t xml:space="preserve"> </w:t>
             </w:r>
-            <w:r>
-              <w:rPr>
-                <w:rStyle w:val="Referenciaatema"/>
-              </w:rPr>
-              <w:t xml:space="preserve">[ver tema 3.A.31]</w:t>
-            </w:r>
+            <w:hyperlink r:id="rId116">
+              <w:r>
+                <w:rPr>
+                  <w:rStyle w:val="Referenciaatema"/>
+                </w:rPr>
+                <w:t xml:space="preserve">[ver tema 3.A.31]</w:t>
+              </w:r>
+            </w:hyperlink>
           </w:p>
         </w:tc>
       </w:tr>
@@ -42399,7 +43758,7 @@
         </w:tc>
       </w:tr>
     </w:tbl>
-    <w:bookmarkEnd w:id="219"/>
+    <w:bookmarkEnd w:id="261"/>
     <w:p>
       <w:pPr>
         <w:pStyle w:val="BodyText"/>
@@ -42441,7 +43800,7 @@
         </w:rPr>
         <w:t xml:space="preserve">et al. (</w:t>
       </w:r>
-      <w:hyperlink w:anchor="ref-ArrowEtAl1961Capital">
+      <w:hyperlink w:anchor="ref_ArrowEtAl1961Capital">
         <w:r>
           <w:rPr>
             <w:rStyle w:val="Hyperlink"/>
@@ -42545,7 +43904,7 @@
         </w:rPr>
         <w:t xml:space="preserve">(</w:t>
       </w:r>
-      <w:hyperlink w:anchor="X3912afbe19fb4eb5a412d0575e10cb0aa993b54">
+      <w:hyperlink w:anchor="ref_ChristensenJorgensonLau1973Tra_43459">
         <w:r>
           <w:rPr>
             <w:rStyle w:val="Hyperlink"/>
@@ -42605,7 +43964,7 @@
         </w:rPr>
         <w:t xml:space="preserve">(</w:t>
       </w:r>
-      <w:hyperlink w:anchor="ref-Diewert1971Application">
+      <w:hyperlink w:anchor="ref_Diewert1971Application">
         <w:r>
           <w:rPr>
             <w:rStyle w:val="Hyperlink"/>
@@ -42688,12 +44047,14 @@
       <w:r>
         <w:t xml:space="preserve"> </w:t>
       </w:r>
-      <w:r>
-        <w:rPr>
-          <w:rStyle w:val="Referenciaatema"/>
-        </w:rPr>
-        <w:t xml:space="preserve">[ver tema 3.A.12]</w:t>
-      </w:r>
+      <w:hyperlink r:id="rId23">
+        <w:r>
+          <w:rPr>
+            <w:rStyle w:val="Referenciaatema"/>
+          </w:rPr>
+          <w:t xml:space="preserve">[ver tema 3.A.12]</w:t>
+        </w:r>
+      </w:hyperlink>
       <w:r>
         <w:t xml:space="preserve">.</w:t>
       </w:r>
@@ -42701,7 +44062,7 @@
         <w:rPr>
           <w:rStyle w:val="FootnoteReference"/>
         </w:rPr>
-        <w:footnoteReference w:id="220"/>
+        <w:footnoteReference w:id="262"/>
       </w:r>
     </w:p>
     <w:p>
@@ -42742,7 +44103,18 @@
         <w:t xml:space="preserve"> </w:t>
       </w:r>
       <w:r>
-        <w:t xml:space="preserve">generalizada son, además, homogéneas. Un ejemplo de función homotética no homogénea es la del apartado II.2,</w:t>
+        <w:t xml:space="preserve">generalizada son, además, homogéneas. Un ejemplo de función homotética no homogénea es la del apartado </w:t>
+      </w:r>
+      <w:hyperlink w:anchor="sec_largo_plazo_rendimientos">
+        <w:r>
+          <w:rPr>
+            <w:rStyle w:val="Hyperlink"/>
+          </w:rPr>
+          <w:t xml:space="preserve">II.2</w:t>
+        </w:r>
+      </w:hyperlink>
+      <w:r>
+        <w:t xml:space="preserve">,</w:t>
       </w:r>
       <w:r>
         <w:t xml:space="preserve"> </w:t>
@@ -42882,18 +44254,20 @@
       <w:r>
         <w:t xml:space="preserve"> </w:t>
       </w:r>
-      <w:r>
-        <w:rPr>
-          <w:rStyle w:val="Referenciaatema"/>
-        </w:rPr>
-        <w:t xml:space="preserve">[ver tema 3.A.8]</w:t>
-      </w:r>
+      <w:hyperlink r:id="rId21">
+        <w:r>
+          <w:rPr>
+            <w:rStyle w:val="Referenciaatema"/>
+          </w:rPr>
+          <w:t xml:space="preserve">[ver tema 3.A.8]</w:t>
+        </w:r>
+      </w:hyperlink>
       <w:r>
         <w:t xml:space="preserve">.</w:t>
       </w:r>
     </w:p>
-    <w:bookmarkEnd w:id="221"/>
-    <w:bookmarkStart w:id="222" w:name="anexo:sigma-n"/>
+    <w:bookmarkEnd w:id="263"/>
+    <w:bookmarkStart w:id="264" w:name="anexo_sigma_n"/>
     <w:p>
       <w:pPr>
         <w:pStyle w:val="Heading1"/>
@@ -42957,7 +44331,7 @@
       <w:r>
         <w:t xml:space="preserve">(</w:t>
       </w:r>
-      <w:hyperlink w:anchor="ref-BlackorbyRussell1989Will">
+      <w:hyperlink w:anchor="ref_BlackorbyRussell1989Will">
         <w:r>
           <w:rPr>
             <w:rStyle w:val="Hyperlink"/>
@@ -43230,12 +44604,14 @@
       <w:r>
         <w:t xml:space="preserve"> </w:t>
       </w:r>
-      <w:r>
-        <w:rPr>
-          <w:rStyle w:val="Referenciaatema"/>
-        </w:rPr>
-        <w:t xml:space="preserve">[ver tema 3.A.12]</w:t>
-      </w:r>
+      <w:hyperlink r:id="rId23">
+        <w:r>
+          <w:rPr>
+            <w:rStyle w:val="Referenciaatema"/>
+          </w:rPr>
+          <w:t xml:space="preserve">[ver tema 3.A.12]</w:t>
+        </w:r>
+      </w:hyperlink>
       <w:r>
         <w:t xml:space="preserve">:</w:t>
       </w:r>
@@ -43490,7 +44866,7 @@
       <w:r>
         <w:t xml:space="preserve">(</w:t>
       </w:r>
-      <w:hyperlink w:anchor="ref-Allen1938Mathematical">
+      <w:hyperlink w:anchor="ref_Allen1938Mathematical">
         <w:r>
           <w:rPr>
             <w:rStyle w:val="Hyperlink"/>
@@ -43517,7 +44893,7 @@
       <w:r>
         <w:t xml:space="preserve"> </w:t>
       </w:r>
-      <w:hyperlink w:anchor="ref-Uzawa1962Production">
+      <w:hyperlink w:anchor="ref_Uzawa1962Production">
         <w:r>
           <w:rPr>
             <w:rStyle w:val="Hyperlink"/>
@@ -43786,11 +45162,22 @@
         <w:t xml:space="preserve"> </w:t>
       </w:r>
       <w:r>
-        <w:t xml:space="preserve">del apartado I.3.</w:t>
-      </w:r>
-    </w:p>
-    <w:bookmarkEnd w:id="222"/>
-    <w:bookmarkStart w:id="223" w:name="anexo:incertidumbre"/>
+        <w:t xml:space="preserve">del apartado </w:t>
+      </w:r>
+      <w:hyperlink w:anchor="sec_curvas_isocuantas">
+        <w:r>
+          <w:rPr>
+            <w:rStyle w:val="Hyperlink"/>
+          </w:rPr>
+          <w:t xml:space="preserve">I.3</w:t>
+        </w:r>
+      </w:hyperlink>
+      <w:r>
+        <w:t xml:space="preserve">.</w:t>
+      </w:r>
+    </w:p>
+    <w:bookmarkEnd w:id="264"/>
+    <w:bookmarkStart w:id="266" w:name="anexo_incertidumbre"/>
     <w:p>
       <w:pPr>
         <w:pStyle w:val="Heading1"/>
@@ -43834,7 +45221,7 @@
       <w:r>
         <w:t xml:space="preserve">(</w:t>
       </w:r>
-      <w:hyperlink w:anchor="ref-GravelleRees2004Microeconomics">
+      <w:hyperlink w:anchor="ref_GravelleRees2004Microeconomics">
         <w:r>
           <w:rPr>
             <w:rStyle w:val="Hyperlink"/>
@@ -43998,7 +45385,7 @@
       <w:r>
         <w:t xml:space="preserve">(</w:t>
       </w:r>
-      <w:hyperlink w:anchor="ref-Sandmo1971Theory">
+      <w:hyperlink w:anchor="ref_Sandmo1971Theory">
         <w:r>
           <w:rPr>
             <w:rStyle w:val="Hyperlink"/>
@@ -44034,12 +45421,14 @@
       <w:r>
         <w:t xml:space="preserve"> </w:t>
       </w:r>
-      <w:r>
-        <w:rPr>
-          <w:rStyle w:val="Referenciaatema"/>
-        </w:rPr>
-        <w:t xml:space="preserve">[ver tema 3.A.10]</w:t>
-      </w:r>
+      <w:hyperlink r:id="rId265">
+        <w:r>
+          <w:rPr>
+            <w:rStyle w:val="Referenciaatema"/>
+          </w:rPr>
+          <w:t xml:space="preserve">[ver tema 3.A.10]</w:t>
+        </w:r>
+      </w:hyperlink>
       <w:r>
         <w:t xml:space="preserve">.</w:t>
       </w:r>
@@ -44073,7 +45462,7 @@
       <w:r>
         <w:t xml:space="preserve">(</w:t>
       </w:r>
-      <w:hyperlink w:anchor="ref-Stigler1939Production">
+      <w:hyperlink w:anchor="ref_Stigler1939Production">
         <w:r>
           <w:rPr>
             <w:rStyle w:val="Hyperlink"/>
@@ -44101,8 +45490,8 @@
         <w:t xml:space="preserve">.</w:t>
       </w:r>
     </w:p>
-    <w:bookmarkEnd w:id="223"/>
-    <w:bookmarkStart w:id="230" w:name="anexo:cambridge"/>
+    <w:bookmarkEnd w:id="266"/>
+    <w:bookmarkStart w:id="273" w:name="anexo_cambridge"/>
     <w:p>
       <w:pPr>
         <w:pStyle w:val="Heading1"/>
@@ -44117,7 +45506,7 @@
         <w:t xml:space="preserve">y la controversia del capital</w:t>
       </w:r>
     </w:p>
-    <w:bookmarkStart w:id="228" w:name="Xf1a75499a1a4ef6c032a5785974c4852edf19a6"/>
+    <w:bookmarkStart w:id="271" w:name="anexo_funcion_produccion_agregada"/>
     <w:p>
       <w:pPr>
         <w:pStyle w:val="Heading2"/>
@@ -44423,12 +45812,14 @@
       <w:r>
         <w:t xml:space="preserve"> </w:t>
       </w:r>
-      <w:r>
-        <w:rPr>
-          <w:rStyle w:val="Referenciaatema"/>
-        </w:rPr>
-        <w:t xml:space="preserve">[ver tema 3.A.43]</w:t>
-      </w:r>
+      <w:hyperlink r:id="rId27">
+        <w:r>
+          <w:rPr>
+            <w:rStyle w:val="Referenciaatema"/>
+          </w:rPr>
+          <w:t xml:space="preserve">[ver tema 3.A.43]</w:t>
+        </w:r>
+      </w:hyperlink>
       <w:r>
         <w:t xml:space="preserve">.</w:t>
       </w:r>
@@ -44706,7 +46097,18 @@
         <w:t xml:space="preserve"> </w:t>
       </w:r>
       <w:r>
-        <w:t xml:space="preserve">(gráfico 25): la tangente a</w:t>
+        <w:t xml:space="preserve">(gráfico </w:t>
+      </w:r>
+      <w:hyperlink w:anchor="fig_forma_intensiva">
+        <w:r>
+          <w:rPr>
+            <w:rStyle w:val="Hyperlink"/>
+          </w:rPr>
+          <w:t xml:space="preserve">25</w:t>
+        </w:r>
+      </w:hyperlink>
+      <w:r>
+        <w:t xml:space="preserve">): la tangente a</w:t>
       </w:r>
       <w:r>
         <w:t xml:space="preserve"> </w:t>
@@ -45010,7 +46412,7 @@
         <w:t xml:space="preserve">: el salario relativo se lee como una distancia.</w:t>
       </w:r>
     </w:p>
-    <w:bookmarkStart w:id="227" w:name="fig:forma-intensiva"/>
+    <w:bookmarkStart w:id="270" w:name="fig_forma_intensiva"/>
     <w:p>
       <w:pPr>
         <w:pStyle w:val="ImageCaption"/>
@@ -45065,18 +46467,18 @@
           <wp:inline>
             <wp:extent cx="3195812" cy="2513835"/>
             <wp:effectExtent b="0" l="0" r="0" t="0"/>
-            <wp:docPr descr="" title="" id="225" name="Picture"/>
+            <wp:docPr descr="" title="" id="268" name="Picture"/>
             <a:graphic>
               <a:graphicData uri="http://schemas.openxmlformats.org/drawingml/2006/picture">
                 <pic:pic>
                   <pic:nvPicPr>
-                    <pic:cNvPr descr="C:\Users\vgutierrez\Documents\src\victorgutierrezmarcos.github.io-revision\oposicion\temario\fuentes\3A11\graficos/forma-intensiva.png" id="226" name="Picture"/>
+                    <pic:cNvPr descr="C:\Users\vgutierrez\Documents\src\victorgutierrezmarcos.github.io-revision\oposicion\temario\fuentes\3A11\graficos/forma-intensiva.png" id="269" name="Picture"/>
                     <pic:cNvPicPr>
                       <a:picLocks noChangeArrowheads="1" noChangeAspect="1"/>
                     </pic:cNvPicPr>
                   </pic:nvPicPr>
                   <pic:blipFill>
-                    <a:blip r:embed="rId224"/>
+                    <a:blip r:embed="rId267"/>
                     <a:stretch>
                       <a:fillRect/>
                     </a:stretch>
@@ -45103,7 +46505,7 @@
         </w:drawing>
       </w:r>
     </w:p>
-    <w:bookmarkEnd w:id="227"/>
+    <w:bookmarkEnd w:id="270"/>
     <w:p>
       <w:pPr>
         <w:pStyle w:val="Piedeimagen"/>
@@ -45126,7 +46528,7 @@
       <w:r>
         <w:t xml:space="preserve">(</w:t>
       </w:r>
-      <w:hyperlink w:anchor="ref-Solow1956Contribution">
+      <w:hyperlink w:anchor="ref_Solow1956Contribution">
         <w:r>
           <w:rPr>
             <w:rStyle w:val="Hyperlink"/>
@@ -45141,8 +46543,8 @@
         <w:t xml:space="preserve">.</w:t>
       </w:r>
     </w:p>
-    <w:bookmarkEnd w:id="228"/>
-    <w:bookmarkStart w:id="229" w:name="X610364530aed1f7414c826df0ecadc7d197b333"/>
+    <w:bookmarkEnd w:id="271"/>
+    <w:bookmarkStart w:id="272" w:name="anexo_controversia_dos_cambridge"/>
     <w:p>
       <w:pPr>
         <w:pStyle w:val="Heading2"/>
@@ -45230,7 +46632,7 @@
       <w:r>
         <w:t xml:space="preserve">(</w:t>
       </w:r>
-      <w:hyperlink w:anchor="ref-CohenHarcourt2003Whatever">
+      <w:hyperlink w:anchor="ref_CohenHarcourt2003Whatever">
         <w:r>
           <w:rPr>
             <w:rStyle w:val="Hyperlink"/>
@@ -45308,7 +46710,7 @@
       <w:r>
         <w:t xml:space="preserve">(</w:t>
       </w:r>
-      <w:hyperlink w:anchor="ref-Robinson1953Production">
+      <w:hyperlink w:anchor="ref_Robinson1953Production">
         <w:r>
           <w:rPr>
             <w:rStyle w:val="Hyperlink"/>
@@ -45342,7 +46744,7 @@
       <w:r>
         <w:t xml:space="preserve">(</w:t>
       </w:r>
-      <w:hyperlink w:anchor="ref-Sraffa1960Production">
+      <w:hyperlink w:anchor="ref_Sraffa1960Production">
         <w:r>
           <w:rPr>
             <w:rStyle w:val="Hyperlink"/>
@@ -45415,7 +46817,7 @@
       <w:r>
         <w:t xml:space="preserve">(</w:t>
       </w:r>
-      <w:hyperlink w:anchor="ref-Levhari1965Nonswitching">
+      <w:hyperlink w:anchor="ref_Levhari1965Nonswitching">
         <w:r>
           <w:rPr>
             <w:rStyle w:val="Hyperlink"/>
@@ -45447,7 +46849,7 @@
       <w:r>
         <w:t xml:space="preserve">(</w:t>
       </w:r>
-      <w:hyperlink w:anchor="ref-Pasinetti1966Changes">
+      <w:hyperlink w:anchor="ref_Pasinetti1966Changes">
         <w:r>
           <w:rPr>
             <w:rStyle w:val="Hyperlink"/>
@@ -45479,7 +46881,7 @@
       <w:r>
         <w:t xml:space="preserve">(</w:t>
       </w:r>
-      <w:hyperlink w:anchor="ref-Samuelson1966Summing">
+      <w:hyperlink w:anchor="ref_Samuelson1966Summing">
         <w:r>
           <w:rPr>
             <w:rStyle w:val="Hyperlink"/>
@@ -45510,12 +46912,14 @@
       <w:r>
         <w:t xml:space="preserve"> </w:t>
       </w:r>
-      <w:r>
-        <w:rPr>
-          <w:rStyle w:val="Referenciaatema"/>
-        </w:rPr>
-        <w:t xml:space="preserve">[ver tema 3.A.45]</w:t>
-      </w:r>
+      <w:hyperlink r:id="rId29">
+        <w:r>
+          <w:rPr>
+            <w:rStyle w:val="Referenciaatema"/>
+          </w:rPr>
+          <w:t xml:space="preserve">[ver tema 3.A.45]</w:t>
+        </w:r>
+      </w:hyperlink>
       <w:r>
         <w:t xml:space="preserve">, porque es manejable y empíricamente útil, y la teoría reciente estudia en qué condiciones puede fundamentarse desde la microeconomía</w:t>
       </w:r>
@@ -45525,7 +46929,7 @@
       <w:r>
         <w:t xml:space="preserve">(</w:t>
       </w:r>
-      <w:hyperlink w:anchor="ref-BaqaeeFarhi2019Microeconomic">
+      <w:hyperlink w:anchor="ref_BaqaeeFarhi2019Microeconomic">
         <w:r>
           <w:rPr>
             <w:rStyle w:val="Hyperlink"/>
@@ -45580,12 +46984,14 @@
       <w:r>
         <w:t xml:space="preserve"> </w:t>
       </w:r>
-      <w:r>
-        <w:rPr>
-          <w:rStyle w:val="Referenciaatema"/>
-        </w:rPr>
-        <w:t xml:space="preserve">[ver tema 3.A.4]</w:t>
-      </w:r>
+      <w:hyperlink r:id="rId254">
+        <w:r>
+          <w:rPr>
+            <w:rStyle w:val="Referenciaatema"/>
+          </w:rPr>
+          <w:t xml:space="preserve">[ver tema 3.A.4]</w:t>
+        </w:r>
+      </w:hyperlink>
       <w:r>
         <w:t xml:space="preserve">; para una exposición divulgativa,</w:t>
       </w:r>
@@ -45604,7 +47010,7 @@
       <w:r>
         <w:t xml:space="preserve">(</w:t>
       </w:r>
-      <w:hyperlink w:anchor="ref-Feas2017Robinson">
+      <w:hyperlink w:anchor="ref_Feas2017Robinson">
         <w:r>
           <w:rPr>
             <w:rStyle w:val="Hyperlink"/>
@@ -45619,9 +47025,9 @@
         <w:t xml:space="preserve">.</w:t>
       </w:r>
     </w:p>
-    <w:bookmarkEnd w:id="229"/>
-    <w:bookmarkEnd w:id="230"/>
-    <w:bookmarkStart w:id="232" w:name="anexo:test"/>
+    <w:bookmarkEnd w:id="272"/>
+    <w:bookmarkEnd w:id="273"/>
+    <w:bookmarkStart w:id="275" w:name="anexo_test"/>
     <w:p>
       <w:pPr>
         <w:pStyle w:val="Heading1"/>
@@ -45640,7 +47046,7 @@
       <w:r>
         <w:t xml:space="preserve"> </w:t>
       </w:r>
-      <w:hyperlink r:id="rId231">
+      <w:hyperlink r:id="rId274">
         <w:r>
           <w:rPr>
             <w:rStyle w:val="Hyperlink"/>
@@ -46605,8 +48011,8 @@
         </w:sectPr>
       </w:pPr>
     </w:p>
-    <w:bookmarkEnd w:id="232"/>
-    <w:bookmarkStart w:id="353" w:name="bibliography"/>
+    <w:bookmarkEnd w:id="275"/>
+    <w:bookmarkStart w:id="396" w:name="bibliography"/>
     <w:p>
       <w:pPr>
         <w:pStyle w:val="Heading1"/>
@@ -46615,8 +48021,8 @@
         <w:t xml:space="preserve">Bibliografía</w:t>
       </w:r>
     </w:p>
-    <w:bookmarkStart w:id="352" w:name="refs"/>
-    <w:bookmarkStart w:id="233" w:name="ref-Acemoglu2009Introduction"/>
+    <w:bookmarkStart w:id="395" w:name="refs"/>
+    <w:bookmarkStart w:id="276" w:name="ref_Acemoglu2009Introduction"/>
     <w:p>
       <w:pPr>
         <w:pStyle w:val="Bibliography"/>
@@ -46638,8 +48044,8 @@
         <w:t xml:space="preserve">. Princeton: Princeton University Press.</w:t>
       </w:r>
     </w:p>
-    <w:bookmarkEnd w:id="233"/>
-    <w:bookmarkStart w:id="234" w:name="ref-Allen1938Mathematical"/>
+    <w:bookmarkEnd w:id="276"/>
+    <w:bookmarkStart w:id="277" w:name="ref_Allen1938Mathematical"/>
     <w:p>
       <w:pPr>
         <w:pStyle w:val="Bibliography"/>
@@ -46661,8 +48067,8 @@
         <w:t xml:space="preserve">. Londres: Macmillan.</w:t>
       </w:r>
     </w:p>
-    <w:bookmarkEnd w:id="234"/>
-    <w:bookmarkStart w:id="236" w:name="ref-ArrowEtAl1961Capital"/>
+    <w:bookmarkEnd w:id="277"/>
+    <w:bookmarkStart w:id="279" w:name="ref_ArrowEtAl1961Capital"/>
     <w:p>
       <w:pPr>
         <w:pStyle w:val="Bibliography"/>
@@ -46698,7 +48104,7 @@
       <w:r>
         <w:t xml:space="preserve"> </w:t>
       </w:r>
-      <w:hyperlink r:id="rId235">
+      <w:hyperlink r:id="rId278">
         <w:r>
           <w:rPr>
             <w:rStyle w:val="Hyperlink"/>
@@ -46710,8 +48116,8 @@
         <w:t xml:space="preserve">.</w:t>
       </w:r>
     </w:p>
-    <w:bookmarkEnd w:id="236"/>
-    <w:bookmarkStart w:id="238" w:name="ref-BaqaeeFarhi2019Microeconomic"/>
+    <w:bookmarkEnd w:id="279"/>
+    <w:bookmarkStart w:id="281" w:name="ref_BaqaeeFarhi2019Microeconomic"/>
     <w:p>
       <w:pPr>
         <w:pStyle w:val="Bibliography"/>
@@ -46756,7 +48162,7 @@
       <w:r>
         <w:t xml:space="preserve"> </w:t>
       </w:r>
-      <w:hyperlink r:id="rId237">
+      <w:hyperlink r:id="rId280">
         <w:r>
           <w:rPr>
             <w:rStyle w:val="Hyperlink"/>
@@ -46768,8 +48174,8 @@
         <w:t xml:space="preserve">.</w:t>
       </w:r>
     </w:p>
-    <w:bookmarkEnd w:id="238"/>
-    <w:bookmarkStart w:id="240" w:name="ref-BasuFernald1997Returns"/>
+    <w:bookmarkEnd w:id="281"/>
+    <w:bookmarkStart w:id="283" w:name="ref_BasuFernald1997Returns"/>
     <w:p>
       <w:pPr>
         <w:pStyle w:val="Bibliography"/>
@@ -46817,7 +48223,7 @@
       <w:r>
         <w:t xml:space="preserve"> </w:t>
       </w:r>
-      <w:hyperlink r:id="rId239">
+      <w:hyperlink r:id="rId282">
         <w:r>
           <w:rPr>
             <w:rStyle w:val="Hyperlink"/>
@@ -46829,8 +48235,8 @@
         <w:t xml:space="preserve">.</w:t>
       </w:r>
     </w:p>
-    <w:bookmarkEnd w:id="240"/>
-    <w:bookmarkStart w:id="242" w:name="ref-Becker1965Allocation"/>
+    <w:bookmarkEnd w:id="283"/>
+    <w:bookmarkStart w:id="285" w:name="ref_Becker1965Allocation"/>
     <w:p>
       <w:pPr>
         <w:pStyle w:val="Bibliography"/>
@@ -46866,7 +48272,7 @@
       <w:r>
         <w:t xml:space="preserve"> </w:t>
       </w:r>
-      <w:hyperlink r:id="rId241">
+      <w:hyperlink r:id="rId284">
         <w:r>
           <w:rPr>
             <w:rStyle w:val="Hyperlink"/>
@@ -46878,8 +48284,8 @@
         <w:t xml:space="preserve">.</w:t>
       </w:r>
     </w:p>
-    <w:bookmarkEnd w:id="242"/>
-    <w:bookmarkStart w:id="243" w:name="ref-BesankoBraeutigamGibbs2020"/>
+    <w:bookmarkEnd w:id="285"/>
+    <w:bookmarkStart w:id="286" w:name="ref_BesankoBraeutigamGibbs2020"/>
     <w:p>
       <w:pPr>
         <w:pStyle w:val="Bibliography"/>
@@ -46901,8 +48307,8 @@
         <w:t xml:space="preserve">. 6.ª ed. Hoboken: Wiley.</w:t>
       </w:r>
     </w:p>
-    <w:bookmarkEnd w:id="243"/>
-    <w:bookmarkStart w:id="244" w:name="ref-BlackorbyRussell1989Will"/>
+    <w:bookmarkEnd w:id="286"/>
+    <w:bookmarkStart w:id="287" w:name="ref_BlackorbyRussell1989Will"/>
     <w:p>
       <w:pPr>
         <w:pStyle w:val="Bibliography"/>
@@ -46936,8 +48342,8 @@
         <w:t xml:space="preserve">79 (4): 882-88.</w:t>
       </w:r>
     </w:p>
-    <w:bookmarkEnd w:id="244"/>
-    <w:bookmarkStart w:id="245" w:name="ref-Cassels1936Law"/>
+    <w:bookmarkEnd w:id="287"/>
+    <w:bookmarkStart w:id="288" w:name="ref_Cassels1936Law"/>
     <w:p>
       <w:pPr>
         <w:pStyle w:val="Bibliography"/>
@@ -46968,8 +48374,8 @@
         <w:t xml:space="preserve">, 223-36. Nueva York: McGraw-Hill.</w:t>
       </w:r>
     </w:p>
-    <w:bookmarkEnd w:id="245"/>
-    <w:bookmarkStart w:id="247" w:name="ref-Chirinko2008Sigma"/>
+    <w:bookmarkEnd w:id="288"/>
+    <w:bookmarkStart w:id="290" w:name="ref_Chirinko2008Sigma"/>
     <w:p>
       <w:pPr>
         <w:pStyle w:val="Bibliography"/>
@@ -47013,7 +48419,7 @@
       <w:r>
         <w:t xml:space="preserve"> </w:t>
       </w:r>
-      <w:hyperlink r:id="rId246">
+      <w:hyperlink r:id="rId289">
         <w:r>
           <w:rPr>
             <w:rStyle w:val="Hyperlink"/>
@@ -47025,8 +48431,8 @@
         <w:t xml:space="preserve">.</w:t>
       </w:r>
     </w:p>
-    <w:bookmarkEnd w:id="247"/>
-    <w:bookmarkStart w:id="249" w:name="X3912afbe19fb4eb5a412d0575e10cb0aa993b54"/>
+    <w:bookmarkEnd w:id="290"/>
+    <w:bookmarkStart w:id="292" w:name="ref_ChristensenJorgensonLau1973Tra_43459"/>
     <w:p>
       <w:pPr>
         <w:pStyle w:val="Bibliography"/>
@@ -47062,7 +48468,7 @@
       <w:r>
         <w:t xml:space="preserve"> </w:t>
       </w:r>
-      <w:hyperlink r:id="rId248">
+      <w:hyperlink r:id="rId291">
         <w:r>
           <w:rPr>
             <w:rStyle w:val="Hyperlink"/>
@@ -47074,8 +48480,8 @@
         <w:t xml:space="preserve">.</w:t>
       </w:r>
     </w:p>
-    <w:bookmarkEnd w:id="249"/>
-    <w:bookmarkStart w:id="250" w:name="ref-Clark1899Distribution"/>
+    <w:bookmarkEnd w:id="292"/>
+    <w:bookmarkStart w:id="293" w:name="ref_Clark1899Distribution"/>
     <w:p>
       <w:pPr>
         <w:pStyle w:val="Bibliography"/>
@@ -47097,8 +48503,8 @@
         <w:t xml:space="preserve">. Nueva York: Macmillan.</w:t>
       </w:r>
     </w:p>
-    <w:bookmarkEnd w:id="250"/>
-    <w:bookmarkStart w:id="251" w:name="ref-CobbDouglas1928Theory"/>
+    <w:bookmarkEnd w:id="293"/>
+    <w:bookmarkStart w:id="294" w:name="ref_CobbDouglas1928Theory"/>
     <w:p>
       <w:pPr>
         <w:pStyle w:val="Bibliography"/>
@@ -47132,8 +48538,8 @@
         <w:t xml:space="preserve">18 (1, supl.): 139-65.</w:t>
       </w:r>
     </w:p>
-    <w:bookmarkEnd w:id="251"/>
-    <w:bookmarkStart w:id="253" w:name="ref-CohenHarcourt2003Whatever"/>
+    <w:bookmarkEnd w:id="294"/>
+    <w:bookmarkStart w:id="296" w:name="ref_CohenHarcourt2003Whatever"/>
     <w:p>
       <w:pPr>
         <w:pStyle w:val="Bibliography"/>
@@ -47166,7 +48572,7 @@
       <w:r>
         <w:t xml:space="preserve"> </w:t>
       </w:r>
-      <w:hyperlink r:id="rId252">
+      <w:hyperlink r:id="rId295">
         <w:r>
           <w:rPr>
             <w:rStyle w:val="Hyperlink"/>
@@ -47178,8 +48584,8 @@
         <w:t xml:space="preserve">.</w:t>
       </w:r>
     </w:p>
-    <w:bookmarkEnd w:id="253"/>
-    <w:bookmarkStart w:id="255" w:name="ref-AMECO2026WageShare"/>
+    <w:bookmarkEnd w:id="296"/>
+    <w:bookmarkStart w:id="298" w:name="ref_AMECO2026WageShare"/>
     <w:p>
       <w:pPr>
         <w:pStyle w:val="Bibliography"/>
@@ -47199,7 +48605,7 @@
       <w:r>
         <w:t xml:space="preserve"> </w:t>
       </w:r>
-      <w:hyperlink r:id="rId254">
+      <w:hyperlink r:id="rId297">
         <w:r>
           <w:rPr>
             <w:rStyle w:val="Hyperlink"/>
@@ -47211,8 +48617,8 @@
         <w:t xml:space="preserve">.</w:t>
       </w:r>
     </w:p>
-    <w:bookmarkEnd w:id="255"/>
-    <w:bookmarkStart w:id="256" w:name="ref-Cournot1838Recherches"/>
+    <w:bookmarkEnd w:id="298"/>
+    <w:bookmarkStart w:id="299" w:name="ref_Cournot1838Recherches"/>
     <w:p>
       <w:pPr>
         <w:pStyle w:val="Bibliography"/>
@@ -47234,8 +48640,8 @@
         <w:t xml:space="preserve">. París: Hachette.</w:t>
       </w:r>
     </w:p>
-    <w:bookmarkEnd w:id="256"/>
-    <w:bookmarkStart w:id="258" w:name="ref-Debreu1959Theory"/>
+    <w:bookmarkEnd w:id="299"/>
+    <w:bookmarkStart w:id="301" w:name="ref_Debreu1959Theory"/>
     <w:p>
       <w:pPr>
         <w:pStyle w:val="Bibliography"/>
@@ -47259,7 +48665,7 @@
       <w:r>
         <w:t xml:space="preserve"> </w:t>
       </w:r>
-      <w:hyperlink r:id="rId257">
+      <w:hyperlink r:id="rId300">
         <w:r>
           <w:rPr>
             <w:rStyle w:val="Hyperlink"/>
@@ -47271,8 +48677,8 @@
         <w:t xml:space="preserve">.</w:t>
       </w:r>
     </w:p>
-    <w:bookmarkEnd w:id="258"/>
-    <w:bookmarkStart w:id="259" w:name="ref-Diewert1971Application"/>
+    <w:bookmarkEnd w:id="301"/>
+    <w:bookmarkStart w:id="302" w:name="ref_Diewert1971Application"/>
     <w:p>
       <w:pPr>
         <w:pStyle w:val="Bibliography"/>
@@ -47306,8 +48712,8 @@
         <w:t xml:space="preserve">79 (3): 481-507.</w:t>
       </w:r>
     </w:p>
-    <w:bookmarkEnd w:id="259"/>
-    <w:bookmarkStart w:id="261" w:name="ref-Douglas1976Once"/>
+    <w:bookmarkEnd w:id="302"/>
+    <w:bookmarkStart w:id="304" w:name="ref_Douglas1976Once"/>
     <w:p>
       <w:pPr>
         <w:pStyle w:val="Bibliography"/>
@@ -47343,7 +48749,7 @@
       <w:r>
         <w:t xml:space="preserve"> </w:t>
       </w:r>
-      <w:hyperlink r:id="rId260">
+      <w:hyperlink r:id="rId303">
         <w:r>
           <w:rPr>
             <w:rStyle w:val="Hyperlink"/>
@@ -47355,8 +48761,8 @@
         <w:t xml:space="preserve">.</w:t>
       </w:r>
     </w:p>
-    <w:bookmarkEnd w:id="261"/>
-    <w:bookmarkStart w:id="262" w:name="ref-EkelundHebert2013History"/>
+    <w:bookmarkEnd w:id="304"/>
+    <w:bookmarkStart w:id="305" w:name="ref_EkelundHebert2013History"/>
     <w:p>
       <w:pPr>
         <w:pStyle w:val="Bibliography"/>
@@ -47378,8 +48784,8 @@
         <w:t xml:space="preserve">. 6.ª ed. Long Grove (Illinois): Waveland Press.</w:t>
       </w:r>
     </w:p>
-    <w:bookmarkEnd w:id="262"/>
-    <w:bookmarkStart w:id="264" w:name="ref-Eurostat2026Nama10gdp"/>
+    <w:bookmarkEnd w:id="305"/>
+    <w:bookmarkStart w:id="307" w:name="ref_Eurostat2026Nama10gdp"/>
     <w:p>
       <w:pPr>
         <w:pStyle w:val="Bibliography"/>
@@ -47399,7 +48805,7 @@
       <w:r>
         <w:t xml:space="preserve"> </w:t>
       </w:r>
-      <w:hyperlink r:id="rId263">
+      <w:hyperlink r:id="rId306">
         <w:r>
           <w:rPr>
             <w:rStyle w:val="Hyperlink"/>
@@ -47411,8 +48817,8 @@
         <w:t xml:space="preserve">.</w:t>
       </w:r>
     </w:p>
-    <w:bookmarkEnd w:id="264"/>
-    <w:bookmarkStart w:id="266" w:name="ref-Feas2017Robinson"/>
+    <w:bookmarkEnd w:id="307"/>
+    <w:bookmarkStart w:id="309" w:name="ref_Feas2017Robinson"/>
     <w:p>
       <w:pPr>
         <w:pStyle w:val="Bibliography"/>
@@ -47432,7 +48838,7 @@
       <w:r>
         <w:t xml:space="preserve"> </w:t>
       </w:r>
-      <w:hyperlink r:id="rId265">
+      <w:hyperlink r:id="rId308">
         <w:r>
           <w:rPr>
             <w:rStyle w:val="Hyperlink"/>
@@ -47444,8 +48850,8 @@
         <w:t xml:space="preserve">.</w:t>
       </w:r>
     </w:p>
-    <w:bookmarkEnd w:id="266"/>
-    <w:bookmarkStart w:id="267" w:name="ref-Frisch1965Theory"/>
+    <w:bookmarkEnd w:id="309"/>
+    <w:bookmarkStart w:id="310" w:name="ref_Frisch1965Theory"/>
     <w:p>
       <w:pPr>
         <w:pStyle w:val="Bibliography"/>
@@ -47467,8 +48873,8 @@
         <w:t xml:space="preserve">. Dordrecht: D. Reidel.</w:t>
       </w:r>
     </w:p>
-    <w:bookmarkEnd w:id="267"/>
-    <w:bookmarkStart w:id="269" w:name="ref-FulekyAnatomy"/>
+    <w:bookmarkEnd w:id="310"/>
+    <w:bookmarkStart w:id="312" w:name="ref_FulekyAnatomy"/>
     <w:p>
       <w:pPr>
         <w:pStyle w:val="Bibliography"/>
@@ -47488,7 +48894,7 @@
       <w:r>
         <w:t xml:space="preserve"> </w:t>
       </w:r>
-      <w:hyperlink r:id="rId268">
+      <w:hyperlink r:id="rId311">
         <w:r>
           <w:rPr>
             <w:rStyle w:val="Hyperlink"/>
@@ -47500,8 +48906,8 @@
         <w:t xml:space="preserve">.</w:t>
       </w:r>
     </w:p>
-    <w:bookmarkEnd w:id="269"/>
-    <w:bookmarkStart w:id="271" w:name="ref-GechertEtAl2022Measuring"/>
+    <w:bookmarkEnd w:id="312"/>
+    <w:bookmarkStart w:id="314" w:name="ref_GechertEtAl2022Measuring"/>
     <w:p>
       <w:pPr>
         <w:pStyle w:val="Bibliography"/>
@@ -47537,7 +48943,7 @@
       <w:r>
         <w:t xml:space="preserve"> </w:t>
       </w:r>
-      <w:hyperlink r:id="rId270">
+      <w:hyperlink r:id="rId313">
         <w:r>
           <w:rPr>
             <w:rStyle w:val="Hyperlink"/>
@@ -47549,8 +48955,8 @@
         <w:t xml:space="preserve">.</w:t>
       </w:r>
     </w:p>
-    <w:bookmarkEnd w:id="271"/>
-    <w:bookmarkStart w:id="272" w:name="ref-GravelleRees2004Microeconomics"/>
+    <w:bookmarkEnd w:id="314"/>
+    <w:bookmarkStart w:id="315" w:name="ref_GravelleRees2004Microeconomics"/>
     <w:p>
       <w:pPr>
         <w:pStyle w:val="Bibliography"/>
@@ -47572,8 +48978,8 @@
         <w:t xml:space="preserve">. 3.ª ed. Harlow: Financial Times/Prentice Hall.</w:t>
       </w:r>
     </w:p>
-    <w:bookmarkEnd w:id="272"/>
-    <w:bookmarkStart w:id="274" w:name="ref-Gronau1977Leisure"/>
+    <w:bookmarkEnd w:id="315"/>
+    <w:bookmarkStart w:id="317" w:name="ref_Gronau1977Leisure"/>
     <w:p>
       <w:pPr>
         <w:pStyle w:val="Bibliography"/>
@@ -47609,7 +49015,7 @@
       <w:r>
         <w:t xml:space="preserve"> </w:t>
       </w:r>
-      <w:hyperlink r:id="rId273">
+      <w:hyperlink r:id="rId316">
         <w:r>
           <w:rPr>
             <w:rStyle w:val="Hyperlink"/>
@@ -47621,8 +49027,8 @@
         <w:t xml:space="preserve">.</w:t>
       </w:r>
     </w:p>
-    <w:bookmarkEnd w:id="274"/>
-    <w:bookmarkStart w:id="275" w:name="ref-Hanoch1975Elasticity"/>
+    <w:bookmarkEnd w:id="317"/>
+    <w:bookmarkStart w:id="318" w:name="ref_Hanoch1975Elasticity"/>
     <w:p>
       <w:pPr>
         <w:pStyle w:val="Bibliography"/>
@@ -47656,8 +49062,8 @@
         <w:t xml:space="preserve">65 (3): 492-97.</w:t>
       </w:r>
     </w:p>
-    <w:bookmarkEnd w:id="275"/>
-    <w:bookmarkStart w:id="276" w:name="ref-Harrod1948Towards"/>
+    <w:bookmarkEnd w:id="318"/>
+    <w:bookmarkStart w:id="319" w:name="ref_Harrod1948Towards"/>
     <w:p>
       <w:pPr>
         <w:pStyle w:val="Bibliography"/>
@@ -47679,8 +49085,8 @@
         <w:t xml:space="preserve">. Londres: Macmillan.</w:t>
       </w:r>
     </w:p>
-    <w:bookmarkEnd w:id="276"/>
-    <w:bookmarkStart w:id="277" w:name="ref-Hicks1932Theory"/>
+    <w:bookmarkEnd w:id="319"/>
+    <w:bookmarkStart w:id="320" w:name="ref_Hicks1932Theory"/>
     <w:p>
       <w:pPr>
         <w:pStyle w:val="Bibliography"/>
@@ -47702,8 +49108,8 @@
         <w:t xml:space="preserve">. Londres: Macmillan.</w:t>
       </w:r>
     </w:p>
-    <w:bookmarkEnd w:id="277"/>
-    <w:bookmarkStart w:id="278" w:name="ref-Hicks1939Value"/>
+    <w:bookmarkEnd w:id="320"/>
+    <w:bookmarkStart w:id="321" w:name="ref_Hicks1939Value"/>
     <w:p>
       <w:pPr>
         <w:pStyle w:val="Bibliography"/>
@@ -47725,8 +49131,8 @@
         <w:t xml:space="preserve">. Oxford: Clarendon Press.</w:t>
       </w:r>
     </w:p>
-    <w:bookmarkEnd w:id="278"/>
-    <w:bookmarkStart w:id="280" w:name="ref-Hotelling1932Edgeworth"/>
+    <w:bookmarkEnd w:id="321"/>
+    <w:bookmarkStart w:id="323" w:name="ref_Hotelling1932Edgeworth"/>
     <w:p>
       <w:pPr>
         <w:pStyle w:val="Bibliography"/>
@@ -47762,7 +49168,7 @@
       <w:r>
         <w:t xml:space="preserve"> </w:t>
       </w:r>
-      <w:hyperlink r:id="rId279">
+      <w:hyperlink r:id="rId322">
         <w:r>
           <w:rPr>
             <w:rStyle w:val="Hyperlink"/>
@@ -47774,8 +49180,8 @@
         <w:t xml:space="preserve">.</w:t>
       </w:r>
     </w:p>
-    <w:bookmarkEnd w:id="280"/>
-    <w:bookmarkStart w:id="282" w:name="ref-Humphrey1997Algebraic"/>
+    <w:bookmarkEnd w:id="323"/>
+    <w:bookmarkStart w:id="325" w:name="ref_Humphrey1997Algebraic"/>
     <w:p>
       <w:pPr>
         <w:pStyle w:val="Bibliography"/>
@@ -47811,7 +49217,7 @@
       <w:r>
         <w:t xml:space="preserve"> </w:t>
       </w:r>
-      <w:hyperlink r:id="rId281">
+      <w:hyperlink r:id="rId324">
         <w:r>
           <w:rPr>
             <w:rStyle w:val="Hyperlink"/>
@@ -47823,8 +49229,8 @@
         <w:t xml:space="preserve">.</w:t>
       </w:r>
     </w:p>
-    <w:bookmarkEnd w:id="282"/>
-    <w:bookmarkStart w:id="284" w:name="ref-Inada1963Two"/>
+    <w:bookmarkEnd w:id="325"/>
+    <w:bookmarkStart w:id="327" w:name="ref_Inada1963Two"/>
     <w:p>
       <w:pPr>
         <w:pStyle w:val="Bibliography"/>
@@ -47860,7 +49266,7 @@
       <w:r>
         <w:t xml:space="preserve"> </w:t>
       </w:r>
-      <w:hyperlink r:id="rId283">
+      <w:hyperlink r:id="rId326">
         <w:r>
           <w:rPr>
             <w:rStyle w:val="Hyperlink"/>
@@ -47872,8 +49278,8 @@
         <w:t xml:space="preserve">.</w:t>
       </w:r>
     </w:p>
-    <w:bookmarkEnd w:id="284"/>
-    <w:bookmarkStart w:id="285" w:name="ref-JehleReny2011Advanced"/>
+    <w:bookmarkEnd w:id="327"/>
+    <w:bookmarkStart w:id="328" w:name="ref_JehleReny2011Advanced"/>
     <w:p>
       <w:pPr>
         <w:pStyle w:val="Bibliography"/>
@@ -47895,8 +49301,8 @@
         <w:t xml:space="preserve">. 3.ª ed. Harlow: Financial Times/Prentice Hall.</w:t>
       </w:r>
     </w:p>
-    <w:bookmarkEnd w:id="285"/>
-    <w:bookmarkStart w:id="287" w:name="ref-KarabarbounisNeiman2014Global"/>
+    <w:bookmarkEnd w:id="328"/>
+    <w:bookmarkStart w:id="330" w:name="ref_KarabarbounisNeiman2014Global"/>
     <w:p>
       <w:pPr>
         <w:pStyle w:val="Bibliography"/>
@@ -47932,7 +49338,7 @@
       <w:r>
         <w:t xml:space="preserve"> </w:t>
       </w:r>
-      <w:hyperlink r:id="rId286">
+      <w:hyperlink r:id="rId329">
         <w:r>
           <w:rPr>
             <w:rStyle w:val="Hyperlink"/>
@@ -47944,8 +49350,8 @@
         <w:t xml:space="preserve">.</w:t>
       </w:r>
     </w:p>
-    <w:bookmarkEnd w:id="287"/>
-    <w:bookmarkStart w:id="289" w:name="ref-KlumpPreissler2000CES"/>
+    <w:bookmarkEnd w:id="330"/>
+    <w:bookmarkStart w:id="332" w:name="ref_KlumpPreissler2000CES"/>
     <w:p>
       <w:pPr>
         <w:pStyle w:val="Bibliography"/>
@@ -47981,7 +49387,7 @@
       <w:r>
         <w:t xml:space="preserve"> </w:t>
       </w:r>
-      <w:hyperlink r:id="rId288">
+      <w:hyperlink r:id="rId331">
         <w:r>
           <w:rPr>
             <w:rStyle w:val="Hyperlink"/>
@@ -47993,8 +49399,8 @@
         <w:t xml:space="preserve">.</w:t>
       </w:r>
     </w:p>
-    <w:bookmarkEnd w:id="289"/>
-    <w:bookmarkStart w:id="291" w:name="ref-KnoblachRoesslerZwerschke2020"/>
+    <w:bookmarkEnd w:id="332"/>
+    <w:bookmarkStart w:id="334" w:name="ref_KnoblachRoesslerZwerschke2020"/>
     <w:p>
       <w:pPr>
         <w:pStyle w:val="Bibliography"/>
@@ -48042,7 +49448,7 @@
       <w:r>
         <w:t xml:space="preserve"> </w:t>
       </w:r>
-      <w:hyperlink r:id="rId290">
+      <w:hyperlink r:id="rId333">
         <w:r>
           <w:rPr>
             <w:rStyle w:val="Hyperlink"/>
@@ -48054,8 +49460,8 @@
         <w:t xml:space="preserve">.</w:t>
       </w:r>
     </w:p>
-    <w:bookmarkEnd w:id="291"/>
-    <w:bookmarkStart w:id="292" w:name="ref-Koopmans1951Activity"/>
+    <w:bookmarkEnd w:id="334"/>
+    <w:bookmarkStart w:id="335" w:name="ref_Koopmans1951Activity"/>
     <w:p>
       <w:pPr>
         <w:pStyle w:val="Bibliography"/>
@@ -48077,8 +49483,8 @@
         <w:t xml:space="preserve">. Cowles Commission Monograph 13. Nueva York: Wiley.</w:t>
       </w:r>
     </w:p>
-    <w:bookmarkEnd w:id="292"/>
-    <w:bookmarkStart w:id="294" w:name="ref-Lancaster1966New"/>
+    <w:bookmarkEnd w:id="335"/>
+    <w:bookmarkStart w:id="337" w:name="ref_Lancaster1966New"/>
     <w:p>
       <w:pPr>
         <w:pStyle w:val="Bibliography"/>
@@ -48114,7 +49520,7 @@
       <w:r>
         <w:t xml:space="preserve"> </w:t>
       </w:r>
-      <w:hyperlink r:id="rId293">
+      <w:hyperlink r:id="rId336">
         <w:r>
           <w:rPr>
             <w:rStyle w:val="Hyperlink"/>
@@ -48126,8 +49532,8 @@
         <w:t xml:space="preserve">.</w:t>
       </w:r>
     </w:p>
-    <w:bookmarkEnd w:id="294"/>
-    <w:bookmarkStart w:id="296" w:name="ref-Leontief1936Quantitative"/>
+    <w:bookmarkEnd w:id="337"/>
+    <w:bookmarkStart w:id="339" w:name="ref_Leontief1936Quantitative"/>
     <w:p>
       <w:pPr>
         <w:pStyle w:val="Bibliography"/>
@@ -48163,7 +49569,7 @@
       <w:r>
         <w:t xml:space="preserve"> </w:t>
       </w:r>
-      <w:hyperlink r:id="rId295">
+      <w:hyperlink r:id="rId338">
         <w:r>
           <w:rPr>
             <w:rStyle w:val="Hyperlink"/>
@@ -48175,8 +49581,8 @@
         <w:t xml:space="preserve">.</w:t>
       </w:r>
     </w:p>
-    <w:bookmarkEnd w:id="296"/>
-    <w:bookmarkStart w:id="297" w:name="ref-Levhari1965Nonswitching"/>
+    <w:bookmarkEnd w:id="339"/>
+    <w:bookmarkStart w:id="340" w:name="ref_Levhari1965Nonswitching"/>
     <w:p>
       <w:pPr>
         <w:pStyle w:val="Bibliography"/>
@@ -48210,8 +49616,8 @@
         <w:t xml:space="preserve">79 (1): 98-105.</w:t>
       </w:r>
     </w:p>
-    <w:bookmarkEnd w:id="297"/>
-    <w:bookmarkStart w:id="298" w:name="ref-Lowry1987Archaeology"/>
+    <w:bookmarkEnd w:id="340"/>
+    <w:bookmarkStart w:id="341" w:name="ref_Lowry1987Archaeology"/>
     <w:p>
       <w:pPr>
         <w:pStyle w:val="Bibliography"/>
@@ -48233,8 +49639,8 @@
         <w:t xml:space="preserve">. Durham: Duke University Press.</w:t>
       </w:r>
     </w:p>
-    <w:bookmarkEnd w:id="298"/>
-    <w:bookmarkStart w:id="300" w:name="ref-Marshall1890Principles"/>
+    <w:bookmarkEnd w:id="341"/>
+    <w:bookmarkStart w:id="343" w:name="ref_Marshall1890Principles"/>
     <w:p>
       <w:pPr>
         <w:pStyle w:val="Bibliography"/>
@@ -48258,7 +49664,7 @@
       <w:r>
         <w:t xml:space="preserve"> </w:t>
       </w:r>
-      <w:hyperlink r:id="rId299">
+      <w:hyperlink r:id="rId342">
         <w:r>
           <w:rPr>
             <w:rStyle w:val="Hyperlink"/>
@@ -48270,8 +49676,8 @@
         <w:t xml:space="preserve">.</w:t>
       </w:r>
     </w:p>
-    <w:bookmarkEnd w:id="300"/>
-    <w:bookmarkStart w:id="301" w:name="ref-MasColellWhinstonGreen1995"/>
+    <w:bookmarkEnd w:id="343"/>
+    <w:bookmarkStart w:id="344" w:name="ref_MasColellWhinstonGreen1995"/>
     <w:p>
       <w:pPr>
         <w:pStyle w:val="Bibliography"/>
@@ -48293,8 +49699,8 @@
         <w:t xml:space="preserve">. Nueva York: Oxford University Press.</w:t>
       </w:r>
     </w:p>
-    <w:bookmarkEnd w:id="301"/>
-    <w:bookmarkStart w:id="302" w:name="ref-MatePerez2007Microeconomia"/>
+    <w:bookmarkEnd w:id="344"/>
+    <w:bookmarkStart w:id="345" w:name="ref_MatePerez2007Microeconomia"/>
     <w:p>
       <w:pPr>
         <w:pStyle w:val="Bibliography"/>
@@ -48316,8 +49722,8 @@
         <w:t xml:space="preserve">. Madrid: Pearson Prentice Hall.</w:t>
       </w:r>
     </w:p>
-    <w:bookmarkEnd w:id="302"/>
-    <w:bookmarkStart w:id="304" w:name="ref-OberfieldRaval2021Micro"/>
+    <w:bookmarkEnd w:id="345"/>
+    <w:bookmarkStart w:id="347" w:name="ref_OberfieldRaval2021Micro"/>
     <w:p>
       <w:pPr>
         <w:pStyle w:val="Bibliography"/>
@@ -48353,7 +49759,7 @@
       <w:r>
         <w:t xml:space="preserve"> </w:t>
       </w:r>
-      <w:hyperlink r:id="rId303">
+      <w:hyperlink r:id="rId346">
         <w:r>
           <w:rPr>
             <w:rStyle w:val="Hyperlink"/>
@@ -48365,8 +49771,8 @@
         <w:t xml:space="preserve">.</w:t>
       </w:r>
     </w:p>
-    <w:bookmarkEnd w:id="304"/>
-    <w:bookmarkStart w:id="305" w:name="ref-PanzarWillig1981Economies"/>
+    <w:bookmarkEnd w:id="347"/>
+    <w:bookmarkStart w:id="348" w:name="ref_PanzarWillig1981Economies"/>
     <w:p>
       <w:pPr>
         <w:pStyle w:val="Bibliography"/>
@@ -48400,8 +49806,8 @@
         <w:t xml:space="preserve">71 (2): 268-72.</w:t>
       </w:r>
     </w:p>
-    <w:bookmarkEnd w:id="305"/>
-    <w:bookmarkStart w:id="306" w:name="ref-Pareto1896Cours"/>
+    <w:bookmarkEnd w:id="348"/>
+    <w:bookmarkStart w:id="349" w:name="ref_Pareto1896Cours"/>
     <w:p>
       <w:pPr>
         <w:pStyle w:val="Bibliography"/>
@@ -48423,8 +49829,8 @@
         <w:t xml:space="preserve">. Lausana: F. Rouge.</w:t>
       </w:r>
     </w:p>
-    <w:bookmarkEnd w:id="306"/>
-    <w:bookmarkStart w:id="307" w:name="ref-Pareto1906Manuale"/>
+    <w:bookmarkEnd w:id="349"/>
+    <w:bookmarkStart w:id="350" w:name="ref_Pareto1906Manuale"/>
     <w:p>
       <w:pPr>
         <w:pStyle w:val="Bibliography"/>
@@ -48446,8 +49852,8 @@
         <w:t xml:space="preserve">. Milán: Società Editrice Libraria.</w:t>
       </w:r>
     </w:p>
-    <w:bookmarkEnd w:id="307"/>
-    <w:bookmarkStart w:id="308" w:name="ref-Pasinetti1966Changes"/>
+    <w:bookmarkEnd w:id="350"/>
+    <w:bookmarkStart w:id="351" w:name="ref_Pasinetti1966Changes"/>
     <w:p>
       <w:pPr>
         <w:pStyle w:val="Bibliography"/>
@@ -48481,8 +49887,8 @@
         <w:t xml:space="preserve">80 (4): 503-17.</w:t>
       </w:r>
     </w:p>
-    <w:bookmarkEnd w:id="308"/>
-    <w:bookmarkStart w:id="310" w:name="ref-Policonomics2026RegionEconomica"/>
+    <w:bookmarkEnd w:id="351"/>
+    <w:bookmarkStart w:id="353" w:name="ref_Policonomics2026RegionEconomica"/>
     <w:p>
       <w:pPr>
         <w:pStyle w:val="Bibliography"/>
@@ -48502,7 +49908,7 @@
       <w:r>
         <w:t xml:space="preserve"> </w:t>
       </w:r>
-      <w:hyperlink r:id="rId309">
+      <w:hyperlink r:id="rId352">
         <w:r>
           <w:rPr>
             <w:rStyle w:val="Hyperlink"/>
@@ -48514,8 +49920,8 @@
         <w:t xml:space="preserve">.</w:t>
       </w:r>
     </w:p>
-    <w:bookmarkEnd w:id="310"/>
-    <w:bookmarkStart w:id="312" w:name="ref-Policonomics2026ShortRun"/>
+    <w:bookmarkEnd w:id="353"/>
+    <w:bookmarkStart w:id="355" w:name="ref_Policonomics2026ShortRun"/>
     <w:p>
       <w:pPr>
         <w:pStyle w:val="Bibliography"/>
@@ -48535,7 +49941,7 @@
       <w:r>
         <w:t xml:space="preserve"> </w:t>
       </w:r>
-      <w:hyperlink r:id="rId311">
+      <w:hyperlink r:id="rId354">
         <w:r>
           <w:rPr>
             <w:rStyle w:val="Hyperlink"/>
@@ -48547,8 +49953,8 @@
         <w:t xml:space="preserve">.</w:t>
       </w:r>
     </w:p>
-    <w:bookmarkEnd w:id="312"/>
-    <w:bookmarkStart w:id="313" w:name="ref-Robinson1933Economics"/>
+    <w:bookmarkEnd w:id="355"/>
+    <w:bookmarkStart w:id="356" w:name="ref_Robinson1933Economics"/>
     <w:p>
       <w:pPr>
         <w:pStyle w:val="Bibliography"/>
@@ -48570,8 +49976,8 @@
         <w:t xml:space="preserve">. Londres: Macmillan.</w:t>
       </w:r>
     </w:p>
-    <w:bookmarkEnd w:id="313"/>
-    <w:bookmarkStart w:id="315" w:name="ref-Robinson1953Production"/>
+    <w:bookmarkEnd w:id="356"/>
+    <w:bookmarkStart w:id="358" w:name="ref_Robinson1953Production"/>
     <w:p>
       <w:pPr>
         <w:pStyle w:val="Bibliography"/>
@@ -48607,7 +50013,7 @@
       <w:r>
         <w:t xml:space="preserve"> </w:t>
       </w:r>
-      <w:hyperlink r:id="rId314">
+      <w:hyperlink r:id="rId357">
         <w:r>
           <w:rPr>
             <w:rStyle w:val="Hyperlink"/>
@@ -48619,8 +50025,8 @@
         <w:t xml:space="preserve">.</w:t>
       </w:r>
     </w:p>
-    <w:bookmarkEnd w:id="315"/>
-    <w:bookmarkStart w:id="316" w:name="ref-Samuelson1947Foundations"/>
+    <w:bookmarkEnd w:id="358"/>
+    <w:bookmarkStart w:id="359" w:name="ref_Samuelson1947Foundations"/>
     <w:p>
       <w:pPr>
         <w:pStyle w:val="Bibliography"/>
@@ -48642,8 +50048,8 @@
         <w:t xml:space="preserve">. Cambridge (Massachusetts): Harvard University Press.</w:t>
       </w:r>
     </w:p>
-    <w:bookmarkEnd w:id="316"/>
-    <w:bookmarkStart w:id="318" w:name="ref-Samuelson1966Summing"/>
+    <w:bookmarkEnd w:id="359"/>
+    <w:bookmarkStart w:id="361" w:name="ref_Samuelson1966Summing"/>
     <w:p>
       <w:pPr>
         <w:pStyle w:val="Bibliography"/>
@@ -48679,7 +50085,7 @@
       <w:r>
         <w:t xml:space="preserve"> </w:t>
       </w:r>
-      <w:hyperlink r:id="rId317">
+      <w:hyperlink r:id="rId360">
         <w:r>
           <w:rPr>
             <w:rStyle w:val="Hyperlink"/>
@@ -48691,8 +50097,8 @@
         <w:t xml:space="preserve">.</w:t>
       </w:r>
     </w:p>
-    <w:bookmarkEnd w:id="318"/>
-    <w:bookmarkStart w:id="319" w:name="ref-Sandelin1976Origin"/>
+    <w:bookmarkEnd w:id="361"/>
+    <w:bookmarkStart w:id="362" w:name="ref_Sandelin1976Origin"/>
     <w:p>
       <w:pPr>
         <w:pStyle w:val="Bibliography"/>
@@ -48726,8 +50132,8 @@
         <w:t xml:space="preserve">19 (2): 117-23.</w:t>
       </w:r>
     </w:p>
-    <w:bookmarkEnd w:id="319"/>
-    <w:bookmarkStart w:id="320" w:name="ref-Sandmo1971Theory"/>
+    <w:bookmarkEnd w:id="362"/>
+    <w:bookmarkStart w:id="363" w:name="ref_Sandmo1971Theory"/>
     <w:p>
       <w:pPr>
         <w:pStyle w:val="Bibliography"/>
@@ -48761,8 +50167,8 @@
         <w:t xml:space="preserve">61 (1): 65-73.</w:t>
       </w:r>
     </w:p>
-    <w:bookmarkEnd w:id="320"/>
-    <w:bookmarkStart w:id="321" w:name="ref-Segura1986Analisis"/>
+    <w:bookmarkEnd w:id="363"/>
+    <w:bookmarkStart w:id="364" w:name="ref_Segura1986Analisis"/>
     <w:p>
       <w:pPr>
         <w:pStyle w:val="Bibliography"/>
@@ -48784,8 +50190,8 @@
         <w:t xml:space="preserve">. 3.ª ed. Alianza Universidad Textos. Madrid: Alianza Editorial.</w:t>
       </w:r>
     </w:p>
-    <w:bookmarkEnd w:id="321"/>
-    <w:bookmarkStart w:id="322" w:name="ref-Shephard1953Cost"/>
+    <w:bookmarkEnd w:id="364"/>
+    <w:bookmarkStart w:id="365" w:name="ref_Shephard1953Cost"/>
     <w:p>
       <w:pPr>
         <w:pStyle w:val="Bibliography"/>
@@ -48807,8 +50213,8 @@
         <w:t xml:space="preserve">. Princeton: Princeton University Press.</w:t>
       </w:r>
     </w:p>
-    <w:bookmarkEnd w:id="322"/>
-    <w:bookmarkStart w:id="324" w:name="ref-Smith1776Wealth"/>
+    <w:bookmarkEnd w:id="365"/>
+    <w:bookmarkStart w:id="367" w:name="ref_Smith1776Wealth"/>
     <w:p>
       <w:pPr>
         <w:pStyle w:val="Bibliography"/>
@@ -48832,7 +50238,7 @@
       <w:r>
         <w:t xml:space="preserve"> </w:t>
       </w:r>
-      <w:hyperlink r:id="rId323">
+      <w:hyperlink r:id="rId366">
         <w:r>
           <w:rPr>
             <w:rStyle w:val="Hyperlink"/>
@@ -48844,8 +50250,8 @@
         <w:t xml:space="preserve">.</w:t>
       </w:r>
     </w:p>
-    <w:bookmarkEnd w:id="324"/>
-    <w:bookmarkStart w:id="326" w:name="ref-Solow1956Contribution"/>
+    <w:bookmarkEnd w:id="367"/>
+    <w:bookmarkStart w:id="369" w:name="ref_Solow1956Contribution"/>
     <w:p>
       <w:pPr>
         <w:pStyle w:val="Bibliography"/>
@@ -48881,7 +50287,7 @@
       <w:r>
         <w:t xml:space="preserve"> </w:t>
       </w:r>
-      <w:hyperlink r:id="rId325">
+      <w:hyperlink r:id="rId368">
         <w:r>
           <w:rPr>
             <w:rStyle w:val="Hyperlink"/>
@@ -48893,8 +50299,8 @@
         <w:t xml:space="preserve">.</w:t>
       </w:r>
     </w:p>
-    <w:bookmarkEnd w:id="326"/>
-    <w:bookmarkStart w:id="328" w:name="ref-Sraffa1926Laws"/>
+    <w:bookmarkEnd w:id="369"/>
+    <w:bookmarkStart w:id="371" w:name="ref_Sraffa1926Laws"/>
     <w:p>
       <w:pPr>
         <w:pStyle w:val="Bibliography"/>
@@ -48930,7 +50336,7 @@
       <w:r>
         <w:t xml:space="preserve"> </w:t>
       </w:r>
-      <w:hyperlink r:id="rId327">
+      <w:hyperlink r:id="rId370">
         <w:r>
           <w:rPr>
             <w:rStyle w:val="Hyperlink"/>
@@ -48942,8 +50348,8 @@
         <w:t xml:space="preserve">.</w:t>
       </w:r>
     </w:p>
-    <w:bookmarkEnd w:id="328"/>
-    <w:bookmarkStart w:id="329" w:name="ref-Sraffa1960Production"/>
+    <w:bookmarkEnd w:id="371"/>
+    <w:bookmarkStart w:id="372" w:name="ref_Sraffa1960Production"/>
     <w:p>
       <w:pPr>
         <w:pStyle w:val="Bibliography"/>
@@ -48965,8 +50371,8 @@
         <w:t xml:space="preserve">. Cambridge: Cambridge University Press.</w:t>
       </w:r>
     </w:p>
-    <w:bookmarkEnd w:id="329"/>
-    <w:bookmarkStart w:id="331" w:name="ref-Stigler1939Production"/>
+    <w:bookmarkEnd w:id="372"/>
+    <w:bookmarkStart w:id="374" w:name="ref_Stigler1939Production"/>
     <w:p>
       <w:pPr>
         <w:pStyle w:val="Bibliography"/>
@@ -49002,7 +50408,7 @@
       <w:r>
         <w:t xml:space="preserve"> </w:t>
       </w:r>
-      <w:hyperlink r:id="rId330">
+      <w:hyperlink r:id="rId373">
         <w:r>
           <w:rPr>
             <w:rStyle w:val="Hyperlink"/>
@@ -49014,8 +50420,8 @@
         <w:t xml:space="preserve">.</w:t>
       </w:r>
     </w:p>
-    <w:bookmarkEnd w:id="331"/>
-    <w:bookmarkStart w:id="332" w:name="ref-Stigler1941Production"/>
+    <w:bookmarkEnd w:id="374"/>
+    <w:bookmarkStart w:id="375" w:name="ref_Stigler1941Production"/>
     <w:p>
       <w:pPr>
         <w:pStyle w:val="Bibliography"/>
@@ -49037,8 +50443,8 @@
         <w:t xml:space="preserve">. Nueva York: Macmillan.</w:t>
       </w:r>
     </w:p>
-    <w:bookmarkEnd w:id="332"/>
-    <w:bookmarkStart w:id="334" w:name="ref-Stigler1961Information"/>
+    <w:bookmarkEnd w:id="375"/>
+    <w:bookmarkStart w:id="377" w:name="ref_Stigler1961Information"/>
     <w:p>
       <w:pPr>
         <w:pStyle w:val="Bibliography"/>
@@ -49074,7 +50480,7 @@
       <w:r>
         <w:t xml:space="preserve"> </w:t>
       </w:r>
-      <w:hyperlink r:id="rId333">
+      <w:hyperlink r:id="rId376">
         <w:r>
           <w:rPr>
             <w:rStyle w:val="Hyperlink"/>
@@ -49086,8 +50492,8 @@
         <w:t xml:space="preserve">.</w:t>
       </w:r>
     </w:p>
-    <w:bookmarkEnd w:id="334"/>
-    <w:bookmarkStart w:id="336" w:name="ref-HET2026Production"/>
+    <w:bookmarkEnd w:id="377"/>
+    <w:bookmarkStart w:id="379" w:name="ref_HET2026Production"/>
     <w:p>
       <w:pPr>
         <w:pStyle w:val="Bibliography"/>
@@ -49107,7 +50513,7 @@
       <w:r>
         <w:t xml:space="preserve"> </w:t>
       </w:r>
-      <w:hyperlink r:id="rId335">
+      <w:hyperlink r:id="rId378">
         <w:r>
           <w:rPr>
             <w:rStyle w:val="Hyperlink"/>
@@ -49119,8 +50525,8 @@
         <w:t xml:space="preserve">.</w:t>
       </w:r>
     </w:p>
-    <w:bookmarkEnd w:id="336"/>
-    <w:bookmarkStart w:id="338" w:name="ref-HET2026Elasticity"/>
+    <w:bookmarkEnd w:id="379"/>
+    <w:bookmarkStart w:id="381" w:name="ref_HET2026Elasticity"/>
     <w:p>
       <w:pPr>
         <w:pStyle w:val="Bibliography"/>
@@ -49140,7 +50546,7 @@
       <w:r>
         <w:t xml:space="preserve"> </w:t>
       </w:r>
-      <w:hyperlink r:id="rId337">
+      <w:hyperlink r:id="rId380">
         <w:r>
           <w:rPr>
             <w:rStyle w:val="Hyperlink"/>
@@ -49152,8 +50558,8 @@
         <w:t xml:space="preserve">.</w:t>
       </w:r>
     </w:p>
-    <w:bookmarkEnd w:id="338"/>
-    <w:bookmarkStart w:id="339" w:name="ref-Turgot1767Observations"/>
+    <w:bookmarkEnd w:id="381"/>
+    <w:bookmarkStart w:id="382" w:name="ref_Turgot1767Observations"/>
     <w:p>
       <w:pPr>
         <w:pStyle w:val="Bibliography"/>
@@ -49171,8 +50577,8 @@
         <w:t xml:space="preserve">.</w:t>
       </w:r>
     </w:p>
-    <w:bookmarkEnd w:id="339"/>
-    <w:bookmarkStart w:id="341" w:name="ref-Uzawa1961Neutral"/>
+    <w:bookmarkEnd w:id="382"/>
+    <w:bookmarkStart w:id="384" w:name="ref_Uzawa1961Neutral"/>
     <w:p>
       <w:pPr>
         <w:pStyle w:val="Bibliography"/>
@@ -49208,7 +50614,7 @@
       <w:r>
         <w:t xml:space="preserve"> </w:t>
       </w:r>
-      <w:hyperlink r:id="rId340">
+      <w:hyperlink r:id="rId383">
         <w:r>
           <w:rPr>
             <w:rStyle w:val="Hyperlink"/>
@@ -49220,8 +50626,8 @@
         <w:t xml:space="preserve">.</w:t>
       </w:r>
     </w:p>
-    <w:bookmarkEnd w:id="341"/>
-    <w:bookmarkStart w:id="343" w:name="ref-Uzawa1962Production"/>
+    <w:bookmarkEnd w:id="384"/>
+    <w:bookmarkStart w:id="386" w:name="ref_Uzawa1962Production"/>
     <w:p>
       <w:pPr>
         <w:pStyle w:val="Bibliography"/>
@@ -49257,7 +50663,7 @@
       <w:r>
         <w:t xml:space="preserve"> </w:t>
       </w:r>
-      <w:hyperlink r:id="rId342">
+      <w:hyperlink r:id="rId385">
         <w:r>
           <w:rPr>
             <w:rStyle w:val="Hyperlink"/>
@@ -49269,8 +50675,8 @@
         <w:t xml:space="preserve">.</w:t>
       </w:r>
     </w:p>
-    <w:bookmarkEnd w:id="343"/>
-    <w:bookmarkStart w:id="345" w:name="ref-Uzawa1964Duality"/>
+    <w:bookmarkEnd w:id="386"/>
+    <w:bookmarkStart w:id="388" w:name="ref_Uzawa1964Duality"/>
     <w:p>
       <w:pPr>
         <w:pStyle w:val="Bibliography"/>
@@ -49306,7 +50712,7 @@
       <w:r>
         <w:t xml:space="preserve"> </w:t>
       </w:r>
-      <w:hyperlink r:id="rId344">
+      <w:hyperlink r:id="rId387">
         <w:r>
           <w:rPr>
             <w:rStyle w:val="Hyperlink"/>
@@ -49318,8 +50724,8 @@
         <w:t xml:space="preserve">.</w:t>
       </w:r>
     </w:p>
-    <w:bookmarkEnd w:id="345"/>
-    <w:bookmarkStart w:id="346" w:name="ref-Varian1992Microeconomic"/>
+    <w:bookmarkEnd w:id="388"/>
+    <w:bookmarkStart w:id="389" w:name="ref_Varian1992Microeconomic"/>
     <w:p>
       <w:pPr>
         <w:pStyle w:val="Bibliography"/>
@@ -49341,8 +50747,8 @@
         <w:t xml:space="preserve">. 3.ª ed. Nueva York: W. W. Norton.</w:t>
       </w:r>
     </w:p>
-    <w:bookmarkEnd w:id="346"/>
-    <w:bookmarkStart w:id="347" w:name="ref-Viner1931Cost"/>
+    <w:bookmarkEnd w:id="389"/>
+    <w:bookmarkStart w:id="390" w:name="ref_Viner1931Cost"/>
     <w:p>
       <w:pPr>
         <w:pStyle w:val="Bibliography"/>
@@ -49376,8 +50782,8 @@
         <w:t xml:space="preserve">3 (1): 23-46.</w:t>
       </w:r>
     </w:p>
-    <w:bookmarkEnd w:id="347"/>
-    <w:bookmarkStart w:id="348" w:name="ref-Walras1874Elements"/>
+    <w:bookmarkEnd w:id="390"/>
+    <w:bookmarkStart w:id="391" w:name="ref_Walras1874Elements"/>
     <w:p>
       <w:pPr>
         <w:pStyle w:val="Bibliography"/>
@@ -49399,8 +50805,8 @@
         <w:t xml:space="preserve">. Lausana: Corbaz.</w:t>
       </w:r>
     </w:p>
-    <w:bookmarkEnd w:id="348"/>
-    <w:bookmarkStart w:id="349" w:name="ref-Wicksell1901Forelasningar"/>
+    <w:bookmarkEnd w:id="391"/>
+    <w:bookmarkStart w:id="392" w:name="ref_Wicksell1901Forelasningar"/>
     <w:p>
       <w:pPr>
         <w:pStyle w:val="Bibliography"/>
@@ -49422,8 +50828,8 @@
         <w:t xml:space="preserve">.</w:t>
       </w:r>
     </w:p>
-    <w:bookmarkEnd w:id="349"/>
-    <w:bookmarkStart w:id="351" w:name="ref-Wicksteed1894Essay"/>
+    <w:bookmarkEnd w:id="392"/>
+    <w:bookmarkStart w:id="394" w:name="ref_Wicksteed1894Essay"/>
     <w:p>
       <w:pPr>
         <w:pStyle w:val="Bibliography"/>
@@ -49447,7 +50853,7 @@
       <w:r>
         <w:t xml:space="preserve"> </w:t>
       </w:r>
-      <w:hyperlink r:id="rId350">
+      <w:hyperlink r:id="rId393">
         <w:r>
           <w:rPr>
             <w:rStyle w:val="Hyperlink"/>
@@ -49459,9 +50865,9 @@
         <w:t xml:space="preserve">.</w:t>
       </w:r>
     </w:p>
-    <w:bookmarkEnd w:id="351"/>
-    <w:bookmarkEnd w:id="352"/>
-    <w:bookmarkEnd w:id="353"/>
+    <w:bookmarkEnd w:id="394"/>
+    <w:bookmarkEnd w:id="395"/>
+    <w:bookmarkEnd w:id="396"/>
     <w:sectPr>
       <w:headerReference r:id="rId9" w:type="default"/>
       <w:footerReference r:id="rIdTceeB" w:type="default"/>
@@ -49705,7 +51111,7 @@
       </w:r>
     </w:p>
   </w:footnote>
-  <w:footnote w:id="21">
+  <w:footnote w:id="22">
     <w:p>
       <w:pPr>
         <w:pStyle w:val="FootnoteText"/>
@@ -49728,7 +51134,7 @@
       <w:r>
         <w:t xml:space="preserve">(</w:t>
       </w:r>
-      <w:hyperlink w:anchor="ref-EkelundHebert2013History">
+      <w:hyperlink w:anchor="ref_EkelundHebert2013History">
         <w:r>
           <w:rPr>
             <w:rStyle w:val="Hyperlink"/>
@@ -49795,7 +51201,7 @@
       <w:r>
         <w:t xml:space="preserve">(</w:t>
       </w:r>
-      <w:hyperlink w:anchor="ref-Lancaster1966New">
+      <w:hyperlink w:anchor="ref_Lancaster1966New">
         <w:r>
           <w:rPr>
             <w:rStyle w:val="Hyperlink"/>
@@ -49824,7 +51230,7 @@
       <w:r>
         <w:t xml:space="preserve">(</w:t>
       </w:r>
-      <w:hyperlink w:anchor="ref-Becker1965Allocation">
+      <w:hyperlink w:anchor="ref_Becker1965Allocation">
         <w:r>
           <w:rPr>
             <w:rStyle w:val="Hyperlink"/>
@@ -49856,7 +51262,7 @@
       <w:r>
         <w:t xml:space="preserve">(</w:t>
       </w:r>
-      <w:hyperlink w:anchor="ref-Gronau1977Leisure">
+      <w:hyperlink w:anchor="ref_Gronau1977Leisure">
         <w:r>
           <w:rPr>
             <w:rStyle w:val="Hyperlink"/>
@@ -49888,7 +51294,7 @@
       <w:r>
         <w:t xml:space="preserve">(</w:t>
       </w:r>
-      <w:hyperlink w:anchor="ref-Stigler1961Information">
+      <w:hyperlink w:anchor="ref_Stigler1961Information">
         <w:r>
           <w:rPr>
             <w:rStyle w:val="Hyperlink"/>
@@ -49905,67 +51311,16 @@
       <w:r>
         <w:t xml:space="preserve"> </w:t>
       </w:r>
-      <w:r>
-        <w:rPr>
-          <w:rStyle w:val="Referenciaatema"/>
-        </w:rPr>
-        <w:t xml:space="preserve">[ver tema 3.A.8]</w:t>
-      </w:r>
+      <w:hyperlink r:id="rId21">
+        <w:r>
+          <w:rPr>
+            <w:rStyle w:val="Referenciaatema"/>
+          </w:rPr>
+          <w:t xml:space="preserve">[ver tema 3.A.8]</w:t>
+        </w:r>
+      </w:hyperlink>
       <w:r>
         <w:t xml:space="preserve">. Además, la microeconomía estudia otros agentes, como las instituciones financieras o el Estado.</w:t>
-      </w:r>
-    </w:p>
-  </w:footnote>
-  <w:footnote w:id="22">
-    <w:p>
-      <w:pPr>
-        <w:pStyle w:val="FootnoteText"/>
-      </w:pPr>
-      <w:r>
-        <w:rPr>
-          <w:rStyle w:val="FootnoteReference"/>
-        </w:rPr>
-        <w:footnoteRef/>
-      </w:r>
-      <w:r>
-        <w:t xml:space="preserve"> </w:t>
-      </w:r>
-      <w:r>
-        <w:t xml:space="preserve">La inconsistencia que señala</w:t>
-      </w:r>
-      <w:r>
-        <w:t xml:space="preserve"> </w:t>
-      </w:r>
-      <w:r>
-        <w:rPr>
-          <w:smallCaps/>
-        </w:rPr>
-        <w:t xml:space="preserve">Sraffa</w:t>
-      </w:r>
-      <w:r>
-        <w:t xml:space="preserve"> </w:t>
-      </w:r>
-      <w:r>
-        <w:t xml:space="preserve">está entre la teoría marshalliana de la competencia perfecta, que prevé que en el equilibrio de largo plazo se agoten las economías de escala, y la evidencia empírica, según la cual muchas industrias no las agotaban. Si las economías de escala son internas a la empresa, la mayor acabaría quedándose con el mercado y la competencia no se sostendría; si son externas, rara vez se limitan a una sola industria, como exige el equilibrio parcial. De ahí su propuesta de abandonar la competencia perfecta y estudiar cada empresa con su propio mercado y una demanda decreciente.</w:t>
-      </w:r>
-    </w:p>
-  </w:footnote>
-  <w:footnote w:id="34">
-    <w:p>
-      <w:pPr>
-        <w:pStyle w:val="FootnoteText"/>
-      </w:pPr>
-      <w:r>
-        <w:rPr>
-          <w:rStyle w:val="FootnoteReference"/>
-        </w:rPr>
-        <w:footnoteRef/>
-      </w:r>
-      <w:r>
-        <w:t xml:space="preserve"> </w:t>
-      </w:r>
-      <w:r>
-        <w:t xml:space="preserve">Si hay costes hundidos (decisiones de producción ya tomadas o contratos firmados), la inacción no es posible: es una propiedad del largo plazo. El conjunto de corto plazo, con un factor fijo, no la cumple (apartado II.1).</w:t>
       </w:r>
     </w:p>
   </w:footnote>
@@ -49984,6 +51339,70 @@
         <w:t xml:space="preserve"> </w:t>
       </w:r>
       <w:r>
+        <w:t xml:space="preserve">La inconsistencia que señala</w:t>
+      </w:r>
+      <w:r>
+        <w:t xml:space="preserve"> </w:t>
+      </w:r>
+      <w:r>
+        <w:rPr>
+          <w:smallCaps/>
+        </w:rPr>
+        <w:t xml:space="preserve">Sraffa</w:t>
+      </w:r>
+      <w:r>
+        <w:t xml:space="preserve"> </w:t>
+      </w:r>
+      <w:r>
+        <w:t xml:space="preserve">está entre la teoría marshalliana de la competencia perfecta, que prevé que en el equilibrio de largo plazo se agoten las economías de escala, y la evidencia empírica, según la cual muchas industrias no las agotaban. Si las economías de escala son internas a la empresa, la mayor acabaría quedándose con el mercado y la competencia no se sostendría; si son externas, rara vez se limitan a una sola industria, como exige el equilibrio parcial. De ahí su propuesta de abandonar la competencia perfecta y estudiar cada empresa con su propio mercado y una demanda decreciente.</w:t>
+      </w:r>
+    </w:p>
+  </w:footnote>
+  <w:footnote w:id="49">
+    <w:p>
+      <w:pPr>
+        <w:pStyle w:val="FootnoteText"/>
+      </w:pPr>
+      <w:r>
+        <w:rPr>
+          <w:rStyle w:val="FootnoteReference"/>
+        </w:rPr>
+        <w:footnoteRef/>
+      </w:r>
+      <w:r>
+        <w:t xml:space="preserve"> </w:t>
+      </w:r>
+      <w:r>
+        <w:t xml:space="preserve">Si hay costes hundidos (decisiones de producción ya tomadas o contratos firmados), la inacción no es posible: es una propiedad del largo plazo. El conjunto de corto plazo, con un factor fijo, no la cumple (apartado </w:t>
+      </w:r>
+      <w:hyperlink w:anchor="sec_corto_plazo_productividad">
+        <w:r>
+          <w:rPr>
+            <w:rStyle w:val="Hyperlink"/>
+          </w:rPr>
+          <w:t xml:space="preserve">II.1</w:t>
+        </w:r>
+      </w:hyperlink>
+      <w:r>
+        <w:t xml:space="preserve">).</w:t>
+      </w:r>
+    </w:p>
+  </w:footnote>
+  <w:footnote w:id="50">
+    <w:p>
+      <w:pPr>
+        <w:pStyle w:val="FootnoteText"/>
+      </w:pPr>
+      <w:r>
+        <w:rPr>
+          <w:rStyle w:val="FootnoteReference"/>
+        </w:rPr>
+        <w:footnoteRef/>
+      </w:r>
+      <w:r>
+        <w:t xml:space="preserve"> </w:t>
+      </w:r>
+      <w:r>
         <w:t xml:space="preserve">Pueden distinguirse así 2 categorías de axiomas. Los</w:t>
       </w:r>
       <w:r>
@@ -50016,11 +51435,22 @@
         <w:t xml:space="preserve"> </w:t>
       </w:r>
       <w:r>
-        <w:t xml:space="preserve">(posibilidad de inacción y convexidad) dan una tecnología de buen comportamiento y, con ella, una función neoclásica de buen comportamiento; son los que se suponen para el equilibrio competitivo. La convexidad se incluye por comodidad analítica: con la inacción implica la divisibilidad de escala y rendimientos no crecientes (los procesos promediados rinden al menos tanto como los extremos), y con un solo producto equivale a que la función de producción sea cóncava, la condición que hace falta para maximizar el beneficio (apartado I.2).</w:t>
+        <w:t xml:space="preserve">(posibilidad de inacción y convexidad) dan una tecnología de buen comportamiento y, con ella, una función neoclásica de buen comportamiento; son los que se suponen para el equilibrio competitivo. La convexidad se incluye por comodidad analítica: con la inacción implica la divisibilidad de escala y rendimientos no crecientes (los procesos promediados rinden al menos tanto como los extremos), y con un solo producto equivale a que la función de producción sea cóncava, la condición que hace falta para maximizar el beneficio (apartado </w:t>
+      </w:r>
+      <w:hyperlink w:anchor="sec_funcion_produccion">
+        <w:r>
+          <w:rPr>
+            <w:rStyle w:val="Hyperlink"/>
+          </w:rPr>
+          <w:t xml:space="preserve">I.2</w:t>
+        </w:r>
+      </w:hyperlink>
+      <w:r>
+        <w:t xml:space="preserve">).</w:t>
       </w:r>
     </w:p>
   </w:footnote>
-  <w:footnote w:id="47">
+  <w:footnote w:id="63">
     <w:p>
       <w:pPr>
         <w:pStyle w:val="FootnoteText"/>
@@ -50039,7 +51469,7 @@
       </w:r>
     </w:p>
   </w:footnote>
-  <w:footnote w:id="53">
+  <w:footnote w:id="69">
     <w:p>
       <w:pPr>
         <w:pStyle w:val="FootnoteText"/>
@@ -50059,12 +51489,14 @@
       <w:r>
         <w:t xml:space="preserve"> </w:t>
       </w:r>
-      <w:r>
-        <w:rPr>
-          <w:rStyle w:val="Referenciaatema"/>
-        </w:rPr>
-        <w:t xml:space="preserve">[ver tema 3.A.8]</w:t>
-      </w:r>
+      <w:hyperlink r:id="rId21">
+        <w:r>
+          <w:rPr>
+            <w:rStyle w:val="Referenciaatema"/>
+          </w:rPr>
+          <w:t xml:space="preserve">[ver tema 3.A.8]</w:t>
+        </w:r>
+      </w:hyperlink>
       <w:r>
         <w:t xml:space="preserve">, la cuasiconcavidad estricta recoge la idea de que una mezcla de dos combinaciones extremas de factores (mucho capital y poco trabajo, o al revés) que producen lo mismo produce estrictamente más. Es distinta de la complementariedad en sentido de</w:t>
       </w:r>
@@ -50387,7 +51819,7 @@
       </w:r>
     </w:p>
   </w:footnote>
-  <w:footnote w:id="62">
+  <w:footnote w:id="80">
     <w:p>
       <w:pPr>
         <w:pStyle w:val="FootnoteText"/>
@@ -50406,7 +51838,7 @@
       </w:r>
     </w:p>
   </w:footnote>
-  <w:footnote w:id="81">
+  <w:footnote w:id="102">
     <w:p>
       <w:pPr>
         <w:pStyle w:val="FootnoteText"/>
@@ -50432,7 +51864,7 @@
       <w:r>
         <w:t xml:space="preserve">(</w:t>
       </w:r>
-      <w:hyperlink w:anchor="ref-Solow1956Contribution">
+      <w:hyperlink w:anchor="ref_Solow1956Contribution">
         <w:r>
           <w:rPr>
             <w:rStyle w:val="Hyperlink"/>
@@ -50452,12 +51884,14 @@
       <w:r>
         <w:t xml:space="preserve"> </w:t>
       </w:r>
-      <w:r>
-        <w:rPr>
-          <w:rStyle w:val="Referenciaatema"/>
-        </w:rPr>
-        <w:t xml:space="preserve">[ver tema 3.A.43]</w:t>
-      </w:r>
+      <w:hyperlink r:id="rId27">
+        <w:r>
+          <w:rPr>
+            <w:rStyle w:val="Referenciaatema"/>
+          </w:rPr>
+          <w:t xml:space="preserve">[ver tema 3.A.43]</w:t>
+        </w:r>
+      </w:hyperlink>
       <w:r>
         <w:t xml:space="preserve">, pero la formalización general y su estimación son de</w:t>
       </w:r>
@@ -50476,7 +51910,7 @@
       <w:r>
         <w:t xml:space="preserve">et al. (</w:t>
       </w:r>
-      <w:hyperlink w:anchor="ref-ArrowEtAl1961Capital">
+      <w:hyperlink w:anchor="ref_ArrowEtAl1961Capital">
         <w:r>
           <w:rPr>
             <w:rStyle w:val="Hyperlink"/>
@@ -50493,7 +51927,7 @@
       <w:r>
         <w:t xml:space="preserve">(</w:t>
       </w:r>
-      <w:hyperlink w:anchor="ref-KlumpPreissler2000CES">
+      <w:hyperlink w:anchor="ref_KlumpPreissler2000CES">
         <w:r>
           <w:rPr>
             <w:rStyle w:val="Hyperlink"/>
@@ -50547,7 +51981,7 @@
       </w:r>
     </w:p>
   </w:footnote>
-  <w:footnote w:id="112">
+  <w:footnote w:id="136">
     <w:p>
       <w:pPr>
         <w:pStyle w:val="FootnoteText"/>
@@ -50605,7 +52039,7 @@
       <w:r>
         <w:t xml:space="preserve">(</w:t>
       </w:r>
-      <w:hyperlink w:anchor="ref-Turgot1767Observations">
+      <w:hyperlink w:anchor="ref_Turgot1767Observations">
         <w:r>
           <w:rPr>
             <w:rStyle w:val="Hyperlink"/>
@@ -50676,7 +52110,7 @@
       <w:r>
         <w:t xml:space="preserve">(</w:t>
       </w:r>
-      <w:hyperlink w:anchor="ref-Humphrey1997Algebraic">
+      <w:hyperlink w:anchor="ref_Humphrey1997Algebraic">
         <w:r>
           <w:rPr>
             <w:rStyle w:val="Hyperlink"/>
@@ -50703,18 +52137,20 @@
       <w:r>
         <w:t xml:space="preserve"> </w:t>
       </w:r>
-      <w:r>
-        <w:rPr>
-          <w:rStyle w:val="Referenciaatema"/>
-        </w:rPr>
-        <w:t xml:space="preserve">[ver tema 3.A.2]</w:t>
-      </w:r>
+      <w:hyperlink r:id="rId34">
+        <w:r>
+          <w:rPr>
+            <w:rStyle w:val="Referenciaatema"/>
+          </w:rPr>
+          <w:t xml:space="preserve">[ver tema 3.A.2]</w:t>
+        </w:r>
+      </w:hyperlink>
       <w:r>
         <w:t xml:space="preserve">.</w:t>
       </w:r>
     </w:p>
   </w:footnote>
-  <w:footnote w:id="113">
+  <w:footnote w:id="137">
     <w:p>
       <w:pPr>
         <w:pStyle w:val="FootnoteText"/>
@@ -50741,7 +52177,18 @@
         <w:t xml:space="preserve">Inada</w:t>
       </w:r>
       <w:r>
-        <w:t xml:space="preserve"> (3), como la Cobb-Douglas con</w:t>
+        <w:t xml:space="preserve"> (</w:t>
+      </w:r>
+      <w:hyperlink w:anchor="eq_inada">
+        <w:r>
+          <w:rPr>
+            <w:rStyle w:val="Hyperlink"/>
+          </w:rPr>
+          <w:t xml:space="preserve">3</w:t>
+        </w:r>
+      </w:hyperlink>
+      <w:r>
+        <w:t xml:space="preserve">), como la Cobb-Douglas con</w:t>
       </w:r>
       <w:r>
         <w:t xml:space="preserve"> </w:t>
@@ -50811,7 +52258,7 @@
       </w:r>
     </w:p>
   </w:footnote>
-  <w:footnote w:id="114">
+  <w:footnote w:id="138">
     <w:p>
       <w:pPr>
         <w:pStyle w:val="FootnoteText"/>
@@ -50830,7 +52277,7 @@
       </w:r>
     </w:p>
   </w:footnote>
-  <w:footnote w:id="120">
+  <w:footnote w:id="144">
     <w:p>
       <w:pPr>
         <w:pStyle w:val="FootnoteText"/>
@@ -50845,11 +52292,22 @@
         <w:t xml:space="preserve"> </w:t>
       </w:r>
       <w:r>
-        <w:t xml:space="preserve">Según la función de producción, los rendimientos marginales decrecientes pueden aparecer a partir de un punto de inflexión o desde el origen (gráfico 13). La exposición se centra en el primer caso, que es más general.</w:t>
+        <w:t xml:space="preserve">Según la función de producción, los rendimientos marginales decrecientes pueden aparecer a partir de un punto de inflexión o desde el origen (gráfico </w:t>
+      </w:r>
+      <w:hyperlink w:anchor="fig_rendimientos_decrecientes_origen">
+        <w:r>
+          <w:rPr>
+            <w:rStyle w:val="Hyperlink"/>
+          </w:rPr>
+          <w:t xml:space="preserve">13</w:t>
+        </w:r>
+      </w:hyperlink>
+      <w:r>
+        <w:t xml:space="preserve">). La exposición se centra en el primer caso, que es más general.</w:t>
       </w:r>
     </w:p>
   </w:footnote>
-  <w:footnote w:id="123">
+  <w:footnote w:id="149">
     <w:p>
       <w:pPr>
         <w:pStyle w:val="FootnoteText"/>
@@ -51189,7 +52647,7 @@
       </m:oMath>
     </w:p>
   </w:footnote>
-  <w:footnote w:id="149">
+  <w:footnote w:id="178">
     <w:p>
       <w:pPr>
         <w:pStyle w:val="FootnoteText"/>
@@ -51230,7 +52688,7 @@
       <w:r>
         <w:t xml:space="preserve">(</w:t>
       </w:r>
-      <w:hyperlink w:anchor="ref-JehleReny2011Advanced">
+      <w:hyperlink w:anchor="ref_JehleReny2011Advanced">
         <w:r>
           <w:rPr>
             <w:rStyle w:val="Hyperlink"/>
@@ -51280,7 +52738,7 @@
       </w:r>
     </w:p>
   </w:footnote>
-  <w:footnote w:id="154">
+  <w:footnote w:id="185">
     <w:p>
       <w:pPr>
         <w:pStyle w:val="FootnoteText"/>
@@ -51662,7 +53120,7 @@
       </m:oMath>
     </w:p>
   </w:footnote>
-  <w:footnote w:id="189">
+  <w:footnote w:id="227">
     <w:p>
       <w:pPr>
         <w:pStyle w:val="FootnoteText"/>
@@ -51698,27 +53156,31 @@
       <w:r>
         <w:t xml:space="preserve"> </w:t>
       </w:r>
-      <w:r>
-        <w:rPr>
-          <w:rStyle w:val="Referenciaatema"/>
-        </w:rPr>
-        <w:t xml:space="preserve">[ver tema 3.A.21]</w:t>
-      </w:r>
-      <w:r>
-        <w:t xml:space="preserve"> </w:t>
-      </w:r>
-      <w:r>
-        <w:rPr>
-          <w:rStyle w:val="Referenciaatema"/>
-        </w:rPr>
-        <w:t xml:space="preserve">[ver tema 3.B.6]</w:t>
-      </w:r>
+      <w:hyperlink r:id="rId217">
+        <w:r>
+          <w:rPr>
+            <w:rStyle w:val="Referenciaatema"/>
+          </w:rPr>
+          <w:t xml:space="preserve">[ver tema 3.A.21]</w:t>
+        </w:r>
+      </w:hyperlink>
+      <w:r>
+        <w:t xml:space="preserve"> </w:t>
+      </w:r>
+      <w:hyperlink r:id="rId32">
+        <w:r>
+          <w:rPr>
+            <w:rStyle w:val="Referenciaatema"/>
+          </w:rPr>
+          <w:t xml:space="preserve">[ver tema 3.B.6]</w:t>
+        </w:r>
+      </w:hyperlink>
       <w:r>
         <w:t xml:space="preserve">.</w:t>
       </w:r>
     </w:p>
   </w:footnote>
-  <w:footnote w:id="220">
+  <w:footnote w:id="262">
     <w:p>
       <w:pPr>
         <w:pStyle w:val="FootnoteText"/>

--- a/oposicion/temario/tercer-ejercicio/3A11.docx
+++ b/oposicion/temario/tercer-ejercicio/3A11.docx
@@ -748,13 +748,7 @@
           <w:rPr>
             <w:rStyle w:val="Hyperlink"/>
           </w:rPr>
-          <w:t xml:space="preserve"> </w:t>
-        </w:r>
-        <w:r>
-          <w:rPr>
-            <w:rStyle w:val="Hyperlink"/>
-          </w:rPr>
-          <w:t xml:space="preserve">2026a</w:t>
+          <w:t xml:space="preserve">, 2026a</w:t>
         </w:r>
       </w:hyperlink>
       <w:r>
@@ -861,13 +855,7 @@
           <w:rPr>
             <w:rStyle w:val="Hyperlink"/>
           </w:rPr>
-          <w:t xml:space="preserve"> </w:t>
-        </w:r>
-        <w:r>
-          <w:rPr>
-            <w:rStyle w:val="Hyperlink"/>
-          </w:rPr>
-          <w:t xml:space="preserve">1987</w:t>
+          <w:t xml:space="preserve">, 1987</w:t>
         </w:r>
       </w:hyperlink>
       <w:r>
@@ -1175,13 +1163,7 @@
           <w:rPr>
             <w:rStyle w:val="Hyperlink"/>
           </w:rPr>
-          <w:t xml:space="preserve"> </w:t>
-        </w:r>
-        <w:r>
-          <w:rPr>
-            <w:rStyle w:val="Hyperlink"/>
-          </w:rPr>
-          <w:t xml:space="preserve">1894</w:t>
+          <w:t xml:space="preserve">, 1894</w:t>
         </w:r>
       </w:hyperlink>
       <w:r>
@@ -1202,13 +1184,7 @@
           <w:rPr>
             <w:rStyle w:val="Hyperlink"/>
           </w:rPr>
-          <w:t xml:space="preserve"> </w:t>
-        </w:r>
-        <w:r>
-          <w:rPr>
-            <w:rStyle w:val="Hyperlink"/>
-          </w:rPr>
-          <w:t xml:space="preserve">1899</w:t>
+          <w:t xml:space="preserve">, 1899</w:t>
         </w:r>
       </w:hyperlink>
       <w:r>
@@ -1229,13 +1205,7 @@
           <w:rPr>
             <w:rStyle w:val="Hyperlink"/>
           </w:rPr>
-          <w:t xml:space="preserve"> </w:t>
-        </w:r>
-        <w:r>
-          <w:rPr>
-            <w:rStyle w:val="Hyperlink"/>
-          </w:rPr>
-          <w:t xml:space="preserve">1901</w:t>
+          <w:t xml:space="preserve">, 1901</w:t>
         </w:r>
       </w:hyperlink>
       <w:r>
@@ -1523,13 +1493,7 @@
           <w:rPr>
             <w:rStyle w:val="Hyperlink"/>
           </w:rPr>
-          <w:t xml:space="preserve"> </w:t>
-        </w:r>
-        <w:r>
-          <w:rPr>
-            <w:rStyle w:val="Hyperlink"/>
-          </w:rPr>
-          <w:t xml:space="preserve">1931</w:t>
+          <w:t xml:space="preserve">, 1931</w:t>
         </w:r>
       </w:hyperlink>
       <w:r>
@@ -1550,13 +1514,7 @@
           <w:rPr>
             <w:rStyle w:val="Hyperlink"/>
           </w:rPr>
-          <w:t xml:space="preserve"> </w:t>
-        </w:r>
-        <w:r>
-          <w:rPr>
-            <w:rStyle w:val="Hyperlink"/>
-          </w:rPr>
-          <w:t xml:space="preserve">1932</w:t>
+          <w:t xml:space="preserve">, 1932</w:t>
         </w:r>
       </w:hyperlink>
       <w:r>
@@ -1577,13 +1535,7 @@
           <w:rPr>
             <w:rStyle w:val="Hyperlink"/>
           </w:rPr>
-          <w:t xml:space="preserve"> </w:t>
-        </w:r>
-        <w:r>
-          <w:rPr>
-            <w:rStyle w:val="Hyperlink"/>
-          </w:rPr>
-          <w:t xml:space="preserve">1939</w:t>
+          <w:t xml:space="preserve">, 1939</w:t>
         </w:r>
       </w:hyperlink>
       <w:r>
@@ -1604,13 +1556,7 @@
           <w:rPr>
             <w:rStyle w:val="Hyperlink"/>
           </w:rPr>
-          <w:t xml:space="preserve"> </w:t>
-        </w:r>
-        <w:r>
-          <w:rPr>
-            <w:rStyle w:val="Hyperlink"/>
-          </w:rPr>
-          <w:t xml:space="preserve">1947</w:t>
+          <w:t xml:space="preserve">, 1947</w:t>
         </w:r>
       </w:hyperlink>
       <w:r>
@@ -2861,7 +2807,7 @@
           <wp:inline>
             <wp:extent cx="5372100" cy="1411248"/>
             <wp:effectExtent b="0" l="0" r="0" t="0"/>
-            <wp:docPr descr="" title="" id="39" name="Picture"/>
+            <wp:docPr descr="Gráfico 1.– Del conjunto de posibilidades de producción a la función de producción y las isocuantas" title="" id="39" name="Picture"/>
             <a:graphic>
               <a:graphicData uri="http://schemas.openxmlformats.org/drawingml/2006/picture">
                 <pic:pic>
@@ -3303,13 +3249,7 @@
           <w:rPr>
             <w:rStyle w:val="Hyperlink"/>
           </w:rPr>
-          <w:t xml:space="preserve"> </w:t>
-        </w:r>
-        <w:r>
-          <w:rPr>
-            <w:rStyle w:val="Hyperlink"/>
-          </w:rPr>
-          <w:t xml:space="preserve">1995, cap. 5</w:t>
+          <w:t xml:space="preserve">, 1995, cap. 5</w:t>
         </w:r>
       </w:hyperlink>
       <w:r>
@@ -3989,13 +3929,7 @@
           <w:rPr>
             <w:rStyle w:val="Hyperlink"/>
           </w:rPr>
-          <w:t xml:space="preserve"> </w:t>
-        </w:r>
-        <w:r>
-          <w:rPr>
-            <w:rStyle w:val="Hyperlink"/>
-          </w:rPr>
-          <w:t xml:space="preserve">1992, cap. 1</w:t>
+          <w:t xml:space="preserve">, 1992, cap. 1</w:t>
         </w:r>
       </w:hyperlink>
       <w:r>
@@ -4101,13 +4035,7 @@
           <w:rPr>
             <w:rStyle w:val="Hyperlink"/>
           </w:rPr>
-          <w:t xml:space="preserve"> </w:t>
-        </w:r>
-        <w:r>
-          <w:rPr>
-            <w:rStyle w:val="Hyperlink"/>
-          </w:rPr>
-          <w:t xml:space="preserve">1995, párr. 5.B</w:t>
+          <w:t xml:space="preserve">, 1995, párr. 5.B</w:t>
         </w:r>
       </w:hyperlink>
       <w:r>
@@ -4687,7 +4615,7 @@
           <wp:inline>
             <wp:extent cx="3519981" cy="2541359"/>
             <wp:effectExtent b="0" l="0" r="0" t="0"/>
-            <wp:docPr descr="" title="" id="52" name="Picture"/>
+            <wp:docPr descr="Gráfico 2.– Conjunto de posibilidades de producción en el plano de los netputs (y_1,y_2) y axioma que da cada rasgo de su forma" title="" id="52" name="Picture"/>
             <a:graphic>
               <a:graphicData uri="http://schemas.openxmlformats.org/drawingml/2006/picture">
                 <pic:pic>
@@ -6206,13 +6134,7 @@
           <w:rPr>
             <w:rStyle w:val="Hyperlink"/>
           </w:rPr>
-          <w:t xml:space="preserve"> </w:t>
-        </w:r>
-        <w:r>
-          <w:rPr>
-            <w:rStyle w:val="Hyperlink"/>
-          </w:rPr>
-          <w:t xml:space="preserve">1997</w:t>
+          <w:t xml:space="preserve">, 1997</w:t>
         </w:r>
       </w:hyperlink>
       <w:r>
@@ -6309,7 +6231,7 @@
           <wp:inline>
             <wp:extent cx="3874731" cy="3058193"/>
             <wp:effectExtent b="0" l="0" r="0" t="0"/>
-            <wp:docPr descr="" title="" id="59" name="Picture"/>
+            <wp:docPr descr="Gráfico 3.– La función de producción con 2 factores: superficie q=F(z_L,z_K) sobre el plano de los factores" title="" id="59" name="Picture"/>
             <a:graphic>
               <a:graphicData uri="http://schemas.openxmlformats.org/drawingml/2006/picture">
                 <pic:pic>
@@ -6826,13 +6748,7 @@
           <w:rPr>
             <w:rStyle w:val="Hyperlink"/>
           </w:rPr>
-          <w:t xml:space="preserve"> </w:t>
-        </w:r>
-        <w:r>
-          <w:rPr>
-            <w:rStyle w:val="Hyperlink"/>
-          </w:rPr>
-          <w:t xml:space="preserve">1995, párr. 5.B</w:t>
+          <w:t xml:space="preserve">, 1995, párr. 5.B</w:t>
         </w:r>
       </w:hyperlink>
       <w:r>
@@ -7706,13 +7622,7 @@
           <w:rPr>
             <w:rStyle w:val="Hyperlink"/>
           </w:rPr>
-          <w:t xml:space="preserve"> </w:t>
-        </w:r>
-        <w:r>
-          <w:rPr>
-            <w:rStyle w:val="Hyperlink"/>
-          </w:rPr>
-          <w:t xml:space="preserve">1995</w:t>
+          <w:t xml:space="preserve">, 1995</w:t>
         </w:r>
       </w:hyperlink>
       <w:r>
@@ -7803,7 +7713,7 @@
           <wp:inline>
             <wp:extent cx="2180492" cy="1709530"/>
             <wp:effectExtent b="0" l="0" r="0" t="0"/>
-            <wp:docPr descr="" title="" id="66" name="Picture"/>
+            <wp:docPr descr="Gráfico 4.– Conjunto de producción convexo: si los planes \vec{a} y \vec{b} son posibles, también lo es cualquier combinación convexa \vec{c}" title="" id="66" name="Picture"/>
             <a:graphic>
               <a:graphicData uri="http://schemas.openxmlformats.org/drawingml/2006/picture">
                 <pic:pic>
@@ -8006,13 +7916,7 @@
           <w:rPr>
             <w:rStyle w:val="Hyperlink"/>
           </w:rPr>
-          <w:t xml:space="preserve"> </w:t>
-        </w:r>
-        <w:r>
-          <w:rPr>
-            <w:rStyle w:val="Hyperlink"/>
-          </w:rPr>
-          <w:t xml:space="preserve">2011, cap. 3</w:t>
+          <w:t xml:space="preserve">, 2011, cap. 3</w:t>
         </w:r>
       </w:hyperlink>
       <w:r>
@@ -8323,13 +8227,7 @@
           <w:rPr>
             <w:rStyle w:val="Hyperlink"/>
           </w:rPr>
-          <w:t xml:space="preserve"> </w:t>
-        </w:r>
-        <w:r>
-          <w:rPr>
-            <w:rStyle w:val="Hyperlink"/>
-          </w:rPr>
-          <w:t xml:space="preserve">1963</w:t>
+          <w:t xml:space="preserve">, 1963</w:t>
         </w:r>
       </w:hyperlink>
       <w:r>
@@ -8784,13 +8682,7 @@
           <w:rPr>
             <w:rStyle w:val="Hyperlink"/>
           </w:rPr>
-          <w:t xml:space="preserve"> </w:t>
-        </w:r>
-        <w:r>
-          <w:rPr>
-            <w:rStyle w:val="Hyperlink"/>
-          </w:rPr>
-          <w:t xml:space="preserve">1992, cap. 2</w:t>
+          <w:t xml:space="preserve">, 1992, cap. 2</w:t>
         </w:r>
       </w:hyperlink>
       <w:r>
@@ -8858,13 +8750,7 @@
           <w:rPr>
             <w:rStyle w:val="Hyperlink"/>
           </w:rPr>
-          <w:t xml:space="preserve"> </w:t>
-        </w:r>
-        <w:r>
-          <w:rPr>
-            <w:rStyle w:val="Hyperlink"/>
-          </w:rPr>
-          <w:t xml:space="preserve">1995, párr. 5.C</w:t>
+          <w:t xml:space="preserve">, 1995, párr. 5.C</w:t>
         </w:r>
       </w:hyperlink>
       <w:r>
@@ -9215,7 +9101,7 @@
           <wp:inline>
             <wp:extent cx="5670550" cy="5986574"/>
             <wp:effectExtent b="0" l="0" r="0" t="0"/>
-            <wp:docPr descr="" title="" id="72" name="Picture"/>
+            <wp:docPr descr="Gráfico 5.– Tres funciones cuasicóncavas con las mismas isocuantas y rendimientos a escala crecientes, constantes y decrecientes: superficies, cortes a lo largo de un rayo e isocuantas comunes" title="" id="72" name="Picture"/>
             <a:graphic>
               <a:graphicData uri="http://schemas.openxmlformats.org/drawingml/2006/picture">
                 <pic:pic>
@@ -11367,7 +11253,7 @@
           <wp:inline>
             <wp:extent cx="2712618" cy="2504660"/>
             <wp:effectExtent b="0" l="0" r="0" t="0"/>
-            <wp:docPr descr="" title="" id="83" name="Picture"/>
+            <wp:docPr descr="Gráfico 6.– Isocuanta convexa y relación marginal de sustitución técnica: la pendiente de la tangente disminuye a lo largo de la curva" title="" id="83" name="Picture"/>
             <a:graphic>
               <a:graphicData uri="http://schemas.openxmlformats.org/drawingml/2006/picture">
                 <pic:pic>
@@ -11899,13 +11785,7 @@
           <w:rPr>
             <w:rStyle w:val="Hyperlink"/>
           </w:rPr>
-          <w:t xml:space="preserve"> </w:t>
-        </w:r>
-        <w:r>
-          <w:rPr>
-            <w:rStyle w:val="Hyperlink"/>
-          </w:rPr>
-          <w:t xml:space="preserve">2026b</w:t>
+          <w:t xml:space="preserve">, 2026b</w:t>
         </w:r>
       </w:hyperlink>
       <w:r>
@@ -12468,13 +12348,7 @@
           <w:rPr>
             <w:rStyle w:val="Hyperlink"/>
           </w:rPr>
-          <w:t xml:space="preserve"> </w:t>
-        </w:r>
-        <w:r>
-          <w:rPr>
-            <w:rStyle w:val="Hyperlink"/>
-          </w:rPr>
-          <w:t xml:space="preserve">1932</w:t>
+          <w:t xml:space="preserve">, 1932</w:t>
         </w:r>
       </w:hyperlink>
       <w:r>
@@ -12783,13 +12657,7 @@
           <w:rPr>
             <w:rStyle w:val="Hyperlink"/>
           </w:rPr>
-          <w:t xml:space="preserve"> </w:t>
-        </w:r>
-        <w:r>
-          <w:rPr>
-            <w:rStyle w:val="Hyperlink"/>
-          </w:rPr>
-          <w:t xml:space="preserve">1976</w:t>
+          <w:t xml:space="preserve">, 1976</w:t>
         </w:r>
       </w:hyperlink>
       <w:r>
@@ -12810,13 +12678,7 @@
           <w:rPr>
             <w:rStyle w:val="Hyperlink"/>
           </w:rPr>
-          <w:t xml:space="preserve"> </w:t>
-        </w:r>
-        <w:r>
-          <w:rPr>
-            <w:rStyle w:val="Hyperlink"/>
-          </w:rPr>
-          <w:t xml:space="preserve">1997</w:t>
+          <w:t xml:space="preserve">, 1997</w:t>
         </w:r>
       </w:hyperlink>
       <w:r>
@@ -13871,7 +13733,7 @@
           <wp:inline>
             <wp:extent cx="3180521" cy="2639221"/>
             <wp:effectExtent b="0" l="0" r="0" t="0"/>
-            <wp:docPr descr="" title="" id="93" name="Picture"/>
+            <wp:docPr descr="Gráfico 7.– Superficie de producción Cobb-Douglas: sus curvas de nivel son las isocuantas; su corte por un plano z_K=\overline{z}_K, la función de corto plazo, y su corte por un plano vertical que contiene un rayo desde el origen, los rendimientos a escala" title="" id="93" name="Picture"/>
             <a:graphic>
               <a:graphicData uri="http://schemas.openxmlformats.org/drawingml/2006/picture">
                 <pic:pic>
@@ -14518,13 +14380,7 @@
           <w:rPr>
             <w:rStyle w:val="Hyperlink"/>
           </w:rPr>
-          <w:t xml:space="preserve"> </w:t>
-        </w:r>
-        <w:r>
-          <w:rPr>
-            <w:rStyle w:val="Hyperlink"/>
-          </w:rPr>
-          <w:t xml:space="preserve">1976</w:t>
+          <w:t xml:space="preserve">, 1976</w:t>
         </w:r>
       </w:hyperlink>
       <w:r>
@@ -16110,7 +15966,7 @@
           <wp:inline>
             <wp:extent cx="2584173" cy="2471020"/>
             <wp:effectExtent b="0" l="0" r="0" t="0"/>
-            <wp:docPr descr="" title="" id="107" name="Picture"/>
+            <wp:docPr descr="Gráfico 8.– Isocuantas de la función CES para distintos valores de \sigma" title="" id="107" name="Picture"/>
             <a:graphic>
               <a:graphicData uri="http://schemas.openxmlformats.org/drawingml/2006/picture">
                 <pic:pic>
@@ -16537,13 +16393,7 @@
           <w:rPr>
             <w:rStyle w:val="Hyperlink"/>
           </w:rPr>
-          <w:t xml:space="preserve"> </w:t>
-        </w:r>
-        <w:r>
-          <w:rPr>
-            <w:rStyle w:val="Hyperlink"/>
-          </w:rPr>
-          <w:t xml:space="preserve">2020</w:t>
+          <w:t xml:space="preserve">, 2020</w:t>
         </w:r>
       </w:hyperlink>
       <w:r>
@@ -16606,13 +16456,7 @@
           <w:rPr>
             <w:rStyle w:val="Hyperlink"/>
           </w:rPr>
-          <w:t xml:space="preserve"> </w:t>
-        </w:r>
-        <w:r>
-          <w:rPr>
-            <w:rStyle w:val="Hyperlink"/>
-          </w:rPr>
-          <w:t xml:space="preserve">2021</w:t>
+          <w:t xml:space="preserve">, 2021</w:t>
         </w:r>
       </w:hyperlink>
       <w:r>
@@ -16803,13 +16647,7 @@
           <w:rPr>
             <w:rStyle w:val="Hyperlink"/>
           </w:rPr>
-          <w:t xml:space="preserve"> </w:t>
-        </w:r>
-        <w:r>
-          <w:rPr>
-            <w:rStyle w:val="Hyperlink"/>
-          </w:rPr>
-          <w:t xml:space="preserve">1997</w:t>
+          <w:t xml:space="preserve">, 1997</w:t>
         </w:r>
       </w:hyperlink>
       <w:r>
@@ -17909,7 +17747,7 @@
           <wp:inline>
             <wp:extent cx="3706531" cy="3336489"/>
             <wp:effectExtent b="0" l="0" r="0" t="0"/>
-            <wp:docPr descr="" title="" id="129" name="Picture"/>
+            <wp:docPr descr="Gráfico 9.– Los 3 plazos sobre la superficie de producción: corte con el capital fijo (corto plazo), corte a lo largo de un rayo e isocuantas (largo plazo) y desplazamiento de la superficie hacia arriba (muy largo plazo)" title="" id="129" name="Picture"/>
             <a:graphic>
               <a:graphicData uri="http://schemas.openxmlformats.org/drawingml/2006/picture">
                 <pic:pic>
@@ -18183,7 +18021,7 @@
           <wp:inline>
             <wp:extent cx="3581400" cy="3092623"/>
             <wp:effectExtent b="0" l="0" r="0" t="0"/>
-            <wp:docPr descr="" title="" id="133" name="Picture"/>
+            <wp:docPr descr="Gráfico 10.– Corto plazo: corte de la superficie de producción por el plano z_K=\overline{z}_K" title="" id="133" name="Picture"/>
             <a:graphic>
               <a:graphicData uri="http://schemas.openxmlformats.org/drawingml/2006/picture">
                 <pic:pic>
@@ -18505,13 +18343,7 @@
           <w:rPr>
             <w:rStyle w:val="Hyperlink"/>
           </w:rPr>
-          <w:t xml:space="preserve"> </w:t>
-        </w:r>
-        <w:r>
-          <w:rPr>
-            <w:rStyle w:val="Hyperlink"/>
-          </w:rPr>
-          <w:t xml:space="preserve">1995, párr. 5.B</w:t>
+          <w:t xml:space="preserve">, 1995, párr. 5.B</w:t>
         </w:r>
       </w:hyperlink>
       <w:r>
@@ -19266,7 +19098,7 @@
           <wp:inline>
             <wp:extent cx="3156056" cy="2868585"/>
             <wp:effectExtent b="0" l="0" r="0" t="0"/>
-            <wp:docPr descr="" title="" id="140" name="Picture"/>
+            <wp:docPr descr="Gráfico 11.– Región económica de la producción: líneas de contorno (\mathrm{PMg}_K=0 y \mathrm{PMg}_L=0) e isoclinas" title="" id="140" name="Picture"/>
             <a:graphic>
               <a:graphicData uri="http://schemas.openxmlformats.org/drawingml/2006/picture">
                 <pic:pic>
@@ -20078,7 +19910,7 @@
           <wp:inline>
             <wp:extent cx="3581400" cy="4046075"/>
             <wp:effectExtent b="0" l="0" r="0" t="0"/>
-            <wp:docPr descr="" title="" id="151" name="Picture"/>
+            <wp:docPr descr="Gráfico 12.– Análisis de corto plazo: producto total (arriba) y productividades media y marginal (abajo), con las 3 etapas de la producción y los márgenes extensivo e intensivo" title="" id="151" name="Picture"/>
             <a:graphic>
               <a:graphicData uri="http://schemas.openxmlformats.org/drawingml/2006/picture">
                 <pic:pic>
@@ -20178,7 +20010,7 @@
           <wp:inline>
             <wp:extent cx="3581400" cy="1796201"/>
             <wp:effectExtent b="0" l="0" r="0" t="0"/>
-            <wp:docPr descr="" title="" id="155" name="Picture"/>
+            <wp:docPr descr="Gráfico 13.– Rendimientos marginales decrecientes a partir de un punto de inflexión y desde el origen" title="" id="155" name="Picture"/>
             <a:graphic>
               <a:graphicData uri="http://schemas.openxmlformats.org/drawingml/2006/picture">
                 <pic:pic>
@@ -22678,7 +22510,7 @@
           <wp:inline>
             <wp:extent cx="3581400" cy="3084968"/>
             <wp:effectExtent b="0" l="0" r="0" t="0"/>
-            <wp:docPr descr="" title="" id="166" name="Picture"/>
+            <wp:docPr descr="Gráfico 14.– Largo plazo: isocuantas en la base y corte de la superficie de producción a lo largo de un rayo desde el origen" title="" id="166" name="Picture"/>
             <a:graphic>
               <a:graphicData uri="http://schemas.openxmlformats.org/drawingml/2006/picture">
                 <pic:pic>
@@ -23441,13 +23273,7 @@
           <w:rPr>
             <w:rStyle w:val="Hyperlink"/>
           </w:rPr>
-          <w:t xml:space="preserve"> </w:t>
-        </w:r>
-        <w:r>
-          <w:rPr>
-            <w:rStyle w:val="Hyperlink"/>
-          </w:rPr>
-          <w:t xml:space="preserve">1992, cap. 1</w:t>
+          <w:t xml:space="preserve">, 1992, cap. 1</w:t>
         </w:r>
       </w:hyperlink>
       <w:r>
@@ -23607,7 +23433,7 @@
           <wp:inline>
             <wp:extent cx="3825800" cy="4529185"/>
             <wp:effectExtent b="0" l="0" r="0" t="0"/>
-            <wp:docPr descr="" title="" id="170" name="Picture"/>
+            <wp:docPr descr="Gráfico 15.– Rendimientos a escala con isocuantas a lo largo de un rayo: crecientes, constantes y decrecientes (funciones homogéneas de grado k&gt;1, k=1 y k&lt;1) y variables (crecientes y después decrecientes)" title="" id="170" name="Picture"/>
             <a:graphic>
               <a:graphicData uri="http://schemas.openxmlformats.org/drawingml/2006/picture">
                 <pic:pic>
@@ -24438,13 +24264,7 @@
           <w:rPr>
             <w:rStyle w:val="Hyperlink"/>
           </w:rPr>
-          <w:t xml:space="preserve"> </w:t>
-        </w:r>
-        <w:r>
-          <w:rPr>
-            <w:rStyle w:val="Hyperlink"/>
-          </w:rPr>
-          <w:t xml:space="preserve">1894</w:t>
+          <w:t xml:space="preserve">, 1894</w:t>
         </w:r>
       </w:hyperlink>
       <w:r>
@@ -24834,13 +24654,7 @@
           <w:rPr>
             <w:rStyle w:val="Hyperlink"/>
           </w:rPr>
-          <w:t xml:space="preserve"> </w:t>
-        </w:r>
-        <w:r>
-          <w:rPr>
-            <w:rStyle w:val="Hyperlink"/>
-          </w:rPr>
-          <w:t xml:space="preserve">2011, cap. 3</w:t>
+          <w:t xml:space="preserve">, 2011, cap. 3</w:t>
         </w:r>
       </w:hyperlink>
       <w:r>
@@ -25263,13 +25077,7 @@
           <w:rPr>
             <w:rStyle w:val="Hyperlink"/>
           </w:rPr>
-          <w:t xml:space="preserve"> </w:t>
-        </w:r>
-        <w:r>
-          <w:rPr>
-            <w:rStyle w:val="Hyperlink"/>
-          </w:rPr>
-          <w:t xml:space="preserve">1995, párr. 5.B</w:t>
+          <w:t xml:space="preserve">, 1995, párr. 5.B</w:t>
         </w:r>
       </w:hyperlink>
       <w:r>
@@ -26062,7 +25870,7 @@
           <wp:inline>
             <wp:extent cx="2984500" cy="1967912"/>
             <wp:effectExtent b="0" l="0" r="0" t="0"/>
-            <wp:docPr descr="" title="" id="181" name="Picture"/>
+            <wp:docPr descr="Gráfico 16.– Productividad y rendimientos a escala: movimiento paralelo a un eje (corto plazo) y a lo largo de un rayo (largo plazo) sobre el mapa de isocuantas" title="" id="181" name="Picture"/>
             <a:graphic>
               <a:graphicData uri="http://schemas.openxmlformats.org/drawingml/2006/picture">
                 <pic:pic>
@@ -26251,13 +26059,7 @@
           <w:rPr>
             <w:rStyle w:val="Hyperlink"/>
           </w:rPr>
-          <w:t xml:space="preserve"> </w:t>
-        </w:r>
-        <w:r>
-          <w:rPr>
-            <w:rStyle w:val="Hyperlink"/>
-          </w:rPr>
-          <w:t xml:space="preserve">2011, cap. 3</w:t>
+          <w:t xml:space="preserve">, 2011, cap. 3</w:t>
         </w:r>
       </w:hyperlink>
       <w:r>
@@ -26770,7 +26572,7 @@
           <wp:inline>
             <wp:extent cx="4871703" cy="3838033"/>
             <wp:effectExtent b="0" l="0" r="0" t="0"/>
-            <wp:docPr descr="" title="" id="187" name="Picture"/>
+            <wp:docPr descr="Gráfico 17.– Rendimientos globales y locales en tres dimensiones: (a) función homogénea de grado 1, con rendimientos constantes en todos los puntos del rayo; (b) función «en S», con rendimientos locales crecientes a escala baja y decrecientes a escala alta. Arriba, la superficie y el rayo; abajo, el corte F(\lambda\overline{\vec{z}}) frente a \lambda" title="" id="187" name="Picture"/>
             <a:graphic>
               <a:graphicData uri="http://schemas.openxmlformats.org/drawingml/2006/picture">
                 <pic:pic>
@@ -26917,7 +26719,7 @@
           <wp:inline>
             <wp:extent cx="4775200" cy="1866404"/>
             <wp:effectExtent b="0" l="0" r="0" t="0"/>
-            <wp:docPr descr="" title="" id="191" name="Picture"/>
+            <wp:docPr descr="Gráfico 18.– Rendimientos locales a escala variables: producción a lo largo de un rayo en forma de S y elasticidad de escala local, mayor que 1 a niveles bajos de producción y menor que 1 a niveles altos" title="" id="191" name="Picture"/>
             <a:graphic>
               <a:graphicData uri="http://schemas.openxmlformats.org/drawingml/2006/picture">
                 <pic:pic>
@@ -27361,13 +27163,7 @@
           <w:rPr>
             <w:rStyle w:val="Hyperlink"/>
           </w:rPr>
-          <w:t xml:space="preserve"> </w:t>
-        </w:r>
-        <w:r>
-          <w:rPr>
-            <w:rStyle w:val="Hyperlink"/>
-          </w:rPr>
-          <w:t xml:space="preserve">1975</w:t>
+          <w:t xml:space="preserve">, 1975</w:t>
         </w:r>
       </w:hyperlink>
       <w:r>
@@ -27500,13 +27296,7 @@
           <w:rPr>
             <w:rStyle w:val="Hyperlink"/>
           </w:rPr>
-          <w:t xml:space="preserve"> </w:t>
-        </w:r>
-        <w:r>
-          <w:rPr>
-            <w:rStyle w:val="Hyperlink"/>
-          </w:rPr>
-          <w:t xml:space="preserve">1997</w:t>
+          <w:t xml:space="preserve">, 1997</w:t>
         </w:r>
       </w:hyperlink>
       <w:r>
@@ -28949,7 +28739,7 @@
           <wp:inline>
             <wp:extent cx="3581400" cy="3026056"/>
             <wp:effectExtent b="0" l="0" r="0" t="0"/>
-            <wp:docPr descr="" title="" id="198" name="Picture"/>
+            <wp:docPr descr="Gráfico 19.– Muy largo plazo: el progreso técnico desplaza la superficie de producción hacia arriba y sus isocuantas hacia el origen" title="" id="198" name="Picture"/>
             <a:graphic>
               <a:graphicData uri="http://schemas.openxmlformats.org/drawingml/2006/picture">
                 <pic:pic>
@@ -29175,7 +28965,7 @@
           <wp:inline>
             <wp:extent cx="4767724" cy="2217190"/>
             <wp:effectExtent b="0" l="0" r="0" t="0"/>
-            <wp:docPr descr="" title="" id="203" name="Picture"/>
+            <wp:docPr descr="Gráfico 20.– Progreso técnico: desplazamiento hacia arriba de la función de producción y hacia el origen de la isocuanta" title="" id="203" name="Picture"/>
             <a:graphic>
               <a:graphicData uri="http://schemas.openxmlformats.org/drawingml/2006/picture">
                 <pic:pic>
@@ -30033,13 +29823,7 @@
           <w:rPr>
             <w:rStyle w:val="Hyperlink"/>
           </w:rPr>
-          <w:t xml:space="preserve"> </w:t>
-        </w:r>
-        <w:r>
-          <w:rPr>
-            <w:rStyle w:val="Hyperlink"/>
-          </w:rPr>
-          <w:t xml:space="preserve">1948</w:t>
+          <w:t xml:space="preserve">, 1948</w:t>
         </w:r>
       </w:hyperlink>
       <w:r>
@@ -30490,13 +30274,7 @@
           <w:rPr>
             <w:rStyle w:val="Hyperlink"/>
           </w:rPr>
-          <w:t xml:space="preserve"> </w:t>
-        </w:r>
-        <w:r>
-          <w:rPr>
-            <w:rStyle w:val="Hyperlink"/>
-          </w:rPr>
-          <w:t xml:space="preserve">2009, cap. 2</w:t>
+          <w:t xml:space="preserve">, 2009, cap. 2</w:t>
         </w:r>
       </w:hyperlink>
       <w:r>
@@ -30590,13 +30368,7 @@
           <w:rPr>
             <w:rStyle w:val="Hyperlink"/>
           </w:rPr>
-          <w:t xml:space="preserve"> </w:t>
-        </w:r>
-        <w:r>
-          <w:rPr>
-            <w:rStyle w:val="Hyperlink"/>
-          </w:rPr>
-          <w:t xml:space="preserve">2009, cap. 15</w:t>
+          <w:t xml:space="preserve">, 2009, cap. 15</w:t>
         </w:r>
       </w:hyperlink>
       <w:r>
@@ -30689,7 +30461,7 @@
           <wp:inline>
             <wp:extent cx="5670550" cy="1845036"/>
             <wp:effectExtent b="0" l="0" r="0" t="0"/>
-            <wp:docPr descr="" title="" id="211" name="Picture"/>
+            <wp:docPr descr="Gráfico 21.– Tipos de progreso técnico neutral: desplazamiento de la isocuanta con progreso neutral de Hicks (A), de Solow o aumentador del capital (B) y de Harrod o aumentador del trabajo (C)" title="" id="211" name="Picture"/>
             <a:graphic>
               <a:graphicData uri="http://schemas.openxmlformats.org/drawingml/2006/picture">
                 <pic:pic>
@@ -31671,7 +31443,7 @@
           <wp:inline>
             <wp:extent cx="3581400" cy="3823994"/>
             <wp:effectExtent b="0" l="0" r="0" t="0"/>
-            <wp:docPr descr="" title="" id="222" name="Picture"/>
+            <wp:docPr descr="Gráfico 22.– Formación de la caja de Edgeworth: el mapa de isocuantas de Y, girado 180°, se superpone al de X" title="" id="222" name="Picture"/>
             <a:graphic>
               <a:graphicData uri="http://schemas.openxmlformats.org/drawingml/2006/picture">
                 <pic:pic>
@@ -32322,7 +32094,7 @@
           <wp:inline>
             <wp:extent cx="5372100" cy="2202773"/>
             <wp:effectExtent b="0" l="0" r="0" t="0"/>
-            <wp:docPr descr="" title="" id="229" name="Picture"/>
+            <wp:docPr descr="Gráfico 23.– Caja de Edgeworth de la producción, curva de contrato y frontera de posibilidades de producción obtenida a partir de ella" title="" id="229" name="Picture"/>
             <a:graphic>
               <a:graphicData uri="http://schemas.openxmlformats.org/drawingml/2006/picture">
                 <pic:pic>
@@ -33734,13 +33506,7 @@
           <w:rPr>
             <w:rStyle w:val="Hyperlink"/>
           </w:rPr>
-          <w:t xml:space="preserve"> </w:t>
-        </w:r>
-        <w:r>
-          <w:rPr>
-            <w:rStyle w:val="Hyperlink"/>
-          </w:rPr>
-          <w:t xml:space="preserve">1995, párr. 5.B</w:t>
+          <w:t xml:space="preserve">, 1995, párr. 5.B</w:t>
         </w:r>
       </w:hyperlink>
       <w:r>
@@ -34446,7 +34212,7 @@
           <wp:inline>
             <wp:extent cx="2984500" cy="2161008"/>
             <wp:effectExtent b="0" l="0" r="0" t="0"/>
-            <wp:docPr descr="" title="" id="244" name="Picture"/>
+            <wp:docPr descr="Gráfico 24.– Curva de transformación de una empresa multiproducto con unos factores dados y relación marginal de transformación" title="" id="244" name="Picture"/>
             <a:graphic>
               <a:graphicData uri="http://schemas.openxmlformats.org/drawingml/2006/picture">
                 <pic:pic>
@@ -34835,13 +34601,7 @@
           <w:rPr>
             <w:rStyle w:val="Hyperlink"/>
           </w:rPr>
-          <w:t xml:space="preserve"> </w:t>
-        </w:r>
-        <w:r>
-          <w:rPr>
-            <w:rStyle w:val="Hyperlink"/>
-          </w:rPr>
-          <w:t xml:space="preserve">1981</w:t>
+          <w:t xml:space="preserve">, 1981</w:t>
         </w:r>
       </w:hyperlink>
       <w:r>
@@ -35263,13 +35023,7 @@
           <w:rPr>
             <w:rStyle w:val="Hyperlink"/>
           </w:rPr>
-          <w:t xml:space="preserve"> </w:t>
-        </w:r>
-        <w:r>
-          <w:rPr>
-            <w:rStyle w:val="Hyperlink"/>
-          </w:rPr>
-          <w:t xml:space="preserve">2026</w:t>
+          <w:t xml:space="preserve">, 2026</w:t>
         </w:r>
       </w:hyperlink>
       <w:r>
@@ -35296,13 +35050,7 @@
           <w:rPr>
             <w:rStyle w:val="Hyperlink"/>
           </w:rPr>
-          <w:t xml:space="preserve"> </w:t>
-        </w:r>
-        <w:r>
-          <w:rPr>
-            <w:rStyle w:val="Hyperlink"/>
-          </w:rPr>
-          <w:t xml:space="preserve">2026</w:t>
+          <w:t xml:space="preserve">, 2026</w:t>
         </w:r>
       </w:hyperlink>
       <w:r>
@@ -35354,13 +35102,7 @@
           <w:rPr>
             <w:rStyle w:val="Hyperlink"/>
           </w:rPr>
-          <w:t xml:space="preserve"> </w:t>
-        </w:r>
-        <w:r>
-          <w:rPr>
-            <w:rStyle w:val="Hyperlink"/>
-          </w:rPr>
-          <w:t xml:space="preserve">2014</w:t>
+          <w:t xml:space="preserve">, 2014</w:t>
         </w:r>
       </w:hyperlink>
       <w:r>
@@ -38029,16 +37771,8 @@
         </m:d>
       </m:oMath>
       <w:r>
-        <w:t xml:space="preserve">, sustitutivos perfectos.</w:t>
-      </w:r>
-      <m:oMath>
-        <m:r>
-          <m:rPr>
-            <m:sty m:val="p"/>
-          </m:rPr>
-          <m:t>◼</m:t>
-        </m:r>
-      </m:oMath>
+        <w:t xml:space="preserve">, sustitutivos perfectos. ∎</w:t>
+      </w:r>
     </w:p>
     <w:p>
       <w:pPr>
@@ -38643,16 +38377,8 @@
         </m:r>
       </m:oMath>
       <w:r>
-        <w:t xml:space="preserve">, pagar a cada factor su productividad marginal agota el producto.</w:t>
-      </w:r>
-      <m:oMath>
-        <m:r>
-          <m:rPr>
-            <m:sty m:val="p"/>
-          </m:rPr>
-          <m:t>◼</m:t>
-        </m:r>
-      </m:oMath>
+        <w:t xml:space="preserve">, pagar a cada factor su productividad marginal agota el producto. ∎</w:t>
+      </w:r>
     </w:p>
     <w:p>
       <w:pPr>
@@ -39180,16 +38906,8 @@
         </m:d>
       </m:oMath>
       <w:r>
-        <w:t xml:space="preserve">.</w:t>
-      </w:r>
-      <m:oMath>
-        <m:r>
-          <m:rPr>
-            <m:sty m:val="p"/>
-          </m:rPr>
-          <m:t>◼</m:t>
-        </m:r>
-      </m:oMath>
+        <w:t xml:space="preserve">. ∎</w:t>
+      </w:r>
     </w:p>
     <w:p>
       <w:pPr>
@@ -39501,16 +39219,8 @@
         <w:t xml:space="preserve"> </w:t>
       </w:r>
       <w:r>
-        <w:t xml:space="preserve">en todo punto.</w:t>
-      </w:r>
-      <m:oMath>
-        <m:r>
-          <m:rPr>
-            <m:sty m:val="p"/>
-          </m:rPr>
-          <m:t>◼</m:t>
-        </m:r>
-      </m:oMath>
+        <w:t xml:space="preserve">en todo punto. ∎</w:t>
+      </w:r>
     </w:p>
     <w:p>
       <w:pPr>
@@ -39933,16 +39643,8 @@
         </m:r>
       </m:oMath>
       <w:r>
-        <w:t xml:space="preserve">.</w:t>
-      </w:r>
-      <m:oMath>
-        <m:r>
-          <m:rPr>
-            <m:sty m:val="p"/>
-          </m:rPr>
-          <m:t>◼</m:t>
-        </m:r>
-      </m:oMath>
+        <w:t xml:space="preserve">. ∎</w:t>
+      </w:r>
     </w:p>
     <w:bookmarkEnd w:id="257"/>
     <w:bookmarkStart w:id="258" w:name="der_cobb_douglas"/>
@@ -40627,16 +40329,8 @@
         </m:sSup>
       </m:oMath>
       <w:r>
-        <w:t xml:space="preserve">.</w:t>
-      </w:r>
-      <m:oMath>
-        <m:r>
-          <m:rPr>
-            <m:sty m:val="p"/>
-          </m:rPr>
-          <m:t>◼</m:t>
-        </m:r>
-      </m:oMath>
+        <w:t xml:space="preserve">. ∎</w:t>
+      </w:r>
     </w:p>
     <w:bookmarkEnd w:id="258"/>
     <w:bookmarkEnd w:id="259"/>
@@ -40811,13 +40505,7 @@
           <w:rPr>
             <w:rStyle w:val="Hyperlink"/>
           </w:rPr>
-          <w:t xml:space="preserve"> </w:t>
-        </w:r>
-        <w:r>
-          <w:rPr>
-            <w:rStyle w:val="Hyperlink"/>
-          </w:rPr>
-          <w:t xml:space="preserve">1995, párr. 5.C</w:t>
+          <w:t xml:space="preserve">, 1995, párr. 5.C</w:t>
         </w:r>
       </w:hyperlink>
       <w:r>
@@ -42517,13 +42205,7 @@
           <w:rPr>
             <w:rStyle w:val="Hyperlink"/>
           </w:rPr>
-          <w:t xml:space="preserve"> </w:t>
-        </w:r>
-        <w:r>
-          <w:rPr>
-            <w:rStyle w:val="Hyperlink"/>
-          </w:rPr>
-          <w:t xml:space="preserve">1995</w:t>
+          <w:t xml:space="preserve">, 1995</w:t>
         </w:r>
       </w:hyperlink>
       <w:r>
@@ -44368,13 +44050,7 @@
           <w:rPr>
             <w:rStyle w:val="Hyperlink"/>
           </w:rPr>
-          <w:t xml:space="preserve"> </w:t>
-        </w:r>
-        <w:r>
-          <w:rPr>
-            <w:rStyle w:val="Hyperlink"/>
-          </w:rPr>
-          <w:t xml:space="preserve">1989</w:t>
+          <w:t xml:space="preserve">, 1989</w:t>
         </w:r>
       </w:hyperlink>
       <w:r>
@@ -44878,13 +44554,7 @@
           <w:rPr>
             <w:rStyle w:val="Hyperlink"/>
           </w:rPr>
-          <w:t xml:space="preserve"> </w:t>
-        </w:r>
-        <w:r>
-          <w:rPr>
-            <w:rStyle w:val="Hyperlink"/>
-          </w:rPr>
-          <w:t xml:space="preserve">1938</w:t>
+          <w:t xml:space="preserve">, 1938</w:t>
         </w:r>
       </w:hyperlink>
       <w:r>
@@ -44905,13 +44575,7 @@
           <w:rPr>
             <w:rStyle w:val="Hyperlink"/>
           </w:rPr>
-          <w:t xml:space="preserve"> </w:t>
-        </w:r>
-        <w:r>
-          <w:rPr>
-            <w:rStyle w:val="Hyperlink"/>
-          </w:rPr>
-          <w:t xml:space="preserve">1962</w:t>
+          <w:t xml:space="preserve">, 1962</w:t>
         </w:r>
       </w:hyperlink>
       <w:r>
@@ -45474,13 +45138,7 @@
           <w:rPr>
             <w:rStyle w:val="Hyperlink"/>
           </w:rPr>
-          <w:t xml:space="preserve"> </w:t>
-        </w:r>
-        <w:r>
-          <w:rPr>
-            <w:rStyle w:val="Hyperlink"/>
-          </w:rPr>
-          <w:t xml:space="preserve">1939</w:t>
+          <w:t xml:space="preserve">, 1939</w:t>
         </w:r>
       </w:hyperlink>
       <w:r>
@@ -46467,7 +46125,7 @@
           <wp:inline>
             <wp:extent cx="3195812" cy="2513835"/>
             <wp:effectExtent b="0" l="0" r="0" t="0"/>
-            <wp:docPr descr="" title="" id="268" name="Picture"/>
+            <wp:docPr descr="Gráfico 25.– Función de producción en forma intensiva y reparto del producto por trabajador entre salario (w) y renta del capital (rk^*)" title="" id="268" name="Picture"/>
             <a:graphic>
               <a:graphicData uri="http://schemas.openxmlformats.org/drawingml/2006/picture">
                 <pic:pic>
@@ -46669,13 +46327,7 @@
           <w:rPr>
             <w:rStyle w:val="Hyperlink"/>
           </w:rPr>
-          <w:t xml:space="preserve"> </w:t>
-        </w:r>
-        <w:r>
-          <w:rPr>
-            <w:rStyle w:val="Hyperlink"/>
-          </w:rPr>
-          <w:t xml:space="preserve">2003</w:t>
+          <w:t xml:space="preserve">, 2003</w:t>
         </w:r>
       </w:hyperlink>
       <w:r>
@@ -46966,13 +46618,7 @@
           <w:rPr>
             <w:rStyle w:val="Hyperlink"/>
           </w:rPr>
-          <w:t xml:space="preserve"> </w:t>
-        </w:r>
-        <w:r>
-          <w:rPr>
-            <w:rStyle w:val="Hyperlink"/>
-          </w:rPr>
-          <w:t xml:space="preserve">2019</w:t>
+          <w:t xml:space="preserve">, 2019</w:t>
         </w:r>
       </w:hyperlink>
       <w:r>
@@ -48012,7 +47658,7 @@
       </w:pPr>
     </w:p>
     <w:bookmarkEnd w:id="275"/>
-    <w:bookmarkStart w:id="396" w:name="bibliography"/>
+    <w:bookmarkStart w:id="396" w:name="bibliografia"/>
     <w:p>
       <w:pPr>
         <w:pStyle w:val="Heading1"/>
@@ -48028,7 +47674,7 @@
         <w:pStyle w:val="Bibliography"/>
       </w:pPr>
       <w:r>
-        <w:t xml:space="preserve">Acemoglu, Daron. 2009.</w:t>
+        <w:t xml:space="preserve">Acemoglu, Daron (2009).</w:t>
       </w:r>
       <w:r>
         <w:t xml:space="preserve"> </w:t>
@@ -48051,7 +47697,7 @@
         <w:pStyle w:val="Bibliography"/>
       </w:pPr>
       <w:r>
-        <w:t xml:space="preserve">Allen, Roy G. D. 1938.</w:t>
+        <w:t xml:space="preserve">Allen, Roy G. D. (1938).</w:t>
       </w:r>
       <w:r>
         <w:t xml:space="preserve"> </w:t>
@@ -48074,7 +47720,7 @@
         <w:pStyle w:val="Bibliography"/>
       </w:pPr>
       <w:r>
-        <w:t xml:space="preserve">Arrow, Kenneth J., Hollis B. Chenery, Bagicha S. Minhas y Robert M. Solow. 1961.</w:t>
+        <w:t xml:space="preserve">Arrow, Kenneth J., Hollis B. Chenery, Bagicha S. Minhas y Robert M. Solow (1961).</w:t>
       </w:r>
       <w:r>
         <w:t xml:space="preserve"> </w:t>
@@ -48123,7 +47769,7 @@
         <w:pStyle w:val="Bibliography"/>
       </w:pPr>
       <w:r>
-        <w:t xml:space="preserve">Baqaee, David Rezza y Emmanuel Farhi. 2019.</w:t>
+        <w:t xml:space="preserve">Baqaee, David Rezza y Emmanuel Farhi (2019).</w:t>
       </w:r>
       <w:r>
         <w:t xml:space="preserve"> </w:t>
@@ -48181,7 +47827,7 @@
         <w:pStyle w:val="Bibliography"/>
       </w:pPr>
       <w:r>
-        <w:t xml:space="preserve">Basu, Susanto y John G. Fernald. 1997.</w:t>
+        <w:t xml:space="preserve">Basu, Susanto y John G. Fernald (1997).</w:t>
       </w:r>
       <w:r>
         <w:t xml:space="preserve"> </w:t>
@@ -48242,7 +47888,7 @@
         <w:pStyle w:val="Bibliography"/>
       </w:pPr>
       <w:r>
-        <w:t xml:space="preserve">Becker, Gary S. 1965.</w:t>
+        <w:t xml:space="preserve">Becker, Gary S. (1965).</w:t>
       </w:r>
       <w:r>
         <w:t xml:space="preserve"> </w:t>
@@ -48291,7 +47937,7 @@
         <w:pStyle w:val="Bibliography"/>
       </w:pPr>
       <w:r>
-        <w:t xml:space="preserve">Besanko, David, Ronald R. Braeutigam y Michael Gibbs. 2020.</w:t>
+        <w:t xml:space="preserve">Besanko, David, Ronald R. Braeutigam y Michael Gibbs (2020).</w:t>
       </w:r>
       <w:r>
         <w:t xml:space="preserve"> </w:t>
@@ -48314,7 +47960,7 @@
         <w:pStyle w:val="Bibliography"/>
       </w:pPr>
       <w:r>
-        <w:t xml:space="preserve">Blackorby, Charles y R. Robert Russell. 1989.</w:t>
+        <w:t xml:space="preserve">Blackorby, Charles y R. Robert Russell (1989).</w:t>
       </w:r>
       <w:r>
         <w:t xml:space="preserve"> </w:t>
@@ -48349,7 +47995,7 @@
         <w:pStyle w:val="Bibliography"/>
       </w:pPr>
       <w:r>
-        <w:t xml:space="preserve">Cassels, John M. 1936.</w:t>
+        <w:t xml:space="preserve">Cassels, John M. (1936).</w:t>
       </w:r>
       <w:r>
         <w:t xml:space="preserve"> </w:t>
@@ -48381,7 +48027,7 @@
         <w:pStyle w:val="Bibliography"/>
       </w:pPr>
       <w:r>
-        <w:t xml:space="preserve">Chirinko, Robert S. 2008.</w:t>
+        <w:t xml:space="preserve">Chirinko, Robert S. (2008).</w:t>
       </w:r>
       <w:r>
         <w:t xml:space="preserve"> </w:t>
@@ -48438,7 +48084,7 @@
         <w:pStyle w:val="Bibliography"/>
       </w:pPr>
       <w:r>
-        <w:t xml:space="preserve">Christensen, Laurits R., Dale W. Jorgenson y Lawrence J. Lau. 1973.</w:t>
+        <w:t xml:space="preserve">Christensen, Laurits R., Dale W. Jorgenson y Lawrence J. Lau (1973).</w:t>
       </w:r>
       <w:r>
         <w:t xml:space="preserve"> </w:t>
@@ -48487,7 +48133,7 @@
         <w:pStyle w:val="Bibliography"/>
       </w:pPr>
       <w:r>
-        <w:t xml:space="preserve">Clark, John Bates. 1899.</w:t>
+        <w:t xml:space="preserve">Clark, John Bates (1899).</w:t>
       </w:r>
       <w:r>
         <w:t xml:space="preserve"> </w:t>
@@ -48510,7 +48156,7 @@
         <w:pStyle w:val="Bibliography"/>
       </w:pPr>
       <w:r>
-        <w:t xml:space="preserve">Cobb, Charles W. y Paul H. Douglas. 1928.</w:t>
+        <w:t xml:space="preserve">Cobb, Charles W. y Paul H. Douglas (1928).</w:t>
       </w:r>
       <w:r>
         <w:t xml:space="preserve"> </w:t>
@@ -48545,7 +48191,7 @@
         <w:pStyle w:val="Bibliography"/>
       </w:pPr>
       <w:r>
-        <w:t xml:space="preserve">Cohen, Avi J. y Geoffrey C. Harcourt. 2003.</w:t>
+        <w:t xml:space="preserve">Cohen, Avi J. y Geoffrey C. Harcourt (2003).</w:t>
       </w:r>
       <w:r>
         <w:t xml:space="preserve"> </w:t>
@@ -48591,7 +48237,7 @@
         <w:pStyle w:val="Bibliography"/>
       </w:pPr>
       <w:r>
-        <w:t xml:space="preserve">Comisión Europea. 2026.</w:t>
+        <w:t xml:space="preserve">Comisión Europea (2026).</w:t>
       </w:r>
       <w:r>
         <w:t xml:space="preserve"> </w:t>
@@ -48624,7 +48270,7 @@
         <w:pStyle w:val="Bibliography"/>
       </w:pPr>
       <w:r>
-        <w:t xml:space="preserve">Cournot, Antoine Augustin. 1838.</w:t>
+        <w:t xml:space="preserve">Cournot, Antoine Augustin (1838).</w:t>
       </w:r>
       <w:r>
         <w:t xml:space="preserve"> </w:t>
@@ -48647,7 +48293,7 @@
         <w:pStyle w:val="Bibliography"/>
       </w:pPr>
       <w:r>
-        <w:t xml:space="preserve">Debreu, Gérard. 1959.</w:t>
+        <w:t xml:space="preserve">Debreu, Gérard (1959).</w:t>
       </w:r>
       <w:r>
         <w:t xml:space="preserve"> </w:t>
@@ -48684,7 +48330,7 @@
         <w:pStyle w:val="Bibliography"/>
       </w:pPr>
       <w:r>
-        <w:t xml:space="preserve">Diewert, W. Erwin. 1971.</w:t>
+        <w:t xml:space="preserve">Diewert, W. Erwin (1971).</w:t>
       </w:r>
       <w:r>
         <w:t xml:space="preserve"> </w:t>
@@ -48719,7 +48365,7 @@
         <w:pStyle w:val="Bibliography"/>
       </w:pPr>
       <w:r>
-        <w:t xml:space="preserve">Douglas, Paul H. 1976.</w:t>
+        <w:t xml:space="preserve">Douglas, Paul H. (1976).</w:t>
       </w:r>
       <w:r>
         <w:t xml:space="preserve"> </w:t>
@@ -48768,7 +48414,7 @@
         <w:pStyle w:val="Bibliography"/>
       </w:pPr>
       <w:r>
-        <w:t xml:space="preserve">Ekelund, Robert B. y Robert F. Hébert. 2014.</w:t>
+        <w:t xml:space="preserve">Ekelund, Robert B. y Robert F. Hébert (2014).</w:t>
       </w:r>
       <w:r>
         <w:t xml:space="preserve"> </w:t>
@@ -48791,7 +48437,7 @@
         <w:pStyle w:val="Bibliography"/>
       </w:pPr>
       <w:r>
-        <w:t xml:space="preserve">Eurostat. 2026.</w:t>
+        <w:t xml:space="preserve">Eurostat (2026).</w:t>
       </w:r>
       <w:r>
         <w:t xml:space="preserve"> </w:t>
@@ -48824,7 +48470,7 @@
         <w:pStyle w:val="Bibliography"/>
       </w:pPr>
       <w:r>
-        <w:t xml:space="preserve">Feás, Enrique. 2017.</w:t>
+        <w:t xml:space="preserve">Feás, Enrique (2017).</w:t>
       </w:r>
       <w:r>
         <w:t xml:space="preserve"> </w:t>
@@ -48857,7 +48503,7 @@
         <w:pStyle w:val="Bibliography"/>
       </w:pPr>
       <w:r>
-        <w:t xml:space="preserve">Frisch, Ragnar. 1965.</w:t>
+        <w:t xml:space="preserve">Frisch, Ragnar (1965).</w:t>
       </w:r>
       <w:r>
         <w:t xml:space="preserve"> </w:t>
@@ -48880,7 +48526,7 @@
         <w:pStyle w:val="Bibliography"/>
       </w:pPr>
       <w:r>
-        <w:t xml:space="preserve">Fuleky, Peter. 2006.</w:t>
+        <w:t xml:space="preserve">Fuleky, Peter (2006).</w:t>
       </w:r>
       <w:r>
         <w:t xml:space="preserve"> </w:t>
@@ -48913,7 +48559,7 @@
         <w:pStyle w:val="Bibliography"/>
       </w:pPr>
       <w:r>
-        <w:t xml:space="preserve">Gechert, Sebastian, Tomas Havranek, Zuzana Irsova y Dominika Kolcunova. 2022.</w:t>
+        <w:t xml:space="preserve">Gechert, Sebastian, Tomas Havranek, Zuzana Irsova y Dominika Kolcunova (2022).</w:t>
       </w:r>
       <w:r>
         <w:t xml:space="preserve"> </w:t>
@@ -48962,7 +48608,7 @@
         <w:pStyle w:val="Bibliography"/>
       </w:pPr>
       <w:r>
-        <w:t xml:space="preserve">Gravelle, Hugh y Ray Rees. 2004.</w:t>
+        <w:t xml:space="preserve">Gravelle, Hugh y Ray Rees (2004).</w:t>
       </w:r>
       <w:r>
         <w:t xml:space="preserve"> </w:t>
@@ -48985,7 +48631,7 @@
         <w:pStyle w:val="Bibliography"/>
       </w:pPr>
       <w:r>
-        <w:t xml:space="preserve">Gronau, Reuben. 1977.</w:t>
+        <w:t xml:space="preserve">Gronau, Reuben (1977).</w:t>
       </w:r>
       <w:r>
         <w:t xml:space="preserve"> </w:t>
@@ -49034,7 +48680,7 @@
         <w:pStyle w:val="Bibliography"/>
       </w:pPr>
       <w:r>
-        <w:t xml:space="preserve">Hanoch, Giora. 1975.</w:t>
+        <w:t xml:space="preserve">Hanoch, Giora (1975).</w:t>
       </w:r>
       <w:r>
         <w:t xml:space="preserve"> </w:t>
@@ -49069,7 +48715,7 @@
         <w:pStyle w:val="Bibliography"/>
       </w:pPr>
       <w:r>
-        <w:t xml:space="preserve">Harrod, Roy F. 1948.</w:t>
+        <w:t xml:space="preserve">Harrod, Roy F. (1948).</w:t>
       </w:r>
       <w:r>
         <w:t xml:space="preserve"> </w:t>
@@ -49092,7 +48738,7 @@
         <w:pStyle w:val="Bibliography"/>
       </w:pPr>
       <w:r>
-        <w:t xml:space="preserve">Hicks, John R. 1932.</w:t>
+        <w:t xml:space="preserve">Hicks, John R. (1932).</w:t>
       </w:r>
       <w:r>
         <w:t xml:space="preserve"> </w:t>
@@ -49115,7 +48761,7 @@
         <w:pStyle w:val="Bibliography"/>
       </w:pPr>
       <w:r>
-        <w:t xml:space="preserve">———. 1939.</w:t>
+        <w:t xml:space="preserve">Hicks, John R. (1939).</w:t>
       </w:r>
       <w:r>
         <w:t xml:space="preserve"> </w:t>
@@ -49138,7 +48784,7 @@
         <w:pStyle w:val="Bibliography"/>
       </w:pPr>
       <w:r>
-        <w:t xml:space="preserve">Hotelling, Harold. 1932.</w:t>
+        <w:t xml:space="preserve">Hotelling, Harold (1932).</w:t>
       </w:r>
       <w:r>
         <w:t xml:space="preserve"> </w:t>
@@ -49187,7 +48833,7 @@
         <w:pStyle w:val="Bibliography"/>
       </w:pPr>
       <w:r>
-        <w:t xml:space="preserve">Humphrey, Thomas M. 1997.</w:t>
+        <w:t xml:space="preserve">Humphrey, Thomas M. (1997).</w:t>
       </w:r>
       <w:r>
         <w:t xml:space="preserve"> </w:t>
@@ -49236,7 +48882,7 @@
         <w:pStyle w:val="Bibliography"/>
       </w:pPr>
       <w:r>
-        <w:t xml:space="preserve">Inada, Ken-Ichi. 1963.</w:t>
+        <w:t xml:space="preserve">Inada, Ken-Ichi (1963).</w:t>
       </w:r>
       <w:r>
         <w:t xml:space="preserve"> </w:t>
@@ -49285,7 +48931,7 @@
         <w:pStyle w:val="Bibliography"/>
       </w:pPr>
       <w:r>
-        <w:t xml:space="preserve">Jehle, Geoffrey A. y Philip J. Reny. 2011.</w:t>
+        <w:t xml:space="preserve">Jehle, Geoffrey A. y Philip J. Reny (2011).</w:t>
       </w:r>
       <w:r>
         <w:t xml:space="preserve"> </w:t>
@@ -49308,7 +48954,7 @@
         <w:pStyle w:val="Bibliography"/>
       </w:pPr>
       <w:r>
-        <w:t xml:space="preserve">Karabarbounis, Loukas y Brent Neiman. 2014.</w:t>
+        <w:t xml:space="preserve">Karabarbounis, Loukas y Brent Neiman (2014).</w:t>
       </w:r>
       <w:r>
         <w:t xml:space="preserve"> </w:t>
@@ -49357,7 +49003,7 @@
         <w:pStyle w:val="Bibliography"/>
       </w:pPr>
       <w:r>
-        <w:t xml:space="preserve">Klump, Rainer y Harald Preissler. 2000.</w:t>
+        <w:t xml:space="preserve">Klump, Rainer y Harald Preissler (2000).</w:t>
       </w:r>
       <w:r>
         <w:t xml:space="preserve"> </w:t>
@@ -49406,7 +49052,7 @@
         <w:pStyle w:val="Bibliography"/>
       </w:pPr>
       <w:r>
-        <w:t xml:space="preserve">Knoblach, Michael, Martin Roessler y Patrick Zwerschke. 2020.</w:t>
+        <w:t xml:space="preserve">Knoblach, Michael, Martin Roessler y Patrick Zwerschke (2020).</w:t>
       </w:r>
       <w:r>
         <w:t xml:space="preserve"> </w:t>
@@ -49467,7 +49113,7 @@
         <w:pStyle w:val="Bibliography"/>
       </w:pPr>
       <w:r>
-        <w:t xml:space="preserve">Koopmans, Tjalling C., ed. 1951.</w:t>
+        <w:t xml:space="preserve">Koopmans, Tjalling C., ed. (1951).</w:t>
       </w:r>
       <w:r>
         <w:t xml:space="preserve"> </w:t>
@@ -49490,7 +49136,7 @@
         <w:pStyle w:val="Bibliography"/>
       </w:pPr>
       <w:r>
-        <w:t xml:space="preserve">Lancaster, Kelvin J. 1966.</w:t>
+        <w:t xml:space="preserve">Lancaster, Kelvin J. (1966).</w:t>
       </w:r>
       <w:r>
         <w:t xml:space="preserve"> </w:t>
@@ -49539,7 +49185,7 @@
         <w:pStyle w:val="Bibliography"/>
       </w:pPr>
       <w:r>
-        <w:t xml:space="preserve">Leontief, Wassily W. 1936.</w:t>
+        <w:t xml:space="preserve">Leontief, Wassily W. (1936).</w:t>
       </w:r>
       <w:r>
         <w:t xml:space="preserve"> </w:t>
@@ -49588,7 +49234,7 @@
         <w:pStyle w:val="Bibliography"/>
       </w:pPr>
       <w:r>
-        <w:t xml:space="preserve">Levhari, David. 1965.</w:t>
+        <w:t xml:space="preserve">Levhari, David (1965).</w:t>
       </w:r>
       <w:r>
         <w:t xml:space="preserve"> </w:t>
@@ -49623,7 +49269,7 @@
         <w:pStyle w:val="Bibliography"/>
       </w:pPr>
       <w:r>
-        <w:t xml:space="preserve">Lowry, S. Todd. 1987.</w:t>
+        <w:t xml:space="preserve">Lowry, S. Todd (1987).</w:t>
       </w:r>
       <w:r>
         <w:t xml:space="preserve"> </w:t>
@@ -49646,7 +49292,7 @@
         <w:pStyle w:val="Bibliography"/>
       </w:pPr>
       <w:r>
-        <w:t xml:space="preserve">Marshall, Alfred. 1890.</w:t>
+        <w:t xml:space="preserve">Marshall, Alfred (1890).</w:t>
       </w:r>
       <w:r>
         <w:t xml:space="preserve"> </w:t>
@@ -49683,7 +49329,7 @@
         <w:pStyle w:val="Bibliography"/>
       </w:pPr>
       <w:r>
-        <w:t xml:space="preserve">Mas-Colell, Andreu, Michael D. Whinston y Jerry R. Green. 1995.</w:t>
+        <w:t xml:space="preserve">Mas-Colell, Andreu, Michael D. Whinston y Jerry R. Green (1995).</w:t>
       </w:r>
       <w:r>
         <w:t xml:space="preserve"> </w:t>
@@ -49706,7 +49352,7 @@
         <w:pStyle w:val="Bibliography"/>
       </w:pPr>
       <w:r>
-        <w:t xml:space="preserve">Maté García, Jorge Juan y Carlos Pérez Domínguez. 2007.</w:t>
+        <w:t xml:space="preserve">Maté García, Jorge Juan y Carlos Pérez Domínguez (2007).</w:t>
       </w:r>
       <w:r>
         <w:t xml:space="preserve"> </w:t>
@@ -49729,7 +49375,7 @@
         <w:pStyle w:val="Bibliography"/>
       </w:pPr>
       <w:r>
-        <w:t xml:space="preserve">Oberfield, Ezra y Devesh Raval. 2021.</w:t>
+        <w:t xml:space="preserve">Oberfield, Ezra y Devesh Raval (2021).</w:t>
       </w:r>
       <w:r>
         <w:t xml:space="preserve"> </w:t>
@@ -49778,7 +49424,7 @@
         <w:pStyle w:val="Bibliography"/>
       </w:pPr>
       <w:r>
-        <w:t xml:space="preserve">Panzar, John C. y Robert D. Willig. 1981.</w:t>
+        <w:t xml:space="preserve">Panzar, John C. y Robert D. Willig (1981).</w:t>
       </w:r>
       <w:r>
         <w:t xml:space="preserve"> </w:t>
@@ -49813,7 +49459,7 @@
         <w:pStyle w:val="Bibliography"/>
       </w:pPr>
       <w:r>
-        <w:t xml:space="preserve">Pareto, Vilfredo. 1896.</w:t>
+        <w:t xml:space="preserve">Pareto, Vilfredo (1896).</w:t>
       </w:r>
       <w:r>
         <w:t xml:space="preserve"> </w:t>
@@ -49836,7 +49482,7 @@
         <w:pStyle w:val="Bibliography"/>
       </w:pPr>
       <w:r>
-        <w:t xml:space="preserve">———. 1906.</w:t>
+        <w:t xml:space="preserve">Pareto, Vilfredo (1906).</w:t>
       </w:r>
       <w:r>
         <w:t xml:space="preserve"> </w:t>
@@ -49859,7 +49505,7 @@
         <w:pStyle w:val="Bibliography"/>
       </w:pPr>
       <w:r>
-        <w:t xml:space="preserve">Pasinetti, Luigi L. 1966.</w:t>
+        <w:t xml:space="preserve">Pasinetti, Luigi L. (1966).</w:t>
       </w:r>
       <w:r>
         <w:t xml:space="preserve"> </w:t>
@@ -49894,7 +49540,7 @@
         <w:pStyle w:val="Bibliography"/>
       </w:pPr>
       <w:r>
-        <w:t xml:space="preserve">Policonomics. 2026a.</w:t>
+        <w:t xml:space="preserve">Policonomics (2026a).</w:t>
       </w:r>
       <w:r>
         <w:t xml:space="preserve"> </w:t>
@@ -49927,7 +49573,7 @@
         <w:pStyle w:val="Bibliography"/>
       </w:pPr>
       <w:r>
-        <w:t xml:space="preserve">———. 2026b.</w:t>
+        <w:t xml:space="preserve">Policonomics (2026b).</w:t>
       </w:r>
       <w:r>
         <w:t xml:space="preserve"> </w:t>
@@ -49960,7 +49606,7 @@
         <w:pStyle w:val="Bibliography"/>
       </w:pPr>
       <w:r>
-        <w:t xml:space="preserve">Robinson, Joan. 1933.</w:t>
+        <w:t xml:space="preserve">Robinson, Joan (1933).</w:t>
       </w:r>
       <w:r>
         <w:t xml:space="preserve"> </w:t>
@@ -49983,7 +49629,7 @@
         <w:pStyle w:val="Bibliography"/>
       </w:pPr>
       <w:r>
-        <w:t xml:space="preserve">———. 1953.</w:t>
+        <w:t xml:space="preserve">Robinson, Joan (1953).</w:t>
       </w:r>
       <w:r>
         <w:t xml:space="preserve"> </w:t>
@@ -50032,7 +49678,7 @@
         <w:pStyle w:val="Bibliography"/>
       </w:pPr>
       <w:r>
-        <w:t xml:space="preserve">Samuelson, Paul A. 1947.</w:t>
+        <w:t xml:space="preserve">Samuelson, Paul A. (1947).</w:t>
       </w:r>
       <w:r>
         <w:t xml:space="preserve"> </w:t>
@@ -50055,7 +49701,7 @@
         <w:pStyle w:val="Bibliography"/>
       </w:pPr>
       <w:r>
-        <w:t xml:space="preserve">———. 1966.</w:t>
+        <w:t xml:space="preserve">Samuelson, Paul A. (1966).</w:t>
       </w:r>
       <w:r>
         <w:t xml:space="preserve"> </w:t>
@@ -50104,7 +49750,7 @@
         <w:pStyle w:val="Bibliography"/>
       </w:pPr>
       <w:r>
-        <w:t xml:space="preserve">Sandelin, Bo. 1976.</w:t>
+        <w:t xml:space="preserve">Sandelin, Bo (1976).</w:t>
       </w:r>
       <w:r>
         <w:t xml:space="preserve"> </w:t>
@@ -50139,7 +49785,7 @@
         <w:pStyle w:val="Bibliography"/>
       </w:pPr>
       <w:r>
-        <w:t xml:space="preserve">Sandmo, Agnar. 1971.</w:t>
+        <w:t xml:space="preserve">Sandmo, Agnar (1971).</w:t>
       </w:r>
       <w:r>
         <w:t xml:space="preserve"> </w:t>
@@ -50174,7 +49820,7 @@
         <w:pStyle w:val="Bibliography"/>
       </w:pPr>
       <w:r>
-        <w:t xml:space="preserve">Segura, Julio. 1996.</w:t>
+        <w:t xml:space="preserve">Segura, Julio (1996).</w:t>
       </w:r>
       <w:r>
         <w:t xml:space="preserve"> </w:t>
@@ -50197,7 +49843,7 @@
         <w:pStyle w:val="Bibliography"/>
       </w:pPr>
       <w:r>
-        <w:t xml:space="preserve">Shephard, Ronald W. 1953.</w:t>
+        <w:t xml:space="preserve">Shephard, Ronald W. (1953).</w:t>
       </w:r>
       <w:r>
         <w:t xml:space="preserve"> </w:t>
@@ -50220,7 +49866,7 @@
         <w:pStyle w:val="Bibliography"/>
       </w:pPr>
       <w:r>
-        <w:t xml:space="preserve">Smith, Adam. 1776.</w:t>
+        <w:t xml:space="preserve">Smith, Adam (1776).</w:t>
       </w:r>
       <w:r>
         <w:t xml:space="preserve"> </w:t>
@@ -50257,7 +49903,7 @@
         <w:pStyle w:val="Bibliography"/>
       </w:pPr>
       <w:r>
-        <w:t xml:space="preserve">Solow, Robert M. 1956.</w:t>
+        <w:t xml:space="preserve">Solow, Robert M. (1956).</w:t>
       </w:r>
       <w:r>
         <w:t xml:space="preserve"> </w:t>
@@ -50306,7 +49952,7 @@
         <w:pStyle w:val="Bibliography"/>
       </w:pPr>
       <w:r>
-        <w:t xml:space="preserve">Sraffa, Piero. 1926.</w:t>
+        <w:t xml:space="preserve">Sraffa, Piero (1926).</w:t>
       </w:r>
       <w:r>
         <w:t xml:space="preserve"> </w:t>
@@ -50355,7 +50001,7 @@
         <w:pStyle w:val="Bibliography"/>
       </w:pPr>
       <w:r>
-        <w:t xml:space="preserve">———. 1960.</w:t>
+        <w:t xml:space="preserve">Sraffa, Piero (1960).</w:t>
       </w:r>
       <w:r>
         <w:t xml:space="preserve"> </w:t>
@@ -50378,7 +50024,7 @@
         <w:pStyle w:val="Bibliography"/>
       </w:pPr>
       <w:r>
-        <w:t xml:space="preserve">Stigler, George J. 1939.</w:t>
+        <w:t xml:space="preserve">Stigler, George J. (1939).</w:t>
       </w:r>
       <w:r>
         <w:t xml:space="preserve"> </w:t>
@@ -50427,7 +50073,7 @@
         <w:pStyle w:val="Bibliography"/>
       </w:pPr>
       <w:r>
-        <w:t xml:space="preserve">———. 1941.</w:t>
+        <w:t xml:space="preserve">Stigler, George J. (1941).</w:t>
       </w:r>
       <w:r>
         <w:t xml:space="preserve"> </w:t>
@@ -50450,7 +50096,7 @@
         <w:pStyle w:val="Bibliography"/>
       </w:pPr>
       <w:r>
-        <w:t xml:space="preserve">———. 1961.</w:t>
+        <w:t xml:space="preserve">Stigler, George J. (1961).</w:t>
       </w:r>
       <w:r>
         <w:t xml:space="preserve"> </w:t>
@@ -50499,7 +50145,7 @@
         <w:pStyle w:val="Bibliography"/>
       </w:pPr>
       <w:r>
-        <w:t xml:space="preserve">The History of Economic Thought Website. 2026a.</w:t>
+        <w:t xml:space="preserve">The History of Economic Thought Website (2026a).</w:t>
       </w:r>
       <w:r>
         <w:t xml:space="preserve"> </w:t>
@@ -50532,7 +50178,7 @@
         <w:pStyle w:val="Bibliography"/>
       </w:pPr>
       <w:r>
-        <w:t xml:space="preserve">———. 2026b.</w:t>
+        <w:t xml:space="preserve">The History of Economic Thought Website (2026b).</w:t>
       </w:r>
       <w:r>
         <w:t xml:space="preserve"> </w:t>
@@ -50565,7 +50211,7 @@
         <w:pStyle w:val="Bibliography"/>
       </w:pPr>
       <w:r>
-        <w:t xml:space="preserve">Turgot, Anne Robert Jacques. 1767.</w:t>
+        <w:t xml:space="preserve">Turgot, Anne Robert Jacques (1767).</w:t>
       </w:r>
       <w:r>
         <w:t xml:space="preserve"> </w:t>
@@ -50584,7 +50230,7 @@
         <w:pStyle w:val="Bibliography"/>
       </w:pPr>
       <w:r>
-        <w:t xml:space="preserve">Uzawa, Hirofumi. 1961.</w:t>
+        <w:t xml:space="preserve">Uzawa, Hirofumi (1961).</w:t>
       </w:r>
       <w:r>
         <w:t xml:space="preserve"> </w:t>
@@ -50633,7 +50279,7 @@
         <w:pStyle w:val="Bibliography"/>
       </w:pPr>
       <w:r>
-        <w:t xml:space="preserve">———. 1962.</w:t>
+        <w:t xml:space="preserve">Uzawa, Hirofumi (1962).</w:t>
       </w:r>
       <w:r>
         <w:t xml:space="preserve"> </w:t>
@@ -50682,7 +50328,7 @@
         <w:pStyle w:val="Bibliography"/>
       </w:pPr>
       <w:r>
-        <w:t xml:space="preserve">———. 1964.</w:t>
+        <w:t xml:space="preserve">Uzawa, Hirofumi (1964).</w:t>
       </w:r>
       <w:r>
         <w:t xml:space="preserve"> </w:t>
@@ -50731,7 +50377,7 @@
         <w:pStyle w:val="Bibliography"/>
       </w:pPr>
       <w:r>
-        <w:t xml:space="preserve">Varian, Hal R. 1992.</w:t>
+        <w:t xml:space="preserve">Varian, Hal R. (1992).</w:t>
       </w:r>
       <w:r>
         <w:t xml:space="preserve"> </w:t>
@@ -50754,7 +50400,7 @@
         <w:pStyle w:val="Bibliography"/>
       </w:pPr>
       <w:r>
-        <w:t xml:space="preserve">Viner, Jacob. 1931.</w:t>
+        <w:t xml:space="preserve">Viner, Jacob (1931).</w:t>
       </w:r>
       <w:r>
         <w:t xml:space="preserve"> </w:t>
@@ -50789,7 +50435,7 @@
         <w:pStyle w:val="Bibliography"/>
       </w:pPr>
       <w:r>
-        <w:t xml:space="preserve">Walras, Léon. 1874.</w:t>
+        <w:t xml:space="preserve">Walras, Léon (1874).</w:t>
       </w:r>
       <w:r>
         <w:t xml:space="preserve"> </w:t>
@@ -50812,7 +50458,7 @@
         <w:pStyle w:val="Bibliography"/>
       </w:pPr>
       <w:r>
-        <w:t xml:space="preserve">Wicksell, Knut. 1901.</w:t>
+        <w:t xml:space="preserve">Wicksell, Knut (1901).</w:t>
       </w:r>
       <w:r>
         <w:t xml:space="preserve"> </w:t>
@@ -50835,7 +50481,7 @@
         <w:pStyle w:val="Bibliography"/>
       </w:pPr>
       <w:r>
-        <w:t xml:space="preserve">Wicksteed, Philip H. 1894.</w:t>
+        <w:t xml:space="preserve">Wicksteed, Philip H. (1894).</w:t>
       </w:r>
       <w:r>
         <w:t xml:space="preserve"> </w:t>
@@ -51171,13 +50817,7 @@
           <w:rPr>
             <w:rStyle w:val="Hyperlink"/>
           </w:rPr>
-          <w:t xml:space="preserve"> </w:t>
-        </w:r>
-        <w:r>
-          <w:rPr>
-            <w:rStyle w:val="Hyperlink"/>
-          </w:rPr>
-          <w:t xml:space="preserve">2014</w:t>
+          <w:t xml:space="preserve">, 2014</w:t>
         </w:r>
       </w:hyperlink>
       <w:r>
@@ -51964,13 +51604,7 @@
           <w:rPr>
             <w:rStyle w:val="Hyperlink"/>
           </w:rPr>
-          <w:t xml:space="preserve"> </w:t>
-        </w:r>
-        <w:r>
-          <w:rPr>
-            <w:rStyle w:val="Hyperlink"/>
-          </w:rPr>
-          <w:t xml:space="preserve">2000</w:t>
+          <w:t xml:space="preserve">, 2000</w:t>
         </w:r>
       </w:hyperlink>
       <w:r>
@@ -52122,13 +51756,7 @@
           <w:rPr>
             <w:rStyle w:val="Hyperlink"/>
           </w:rPr>
-          <w:t xml:space="preserve"> </w:t>
-        </w:r>
-        <w:r>
-          <w:rPr>
-            <w:rStyle w:val="Hyperlink"/>
-          </w:rPr>
-          <w:t xml:space="preserve">1997</w:t>
+          <w:t xml:space="preserve">, 1997</w:t>
         </w:r>
       </w:hyperlink>
       <w:r>
@@ -52635,16 +52263,8 @@
         </m:sSub>
       </m:oMath>
       <w:r>
-        <w:t xml:space="preserve">.</w:t>
-      </w:r>
-      <m:oMath>
-        <m:r>
-          <m:rPr>
-            <m:sty m:val="p"/>
-          </m:rPr>
-          <m:t>◼</m:t>
-        </m:r>
-      </m:oMath>
+        <w:t xml:space="preserve">. ∎</w:t>
+      </w:r>
     </w:p>
   </w:footnote>
   <w:footnote w:id="178">
@@ -53108,16 +52728,8 @@
         </m:d>
       </m:oMath>
       <w:r>
-        <w:t xml:space="preserve">.</w:t>
-      </w:r>
-      <m:oMath>
-        <m:r>
-          <m:rPr>
-            <m:sty m:val="p"/>
-          </m:rPr>
-          <m:t>◼</m:t>
-        </m:r>
-      </m:oMath>
+        <w:t xml:space="preserve">. ∎</w:t>
+      </w:r>
     </w:p>
   </w:footnote>
   <w:footnote w:id="227">
@@ -54217,7 +53829,6 @@
       <w:keepNext/>
       <w:keepLines/>
       <w:spacing w:after="120" w:before="280"/>
-      <w:jc w:val="left"/>
       <w:outlineLvl w:val="0"/>
       <w:shd w:color="auto" w:fill="5F2987" w:val="clear"/>
     </w:pPr>
@@ -54244,7 +53855,6 @@
       <w:keepNext/>
       <w:keepLines/>
       <w:spacing w:after="80" w:before="240"/>
-      <w:jc w:val="left"/>
       <w:outlineLvl w:val="1"/>
       <w:pBdr>
         <w:bottom w:color="5F2987" w:space="1" w:sz="4" w:val="single"/>
@@ -54274,7 +53884,6 @@
       <w:keepLines/>
       <w:spacing w:after="80" w:before="160"/>
       <w:ind w:left="283"/>
-      <w:jc w:val="left"/>
       <w:outlineLvl w:val="2"/>
     </w:pPr>
     <w:rPr>
@@ -54301,7 +53910,6 @@
       <w:keepLines/>
       <w:spacing w:after="40" w:before="80"/>
       <w:ind w:left="567"/>
-      <w:jc w:val="left"/>
       <w:outlineLvl w:val="3"/>
     </w:pPr>
     <w:rPr>
@@ -54328,7 +53936,6 @@
       <w:keepLines/>
       <w:spacing w:after="40" w:before="80"/>
       <w:ind w:left="567"/>
-      <w:jc w:val="left"/>
       <w:outlineLvl w:val="4"/>
     </w:pPr>
     <w:rPr>
@@ -54354,7 +53961,6 @@
       <w:keepLines/>
       <w:spacing w:after="0" w:before="40"/>
       <w:ind w:left="567"/>
-      <w:jc w:val="left"/>
       <w:outlineLvl w:val="5"/>
     </w:pPr>
     <w:rPr>
@@ -54959,6 +54565,139 @@
       <w:sz w:val="20"/>
     </w:rPr>
   </w:style>
+  <w:style w:customStyle="1" w:styleId="Celdatceegrisclaro" w:type="paragraph">
+    <w:name w:val="Celda tceegrisclaro"/>
+    <w:basedOn w:val="Normal"/>
+    <w:qFormat/>
+    <w:pPr>
+      <w:spacing w:after="0"/>
+      <w:jc w:val="center"/>
+      <w:shd w:color="auto" w:fill="E7E6E6" w:val="clear"/>
+    </w:pPr>
+    <w:rPr>
+      <w:rFonts w:ascii="Palatino Linotype" w:cs="Palatino Linotype" w:eastAsia="Palatino Linotype" w:hAnsi="Palatino Linotype"/>
+      <w:sz w:val="20"/>
+    </w:rPr>
+  </w:style>
+  <w:style w:customStyle="1" w:styleId="Celdatceecrema" w:type="paragraph">
+    <w:name w:val="Celda tceecrema"/>
+    <w:basedOn w:val="Normal"/>
+    <w:qFormat/>
+    <w:pPr>
+      <w:spacing w:after="0"/>
+      <w:jc w:val="center"/>
+      <w:shd w:color="auto" w:fill="FAF9F6" w:val="clear"/>
+    </w:pPr>
+    <w:rPr>
+      <w:rFonts w:ascii="Palatino Linotype" w:cs="Palatino Linotype" w:eastAsia="Palatino Linotype" w:hAnsi="Palatino Linotype"/>
+      <w:sz w:val="20"/>
+    </w:rPr>
+  </w:style>
+  <w:style w:customStyle="1" w:styleId="Celdatceemorado" w:type="paragraph">
+    <w:name w:val="Celda tceemorado"/>
+    <w:basedOn w:val="Normal"/>
+    <w:qFormat/>
+    <w:pPr>
+      <w:spacing w:after="0"/>
+      <w:jc w:val="center"/>
+      <w:shd w:color="auto" w:fill="5F2987" w:val="clear"/>
+    </w:pPr>
+    <w:rPr>
+      <w:rFonts w:ascii="Palatino Linotype" w:cs="Palatino Linotype" w:eastAsia="Palatino Linotype" w:hAnsi="Palatino Linotype"/>
+      <w:color w:val="FFFFFF"/>
+      <w:sz w:val="20"/>
+    </w:rPr>
+  </w:style>
+  <w:style w:customStyle="1" w:styleId="Celdatceeverde" w:type="paragraph">
+    <w:name w:val="Celda tceeverde"/>
+    <w:basedOn w:val="Normal"/>
+    <w:qFormat/>
+    <w:pPr>
+      <w:spacing w:after="0"/>
+      <w:jc w:val="center"/>
+      <w:shd w:color="auto" w:fill="3C7D3A" w:val="clear"/>
+    </w:pPr>
+    <w:rPr>
+      <w:rFonts w:ascii="Palatino Linotype" w:cs="Palatino Linotype" w:eastAsia="Palatino Linotype" w:hAnsi="Palatino Linotype"/>
+      <w:color w:val="FFFFFF"/>
+      <w:sz w:val="20"/>
+    </w:rPr>
+  </w:style>
+  <w:style w:customStyle="1" w:styleId="Celdatceeazul" w:type="paragraph">
+    <w:name w:val="Celda tceeazul"/>
+    <w:basedOn w:val="Normal"/>
+    <w:qFormat/>
+    <w:pPr>
+      <w:spacing w:after="0"/>
+      <w:jc w:val="center"/>
+      <w:shd w:color="auto" w:fill="1F5F99" w:val="clear"/>
+    </w:pPr>
+    <w:rPr>
+      <w:rFonts w:ascii="Palatino Linotype" w:cs="Palatino Linotype" w:eastAsia="Palatino Linotype" w:hAnsi="Palatino Linotype"/>
+      <w:color w:val="FFFFFF"/>
+      <w:sz w:val="20"/>
+    </w:rPr>
+  </w:style>
+  <w:style w:customStyle="1" w:styleId="Celdatceerojo" w:type="paragraph">
+    <w:name w:val="Celda tceerojo"/>
+    <w:basedOn w:val="Normal"/>
+    <w:qFormat/>
+    <w:pPr>
+      <w:spacing w:after="0"/>
+      <w:jc w:val="center"/>
+      <w:shd w:color="auto" w:fill="B22222" w:val="clear"/>
+    </w:pPr>
+    <w:rPr>
+      <w:rFonts w:ascii="Palatino Linotype" w:cs="Palatino Linotype" w:eastAsia="Palatino Linotype" w:hAnsi="Palatino Linotype"/>
+      <w:color w:val="FFFFFF"/>
+      <w:sz w:val="20"/>
+    </w:rPr>
+  </w:style>
+  <w:style w:customStyle="1" w:styleId="Celdatceedorado" w:type="paragraph">
+    <w:name w:val="Celda tceedorado"/>
+    <w:basedOn w:val="Normal"/>
+    <w:qFormat/>
+    <w:pPr>
+      <w:spacing w:after="0"/>
+      <w:jc w:val="center"/>
+      <w:shd w:color="auto" w:fill="B8860B" w:val="clear"/>
+    </w:pPr>
+    <w:rPr>
+      <w:rFonts w:ascii="Palatino Linotype" w:cs="Palatino Linotype" w:eastAsia="Palatino Linotype" w:hAnsi="Palatino Linotype"/>
+      <w:color w:val="FFFFFF"/>
+      <w:sz w:val="20"/>
+    </w:rPr>
+  </w:style>
+  <w:style w:customStyle="1" w:styleId="Celdatceenaranja" w:type="paragraph">
+    <w:name w:val="Celda tceenaranja"/>
+    <w:basedOn w:val="Normal"/>
+    <w:qFormat/>
+    <w:pPr>
+      <w:spacing w:after="0"/>
+      <w:jc w:val="center"/>
+      <w:shd w:color="auto" w:fill="E07B28" w:val="clear"/>
+    </w:pPr>
+    <w:rPr>
+      <w:rFonts w:ascii="Palatino Linotype" w:cs="Palatino Linotype" w:eastAsia="Palatino Linotype" w:hAnsi="Palatino Linotype"/>
+      <w:color w:val="FFFFFF"/>
+      <w:sz w:val="20"/>
+    </w:rPr>
+  </w:style>
+  <w:style w:customStyle="1" w:styleId="Celdatceegris" w:type="paragraph">
+    <w:name w:val="Celda tceegris"/>
+    <w:basedOn w:val="Normal"/>
+    <w:qFormat/>
+    <w:pPr>
+      <w:spacing w:after="0"/>
+      <w:jc w:val="center"/>
+      <w:shd w:color="auto" w:fill="767171" w:val="clear"/>
+    </w:pPr>
+    <w:rPr>
+      <w:rFonts w:ascii="Palatino Linotype" w:cs="Palatino Linotype" w:eastAsia="Palatino Linotype" w:hAnsi="Palatino Linotype"/>
+      <w:color w:val="FFFFFF"/>
+      <w:sz w:val="20"/>
+    </w:rPr>
+  </w:style>
   <w:style w:customStyle="1" w:styleId="Textomorado" w:type="character">
     <w:name w:val="Texto morado"/>
     <w:rPr>

--- a/oposicion/temario/tercer-ejercicio/3A11.docx
+++ b/oposicion/temario/tercer-ejercicio/3A11.docx
@@ -53610,7 +53610,7 @@
       <w:jc w:val="both"/>
     </w:pPr>
     <w:rPr>
-      <w:rFonts w:ascii="Palatino Linotype" w:cs="Palatino Linotype" w:eastAsia="Palatino Linotype" w:hAnsi="Palatino Linotype"/>
+      <w:rFonts w:ascii="TeX Gyre Pagella" w:cs="TeX Gyre Pagella" w:eastAsia="TeX Gyre Pagella" w:hAnsi="TeX Gyre Pagella"/>
       <w:sz w:val="22"/>
     </w:rPr>
   </w:style>
@@ -53625,7 +53625,7 @@
       <w:jc w:val="both"/>
     </w:pPr>
     <w:rPr>
-      <w:rFonts w:ascii="Palatino Linotype" w:cs="Palatino Linotype" w:eastAsia="Palatino Linotype" w:hAnsi="Palatino Linotype"/>
+      <w:rFonts w:ascii="TeX Gyre Pagella" w:cs="TeX Gyre Pagella" w:eastAsia="TeX Gyre Pagella" w:hAnsi="TeX Gyre Pagella"/>
       <w:sz w:val="22"/>
     </w:rPr>
   </w:style>
@@ -53640,7 +53640,7 @@
       <w:jc w:val="both"/>
     </w:pPr>
     <w:rPr>
-      <w:rFonts w:ascii="Palatino Linotype" w:cs="Palatino Linotype" w:eastAsia="Palatino Linotype" w:hAnsi="Palatino Linotype"/>
+      <w:rFonts w:ascii="TeX Gyre Pagella" w:cs="TeX Gyre Pagella" w:eastAsia="TeX Gyre Pagella" w:hAnsi="TeX Gyre Pagella"/>
       <w:sz w:val="22"/>
     </w:rPr>
   </w:style>
@@ -53654,7 +53654,7 @@
       <w:jc w:val="both"/>
     </w:pPr>
     <w:rPr>
-      <w:rFonts w:ascii="Palatino Linotype" w:cs="Palatino Linotype" w:eastAsia="Palatino Linotype" w:hAnsi="Palatino Linotype"/>
+      <w:rFonts w:ascii="TeX Gyre Pagella" w:cs="TeX Gyre Pagella" w:eastAsia="TeX Gyre Pagella" w:hAnsi="TeX Gyre Pagella"/>
       <w:sz w:val="22"/>
     </w:rPr>
   </w:style>
@@ -53674,7 +53674,7 @@
       <w:jc w:val="center"/>
     </w:pPr>
     <w:rPr>
-      <w:rFonts w:ascii="Palatino Linotype" w:cs="Palatino Linotype" w:eastAsia="Palatino Linotype" w:hAnsi="Palatino Linotype"/>
+      <w:rFonts w:ascii="TeX Gyre Pagella" w:cs="TeX Gyre Pagella" w:eastAsia="TeX Gyre Pagella" w:hAnsi="TeX Gyre Pagella"/>
       <w:b/>
       <w:caps/>
       <w:color w:val="5F2987"/>
@@ -53709,7 +53709,7 @@
       <w:jc w:val="center"/>
     </w:pPr>
     <w:rPr>
-      <w:rFonts w:ascii="Palatino Linotype" w:cs="Palatino Linotype" w:eastAsia="Palatino Linotype" w:hAnsi="Palatino Linotype"/>
+      <w:rFonts w:ascii="TeX Gyre Pagella" w:cs="TeX Gyre Pagella" w:eastAsia="TeX Gyre Pagella" w:hAnsi="TeX Gyre Pagella"/>
       <w:b w:val="0"/>
       <w:i/>
       <w:caps w:val="0"/>
@@ -53744,7 +53744,7 @@
       <w:jc w:val="center"/>
     </w:pPr>
     <w:rPr>
-      <w:rFonts w:ascii="Palatino Linotype" w:cs="Palatino Linotype" w:eastAsia="Palatino Linotype" w:hAnsi="Palatino Linotype"/>
+      <w:rFonts w:ascii="TeX Gyre Pagella" w:cs="TeX Gyre Pagella" w:eastAsia="TeX Gyre Pagella" w:hAnsi="TeX Gyre Pagella"/>
       <w:b w:val="0"/>
       <w:i/>
       <w:caps w:val="0"/>
@@ -53765,7 +53765,7 @@
       <w:jc w:val="center"/>
     </w:pPr>
     <w:rPr>
-      <w:rFonts w:ascii="Palatino Linotype" w:cs="Palatino Linotype" w:eastAsia="Palatino Linotype" w:hAnsi="Palatino Linotype"/>
+      <w:rFonts w:ascii="TeX Gyre Pagella" w:cs="TeX Gyre Pagella" w:eastAsia="TeX Gyre Pagella" w:hAnsi="TeX Gyre Pagella"/>
       <w:b w:val="0"/>
       <w:i/>
       <w:caps w:val="0"/>
@@ -53813,7 +53813,7 @@
     <w:qFormat/>
     <w:pPr/>
     <w:rPr>
-      <w:rFonts w:ascii="Palatino Linotype" w:cs="Palatino Linotype" w:eastAsia="Palatino Linotype" w:hAnsi="Palatino Linotype"/>
+      <w:rFonts w:ascii="TeX Gyre Pagella" w:cs="TeX Gyre Pagella" w:eastAsia="TeX Gyre Pagella" w:hAnsi="TeX Gyre Pagella"/>
       <w:sz w:val="20"/>
     </w:rPr>
   </w:style>
@@ -53833,7 +53833,7 @@
       <w:shd w:color="auto" w:fill="5F2987" w:val="clear"/>
     </w:pPr>
     <w:rPr>
-      <w:rFonts w:ascii="Palatino Linotype" w:cs="Palatino Linotype" w:eastAsia="Palatino Linotype" w:hAnsi="Palatino Linotype"/>
+      <w:rFonts w:ascii="TeX Gyre Pagella" w:cs="TeX Gyre Pagella" w:eastAsia="TeX Gyre Pagella" w:hAnsi="TeX Gyre Pagella"/>
       <w:b/>
       <w:caps/>
       <w:color w:val="FFFFFF"/>
@@ -53861,7 +53861,7 @@
       </w:pBdr>
     </w:pPr>
     <w:rPr>
-      <w:rFonts w:ascii="Palatino Linotype" w:cs="Palatino Linotype" w:eastAsia="Palatino Linotype" w:hAnsi="Palatino Linotype"/>
+      <w:rFonts w:ascii="TeX Gyre Pagella" w:cs="TeX Gyre Pagella" w:eastAsia="TeX Gyre Pagella" w:hAnsi="TeX Gyre Pagella"/>
       <w:b/>
       <w:caps w:val="0"/>
       <w:color w:val="5F2987"/>
@@ -53887,7 +53887,7 @@
       <w:outlineLvl w:val="2"/>
     </w:pPr>
     <w:rPr>
-      <w:rFonts w:ascii="Palatino Linotype" w:cs="Palatino Linotype" w:eastAsia="Palatino Linotype" w:hAnsi="Palatino Linotype"/>
+      <w:rFonts w:ascii="TeX Gyre Pagella" w:cs="TeX Gyre Pagella" w:eastAsia="TeX Gyre Pagella" w:hAnsi="TeX Gyre Pagella"/>
       <w:b w:val="0"/>
       <w:i/>
       <w:color w:val="5F2987"/>
@@ -53913,7 +53913,7 @@
       <w:outlineLvl w:val="3"/>
     </w:pPr>
     <w:rPr>
-      <w:rFonts w:ascii="Palatino Linotype" w:cs="Palatino Linotype" w:eastAsia="Palatino Linotype" w:hAnsi="Palatino Linotype"/>
+      <w:rFonts w:ascii="TeX Gyre Pagella" w:cs="TeX Gyre Pagella" w:eastAsia="TeX Gyre Pagella" w:hAnsi="TeX Gyre Pagella"/>
       <w:b w:val="0"/>
       <w:i/>
       <w:iCs/>
@@ -53939,7 +53939,7 @@
       <w:outlineLvl w:val="4"/>
     </w:pPr>
     <w:rPr>
-      <w:rFonts w:ascii="Palatino Linotype" w:cs="Palatino Linotype" w:eastAsia="Palatino Linotype" w:hAnsi="Palatino Linotype"/>
+      <w:rFonts w:ascii="TeX Gyre Pagella" w:cs="TeX Gyre Pagella" w:eastAsia="TeX Gyre Pagella" w:hAnsi="TeX Gyre Pagella"/>
       <w:b w:val="0"/>
       <w:i/>
       <w:color w:val="4A1F6B"/>
@@ -53964,7 +53964,7 @@
       <w:outlineLvl w:val="5"/>
     </w:pPr>
     <w:rPr>
-      <w:rFonts w:ascii="Palatino Linotype" w:cs="Palatino Linotype" w:eastAsia="Palatino Linotype" w:hAnsi="Palatino Linotype"/>
+      <w:rFonts w:ascii="TeX Gyre Pagella" w:cs="TeX Gyre Pagella" w:eastAsia="TeX Gyre Pagella" w:hAnsi="TeX Gyre Pagella"/>
       <w:b w:val="0"/>
       <w:i/>
       <w:iCs/>
@@ -54176,7 +54176,7 @@
     <w:unhideWhenUsed/>
     <w:qFormat/>
     <w:rPr>
-      <w:rFonts w:ascii="Palatino Linotype" w:cs="Palatino Linotype" w:eastAsia="Palatino Linotype" w:hAnsi="Palatino Linotype"/>
+      <w:rFonts w:ascii="TeX Gyre Pagella" w:cs="TeX Gyre Pagella" w:eastAsia="TeX Gyre Pagella" w:hAnsi="TeX Gyre Pagella"/>
       <w:sz w:val="18"/>
     </w:rPr>
   </w:style>
@@ -54263,7 +54263,7 @@
       <w:jc w:val="center"/>
     </w:pPr>
     <w:rPr>
-      <w:rFonts w:ascii="Palatino Linotype" w:cs="Palatino Linotype" w:eastAsia="Palatino Linotype" w:hAnsi="Palatino Linotype"/>
+      <w:rFonts w:ascii="TeX Gyre Pagella" w:cs="TeX Gyre Pagella" w:eastAsia="TeX Gyre Pagella" w:hAnsi="TeX Gyre Pagella"/>
       <w:b w:val="0"/>
       <w:i w:val="0"/>
       <w:color w:val="5F2987"/>
@@ -54278,7 +54278,7 @@
       <w:jc w:val="center"/>
     </w:pPr>
     <w:rPr>
-      <w:rFonts w:ascii="Palatino Linotype" w:cs="Palatino Linotype" w:eastAsia="Palatino Linotype" w:hAnsi="Palatino Linotype"/>
+      <w:rFonts w:ascii="TeX Gyre Pagella" w:cs="TeX Gyre Pagella" w:eastAsia="TeX Gyre Pagella" w:hAnsi="TeX Gyre Pagella"/>
       <w:b w:val="0"/>
       <w:i w:val="0"/>
       <w:color w:val="5F2987"/>
@@ -54293,7 +54293,7 @@
       <w:jc w:val="center"/>
     </w:pPr>
     <w:rPr>
-      <w:rFonts w:ascii="Palatino Linotype" w:cs="Palatino Linotype" w:eastAsia="Palatino Linotype" w:hAnsi="Palatino Linotype"/>
+      <w:rFonts w:ascii="TeX Gyre Pagella" w:cs="TeX Gyre Pagella" w:eastAsia="TeX Gyre Pagella" w:hAnsi="TeX Gyre Pagella"/>
       <w:b w:val="0"/>
       <w:i w:val="0"/>
       <w:color w:val="5F2987"/>
@@ -54376,7 +54376,7 @@
       <w:shd w:color="auto" w:fill="F3EEF7" w:val="clear"/>
     </w:pPr>
     <w:rPr>
-      <w:rFonts w:ascii="Palatino Linotype" w:cs="Palatino Linotype" w:eastAsia="Palatino Linotype" w:hAnsi="Palatino Linotype"/>
+      <w:rFonts w:ascii="TeX Gyre Pagella" w:cs="TeX Gyre Pagella" w:eastAsia="TeX Gyre Pagella" w:hAnsi="TeX Gyre Pagella"/>
       <w:sz w:val="19"/>
     </w:rPr>
   </w:style>
@@ -54394,7 +54394,7 @@
       <w:shd w:color="auto" w:fill="E7E6E6" w:val="clear"/>
     </w:pPr>
     <w:rPr>
-      <w:rFonts w:ascii="Palatino Linotype" w:cs="Palatino Linotype" w:eastAsia="Palatino Linotype" w:hAnsi="Palatino Linotype"/>
+      <w:rFonts w:ascii="TeX Gyre Pagella" w:cs="TeX Gyre Pagella" w:eastAsia="TeX Gyre Pagella" w:hAnsi="TeX Gyre Pagella"/>
       <w:sz w:val="18"/>
     </w:rPr>
   </w:style>
@@ -54412,7 +54412,7 @@
       <w:shd w:color="auto" w:fill="E2EFD9" w:val="clear"/>
     </w:pPr>
     <w:rPr>
-      <w:rFonts w:ascii="Palatino Linotype" w:cs="Palatino Linotype" w:eastAsia="Palatino Linotype" w:hAnsi="Palatino Linotype"/>
+      <w:rFonts w:ascii="TeX Gyre Pagella" w:cs="TeX Gyre Pagella" w:eastAsia="TeX Gyre Pagella" w:hAnsi="TeX Gyre Pagella"/>
       <w:i/>
       <w:sz w:val="22"/>
     </w:rPr>
@@ -54431,7 +54431,7 @@
       <w:shd w:color="auto" w:fill="FAF9F6" w:val="clear"/>
     </w:pPr>
     <w:rPr>
-      <w:rFonts w:ascii="Palatino Linotype" w:cs="Palatino Linotype" w:eastAsia="Palatino Linotype" w:hAnsi="Palatino Linotype"/>
+      <w:rFonts w:ascii="TeX Gyre Pagella" w:cs="TeX Gyre Pagella" w:eastAsia="TeX Gyre Pagella" w:hAnsi="TeX Gyre Pagella"/>
       <w:sz w:val="20"/>
     </w:rPr>
   </w:style>
@@ -54443,7 +54443,7 @@
       <w:jc w:val="center"/>
     </w:pPr>
     <w:rPr>
-      <w:rFonts w:ascii="Palatino Linotype" w:cs="Palatino Linotype" w:eastAsia="Palatino Linotype" w:hAnsi="Palatino Linotype"/>
+      <w:rFonts w:ascii="TeX Gyre Pagella" w:cs="TeX Gyre Pagella" w:eastAsia="TeX Gyre Pagella" w:hAnsi="TeX Gyre Pagella"/>
       <w:i/>
       <w:color w:val="3B3838"/>
       <w:sz w:val="16"/>
@@ -54466,7 +54466,7 @@
       <w:shd w:color="auto" w:fill="F7F3FA" w:val="clear"/>
     </w:pPr>
     <w:rPr>
-      <w:rFonts w:ascii="Palatino Linotype" w:cs="Palatino Linotype" w:eastAsia="Palatino Linotype" w:hAnsi="Palatino Linotype"/>
+      <w:rFonts w:ascii="TeX Gyre Pagella" w:cs="TeX Gyre Pagella" w:eastAsia="TeX Gyre Pagella" w:hAnsi="TeX Gyre Pagella"/>
       <w:color w:val="5F2987"/>
       <w:sz w:val="22"/>
     </w:rPr>
@@ -54488,7 +54488,7 @@
       <w:jc w:val="center"/>
     </w:pPr>
     <w:rPr>
-      <w:rFonts w:ascii="Palatino Linotype" w:cs="Palatino Linotype" w:eastAsia="Palatino Linotype" w:hAnsi="Palatino Linotype"/>
+      <w:rFonts w:ascii="TeX Gyre Pagella" w:cs="TeX Gyre Pagella" w:eastAsia="TeX Gyre Pagella" w:hAnsi="TeX Gyre Pagella"/>
       <w:i/>
       <w:color w:val="767171"/>
       <w:sz w:val="18"/>
@@ -54519,7 +54519,7 @@
       <w:shd w:color="auto" w:fill="E2EFD9" w:val="clear"/>
     </w:pPr>
     <w:rPr>
-      <w:rFonts w:ascii="Palatino Linotype" w:cs="Palatino Linotype" w:eastAsia="Palatino Linotype" w:hAnsi="Palatino Linotype"/>
+      <w:rFonts w:ascii="TeX Gyre Pagella" w:cs="TeX Gyre Pagella" w:eastAsia="TeX Gyre Pagella" w:hAnsi="TeX Gyre Pagella"/>
       <w:sz w:val="20"/>
     </w:rPr>
   </w:style>
@@ -54533,7 +54533,7 @@
       <w:shd w:color="auto" w:fill="DDEBF7" w:val="clear"/>
     </w:pPr>
     <w:rPr>
-      <w:rFonts w:ascii="Palatino Linotype" w:cs="Palatino Linotype" w:eastAsia="Palatino Linotype" w:hAnsi="Palatino Linotype"/>
+      <w:rFonts w:ascii="TeX Gyre Pagella" w:cs="TeX Gyre Pagella" w:eastAsia="TeX Gyre Pagella" w:hAnsi="TeX Gyre Pagella"/>
       <w:sz w:val="20"/>
     </w:rPr>
   </w:style>
@@ -54547,7 +54547,7 @@
       <w:shd w:color="auto" w:fill="FBE4D5" w:val="clear"/>
     </w:pPr>
     <w:rPr>
-      <w:rFonts w:ascii="Palatino Linotype" w:cs="Palatino Linotype" w:eastAsia="Palatino Linotype" w:hAnsi="Palatino Linotype"/>
+      <w:rFonts w:ascii="TeX Gyre Pagella" w:cs="TeX Gyre Pagella" w:eastAsia="TeX Gyre Pagella" w:hAnsi="TeX Gyre Pagella"/>
       <w:sz w:val="20"/>
     </w:rPr>
   </w:style>
@@ -54561,7 +54561,7 @@
       <w:shd w:color="auto" w:fill="F3EEF7" w:val="clear"/>
     </w:pPr>
     <w:rPr>
-      <w:rFonts w:ascii="Palatino Linotype" w:cs="Palatino Linotype" w:eastAsia="Palatino Linotype" w:hAnsi="Palatino Linotype"/>
+      <w:rFonts w:ascii="TeX Gyre Pagella" w:cs="TeX Gyre Pagella" w:eastAsia="TeX Gyre Pagella" w:hAnsi="TeX Gyre Pagella"/>
       <w:sz w:val="20"/>
     </w:rPr>
   </w:style>
@@ -54575,7 +54575,7 @@
       <w:shd w:color="auto" w:fill="E7E6E6" w:val="clear"/>
     </w:pPr>
     <w:rPr>
-      <w:rFonts w:ascii="Palatino Linotype" w:cs="Palatino Linotype" w:eastAsia="Palatino Linotype" w:hAnsi="Palatino Linotype"/>
+      <w:rFonts w:ascii="TeX Gyre Pagella" w:cs="TeX Gyre Pagella" w:eastAsia="TeX Gyre Pagella" w:hAnsi="TeX Gyre Pagella"/>
       <w:sz w:val="20"/>
     </w:rPr>
   </w:style>
@@ -54589,7 +54589,7 @@
       <w:shd w:color="auto" w:fill="FAF9F6" w:val="clear"/>
     </w:pPr>
     <w:rPr>
-      <w:rFonts w:ascii="Palatino Linotype" w:cs="Palatino Linotype" w:eastAsia="Palatino Linotype" w:hAnsi="Palatino Linotype"/>
+      <w:rFonts w:ascii="TeX Gyre Pagella" w:cs="TeX Gyre Pagella" w:eastAsia="TeX Gyre Pagella" w:hAnsi="TeX Gyre Pagella"/>
       <w:sz w:val="20"/>
     </w:rPr>
   </w:style>
@@ -54603,7 +54603,7 @@
       <w:shd w:color="auto" w:fill="5F2987" w:val="clear"/>
     </w:pPr>
     <w:rPr>
-      <w:rFonts w:ascii="Palatino Linotype" w:cs="Palatino Linotype" w:eastAsia="Palatino Linotype" w:hAnsi="Palatino Linotype"/>
+      <w:rFonts w:ascii="TeX Gyre Pagella" w:cs="TeX Gyre Pagella" w:eastAsia="TeX Gyre Pagella" w:hAnsi="TeX Gyre Pagella"/>
       <w:color w:val="FFFFFF"/>
       <w:sz w:val="20"/>
     </w:rPr>
@@ -54618,7 +54618,7 @@
       <w:shd w:color="auto" w:fill="3C7D3A" w:val="clear"/>
     </w:pPr>
     <w:rPr>
-      <w:rFonts w:ascii="Palatino Linotype" w:cs="Palatino Linotype" w:eastAsia="Palatino Linotype" w:hAnsi="Palatino Linotype"/>
+      <w:rFonts w:ascii="TeX Gyre Pagella" w:cs="TeX Gyre Pagella" w:eastAsia="TeX Gyre Pagella" w:hAnsi="TeX Gyre Pagella"/>
       <w:color w:val="FFFFFF"/>
       <w:sz w:val="20"/>
     </w:rPr>
@@ -54633,7 +54633,7 @@
       <w:shd w:color="auto" w:fill="1F5F99" w:val="clear"/>
     </w:pPr>
     <w:rPr>
-      <w:rFonts w:ascii="Palatino Linotype" w:cs="Palatino Linotype" w:eastAsia="Palatino Linotype" w:hAnsi="Palatino Linotype"/>
+      <w:rFonts w:ascii="TeX Gyre Pagella" w:cs="TeX Gyre Pagella" w:eastAsia="TeX Gyre Pagella" w:hAnsi="TeX Gyre Pagella"/>
       <w:color w:val="FFFFFF"/>
       <w:sz w:val="20"/>
     </w:rPr>
@@ -54648,7 +54648,7 @@
       <w:shd w:color="auto" w:fill="B22222" w:val="clear"/>
     </w:pPr>
     <w:rPr>
-      <w:rFonts w:ascii="Palatino Linotype" w:cs="Palatino Linotype" w:eastAsia="Palatino Linotype" w:hAnsi="Palatino Linotype"/>
+      <w:rFonts w:ascii="TeX Gyre Pagella" w:cs="TeX Gyre Pagella" w:eastAsia="TeX Gyre Pagella" w:hAnsi="TeX Gyre Pagella"/>
       <w:color w:val="FFFFFF"/>
       <w:sz w:val="20"/>
     </w:rPr>
@@ -54663,7 +54663,7 @@
       <w:shd w:color="auto" w:fill="B8860B" w:val="clear"/>
     </w:pPr>
     <w:rPr>
-      <w:rFonts w:ascii="Palatino Linotype" w:cs="Palatino Linotype" w:eastAsia="Palatino Linotype" w:hAnsi="Palatino Linotype"/>
+      <w:rFonts w:ascii="TeX Gyre Pagella" w:cs="TeX Gyre Pagella" w:eastAsia="TeX Gyre Pagella" w:hAnsi="TeX Gyre Pagella"/>
       <w:color w:val="FFFFFF"/>
       <w:sz w:val="20"/>
     </w:rPr>
@@ -54678,7 +54678,7 @@
       <w:shd w:color="auto" w:fill="E07B28" w:val="clear"/>
     </w:pPr>
     <w:rPr>
-      <w:rFonts w:ascii="Palatino Linotype" w:cs="Palatino Linotype" w:eastAsia="Palatino Linotype" w:hAnsi="Palatino Linotype"/>
+      <w:rFonts w:ascii="TeX Gyre Pagella" w:cs="TeX Gyre Pagella" w:eastAsia="TeX Gyre Pagella" w:hAnsi="TeX Gyre Pagella"/>
       <w:color w:val="FFFFFF"/>
       <w:sz w:val="20"/>
     </w:rPr>
@@ -54693,7 +54693,7 @@
       <w:shd w:color="auto" w:fill="767171" w:val="clear"/>
     </w:pPr>
     <w:rPr>
-      <w:rFonts w:ascii="Palatino Linotype" w:cs="Palatino Linotype" w:eastAsia="Palatino Linotype" w:hAnsi="Palatino Linotype"/>
+      <w:rFonts w:ascii="TeX Gyre Pagella" w:cs="TeX Gyre Pagella" w:eastAsia="TeX Gyre Pagella" w:hAnsi="TeX Gyre Pagella"/>
       <w:color w:val="FFFFFF"/>
       <w:sz w:val="20"/>
     </w:rPr>

--- a/oposicion/temario/tercer-ejercicio/3A11.docx
+++ b/oposicion/temario/tercer-ejercicio/3A11.docx
@@ -95,6 +95,17 @@
       </w:r>
       <w:r>
         <w:t xml:space="preserve">:</w:t>
+      </w:r>
+    </w:p>
+    <w:p>
+      <w:pPr>
+        <w:numPr>
+          <w:ilvl w:val="1"/>
+          <w:numId w:val="1002"/>
+        </w:numPr>
+      </w:pPr>
+      <w:r>
+        <w:t xml:space="preserve">«La unión hace la fuerza», dice un refrán; «muchas manos en un plato hacen mucho garabato», le contesta otro. Los 2 tienen razón, y saber cuándo la tiene cada uno es saber de producción.</w:t>
       </w:r>
     </w:p>
     <w:p>
@@ -35466,7 +35477,7 @@
         <w:t xml:space="preserve">Idea final</w:t>
       </w:r>
       <w:r>
-        <w:t xml:space="preserve">: ¿puede, entonces, una sola función resumir lo que una empresa sabe hacer? Resume lo que puede producir, no lo que producirá ni cómo se organiza por dentro: es el mapa de lo técnicamente posible sobre el que los precios, los costes y los mercados trazarán después la elección.</w:t>
+        <w:t xml:space="preserve">: ¿puede, entonces, una sola función resumir lo que una empresa sabe hacer? Resume lo que puede producir, no lo que producirá ni cómo se organiza por dentro: es el mapa de lo técnicamente posible sobre el que los precios, los costes y los mercados trazarán después la elección. En ese mapa caben los 2 refranes: la unión hace la fuerza cuando crecen todos los factores a la vez y los rendimientos a escala son crecientes, como en la fábrica de alfileres; muchas manos en un plato hacen mucho garabato cuando se añade trabajo con los demás factores fijos, por los rendimientos marginales decrecientes.</w:t>
       </w:r>
     </w:p>
     <w:p>

--- a/oposicion/temario/tercer-ejercicio/3A11.docx
+++ b/oposicion/temario/tercer-ejercicio/3A11.docx
@@ -2267,6 +2267,7 @@
     <w:p>
       <w:pPr>
         <w:pStyle w:val="Esquema"/>
+        <w:keepLines/>
       </w:pPr>
       <w:r>
         <w:rPr>
@@ -2527,6 +2528,7 @@
     <w:p>
       <w:pPr>
         <w:pStyle w:val="Notaalopositor"/>
+        <w:keepLines/>
       </w:pPr>
       <w:r>
         <w:rPr>
@@ -2868,6 +2870,7 @@
     <w:p>
       <w:pPr>
         <w:pStyle w:val="Notaalopositor"/>
+        <w:keepLines/>
       </w:pPr>
       <w:r>
         <w:rPr>
@@ -2955,6 +2958,8 @@
     <w:p>
       <w:pPr>
         <w:pStyle w:val="Cajadeanotaciones"/>
+        <w:keepNext/>
+        <w:keepLines/>
       </w:pPr>
       <w:r>
         <w:rPr>
@@ -2970,6 +2975,8 @@
     <w:p>
       <w:pPr>
         <w:pStyle w:val="Cajadeanotaciones"/>
+        <w:keepNext/>
+        <w:keepLines/>
         <w:numPr>
           <w:ilvl w:val="0"/>
           <w:numId w:val="1011"/>
@@ -2993,6 +3000,8 @@
     <w:p>
       <w:pPr>
         <w:pStyle w:val="Cajadeanotaciones"/>
+        <w:keepNext/>
+        <w:keepLines/>
         <w:numPr>
           <w:ilvl w:val="0"/>
           <w:numId w:val="1011"/>
@@ -3016,6 +3025,8 @@
     <w:p>
       <w:pPr>
         <w:pStyle w:val="Cajadeanotaciones"/>
+        <w:keepNext/>
+        <w:keepLines/>
         <w:numPr>
           <w:ilvl w:val="0"/>
           <w:numId w:val="1011"/>
@@ -3039,6 +3050,8 @@
     <w:p>
       <w:pPr>
         <w:pStyle w:val="Cajadeanotaciones"/>
+        <w:keepNext/>
+        <w:keepLines/>
         <w:numPr>
           <w:ilvl w:val="0"/>
           <w:numId w:val="1011"/>
@@ -3085,6 +3098,7 @@
     <w:p>
       <w:pPr>
         <w:pStyle w:val="Cajadeanotaciones"/>
+        <w:keepLines/>
         <w:numPr>
           <w:ilvl w:val="0"/>
           <w:numId w:val="1011"/>
@@ -5581,6 +5595,7 @@
     <w:p>
       <w:pPr>
         <w:pStyle w:val="Funcionclave"/>
+        <w:keepLines/>
       </w:pPr>
       <m:oMathPara>
         <m:oMathParaPr>
@@ -8580,6 +8595,8 @@
     <w:p>
       <w:pPr>
         <w:pStyle w:val="Cajadeanotaciones"/>
+        <w:keepNext/>
+        <w:keepLines/>
       </w:pPr>
       <w:r>
         <w:rPr>
@@ -8788,6 +8805,8 @@
     <w:p>
       <w:pPr>
         <w:pStyle w:val="Cajadeanotaciones"/>
+        <w:keepNext/>
+        <w:keepLines/>
         <w:numPr>
           <w:ilvl w:val="0"/>
           <w:numId w:val="1028"/>
@@ -8932,6 +8951,8 @@
     <w:p>
       <w:pPr>
         <w:pStyle w:val="Cajadeanotaciones"/>
+        <w:keepNext/>
+        <w:keepLines/>
         <w:numPr>
           <w:ilvl w:val="0"/>
           <w:numId w:val="1028"/>
@@ -9049,6 +9070,7 @@
     <w:p>
       <w:pPr>
         <w:pStyle w:val="Cajadeanotaciones"/>
+        <w:keepLines/>
         <w:numPr>
           <w:ilvl w:val="0"/>
           <w:numId w:val="1028"/>
@@ -9198,6 +9220,7 @@
     <w:p>
       <w:pPr>
         <w:pStyle w:val="Cajadeanotaciones"/>
+        <w:keepLines/>
       </w:pPr>
       <w:r>
         <w:t xml:space="preserve">Los problemas acotados por construcción (maximizar la producción con un coste dado o minimizar el coste de un nivel de producción) solo necesitan cuasiconcavidad, como en la teoría del consumidor; por eso la función de costes existe con cualquier tipo de rendimientos</w:t>
@@ -9278,6 +9301,9 @@
         <w:gridCol w:w="2640"/>
       </w:tblGrid>
       <w:tr>
+        <w:trPr>
+          <w:cantSplit/>
+        </w:trPr>
         <w:tc>
           <w:tcPr>
             <w:shd w:color="auto" w:fill="E7E6E6" w:val="clear"/>
@@ -9338,6 +9364,9 @@
         </w:tc>
       </w:tr>
       <w:tr>
+        <w:trPr>
+          <w:cantSplit/>
+        </w:trPr>
         <w:tc>
           <w:tcPr>
             <w:shd w:color="auto" w:fill="E7E6E6" w:val="clear"/>
@@ -9398,6 +9427,9 @@
         </w:tc>
       </w:tr>
       <w:tr>
+        <w:trPr>
+          <w:cantSplit/>
+        </w:trPr>
         <w:tc>
           <w:tcPr>
             <w:shd w:color="auto" w:fill="E7E6E6" w:val="clear"/>
@@ -9529,6 +9561,9 @@
         </w:tc>
       </w:tr>
       <w:tr>
+        <w:trPr>
+          <w:cantSplit/>
+        </w:trPr>
         <w:tc>
           <w:tcPr>
             <w:shd w:color="auto" w:fill="E7E6E6" w:val="clear"/>
@@ -9660,6 +9695,9 @@
         </w:tc>
       </w:tr>
       <w:tr>
+        <w:trPr>
+          <w:cantSplit/>
+        </w:trPr>
         <w:tc>
           <w:tcPr>
             <w:shd w:color="auto" w:fill="E7E6E6" w:val="clear"/>
@@ -9728,6 +9766,9 @@
         </w:tc>
       </w:tr>
       <w:tr>
+        <w:trPr>
+          <w:cantSplit/>
+        </w:trPr>
         <w:tc>
           <w:tcPr>
             <w:shd w:color="auto" w:fill="E7E6E6" w:val="clear"/>
@@ -9796,6 +9837,9 @@
         </w:tc>
       </w:tr>
       <w:tr>
+        <w:trPr>
+          <w:cantSplit/>
+        </w:trPr>
         <w:tc>
           <w:tcPr>
             <w:shd w:color="auto" w:fill="E7E6E6" w:val="clear"/>
@@ -9870,6 +9914,9 @@
         </w:tc>
       </w:tr>
       <w:tr>
+        <w:trPr>
+          <w:cantSplit/>
+        </w:trPr>
         <w:tc>
           <w:tcPr>
             <w:shd w:color="auto" w:fill="E7E6E6" w:val="clear"/>
@@ -9948,6 +9995,7 @@
     <w:p>
       <w:pPr>
         <w:pStyle w:val="Cajadeanotaciones"/>
+        <w:keepLines/>
       </w:pPr>
       <w:r>
         <w:rPr>
@@ -11369,6 +11417,7 @@
     <w:p>
       <w:pPr>
         <w:pStyle w:val="Funcionclave"/>
+        <w:keepLines/>
       </w:pPr>
       <m:oMathPara>
         <m:oMathParaPr>
@@ -17837,6 +17886,7 @@
     <w:p>
       <w:pPr>
         <w:pStyle w:val="Notaalopositor"/>
+        <w:keepLines/>
       </w:pPr>
       <w:r>
         <w:rPr>
@@ -18713,6 +18763,7 @@
     <w:p>
       <w:pPr>
         <w:pStyle w:val="Notaalopositor"/>
+        <w:keepLines/>
       </w:pPr>
       <w:r>
         <w:rPr>
@@ -21501,10 +21552,12 @@
       </w:tblGrid>
       <w:tr>
         <w:trPr>
+          <w:cantSplit/>
           <w:tblHeader w:val="on"/>
         </w:trPr>
         <w:tc>
           <w:tcPr>
+            <w:shd w:val="clear" w:color="auto" w:fill="DDEBF7"/>
             <w:vAlign w:val="center"/>
           </w:tcPr>
           <w:p>
@@ -21523,6 +21576,7 @@
         </w:tc>
         <w:tc>
           <w:tcPr>
+            <w:shd w:val="clear" w:color="auto" w:fill="DDEBF7"/>
             <w:vAlign w:val="center"/>
           </w:tcPr>
           <w:p>
@@ -21541,6 +21595,7 @@
         </w:tc>
         <w:tc>
           <w:tcPr>
+            <w:shd w:val="clear" w:color="auto" w:fill="DDEBF7"/>
             <w:vAlign w:val="center"/>
           </w:tcPr>
           <w:p>
@@ -21584,6 +21639,7 @@
         </w:tc>
         <w:tc>
           <w:tcPr>
+            <w:shd w:val="clear" w:color="auto" w:fill="DDEBF7"/>
             <w:vAlign w:val="center"/>
           </w:tcPr>
           <w:p>
@@ -21602,6 +21658,7 @@
         </w:tc>
         <w:tc>
           <w:tcPr>
+            <w:shd w:val="clear" w:color="auto" w:fill="DDEBF7"/>
             <w:vAlign w:val="center"/>
           </w:tcPr>
           <w:p>
@@ -21620,6 +21677,9 @@
         </w:tc>
       </w:tr>
       <w:tr>
+        <w:trPr>
+          <w:cantSplit/>
+        </w:trPr>
         <w:tc>
           <w:tcPr>
             <w:vAlign w:val="center"/>
@@ -21847,6 +21907,9 @@
         </w:tc>
       </w:tr>
       <w:tr>
+        <w:trPr>
+          <w:cantSplit/>
+        </w:trPr>
         <w:tc>
           <w:tcPr>
             <w:vAlign w:val="center"/>
@@ -21984,6 +22047,9 @@
         </w:tc>
       </w:tr>
       <w:tr>
+        <w:trPr>
+          <w:cantSplit/>
+        </w:trPr>
         <w:tc>
           <w:tcPr>
             <w:vAlign w:val="center"/>
@@ -22186,6 +22252,9 @@
         </w:tc>
       </w:tr>
       <w:tr>
+        <w:trPr>
+          <w:cantSplit/>
+        </w:trPr>
         <w:tc>
           <w:tcPr>
             <w:vAlign w:val="center"/>
@@ -22310,6 +22379,9 @@
         </w:tc>
       </w:tr>
       <w:tr>
+        <w:trPr>
+          <w:cantSplit/>
+        </w:trPr>
         <w:tc>
           <w:tcPr>
             <w:vAlign w:val="center"/>
@@ -23822,6 +23894,8 @@
     <w:p>
       <w:pPr>
         <w:pStyle w:val="Cajadeanotaciones"/>
+        <w:keepNext/>
+        <w:keepLines/>
       </w:pPr>
       <w:r>
         <w:rPr>
@@ -23834,6 +23908,8 @@
     <w:p>
       <w:pPr>
         <w:pStyle w:val="Cajadeanotaciones"/>
+        <w:keepNext/>
+        <w:keepLines/>
         <w:numPr>
           <w:ilvl w:val="0"/>
           <w:numId w:val="1077"/>
@@ -23887,6 +23963,8 @@
     <w:p>
       <w:pPr>
         <w:pStyle w:val="Cajadeanotaciones"/>
+        <w:keepNext/>
+        <w:keepLines/>
       </w:pPr>
       <m:oMathPara>
         <m:oMathParaPr>
@@ -23995,6 +24073,7 @@
       <w:pPr>
         <w:pStyle w:val="Cajadeanotaciones"/>
         <w:keepNext/>
+        <w:keepLines/>
         <w:numPr>
           <w:ilvl w:val="0"/>
           <w:numId w:val="1000"/>
@@ -24021,6 +24100,8 @@
     <w:p>
       <w:pPr>
         <w:pStyle w:val="Cajadeanotaciones"/>
+        <w:keepNext/>
+        <w:keepLines/>
         <w:numPr>
           <w:ilvl w:val="1"/>
           <w:numId w:val="1078"/>
@@ -24102,6 +24183,8 @@
     <w:p>
       <w:pPr>
         <w:pStyle w:val="Cajadeanotaciones"/>
+        <w:keepNext/>
+        <w:keepLines/>
         <w:numPr>
           <w:ilvl w:val="1"/>
           <w:numId w:val="1078"/>
@@ -24289,6 +24372,7 @@
       <w:pPr>
         <w:pStyle w:val="Cajadeanotaciones"/>
         <w:keepNext/>
+        <w:keepLines/>
         <w:numPr>
           <w:ilvl w:val="0"/>
           <w:numId w:val="1077"/>
@@ -24442,6 +24526,8 @@
     <w:p>
       <w:pPr>
         <w:pStyle w:val="Cajadeanotaciones"/>
+        <w:keepNext/>
+        <w:keepLines/>
         <w:numPr>
           <w:ilvl w:val="1"/>
           <w:numId w:val="1079"/>
@@ -24551,6 +24637,8 @@
     <w:p>
       <w:pPr>
         <w:pStyle w:val="Cajadeanotaciones"/>
+        <w:keepNext/>
+        <w:keepLines/>
         <w:numPr>
           <w:ilvl w:val="1"/>
           <w:numId w:val="1079"/>
@@ -24563,6 +24651,7 @@
     <w:p>
       <w:pPr>
         <w:pStyle w:val="Cajadeanotaciones"/>
+        <w:keepLines/>
       </w:pPr>
       <w:r>
         <w:rPr>
@@ -27587,10 +27676,12 @@
       </w:tblGrid>
       <w:tr>
         <w:trPr>
+          <w:cantSplit/>
           <w:tblHeader w:val="on"/>
         </w:trPr>
         <w:tc>
           <w:tcPr>
+            <w:shd w:val="clear" w:color="auto" w:fill="DDEBF7"/>
             <w:vAlign w:val="center"/>
           </w:tcPr>
           <w:p>
@@ -27609,6 +27700,7 @@
         </w:tc>
         <w:tc>
           <w:tcPr>
+            <w:shd w:val="clear" w:color="auto" w:fill="DDEBF7"/>
             <w:vAlign w:val="center"/>
           </w:tcPr>
           <w:p>
@@ -27674,6 +27766,7 @@
         </w:tc>
         <w:tc>
           <w:tcPr>
+            <w:shd w:val="clear" w:color="auto" w:fill="DDEBF7"/>
             <w:vAlign w:val="center"/>
           </w:tcPr>
           <w:p>
@@ -27692,6 +27785,7 @@
         </w:tc>
         <w:tc>
           <w:tcPr>
+            <w:shd w:val="clear" w:color="auto" w:fill="DDEBF7"/>
             <w:vAlign w:val="center"/>
           </w:tcPr>
           <w:p>
@@ -27736,6 +27830,9 @@
         </w:tc>
       </w:tr>
       <w:tr>
+        <w:trPr>
+          <w:cantSplit/>
+        </w:trPr>
         <w:tc>
           <w:tcPr>
             <w:vAlign w:val="center"/>
@@ -27946,6 +28043,9 @@
         </w:tc>
       </w:tr>
       <w:tr>
+        <w:trPr>
+          <w:cantSplit/>
+        </w:trPr>
         <w:tc>
           <w:tcPr>
             <w:vAlign w:val="center"/>
@@ -28177,6 +28277,9 @@
         </w:tc>
       </w:tr>
       <w:tr>
+        <w:trPr>
+          <w:cantSplit/>
+        </w:trPr>
         <w:tc>
           <w:tcPr>
             <w:vAlign w:val="center"/>
@@ -28387,6 +28490,9 @@
         </w:tc>
       </w:tr>
       <w:tr>
+        <w:trPr>
+          <w:cantSplit/>
+        </w:trPr>
         <w:tc>
           <w:tcPr>
             <w:vAlign w:val="center"/>
@@ -30620,6 +30726,7 @@
     <w:p>
       <w:pPr>
         <w:pStyle w:val="Notaalopositor"/>
+        <w:keepLines/>
       </w:pPr>
       <w:r>
         <w:rPr>
@@ -32539,6 +32646,8 @@
     <w:p>
       <w:pPr>
         <w:pStyle w:val="Cajadeanotaciones"/>
+        <w:keepNext/>
+        <w:keepLines/>
       </w:pPr>
       <w:r>
         <w:rPr>
@@ -32565,6 +32674,8 @@
     <w:p>
       <w:pPr>
         <w:pStyle w:val="Cajadeanotaciones"/>
+        <w:keepNext/>
+        <w:keepLines/>
       </w:pPr>
       <m:oMathPara>
         <m:oMathParaPr>
@@ -32981,6 +33092,7 @@
     <w:p>
       <w:pPr>
         <w:pStyle w:val="Cajadeanotaciones"/>
+        <w:keepLines/>
       </w:pPr>
       <w:r>
         <w:t xml:space="preserve">Dividiendo,</w:t>
@@ -35443,7 +35555,7 @@
         <w:t xml:space="preserve"> </w:t>
       </w:r>
       <w:r>
-        <w:t xml:space="preserve">que transforma factores en productos, y permite obtener muchas conclusiones sobre su comportamiento. Lo que ocurre dentro de la caja (contratos, incentivos, límites de la empresa) es objeto de la teoría de la organización industrial</w:t>
+        <w:t xml:space="preserve">que transforma factores en productos, y permite obtener muchas conclusiones sobre su comportamiento. Lo que ocurre dentro de la caja (contratos, incentivos, límites de la empresa) es objeto de la teoría de la empresa y de la organización industrial</w:t>
       </w:r>
       <w:r>
         <w:t xml:space="preserve"> </w:t>
@@ -42363,6 +42475,7 @@
       </w:tblGrid>
       <w:tr>
         <w:trPr>
+          <w:cantSplit/>
           <w:tblHeader w:val="on"/>
         </w:trPr>
         <w:tc>
@@ -42432,6 +42545,9 @@
         </w:tc>
       </w:tr>
       <w:tr>
+        <w:trPr>
+          <w:cantSplit/>
+        </w:trPr>
         <w:tc>
           <w:tcPr/>
           <w:p>
@@ -42549,6 +42665,9 @@
         </w:tc>
       </w:tr>
       <w:tr>
+        <w:trPr>
+          <w:cantSplit/>
+        </w:trPr>
         <w:tc>
           <w:tcPr/>
           <w:p>
@@ -42708,6 +42827,9 @@
         </w:tc>
       </w:tr>
       <w:tr>
+        <w:trPr>
+          <w:cantSplit/>
+        </w:trPr>
         <w:tc>
           <w:tcPr/>
           <w:p>
@@ -42828,6 +42950,9 @@
         </w:tc>
       </w:tr>
       <w:tr>
+        <w:trPr>
+          <w:cantSplit/>
+        </w:trPr>
         <w:tc>
           <w:tcPr/>
           <w:p>
@@ -43030,6 +43155,9 @@
         </w:tc>
       </w:tr>
       <w:tr>
+        <w:trPr>
+          <w:cantSplit/>
+        </w:trPr>
         <w:tc>
           <w:tcPr/>
           <w:p>
@@ -43274,6 +43402,9 @@
         </w:tc>
       </w:tr>
       <w:tr>
+        <w:trPr>
+          <w:cantSplit/>
+        </w:trPr>
         <w:tc>
           <w:tcPr/>
           <w:p>
@@ -46696,6 +46827,7 @@
     <w:p>
       <w:pPr>
         <w:pStyle w:val="Cajadeanotaciones"/>
+        <w:keepLines/>
       </w:pPr>
       <w:r>
         <w:t xml:space="preserve">Preguntas tipo test del primer ejercicio:</w:t>
@@ -53026,8 +53158,8 @@
       </w:rPr>
     </w:lvl>
   </w:abstractNum>
-  <w:abstractNum w:abstractNumId="99201">
-    <w:nsid w:val="00A99201"/>
+  <w:abstractNum w:abstractNumId="99411">
+    <w:nsid w:val="00A99411"/>
     <w:multiLevelType w:val="multilevel"/>
     <w:lvl w:ilvl="0">
       <w:start w:val="1"/>
@@ -53040,7 +53172,7 @@
     </w:lvl>
     <w:lvl w:ilvl="1">
       <w:start w:val="1"/>
-      <w:numFmt w:val="lowerLetter"/>
+      <w:numFmt w:val="decimal"/>
       <w:lvlText w:val="%2."/>
       <w:lvlJc w:val="left"/>
       <w:pPr>
@@ -53049,7 +53181,7 @@
     </w:lvl>
     <w:lvl w:ilvl="2">
       <w:start w:val="1"/>
-      <w:numFmt w:val="lowerRoman"/>
+      <w:numFmt w:val="decimal"/>
       <w:lvlText w:val="%3."/>
       <w:lvlJc w:val="left"/>
       <w:pPr>
@@ -53067,7 +53199,7 @@
     </w:lvl>
     <w:lvl w:ilvl="4">
       <w:start w:val="1"/>
-      <w:numFmt w:val="lowerLetter"/>
+      <w:numFmt w:val="decimal"/>
       <w:lvlText w:val="%5."/>
       <w:lvlJc w:val="left"/>
       <w:pPr>
@@ -53076,7 +53208,7 @@
     </w:lvl>
     <w:lvl w:ilvl="5">
       <w:start w:val="1"/>
-      <w:numFmt w:val="lowerRoman"/>
+      <w:numFmt w:val="decimal"/>
       <w:lvlText w:val="%6."/>
       <w:lvlJc w:val="left"/>
       <w:pPr>
@@ -53094,7 +53226,7 @@
     </w:lvl>
     <w:lvl w:ilvl="7">
       <w:start w:val="1"/>
-      <w:numFmt w:val="lowerLetter"/>
+      <w:numFmt w:val="decimal"/>
       <w:lvlText w:val="%8."/>
       <w:lvlJc w:val="left"/>
       <w:pPr>
@@ -53103,7 +53235,7 @@
     </w:lvl>
     <w:lvl w:ilvl="8">
       <w:start w:val="1"/>
-      <w:numFmt w:val="lowerRoman"/>
+      <w:numFmt w:val="decimal"/>
       <w:lvlText w:val="%9."/>
       <w:lvlJc w:val="left"/>
       <w:pPr>
@@ -53142,7 +53274,7 @@
     <w:abstractNumId w:val="991"/>
   </w:num>
   <w:num w:numId="1010">
-    <w:abstractNumId w:val="99201"/>
+    <w:abstractNumId w:val="99411"/>
     <w:lvlOverride w:ilvl="0">
       <w:startOverride w:val="1"/>
     </w:lvlOverride>
@@ -53187,7 +53319,7 @@
     <w:abstractNumId w:val="991"/>
   </w:num>
   <w:num w:numId="1016">
-    <w:abstractNumId w:val="99201"/>
+    <w:abstractNumId w:val="99411"/>
     <w:lvlOverride w:ilvl="0">
       <w:startOverride w:val="1"/>
     </w:lvlOverride>
@@ -53232,7 +53364,7 @@
     <w:abstractNumId w:val="991"/>
   </w:num>
   <w:num w:numId="1022">
-    <w:abstractNumId w:val="99201"/>
+    <w:abstractNumId w:val="99411"/>
     <w:lvlOverride w:ilvl="0">
       <w:startOverride w:val="1"/>
     </w:lvlOverride>
@@ -53286,7 +53418,7 @@
     <w:abstractNumId w:val="991"/>
   </w:num>
   <w:num w:numId="1031">
-    <w:abstractNumId w:val="99201"/>
+    <w:abstractNumId w:val="99411"/>
     <w:lvlOverride w:ilvl="0">
       <w:startOverride w:val="1"/>
     </w:lvlOverride>
@@ -53840,6 +53972,7 @@
       <w:keepNext/>
       <w:keepLines/>
       <w:spacing w:after="120" w:before="280"/>
+      <w:jc w:val="left"/>
       <w:outlineLvl w:val="0"/>
       <w:shd w:color="auto" w:fill="5F2987" w:val="clear"/>
     </w:pPr>
@@ -53866,6 +53999,7 @@
       <w:keepNext/>
       <w:keepLines/>
       <w:spacing w:after="80" w:before="240"/>
+      <w:jc w:val="left"/>
       <w:outlineLvl w:val="1"/>
       <w:pBdr>
         <w:bottom w:color="5F2987" w:space="1" w:sz="4" w:val="single"/>
@@ -53895,6 +54029,7 @@
       <w:keepLines/>
       <w:spacing w:after="80" w:before="160"/>
       <w:ind w:left="283"/>
+      <w:jc w:val="left"/>
       <w:outlineLvl w:val="2"/>
     </w:pPr>
     <w:rPr>
@@ -53921,6 +54056,7 @@
       <w:keepLines/>
       <w:spacing w:after="40" w:before="80"/>
       <w:ind w:left="567"/>
+      <w:jc w:val="left"/>
       <w:outlineLvl w:val="3"/>
     </w:pPr>
     <w:rPr>
@@ -53947,6 +54083,7 @@
       <w:keepLines/>
       <w:spacing w:after="40" w:before="80"/>
       <w:ind w:left="567"/>
+      <w:jc w:val="left"/>
       <w:outlineLvl w:val="4"/>
     </w:pPr>
     <w:rPr>
@@ -53972,6 +54109,7 @@
       <w:keepLines/>
       <w:spacing w:after="0" w:before="40"/>
       <w:ind w:left="567"/>
+      <w:jc w:val="left"/>
       <w:outlineLvl w:val="5"/>
     </w:pPr>
     <w:rPr>
@@ -54385,6 +54523,7 @@
         <w:left w:color="5F2987" w:space="8" w:sz="24" w:val="single"/>
       </w:pBdr>
       <w:shd w:color="auto" w:fill="F3EEF7" w:val="clear"/>
+      <w:jc w:val="left"/>
     </w:pPr>
     <w:rPr>
       <w:rFonts w:ascii="TeX Gyre Pagella" w:cs="TeX Gyre Pagella" w:eastAsia="TeX Gyre Pagella" w:hAnsi="TeX Gyre Pagella"/>
@@ -54403,6 +54542,7 @@
         <w:right w:color="767171" w:space="4" w:sz="4" w:val="single"/>
       </w:pBdr>
       <w:shd w:color="auto" w:fill="E7E6E6" w:val="clear"/>
+      <w:jc w:val="left"/>
     </w:pPr>
     <w:rPr>
       <w:rFonts w:ascii="TeX Gyre Pagella" w:cs="TeX Gyre Pagella" w:eastAsia="TeX Gyre Pagella" w:hAnsi="TeX Gyre Pagella"/>
@@ -54421,6 +54561,7 @@
         <w:right w:color="C8D8C0" w:space="4" w:sz="4" w:val="single"/>
       </w:pBdr>
       <w:shd w:color="auto" w:fill="E2EFD9" w:val="clear"/>
+      <w:jc w:val="left"/>
     </w:pPr>
     <w:rPr>
       <w:rFonts w:ascii="TeX Gyre Pagella" w:cs="TeX Gyre Pagella" w:eastAsia="TeX Gyre Pagella" w:hAnsi="TeX Gyre Pagella"/>
@@ -54440,6 +54581,7 @@
         <w:right w:color="5F2987" w:space="4" w:sz="4" w:val="single"/>
       </w:pBdr>
       <w:shd w:color="auto" w:fill="FAF9F6" w:val="clear"/>
+      <w:jc w:val="left"/>
     </w:pPr>
     <w:rPr>
       <w:rFonts w:ascii="TeX Gyre Pagella" w:cs="TeX Gyre Pagella" w:eastAsia="TeX Gyre Pagella" w:hAnsi="TeX Gyre Pagella"/>

--- a/oposicion/temario/tercer-ejercicio/3A11.docx
+++ b/oposicion/temario/tercer-ejercicio/3A11.docx
@@ -55,7 +55,7 @@
         <w:pStyle w:val="Paginasdeltema"/>
       </w:pPr>
       <w:r>
-        <w:t xml:space="preserve">Tema: 40 págs. · Anexos: 6 · Bibliografía: 4 (PDF)</w:t>
+        <w:t xml:space="preserve">Tema: 41 págs. · Anexos: 6 · Bibliografía: 4 (PDF)</w:t>
       </w:r>
     </w:p>
     <w:bookmarkStart w:id="37" w:name="introducci__n"/>
@@ -1606,11 +1606,28 @@
         <w:t xml:space="preserve"> </w:t>
       </w:r>
       <w:r>
-        <w:t xml:space="preserve">recopila y critica las aportaciones anteriores. A la vez, la teoría gana sus medidas y sus formas funcionales:</w:t>
-      </w:r>
-      <w:r>
-        <w:t xml:space="preserve"> </w:t>
-      </w:r>
+        <w:t xml:space="preserve">recopila y critica las aportaciones anteriores.</w:t>
+      </w:r>
+    </w:p>
+    <w:p>
+      <w:pPr>
+        <w:keepNext/>
+        <w:numPr>
+          <w:ilvl w:val="1"/>
+          <w:numId w:val="1006"/>
+        </w:numPr>
+      </w:pPr>
+      <w:r>
+        <w:t xml:space="preserve">A la vez, la teoría gana sus medidas y sus formas funcionales:</w:t>
+      </w:r>
+    </w:p>
+    <w:p>
+      <w:pPr>
+        <w:numPr>
+          <w:ilvl w:val="2"/>
+          <w:numId w:val="1007"/>
+        </w:numPr>
+      </w:pPr>
       <w:r>
         <w:rPr>
           <w:smallCaps/>
@@ -1653,11 +1670,16 @@
         <w:t xml:space="preserve"> </w:t>
       </w:r>
       <w:r>
-        <w:t xml:space="preserve">estiman la primera función de producción,</w:t>
-      </w:r>
-      <w:r>
-        <w:t xml:space="preserve"> </w:t>
-      </w:r>
+        <w:t xml:space="preserve">estiman la primera función de producción;</w:t>
+      </w:r>
+    </w:p>
+    <w:p>
+      <w:pPr>
+        <w:numPr>
+          <w:ilvl w:val="2"/>
+          <w:numId w:val="1007"/>
+        </w:numPr>
+      </w:pPr>
       <w:r>
         <w:rPr>
           <w:smallCaps/>
@@ -1717,11 +1739,16 @@
         <w:t xml:space="preserve"> </w:t>
       </w:r>
       <w:r>
-        <w:t xml:space="preserve">definen la elasticidad de sustitución y</w:t>
-      </w:r>
-      <w:r>
-        <w:t xml:space="preserve"> </w:t>
-      </w:r>
+        <w:t xml:space="preserve">definen la elasticidad de sustitución;</w:t>
+      </w:r>
+    </w:p>
+    <w:p>
+      <w:pPr>
+        <w:numPr>
+          <w:ilvl w:val="2"/>
+          <w:numId w:val="1007"/>
+        </w:numPr>
+      </w:pPr>
       <w:r>
         <w:rPr>
           <w:smallCaps/>
@@ -1962,7 +1989,7 @@
       <w:pPr>
         <w:numPr>
           <w:ilvl w:val="1"/>
-          <w:numId w:val="1007"/>
+          <w:numId w:val="1008"/>
         </w:numPr>
       </w:pPr>
       <w:r>
@@ -1989,7 +2016,7 @@
       <w:pPr>
         <w:numPr>
           <w:ilvl w:val="1"/>
-          <w:numId w:val="1007"/>
+          <w:numId w:val="1008"/>
         </w:numPr>
       </w:pPr>
       <w:r>
@@ -2000,7 +2027,7 @@
       <w:pPr>
         <w:numPr>
           <w:ilvl w:val="1"/>
-          <w:numId w:val="1007"/>
+          <w:numId w:val="1008"/>
         </w:numPr>
       </w:pPr>
       <w:r>
@@ -2011,7 +2038,7 @@
       <w:pPr>
         <w:numPr>
           <w:ilvl w:val="1"/>
-          <w:numId w:val="1007"/>
+          <w:numId w:val="1008"/>
         </w:numPr>
       </w:pPr>
       <w:r>
@@ -2041,9 +2068,10 @@
     </w:p>
     <w:p>
       <w:pPr>
+        <w:keepNext/>
         <w:numPr>
           <w:ilvl w:val="1"/>
-          <w:numId w:val="1008"/>
+          <w:numId w:val="1009"/>
         </w:numPr>
       </w:pPr>
       <w:r>
@@ -2054,7 +2082,18 @@
         <w:t xml:space="preserve">I. La tecnología</w:t>
       </w:r>
       <w:r>
-        <w:t xml:space="preserve">: definiremos el conjunto de posibilidades de producción y sus axiomas (</w:t>
+        <w:t xml:space="preserve">:</w:t>
+      </w:r>
+    </w:p>
+    <w:p>
+      <w:pPr>
+        <w:numPr>
+          <w:ilvl w:val="2"/>
+          <w:numId w:val="1010"/>
+        </w:numPr>
+      </w:pPr>
+      <w:r>
+        <w:t xml:space="preserve">definiremos el conjunto de posibilidades de producción y sus axiomas (</w:t>
       </w:r>
       <w:hyperlink w:anchor="sec_conjunto_tecnologico_conjunto">
         <w:r>
@@ -2065,7 +2104,18 @@
         </w:r>
       </w:hyperlink>
       <w:r>
-        <w:t xml:space="preserve">), obtendremos de él la función de producción, sus propiedades y su curvatura (</w:t>
+        <w:t xml:space="preserve">);</w:t>
+      </w:r>
+    </w:p>
+    <w:p>
+      <w:pPr>
+        <w:numPr>
+          <w:ilvl w:val="2"/>
+          <w:numId w:val="1010"/>
+        </w:numPr>
+      </w:pPr>
+      <w:r>
+        <w:t xml:space="preserve">obtendremos de él la función de producción, sus propiedades y su curvatura (</w:t>
       </w:r>
       <w:hyperlink w:anchor="sec_funcion_produccion">
         <w:r>
@@ -2076,7 +2126,18 @@
         </w:r>
       </w:hyperlink>
       <w:r>
-        <w:t xml:space="preserve">) y estudiaremos sus curvas de nivel, las isocuantas, con la relación marginal de sustitución técnica, la elasticidad de sustitución y las formas funcionales Cobb-Douglas, CES y de</w:t>
+        <w:t xml:space="preserve">);</w:t>
+      </w:r>
+    </w:p>
+    <w:p>
+      <w:pPr>
+        <w:numPr>
+          <w:ilvl w:val="2"/>
+          <w:numId w:val="1010"/>
+        </w:numPr>
+      </w:pPr>
+      <w:r>
+        <w:t xml:space="preserve">estudiaremos sus curvas de nivel, las isocuantas, con la relación marginal de sustitución técnica, la elasticidad de sustitución y las formas funcionales Cobb-Douglas, CES y de</w:t>
       </w:r>
       <w:r>
         <w:t xml:space="preserve"> </w:t>
@@ -2107,9 +2168,10 @@
     </w:p>
     <w:p>
       <w:pPr>
+        <w:keepNext/>
         <w:numPr>
           <w:ilvl w:val="1"/>
-          <w:numId w:val="1008"/>
+          <w:numId w:val="1009"/>
         </w:numPr>
       </w:pPr>
       <w:r>
@@ -2132,7 +2194,18 @@
         <w:t xml:space="preserve">Marshall</w:t>
       </w:r>
       <w:r>
-        <w:t xml:space="preserve">, caracterizaremos la tecnología a corto plazo, con algún factor fijo: productividades y etapas (</w:t>
+        <w:t xml:space="preserve">, caracterizaremos la tecnología:</w:t>
+      </w:r>
+    </w:p>
+    <w:p>
+      <w:pPr>
+        <w:numPr>
+          <w:ilvl w:val="2"/>
+          <w:numId w:val="1011"/>
+        </w:numPr>
+      </w:pPr>
+      <w:r>
+        <w:t xml:space="preserve">a corto plazo, con algún factor fijo: productividades y etapas (</w:t>
       </w:r>
       <w:hyperlink w:anchor="sec_corto_plazo_productividad">
         <w:r>
@@ -2143,7 +2216,18 @@
         </w:r>
       </w:hyperlink>
       <w:r>
-        <w:t xml:space="preserve">); a largo plazo, con todos los factores variables: rendimientos a escala globales y locales (</w:t>
+        <w:t xml:space="preserve">);</w:t>
+      </w:r>
+    </w:p>
+    <w:p>
+      <w:pPr>
+        <w:numPr>
+          <w:ilvl w:val="2"/>
+          <w:numId w:val="1011"/>
+        </w:numPr>
+      </w:pPr>
+      <w:r>
+        <w:t xml:space="preserve">a largo plazo, con todos los factores variables: rendimientos a escala globales y locales (</w:t>
       </w:r>
       <w:hyperlink w:anchor="sec_largo_plazo_rendimientos">
         <w:r>
@@ -2154,7 +2238,18 @@
         </w:r>
       </w:hyperlink>
       <w:r>
-        <w:t xml:space="preserve">), y a muy largo plazo, cuando cambia la propia tecnología: el progreso técnico y sus tipos neutrales (</w:t>
+        <w:t xml:space="preserve">);</w:t>
+      </w:r>
+    </w:p>
+    <w:p>
+      <w:pPr>
+        <w:numPr>
+          <w:ilvl w:val="2"/>
+          <w:numId w:val="1011"/>
+        </w:numPr>
+      </w:pPr>
+      <w:r>
+        <w:t xml:space="preserve">a muy largo plazo, cuando cambia la propia tecnología: el progreso técnico y sus tipos neutrales (</w:t>
       </w:r>
       <w:hyperlink w:anchor="sec_muy_largo_plazo">
         <w:r>
@@ -2172,7 +2267,7 @@
       <w:pPr>
         <w:numPr>
           <w:ilvl w:val="1"/>
-          <w:numId w:val="1008"/>
+          <w:numId w:val="1009"/>
         </w:numPr>
       </w:pPr>
       <w:r>
@@ -2222,13 +2317,25 @@
     </w:p>
     <w:p>
       <w:pPr>
+        <w:keepNext/>
         <w:numPr>
-          <w:ilvl w:val="0"/>
-          <w:numId w:val="1000"/>
+          <w:ilvl w:val="1"/>
+          <w:numId w:val="1009"/>
         </w:numPr>
       </w:pPr>
       <w:r>
-        <w:t xml:space="preserve">El orden no es el del título oficial, y es deliberado: el corto y el largo plazo, que el título enuncia primero, son el hilo de toda la exposición, y la elasticidad de sustitución se estudia donde se definen las isocuantas, porque mide su curvatura. Primero, qué es posible (</w:t>
+        <w:t xml:space="preserve">El orden no es el del título oficial, y es deliberado: el corto y el largo plazo, que el título enuncia primero, son el hilo de toda la exposición, y la elasticidad de sustitución se estudia donde se definen las isocuantas, porque mide su curvatura. El recorrido es:</w:t>
+      </w:r>
+    </w:p>
+    <w:p>
+      <w:pPr>
+        <w:numPr>
+          <w:ilvl w:val="2"/>
+          <w:numId w:val="1012"/>
+        </w:numPr>
+      </w:pPr>
+      <w:r>
+        <w:t xml:space="preserve">primero, qué es posible (</w:t>
       </w:r>
       <w:hyperlink w:anchor="sec_tecnologia_definicion_propiedades">
         <w:r>
@@ -2239,7 +2346,18 @@
         </w:r>
       </w:hyperlink>
       <w:r>
-        <w:t xml:space="preserve">); después, cómo varía lo posible según el plazo (</w:t>
+        <w:t xml:space="preserve">);</w:t>
+      </w:r>
+    </w:p>
+    <w:p>
+      <w:pPr>
+        <w:numPr>
+          <w:ilvl w:val="2"/>
+          <w:numId w:val="1012"/>
+        </w:numPr>
+      </w:pPr>
+      <w:r>
+        <w:t xml:space="preserve">después, cómo varía lo posible según el plazo (</w:t>
       </w:r>
       <w:hyperlink w:anchor="sec_analisis_funcion_produccion">
         <w:r>
@@ -2250,7 +2368,18 @@
         </w:r>
       </w:hyperlink>
       <w:r>
-        <w:t xml:space="preserve">), y, por último, cómo se generaliza a varios productos (</w:t>
+        <w:t xml:space="preserve">);</w:t>
+      </w:r>
+    </w:p>
+    <w:p>
+      <w:pPr>
+        <w:numPr>
+          <w:ilvl w:val="2"/>
+          <w:numId w:val="1012"/>
+        </w:numPr>
+      </w:pPr>
+      <w:r>
+        <w:t xml:space="preserve">por último, cómo se generaliza a varios productos (</w:t>
       </w:r>
       <w:hyperlink w:anchor="sec_empresa_multiproducto_curva">
         <w:r>
@@ -2620,7 +2749,7 @@
       <w:pPr>
         <w:numPr>
           <w:ilvl w:val="0"/>
-          <w:numId w:val="1009"/>
+          <w:numId w:val="1013"/>
         </w:numPr>
       </w:pPr>
       <w:r>
@@ -2645,7 +2774,7 @@
         <w:keepNext/>
         <w:numPr>
           <w:ilvl w:val="0"/>
-          <w:numId w:val="1009"/>
+          <w:numId w:val="1013"/>
         </w:numPr>
       </w:pPr>
       <w:r>
@@ -2697,7 +2826,7 @@
       <w:pPr>
         <w:numPr>
           <w:ilvl w:val="1"/>
-          <w:numId w:val="1010"/>
+          <w:numId w:val="1014"/>
         </w:numPr>
       </w:pPr>
       <w:r>
@@ -2724,7 +2853,7 @@
       <w:pPr>
         <w:numPr>
           <w:ilvl w:val="1"/>
-          <w:numId w:val="1010"/>
+          <w:numId w:val="1014"/>
         </w:numPr>
       </w:pPr>
       <w:r>
@@ -2751,7 +2880,7 @@
       <w:pPr>
         <w:numPr>
           <w:ilvl w:val="1"/>
-          <w:numId w:val="1010"/>
+          <w:numId w:val="1014"/>
         </w:numPr>
       </w:pPr>
       <w:r>
@@ -2775,7 +2904,7 @@
       <w:pPr>
         <w:numPr>
           <w:ilvl w:val="0"/>
-          <w:numId w:val="1000"/>
+          <w:numId w:val="1013"/>
         </w:numPr>
       </w:pPr>
       <w:r>
@@ -2979,7 +3108,7 @@
         <w:keepLines/>
         <w:numPr>
           <w:ilvl w:val="0"/>
-          <w:numId w:val="1011"/>
+          <w:numId w:val="1015"/>
         </w:numPr>
       </w:pPr>
       <w:r>
@@ -3004,7 +3133,7 @@
         <w:keepLines/>
         <w:numPr>
           <w:ilvl w:val="0"/>
-          <w:numId w:val="1011"/>
+          <w:numId w:val="1015"/>
         </w:numPr>
       </w:pPr>
       <w:r>
@@ -3029,7 +3158,7 @@
         <w:keepLines/>
         <w:numPr>
           <w:ilvl w:val="0"/>
-          <w:numId w:val="1011"/>
+          <w:numId w:val="1015"/>
         </w:numPr>
       </w:pPr>
       <w:r>
@@ -3054,7 +3183,7 @@
         <w:keepLines/>
         <w:numPr>
           <w:ilvl w:val="0"/>
-          <w:numId w:val="1011"/>
+          <w:numId w:val="1015"/>
         </w:numPr>
       </w:pPr>
       <w:r>
@@ -3101,7 +3230,7 @@
         <w:keepLines/>
         <w:numPr>
           <w:ilvl w:val="0"/>
-          <w:numId w:val="1011"/>
+          <w:numId w:val="1015"/>
         </w:numPr>
       </w:pPr>
       <w:r>
@@ -3161,7 +3290,7 @@
         <w:keepNext/>
         <w:numPr>
           <w:ilvl w:val="0"/>
-          <w:numId w:val="1012"/>
+          <w:numId w:val="1016"/>
         </w:numPr>
       </w:pPr>
       <w:r>
@@ -3288,7 +3417,7 @@
       <w:pPr>
         <w:numPr>
           <w:ilvl w:val="1"/>
-          <w:numId w:val="1013"/>
+          <w:numId w:val="1017"/>
         </w:numPr>
       </w:pPr>
       <w:r>
@@ -3482,7 +3611,7 @@
       <w:pPr>
         <w:numPr>
           <w:ilvl w:val="1"/>
-          <w:numId w:val="1013"/>
+          <w:numId w:val="1017"/>
         </w:numPr>
       </w:pPr>
       <w:r>
@@ -3531,7 +3660,7 @@
         <w:keepNext/>
         <w:numPr>
           <w:ilvl w:val="0"/>
-          <w:numId w:val="1012"/>
+          <w:numId w:val="1016"/>
         </w:numPr>
       </w:pPr>
       <w:r>
@@ -3542,7 +3671,7 @@
       <w:pPr>
         <w:numPr>
           <w:ilvl w:val="1"/>
-          <w:numId w:val="1014"/>
+          <w:numId w:val="1018"/>
         </w:numPr>
       </w:pPr>
       <w:r>
@@ -3717,7 +3846,7 @@
       <w:pPr>
         <w:numPr>
           <w:ilvl w:val="1"/>
-          <w:numId w:val="1014"/>
+          <w:numId w:val="1018"/>
         </w:numPr>
       </w:pPr>
       <w:r>
@@ -3759,7 +3888,7 @@
       <w:pPr>
         <w:numPr>
           <w:ilvl w:val="0"/>
-          <w:numId w:val="1012"/>
+          <w:numId w:val="1016"/>
         </w:numPr>
       </w:pPr>
       <w:r>
@@ -3979,7 +4108,7 @@
         <w:keepNext/>
         <w:numPr>
           <w:ilvl w:val="0"/>
-          <w:numId w:val="1015"/>
+          <w:numId w:val="1019"/>
         </w:numPr>
       </w:pPr>
       <w:r>
@@ -4074,7 +4203,7 @@
       <w:pPr>
         <w:numPr>
           <w:ilvl w:val="1"/>
-          <w:numId w:val="1016"/>
+          <w:numId w:val="1020"/>
         </w:numPr>
       </w:pPr>
       <w:r>
@@ -4119,7 +4248,7 @@
       <w:pPr>
         <w:numPr>
           <w:ilvl w:val="1"/>
-          <w:numId w:val="1016"/>
+          <w:numId w:val="1020"/>
         </w:numPr>
       </w:pPr>
       <w:r>
@@ -4171,7 +4300,7 @@
       <w:pPr>
         <w:numPr>
           <w:ilvl w:val="1"/>
-          <w:numId w:val="1016"/>
+          <w:numId w:val="1020"/>
         </w:numPr>
       </w:pPr>
       <w:r>
@@ -4300,7 +4429,7 @@
       <w:pPr>
         <w:numPr>
           <w:ilvl w:val="1"/>
-          <w:numId w:val="1016"/>
+          <w:numId w:val="1020"/>
         </w:numPr>
       </w:pPr>
       <w:r>
@@ -4391,7 +4520,7 @@
       <w:pPr>
         <w:numPr>
           <w:ilvl w:val="0"/>
-          <w:numId w:val="1015"/>
+          <w:numId w:val="1019"/>
         </w:numPr>
       </w:pPr>
       <w:r>
@@ -4531,7 +4660,7 @@
       <w:pPr>
         <w:numPr>
           <w:ilvl w:val="0"/>
-          <w:numId w:val="1015"/>
+          <w:numId w:val="1019"/>
         </w:numPr>
       </w:pPr>
       <w:r>
@@ -4780,7 +4909,7 @@
         <w:keepNext/>
         <w:numPr>
           <w:ilvl w:val="0"/>
-          <w:numId w:val="1017"/>
+          <w:numId w:val="1021"/>
         </w:numPr>
       </w:pPr>
       <w:r>
@@ -4866,7 +4995,7 @@
       <w:pPr>
         <w:numPr>
           <w:ilvl w:val="1"/>
-          <w:numId w:val="1018"/>
+          <w:numId w:val="1022"/>
         </w:numPr>
       </w:pPr>
       <w:r>
@@ -4905,7 +5034,7 @@
       <w:pPr>
         <w:numPr>
           <w:ilvl w:val="1"/>
-          <w:numId w:val="1018"/>
+          <w:numId w:val="1022"/>
         </w:numPr>
       </w:pPr>
       <w:r>
@@ -4944,7 +5073,7 @@
       <w:pPr>
         <w:numPr>
           <w:ilvl w:val="1"/>
-          <w:numId w:val="1018"/>
+          <w:numId w:val="1022"/>
         </w:numPr>
       </w:pPr>
       <w:r>
@@ -5102,7 +5231,7 @@
       <w:pPr>
         <w:numPr>
           <w:ilvl w:val="1"/>
-          <w:numId w:val="1018"/>
+          <w:numId w:val="1022"/>
         </w:numPr>
       </w:pPr>
       <w:r>
@@ -5151,7 +5280,7 @@
       <w:pPr>
         <w:numPr>
           <w:ilvl w:val="0"/>
-          <w:numId w:val="1017"/>
+          <w:numId w:val="1021"/>
         </w:numPr>
       </w:pPr>
       <w:r>
@@ -5193,7 +5322,7 @@
       <w:pPr>
         <w:numPr>
           <w:ilvl w:val="0"/>
-          <w:numId w:val="1017"/>
+          <w:numId w:val="1021"/>
         </w:numPr>
       </w:pPr>
       <w:r>
@@ -5441,7 +5570,7 @@
       <w:pPr>
         <w:numPr>
           <w:ilvl w:val="0"/>
-          <w:numId w:val="1019"/>
+          <w:numId w:val="1023"/>
         </w:numPr>
       </w:pPr>
       <w:r>
@@ -5945,7 +6074,7 @@
         <w:keepNext/>
         <w:numPr>
           <w:ilvl w:val="0"/>
-          <w:numId w:val="1019"/>
+          <w:numId w:val="1023"/>
         </w:numPr>
       </w:pPr>
       <w:r>
@@ -5983,7 +6112,7 @@
       <w:pPr>
         <w:numPr>
           <w:ilvl w:val="1"/>
-          <w:numId w:val="1020"/>
+          <w:numId w:val="1024"/>
         </w:numPr>
       </w:pPr>
       <w:r>
@@ -6010,7 +6139,7 @@
       <w:pPr>
         <w:numPr>
           <w:ilvl w:val="1"/>
-          <w:numId w:val="1020"/>
+          <w:numId w:val="1024"/>
         </w:numPr>
       </w:pPr>
       <w:r>
@@ -6021,7 +6150,7 @@
       <w:pPr>
         <w:numPr>
           <w:ilvl w:val="1"/>
-          <w:numId w:val="1020"/>
+          <w:numId w:val="1024"/>
         </w:numPr>
       </w:pPr>
       <w:r>
@@ -6032,7 +6161,7 @@
       <w:pPr>
         <w:numPr>
           <w:ilvl w:val="0"/>
-          <w:numId w:val="1019"/>
+          <w:numId w:val="1023"/>
         </w:numPr>
       </w:pPr>
       <w:r>
@@ -6348,7 +6477,7 @@
         <w:keepNext/>
         <w:numPr>
           <w:ilvl w:val="0"/>
-          <w:numId w:val="1021"/>
+          <w:numId w:val="1025"/>
         </w:numPr>
       </w:pPr>
       <w:r>
@@ -6386,7 +6515,7 @@
       <w:pPr>
         <w:numPr>
           <w:ilvl w:val="1"/>
-          <w:numId w:val="1022"/>
+          <w:numId w:val="1026"/>
         </w:numPr>
       </w:pPr>
       <w:r>
@@ -6424,7 +6553,7 @@
       <w:pPr>
         <w:numPr>
           <w:ilvl w:val="1"/>
-          <w:numId w:val="1022"/>
+          <w:numId w:val="1026"/>
         </w:numPr>
       </w:pPr>
       <m:oMath>
@@ -6469,7 +6598,7 @@
       <w:pPr>
         <w:numPr>
           <w:ilvl w:val="1"/>
-          <w:numId w:val="1022"/>
+          <w:numId w:val="1026"/>
         </w:numPr>
       </w:pPr>
       <w:r>
@@ -6570,7 +6699,7 @@
       <w:pPr>
         <w:numPr>
           <w:ilvl w:val="1"/>
-          <w:numId w:val="1022"/>
+          <w:numId w:val="1026"/>
         </w:numPr>
       </w:pPr>
       <w:r>
@@ -6627,7 +6756,7 @@
         <w:keepNext/>
         <w:numPr>
           <w:ilvl w:val="0"/>
-          <w:numId w:val="1023"/>
+          <w:numId w:val="1027"/>
         </w:numPr>
       </w:pPr>
       <w:r>
@@ -6788,7 +6917,7 @@
       <w:pPr>
         <w:numPr>
           <w:ilvl w:val="1"/>
-          <w:numId w:val="1024"/>
+          <w:numId w:val="1028"/>
         </w:numPr>
       </w:pPr>
       <w:r>
@@ -6916,7 +7045,7 @@
       <w:pPr>
         <w:numPr>
           <w:ilvl w:val="1"/>
-          <w:numId w:val="1024"/>
+          <w:numId w:val="1028"/>
         </w:numPr>
       </w:pPr>
       <w:r>
@@ -7097,7 +7226,7 @@
       <w:pPr>
         <w:numPr>
           <w:ilvl w:val="1"/>
-          <w:numId w:val="1024"/>
+          <w:numId w:val="1028"/>
         </w:numPr>
       </w:pPr>
       <w:r>
@@ -7234,7 +7363,7 @@
       <w:pPr>
         <w:numPr>
           <w:ilvl w:val="1"/>
-          <w:numId w:val="1024"/>
+          <w:numId w:val="1028"/>
         </w:numPr>
       </w:pPr>
       <w:r>
@@ -7439,7 +7568,7 @@
       <w:pPr>
         <w:numPr>
           <w:ilvl w:val="1"/>
-          <w:numId w:val="1024"/>
+          <w:numId w:val="1028"/>
         </w:numPr>
       </w:pPr>
       <w:r>
@@ -7562,7 +7691,7 @@
       <w:pPr>
         <w:numPr>
           <w:ilvl w:val="0"/>
-          <w:numId w:val="1023"/>
+          <w:numId w:val="1027"/>
         </w:numPr>
       </w:pPr>
       <w:r>
@@ -7791,7 +7920,7 @@
         <w:keepNext/>
         <w:numPr>
           <w:ilvl w:val="0"/>
-          <w:numId w:val="1025"/>
+          <w:numId w:val="1029"/>
         </w:numPr>
       </w:pPr>
       <w:r>
@@ -7816,7 +7945,7 @@
       <w:pPr>
         <w:numPr>
           <w:ilvl w:val="1"/>
-          <w:numId w:val="1026"/>
+          <w:numId w:val="1030"/>
         </w:numPr>
       </w:pPr>
       <w:r>
@@ -7969,7 +8098,7 @@
         <w:keepNext/>
         <w:numPr>
           <w:ilvl w:val="1"/>
-          <w:numId w:val="1026"/>
+          <w:numId w:val="1030"/>
         </w:numPr>
       </w:pPr>
       <w:r>
@@ -8038,7 +8167,7 @@
       <w:pPr>
         <w:numPr>
           <w:ilvl w:val="2"/>
-          <w:numId w:val="1027"/>
+          <w:numId w:val="1031"/>
         </w:numPr>
       </w:pPr>
       <w:r>
@@ -8118,7 +8247,7 @@
       <w:pPr>
         <w:numPr>
           <w:ilvl w:val="2"/>
-          <w:numId w:val="1027"/>
+          <w:numId w:val="1031"/>
         </w:numPr>
       </w:pPr>
       <w:r>
@@ -8161,7 +8290,7 @@
       <w:pPr>
         <w:numPr>
           <w:ilvl w:val="1"/>
-          <w:numId w:val="1026"/>
+          <w:numId w:val="1030"/>
         </w:numPr>
       </w:pPr>
       <w:r>
@@ -8188,7 +8317,7 @@
       <w:pPr>
         <w:numPr>
           <w:ilvl w:val="0"/>
-          <w:numId w:val="1025"/>
+          <w:numId w:val="1029"/>
         </w:numPr>
       </w:pPr>
       <w:r>
@@ -8799,7 +8928,7 @@
         <w:t xml:space="preserve"> </w:t>
       </w:r>
       <w:r>
-        <w:t xml:space="preserve">lo muestra con 3 funciones cuasicóncavas, con las mismas isocuantas, que tienen rendimientos a escala distintos: en la primera fila, sus superficies; en la segunda, el corte de cada una por el plano vertical que contiene un rayo desde el origen, que es convexo, recto o cóncavo, y en la tercera, el mapa de isocuantas común a las 3, con el nivel de producción que cada una asigna a los puntos del rayo.</w:t>
+        <w:t xml:space="preserve">lo muestra con 3 funciones cuasicóncavas, con las mismas isocuantas, que tienen rendimientos a escala distintos:</w:t>
       </w:r>
     </w:p>
     <w:p>
@@ -8809,7 +8938,59 @@
         <w:keepLines/>
         <w:numPr>
           <w:ilvl w:val="0"/>
-          <w:numId w:val="1028"/>
+          <w:numId w:val="1032"/>
+        </w:numPr>
+      </w:pPr>
+      <w:r>
+        <w:t xml:space="preserve">en la primera fila, sus superficies;</w:t>
+      </w:r>
+    </w:p>
+    <w:p>
+      <w:pPr>
+        <w:pStyle w:val="Cajadeanotaciones"/>
+        <w:keepNext/>
+        <w:keepLines/>
+        <w:numPr>
+          <w:ilvl w:val="0"/>
+          <w:numId w:val="1032"/>
+        </w:numPr>
+      </w:pPr>
+      <w:r>
+        <w:t xml:space="preserve">en la segunda, el corte de cada una por el plano vertical que contiene un rayo desde el origen, que es convexo, recto o cóncavo;</w:t>
+      </w:r>
+    </w:p>
+    <w:p>
+      <w:pPr>
+        <w:pStyle w:val="Cajadeanotaciones"/>
+        <w:keepNext/>
+        <w:keepLines/>
+        <w:numPr>
+          <w:ilvl w:val="0"/>
+          <w:numId w:val="1032"/>
+        </w:numPr>
+      </w:pPr>
+      <w:r>
+        <w:t xml:space="preserve">en la tercera, el mapa de isocuantas común a las 3, con el nivel de producción que cada una asigna a los puntos del rayo.</w:t>
+      </w:r>
+    </w:p>
+    <w:p>
+      <w:pPr>
+        <w:pStyle w:val="Cajadeanotaciones"/>
+        <w:keepNext/>
+        <w:keepLines/>
+      </w:pPr>
+      <w:r>
+        <w:t xml:space="preserve">Según el tipo de rendimientos:</w:t>
+      </w:r>
+    </w:p>
+    <w:p>
+      <w:pPr>
+        <w:pStyle w:val="Cajadeanotaciones"/>
+        <w:keepNext/>
+        <w:keepLines/>
+        <w:numPr>
+          <w:ilvl w:val="0"/>
+          <w:numId w:val="1033"/>
         </w:numPr>
       </w:pPr>
       <w:r>
@@ -8955,7 +9136,7 @@
         <w:keepLines/>
         <w:numPr>
           <w:ilvl w:val="0"/>
-          <w:numId w:val="1028"/>
+          <w:numId w:val="1033"/>
         </w:numPr>
       </w:pPr>
       <w:r>
@@ -9073,7 +9254,7 @@
         <w:keepLines/>
         <w:numPr>
           <w:ilvl w:val="0"/>
-          <w:numId w:val="1028"/>
+          <w:numId w:val="1033"/>
         </w:numPr>
       </w:pPr>
       <w:r>
@@ -10117,7 +10298,7 @@
       <w:pPr>
         <w:numPr>
           <w:ilvl w:val="0"/>
-          <w:numId w:val="1029"/>
+          <w:numId w:val="1034"/>
         </w:numPr>
       </w:pPr>
       <w:r>
@@ -10426,7 +10607,7 @@
         <w:keepNext/>
         <w:numPr>
           <w:ilvl w:val="0"/>
-          <w:numId w:val="1030"/>
+          <w:numId w:val="1035"/>
         </w:numPr>
       </w:pPr>
       <w:r>
@@ -10464,7 +10645,7 @@
       <w:pPr>
         <w:numPr>
           <w:ilvl w:val="1"/>
-          <w:numId w:val="1031"/>
+          <w:numId w:val="1036"/>
         </w:numPr>
       </w:pPr>
       <w:r>
@@ -10488,7 +10669,7 @@
       <w:pPr>
         <w:numPr>
           <w:ilvl w:val="1"/>
-          <w:numId w:val="1031"/>
+          <w:numId w:val="1036"/>
         </w:numPr>
       </w:pPr>
       <w:r>
@@ -10512,7 +10693,7 @@
       <w:pPr>
         <w:numPr>
           <w:ilvl w:val="1"/>
-          <w:numId w:val="1031"/>
+          <w:numId w:val="1036"/>
         </w:numPr>
       </w:pPr>
       <w:r>
@@ -10562,7 +10743,7 @@
       <w:pPr>
         <w:numPr>
           <w:ilvl w:val="1"/>
-          <w:numId w:val="1031"/>
+          <w:numId w:val="1036"/>
         </w:numPr>
       </w:pPr>
       <w:r>
@@ -10597,7 +10778,7 @@
       <w:pPr>
         <w:numPr>
           <w:ilvl w:val="1"/>
-          <w:numId w:val="1031"/>
+          <w:numId w:val="1036"/>
         </w:numPr>
       </w:pPr>
       <w:r>
@@ -10637,7 +10818,7 @@
       <w:pPr>
         <w:numPr>
           <w:ilvl w:val="1"/>
-          <w:numId w:val="1031"/>
+          <w:numId w:val="1036"/>
         </w:numPr>
       </w:pPr>
       <w:r>
@@ -10678,7 +10859,7 @@
       <w:pPr>
         <w:numPr>
           <w:ilvl w:val="1"/>
-          <w:numId w:val="1031"/>
+          <w:numId w:val="1036"/>
         </w:numPr>
       </w:pPr>
       <w:r>
@@ -10727,7 +10908,7 @@
       <w:pPr>
         <w:numPr>
           <w:ilvl w:val="0"/>
-          <w:numId w:val="1030"/>
+          <w:numId w:val="1035"/>
         </w:numPr>
       </w:pPr>
       <w:r>
@@ -11160,7 +11341,7 @@
       <w:pPr>
         <w:numPr>
           <w:ilvl w:val="1"/>
-          <w:numId w:val="1032"/>
+          <w:numId w:val="1037"/>
         </w:numPr>
       </w:pPr>
       <w:r>
@@ -11207,7 +11388,7 @@
       <w:pPr>
         <w:numPr>
           <w:ilvl w:val="1"/>
-          <w:numId w:val="1032"/>
+          <w:numId w:val="1037"/>
         </w:numPr>
       </w:pPr>
       <w:r>
@@ -11216,9 +11397,10 @@
     </w:p>
     <w:p>
       <w:pPr>
+        <w:keepNext/>
         <w:numPr>
           <w:ilvl w:val="0"/>
-          <w:numId w:val="1030"/>
+          <w:numId w:val="1035"/>
         </w:numPr>
       </w:pPr>
       <w:r>
@@ -11235,7 +11417,18 @@
         <w:t xml:space="preserve">isoclinas</w:t>
       </w:r>
       <w:r>
-        <w:t xml:space="preserve">. Pueden tener cualquier forma: si la función es homotética, son rectas que pasan por el origen (apartado </w:t>
+        <w:t xml:space="preserve">. Pueden tener cualquier forma:</w:t>
+      </w:r>
+    </w:p>
+    <w:p>
+      <w:pPr>
+        <w:numPr>
+          <w:ilvl w:val="1"/>
+          <w:numId w:val="1038"/>
+        </w:numPr>
+      </w:pPr>
+      <w:r>
+        <w:t xml:space="preserve">si la función es homotética, son rectas que pasan por el origen (apartado </w:t>
       </w:r>
       <w:hyperlink w:anchor="sec_largo_plazo_rendimientos">
         <w:r>
@@ -11260,7 +11453,18 @@
         </w:r>
       </w:hyperlink>
       <w:r>
-        <w:t xml:space="preserve">; las líneas de contorno que delimitan la región económica son isoclinas (apartado </w:t>
+        <w:t xml:space="preserve">;</w:t>
+      </w:r>
+    </w:p>
+    <w:p>
+      <w:pPr>
+        <w:numPr>
+          <w:ilvl w:val="1"/>
+          <w:numId w:val="1038"/>
+        </w:numPr>
+      </w:pPr>
+      <w:r>
+        <w:t xml:space="preserve">las líneas de contorno que delimitan la región económica son isoclinas (apartado </w:t>
       </w:r>
       <w:hyperlink w:anchor="sec_corto_plazo_productividad">
         <w:r>
@@ -11271,7 +11475,18 @@
         </w:r>
       </w:hyperlink>
       <w:r>
-        <w:t xml:space="preserve">), y, con precios de los factores dados, la senda de expansión de la empresa también lo es</w:t>
+        <w:t xml:space="preserve">);</w:t>
+      </w:r>
+    </w:p>
+    <w:p>
+      <w:pPr>
+        <w:numPr>
+          <w:ilvl w:val="1"/>
+          <w:numId w:val="1038"/>
+        </w:numPr>
+      </w:pPr>
+      <w:r>
+        <w:t xml:space="preserve">con precios de los factores dados, la senda de expansión de la empresa también lo es</w:t>
       </w:r>
       <w:r>
         <w:t xml:space="preserve"> </w:t>
@@ -11373,7 +11588,7 @@
       <w:pPr>
         <w:numPr>
           <w:ilvl w:val="0"/>
-          <w:numId w:val="1033"/>
+          <w:numId w:val="1039"/>
         </w:numPr>
       </w:pPr>
       <w:r>
@@ -11756,7 +11971,7 @@
       <w:pPr>
         <w:numPr>
           <w:ilvl w:val="1"/>
-          <w:numId w:val="1034"/>
+          <w:numId w:val="1040"/>
         </w:numPr>
       </w:pPr>
       <w:r>
@@ -11859,7 +12074,7 @@
       <w:pPr>
         <w:numPr>
           <w:ilvl w:val="1"/>
-          <w:numId w:val="1034"/>
+          <w:numId w:val="1040"/>
         </w:numPr>
       </w:pPr>
       <w:r>
@@ -11931,7 +12146,7 @@
       <w:pPr>
         <w:numPr>
           <w:ilvl w:val="1"/>
-          <w:numId w:val="1034"/>
+          <w:numId w:val="1040"/>
         </w:numPr>
       </w:pPr>
       <w:r>
@@ -12159,9 +12374,10 @@
     </w:p>
     <w:p>
       <w:pPr>
+        <w:keepNext/>
         <w:numPr>
           <w:ilvl w:val="1"/>
-          <w:numId w:val="1034"/>
+          <w:numId w:val="1040"/>
         </w:numPr>
       </w:pPr>
       <w:r>
@@ -12312,83 +12528,7 @@
         </m:f>
       </m:oMath>
       <w:r>
-        <w:t xml:space="preserve">. Si</w:t>
-      </w:r>
-      <w:r>
-        <w:t xml:space="preserve"> </w:t>
-      </w:r>
-      <m:oMath>
-        <m:r>
-          <m:t>σ</m:t>
-        </m:r>
-        <m:r>
-          <m:rPr>
-            <m:sty m:val="p"/>
-          </m:rPr>
-          <m:t>&lt;</m:t>
-        </m:r>
-        <m:r>
-          <m:t>1</m:t>
-        </m:r>
-      </m:oMath>
-      <w:r>
-        <w:t xml:space="preserve">, una subida del salario relativo</w:t>
-      </w:r>
-      <w:r>
-        <w:t xml:space="preserve"> </w:t>
-      </w:r>
-      <w:r>
-        <w:rPr>
-          <w:i/>
-          <w:iCs/>
-        </w:rPr>
-        <w:t xml:space="preserve">aumenta</w:t>
-      </w:r>
-      <w:r>
-        <w:t xml:space="preserve"> </w:t>
-      </w:r>
-      <w:r>
-        <w:t xml:space="preserve">la participación del trabajo (la proporción de factores cambia menos que su precio); si</w:t>
-      </w:r>
-      <w:r>
-        <w:t xml:space="preserve"> </w:t>
-      </w:r>
-      <m:oMath>
-        <m:r>
-          <m:t>σ</m:t>
-        </m:r>
-        <m:r>
-          <m:rPr>
-            <m:sty m:val="p"/>
-          </m:rPr>
-          <m:t>&gt;</m:t>
-        </m:r>
-        <m:r>
-          <m:t>1</m:t>
-        </m:r>
-      </m:oMath>
-      <w:r>
-        <w:t xml:space="preserve">, la reduce, y si</w:t>
-      </w:r>
-      <w:r>
-        <w:t xml:space="preserve"> </w:t>
-      </w:r>
-      <m:oMath>
-        <m:r>
-          <m:t>σ</m:t>
-        </m:r>
-        <m:r>
-          <m:rPr>
-            <m:sty m:val="p"/>
-          </m:rPr>
-          <m:t>=</m:t>
-        </m:r>
-        <m:r>
-          <m:t>1</m:t>
-        </m:r>
-      </m:oMath>
-      <w:r>
-        <w:t xml:space="preserve">, las participaciones no cambian</w:t>
+        <w:t xml:space="preserve">. Ante una subida del salario relativo</w:t>
       </w:r>
       <w:r>
         <w:t xml:space="preserve"> </w:t>
@@ -12415,14 +12555,123 @@
         <w:t xml:space="preserve">)</w:t>
       </w:r>
       <w:r>
-        <w:t xml:space="preserve">.</w:t>
+        <w:t xml:space="preserve">:</w:t>
+      </w:r>
+    </w:p>
+    <w:p>
+      <w:pPr>
+        <w:numPr>
+          <w:ilvl w:val="2"/>
+          <w:numId w:val="1041"/>
+        </w:numPr>
+      </w:pPr>
+      <w:r>
+        <w:t xml:space="preserve">si</w:t>
+      </w:r>
+      <w:r>
+        <w:t xml:space="preserve"> </w:t>
+      </w:r>
+      <m:oMath>
+        <m:r>
+          <m:t>σ</m:t>
+        </m:r>
+        <m:r>
+          <m:rPr>
+            <m:sty m:val="p"/>
+          </m:rPr>
+          <m:t>&lt;</m:t>
+        </m:r>
+        <m:r>
+          <m:t>1</m:t>
+        </m:r>
+      </m:oMath>
+      <w:r>
+        <w:t xml:space="preserve">,</w:t>
+      </w:r>
+      <w:r>
+        <w:t xml:space="preserve"> </w:t>
+      </w:r>
+      <w:r>
+        <w:rPr>
+          <w:i/>
+          <w:iCs/>
+        </w:rPr>
+        <w:t xml:space="preserve">aumenta</w:t>
+      </w:r>
+      <w:r>
+        <w:t xml:space="preserve"> </w:t>
+      </w:r>
+      <w:r>
+        <w:t xml:space="preserve">la participación del trabajo (la proporción de factores cambia menos que su precio);</w:t>
+      </w:r>
+    </w:p>
+    <w:p>
+      <w:pPr>
+        <w:numPr>
+          <w:ilvl w:val="2"/>
+          <w:numId w:val="1041"/>
+        </w:numPr>
+      </w:pPr>
+      <w:r>
+        <w:t xml:space="preserve">si</w:t>
+      </w:r>
+      <w:r>
+        <w:t xml:space="preserve"> </w:t>
+      </w:r>
+      <m:oMath>
+        <m:r>
+          <m:t>σ</m:t>
+        </m:r>
+        <m:r>
+          <m:rPr>
+            <m:sty m:val="p"/>
+          </m:rPr>
+          <m:t>&gt;</m:t>
+        </m:r>
+        <m:r>
+          <m:t>1</m:t>
+        </m:r>
+      </m:oMath>
+      <w:r>
+        <w:t xml:space="preserve">, la reduce;</w:t>
+      </w:r>
+    </w:p>
+    <w:p>
+      <w:pPr>
+        <w:numPr>
+          <w:ilvl w:val="2"/>
+          <w:numId w:val="1041"/>
+        </w:numPr>
+      </w:pPr>
+      <w:r>
+        <w:t xml:space="preserve">si</w:t>
+      </w:r>
+      <w:r>
+        <w:t xml:space="preserve"> </w:t>
+      </w:r>
+      <m:oMath>
+        <m:r>
+          <m:t>σ</m:t>
+        </m:r>
+        <m:r>
+          <m:rPr>
+            <m:sty m:val="p"/>
+          </m:rPr>
+          <m:t>=</m:t>
+        </m:r>
+        <m:r>
+          <m:t>1</m:t>
+        </m:r>
+      </m:oMath>
+      <w:r>
+        <w:t xml:space="preserve">, las participaciones no cambian.</w:t>
       </w:r>
     </w:p>
     <w:p>
       <w:pPr>
         <w:numPr>
           <w:ilvl w:val="0"/>
-          <w:numId w:val="1033"/>
+          <w:numId w:val="1039"/>
         </w:numPr>
       </w:pPr>
       <w:r>
@@ -12480,7 +12729,7 @@
       <w:pPr>
         <w:numPr>
           <w:ilvl w:val="0"/>
-          <w:numId w:val="1033"/>
+          <w:numId w:val="1039"/>
         </w:numPr>
       </w:pPr>
       <w:r>
@@ -12612,7 +12861,7 @@
       <w:pPr>
         <w:numPr>
           <w:ilvl w:val="0"/>
-          <w:numId w:val="1035"/>
+          <w:numId w:val="1042"/>
         </w:numPr>
       </w:pPr>
       <w:r>
@@ -12771,7 +13020,7 @@
       <w:pPr>
         <w:numPr>
           <w:ilvl w:val="0"/>
-          <w:numId w:val="1036"/>
+          <w:numId w:val="1043"/>
         </w:numPr>
       </w:pPr>
       <w:r>
@@ -12955,7 +13204,7 @@
         <w:keepNext/>
         <w:numPr>
           <w:ilvl w:val="0"/>
-          <w:numId w:val="1037"/>
+          <w:numId w:val="1044"/>
         </w:numPr>
       </w:pPr>
       <w:r>
@@ -12977,7 +13226,7 @@
       <w:pPr>
         <w:numPr>
           <w:ilvl w:val="1"/>
-          <w:numId w:val="1038"/>
+          <w:numId w:val="1045"/>
         </w:numPr>
       </w:pPr>
       <w:r>
@@ -13291,7 +13540,7 @@
       <w:pPr>
         <w:numPr>
           <w:ilvl w:val="1"/>
-          <w:numId w:val="1038"/>
+          <w:numId w:val="1045"/>
         </w:numPr>
       </w:pPr>
       <w:r>
@@ -13572,7 +13821,7 @@
       <w:pPr>
         <w:numPr>
           <w:ilvl w:val="1"/>
-          <w:numId w:val="1038"/>
+          <w:numId w:val="1045"/>
         </w:numPr>
       </w:pPr>
       <w:r>
@@ -13883,7 +14132,7 @@
       <w:pPr>
         <w:numPr>
           <w:ilvl w:val="0"/>
-          <w:numId w:val="1039"/>
+          <w:numId w:val="1046"/>
         </w:numPr>
       </w:pPr>
       <w:r>
@@ -14178,7 +14427,7 @@
       <w:pPr>
         <w:numPr>
           <w:ilvl w:val="0"/>
-          <w:numId w:val="1039"/>
+          <w:numId w:val="1046"/>
         </w:numPr>
       </w:pPr>
       <w:r>
@@ -14291,7 +14540,7 @@
       <w:pPr>
         <w:numPr>
           <w:ilvl w:val="0"/>
-          <w:numId w:val="1040"/>
+          <w:numId w:val="1047"/>
         </w:numPr>
       </w:pPr>
       <w:r>
@@ -14464,7 +14713,7 @@
       <w:pPr>
         <w:numPr>
           <w:ilvl w:val="0"/>
-          <w:numId w:val="1041"/>
+          <w:numId w:val="1048"/>
         </w:numPr>
       </w:pPr>
       <w:r>
@@ -14524,7 +14773,7 @@
       <w:pPr>
         <w:numPr>
           <w:ilvl w:val="0"/>
-          <w:numId w:val="1042"/>
+          <w:numId w:val="1049"/>
         </w:numPr>
       </w:pPr>
       <w:r>
@@ -14619,7 +14868,7 @@
       <w:pPr>
         <w:numPr>
           <w:ilvl w:val="0"/>
-          <w:numId w:val="1043"/>
+          <w:numId w:val="1050"/>
         </w:numPr>
       </w:pPr>
       <w:r>
@@ -14921,7 +15170,7 @@
       <w:pPr>
         <w:numPr>
           <w:ilvl w:val="0"/>
-          <w:numId w:val="1044"/>
+          <w:numId w:val="1051"/>
         </w:numPr>
       </w:pPr>
       <w:r>
@@ -15291,7 +15540,7 @@
         <w:keepNext/>
         <w:numPr>
           <w:ilvl w:val="0"/>
-          <w:numId w:val="1044"/>
+          <w:numId w:val="1051"/>
         </w:numPr>
       </w:pPr>
       <w:r>
@@ -15360,7 +15609,7 @@
       <w:pPr>
         <w:numPr>
           <w:ilvl w:val="1"/>
-          <w:numId w:val="1045"/>
+          <w:numId w:val="1052"/>
         </w:numPr>
       </w:pPr>
       <m:oMath>
@@ -15533,7 +15782,7 @@
       <w:pPr>
         <w:numPr>
           <w:ilvl w:val="1"/>
-          <w:numId w:val="1045"/>
+          <w:numId w:val="1052"/>
         </w:numPr>
       </w:pPr>
       <m:oMath>
@@ -15672,7 +15921,7 @@
       <w:pPr>
         <w:numPr>
           <w:ilvl w:val="1"/>
-          <w:numId w:val="1045"/>
+          <w:numId w:val="1052"/>
         </w:numPr>
       </w:pPr>
       <m:oMath>
@@ -16143,7 +16392,7 @@
       <w:pPr>
         <w:numPr>
           <w:ilvl w:val="0"/>
-          <w:numId w:val="1046"/>
+          <w:numId w:val="1053"/>
         </w:numPr>
       </w:pPr>
       <w:r>
@@ -16310,7 +16559,7 @@
         <w:keepNext/>
         <w:numPr>
           <w:ilvl w:val="0"/>
-          <w:numId w:val="1047"/>
+          <w:numId w:val="1054"/>
         </w:numPr>
       </w:pPr>
       <w:r>
@@ -16321,7 +16570,7 @@
       <w:pPr>
         <w:numPr>
           <w:ilvl w:val="1"/>
-          <w:numId w:val="1048"/>
+          <w:numId w:val="1055"/>
         </w:numPr>
       </w:pPr>
       <w:r>
@@ -16467,7 +16716,7 @@
       <w:pPr>
         <w:numPr>
           <w:ilvl w:val="1"/>
-          <w:numId w:val="1048"/>
+          <w:numId w:val="1055"/>
         </w:numPr>
       </w:pPr>
       <w:r>
@@ -16530,7 +16779,7 @@
       <w:pPr>
         <w:numPr>
           <w:ilvl w:val="0"/>
-          <w:numId w:val="1000"/>
+          <w:numId w:val="1054"/>
         </w:numPr>
       </w:pPr>
       <w:r>
@@ -16568,7 +16817,7 @@
       <w:pPr>
         <w:numPr>
           <w:ilvl w:val="0"/>
-          <w:numId w:val="1049"/>
+          <w:numId w:val="1056"/>
         </w:numPr>
       </w:pPr>
       <w:r>
@@ -16648,7 +16897,7 @@
       <w:pPr>
         <w:numPr>
           <w:ilvl w:val="0"/>
-          <w:numId w:val="1050"/>
+          <w:numId w:val="1057"/>
         </w:numPr>
       </w:pPr>
       <w:r>
@@ -16796,7 +17045,7 @@
       <w:pPr>
         <w:numPr>
           <w:ilvl w:val="0"/>
-          <w:numId w:val="1051"/>
+          <w:numId w:val="1058"/>
         </w:numPr>
       </w:pPr>
       <w:r>
@@ -16993,7 +17242,7 @@
       <w:pPr>
         <w:numPr>
           <w:ilvl w:val="0"/>
-          <w:numId w:val="1052"/>
+          <w:numId w:val="1059"/>
         </w:numPr>
       </w:pPr>
       <w:r>
@@ -17138,7 +17387,7 @@
       <w:pPr>
         <w:numPr>
           <w:ilvl w:val="0"/>
-          <w:numId w:val="1052"/>
+          <w:numId w:val="1059"/>
         </w:numPr>
       </w:pPr>
       <w:r>
@@ -17159,7 +17408,7 @@
       <w:pPr>
         <w:numPr>
           <w:ilvl w:val="0"/>
-          <w:numId w:val="1053"/>
+          <w:numId w:val="1060"/>
         </w:numPr>
       </w:pPr>
       <w:r>
@@ -17340,7 +17589,7 @@
       <w:pPr>
         <w:numPr>
           <w:ilvl w:val="0"/>
-          <w:numId w:val="1054"/>
+          <w:numId w:val="1061"/>
         </w:numPr>
       </w:pPr>
       <w:r>
@@ -17417,7 +17666,7 @@
       <w:pPr>
         <w:numPr>
           <w:ilvl w:val="0"/>
-          <w:numId w:val="1055"/>
+          <w:numId w:val="1062"/>
         </w:numPr>
       </w:pPr>
       <w:r>
@@ -17437,9 +17686,10 @@
     </w:p>
     <w:p>
       <w:pPr>
+        <w:keepNext/>
         <w:numPr>
           <w:ilvl w:val="0"/>
-          <w:numId w:val="1056"/>
+          <w:numId w:val="1063"/>
         </w:numPr>
       </w:pPr>
       <w:r>
@@ -17450,7 +17700,51 @@
         <w:t xml:space="preserve">Recapitulando</w:t>
       </w:r>
       <w:r>
-        <w:t xml:space="preserve">, la tecnología se representa con el conjunto de posibilidades de producción; con un producto, sus axiomas permiten resumirla en una función de producción, y sus isocuantas, con la RMST y la elasticidad de sustitución, miden cuánto se pueden sustituir los factores, desde la sustitución perfecta hasta los coeficientes fijos. La superficie de producción nos sirve ahora de mapa para el bloque siguiente: cada plazo es un corte distinto de ella.</w:t>
+        <w:t xml:space="preserve">:</w:t>
+      </w:r>
+    </w:p>
+    <w:p>
+      <w:pPr>
+        <w:numPr>
+          <w:ilvl w:val="1"/>
+          <w:numId w:val="1064"/>
+        </w:numPr>
+      </w:pPr>
+      <w:r>
+        <w:t xml:space="preserve">la tecnología se representa con el conjunto de posibilidades de producción;</w:t>
+      </w:r>
+    </w:p>
+    <w:p>
+      <w:pPr>
+        <w:numPr>
+          <w:ilvl w:val="1"/>
+          <w:numId w:val="1064"/>
+        </w:numPr>
+      </w:pPr>
+      <w:r>
+        <w:t xml:space="preserve">con un producto, sus axiomas permiten resumirla en una función de producción;</w:t>
+      </w:r>
+    </w:p>
+    <w:p>
+      <w:pPr>
+        <w:numPr>
+          <w:ilvl w:val="1"/>
+          <w:numId w:val="1064"/>
+        </w:numPr>
+      </w:pPr>
+      <w:r>
+        <w:t xml:space="preserve">sus isocuantas, con la RMST y la elasticidad de sustitución, miden cuánto se pueden sustituir los factores, desde la sustitución perfecta hasta los coeficientes fijos.</w:t>
+      </w:r>
+    </w:p>
+    <w:p>
+      <w:pPr>
+        <w:numPr>
+          <w:ilvl w:val="0"/>
+          <w:numId w:val="1063"/>
+        </w:numPr>
+      </w:pPr>
+      <w:r>
+        <w:t xml:space="preserve">La superficie de producción nos sirve ahora de mapa para el bloque siguiente: cada plazo es un corte distinto de ella.</w:t>
       </w:r>
     </w:p>
     <w:bookmarkEnd w:id="124"/>
@@ -17489,49 +17783,83 @@
     </w:p>
     <w:p>
       <w:pPr>
-        <w:numPr>
-          <w:ilvl w:val="0"/>
-          <w:numId w:val="1057"/>
-        </w:numPr>
-      </w:pPr>
-      <w:r>
-        <w:t xml:space="preserve">Una vez caracterizada la tecnología en abstracto, pasamos a analizar cómo varía lo posible según el plazo. Este segundo bloque responde a la segunda pregunta:</w:t>
-      </w:r>
-      <w:r>
-        <w:t xml:space="preserve"> </w:t>
-      </w:r>
-      <w:r>
-        <w:rPr>
-          <w:i/>
-          <w:iCs/>
-        </w:rPr>
-        <w:t xml:space="preserve">cómo responde la producción cuando cambian los factores o la tecnología</w:t>
-      </w:r>
-      <w:r>
-        <w:t xml:space="preserve">. Su conclusión anticipada: los 3 plazos de</w:t>
-      </w:r>
-      <w:r>
-        <w:t xml:space="preserve"> </w:t>
-      </w:r>
-      <w:r>
-        <w:rPr>
-          <w:smallCaps/>
-        </w:rPr>
-        <w:t xml:space="preserve">Marshall</w:t>
-      </w:r>
-      <w:r>
-        <w:t xml:space="preserve"> </w:t>
-      </w:r>
-      <w:r>
-        <w:t xml:space="preserve">son 3 cortes de la misma superficie de producción; a corto plazo manda la ley de rendimientos decrecientes; a largo plazo, los rendimientos a escala, que pueden ser globales o cambiar con la escala (locales), y a muy largo plazo, el progreso técnico, cuya neutralidad depende de qué se mantenga constante.</w:t>
-      </w:r>
-    </w:p>
-    <w:p>
-      <w:pPr>
         <w:keepNext/>
         <w:numPr>
           <w:ilvl w:val="0"/>
-          <w:numId w:val="1057"/>
+          <w:numId w:val="1065"/>
+        </w:numPr>
+      </w:pPr>
+      <w:r>
+        <w:t xml:space="preserve">Una vez caracterizada la tecnología en abstracto, pasamos a analizar cómo varía lo posible según el plazo. Este segundo bloque responde a la segunda pregunta:</w:t>
+      </w:r>
+      <w:r>
+        <w:t xml:space="preserve"> </w:t>
+      </w:r>
+      <w:r>
+        <w:rPr>
+          <w:i/>
+          <w:iCs/>
+        </w:rPr>
+        <w:t xml:space="preserve">cómo responde la producción cuando cambian los factores o la tecnología</w:t>
+      </w:r>
+      <w:r>
+        <w:t xml:space="preserve">. Su conclusión anticipada: los 3 plazos de</w:t>
+      </w:r>
+      <w:r>
+        <w:t xml:space="preserve"> </w:t>
+      </w:r>
+      <w:r>
+        <w:rPr>
+          <w:smallCaps/>
+        </w:rPr>
+        <w:t xml:space="preserve">Marshall</w:t>
+      </w:r>
+      <w:r>
+        <w:t xml:space="preserve"> </w:t>
+      </w:r>
+      <w:r>
+        <w:t xml:space="preserve">son 3 cortes de la misma superficie de producción:</w:t>
+      </w:r>
+    </w:p>
+    <w:p>
+      <w:pPr>
+        <w:numPr>
+          <w:ilvl w:val="1"/>
+          <w:numId w:val="1066"/>
+        </w:numPr>
+      </w:pPr>
+      <w:r>
+        <w:t xml:space="preserve">a corto plazo manda la ley de rendimientos decrecientes;</w:t>
+      </w:r>
+    </w:p>
+    <w:p>
+      <w:pPr>
+        <w:numPr>
+          <w:ilvl w:val="1"/>
+          <w:numId w:val="1066"/>
+        </w:numPr>
+      </w:pPr>
+      <w:r>
+        <w:t xml:space="preserve">a largo plazo, los rendimientos a escala, que pueden ser globales o cambiar con la escala (locales);</w:t>
+      </w:r>
+    </w:p>
+    <w:p>
+      <w:pPr>
+        <w:numPr>
+          <w:ilvl w:val="1"/>
+          <w:numId w:val="1066"/>
+        </w:numPr>
+      </w:pPr>
+      <w:r>
+        <w:t xml:space="preserve">a muy largo plazo, el progreso técnico, cuya neutralidad depende de qué se mantenga constante.</w:t>
+      </w:r>
+    </w:p>
+    <w:p>
+      <w:pPr>
+        <w:keepNext/>
+        <w:numPr>
+          <w:ilvl w:val="0"/>
+          <w:numId w:val="1065"/>
         </w:numPr>
       </w:pPr>
       <w:r>
@@ -17598,7 +17926,7 @@
       <w:pPr>
         <w:numPr>
           <w:ilvl w:val="1"/>
-          <w:numId w:val="1058"/>
+          <w:numId w:val="1067"/>
         </w:numPr>
       </w:pPr>
       <w:r>
@@ -17725,7 +18053,7 @@
       <w:pPr>
         <w:numPr>
           <w:ilvl w:val="1"/>
-          <w:numId w:val="1058"/>
+          <w:numId w:val="1067"/>
         </w:numPr>
       </w:pPr>
       <w:r>
@@ -17756,7 +18084,7 @@
       <w:pPr>
         <w:numPr>
           <w:ilvl w:val="1"/>
-          <w:numId w:val="1058"/>
+          <w:numId w:val="1067"/>
         </w:numPr>
       </w:pPr>
       <w:r>
@@ -18162,7 +18490,7 @@
       <w:pPr>
         <w:numPr>
           <w:ilvl w:val="0"/>
-          <w:numId w:val="1059"/>
+          <w:numId w:val="1068"/>
         </w:numPr>
       </w:pPr>
       <w:r>
@@ -18492,7 +18820,7 @@
       <w:pPr>
         <w:numPr>
           <w:ilvl w:val="0"/>
-          <w:numId w:val="1060"/>
+          <w:numId w:val="1069"/>
         </w:numPr>
       </w:pPr>
       <w:r>
@@ -18599,7 +18927,7 @@
         <w:keepNext/>
         <w:numPr>
           <w:ilvl w:val="0"/>
-          <w:numId w:val="1060"/>
+          <w:numId w:val="1069"/>
         </w:numPr>
       </w:pPr>
       <w:r>
@@ -18638,7 +18966,7 @@
       <w:pPr>
         <w:numPr>
           <w:ilvl w:val="1"/>
-          <w:numId w:val="1061"/>
+          <w:numId w:val="1070"/>
         </w:numPr>
       </w:pPr>
       <w:r>
@@ -18746,7 +19074,7 @@
       <w:pPr>
         <w:numPr>
           <w:ilvl w:val="1"/>
-          <w:numId w:val="1061"/>
+          <w:numId w:val="1070"/>
         </w:numPr>
       </w:pPr>
       <w:r>
@@ -18781,7 +19109,7 @@
         <w:keepNext/>
         <w:numPr>
           <w:ilvl w:val="0"/>
-          <w:numId w:val="1062"/>
+          <w:numId w:val="1071"/>
         </w:numPr>
       </w:pPr>
       <w:r>
@@ -18861,7 +19189,7 @@
       <w:pPr>
         <w:numPr>
           <w:ilvl w:val="1"/>
-          <w:numId w:val="1063"/>
+          <w:numId w:val="1072"/>
         </w:numPr>
       </w:pPr>
       <w:r>
@@ -19017,7 +19345,7 @@
       <w:pPr>
         <w:numPr>
           <w:ilvl w:val="1"/>
-          <w:numId w:val="1063"/>
+          <w:numId w:val="1072"/>
         </w:numPr>
       </w:pPr>
       <w:r>
@@ -19041,7 +19369,7 @@
       <w:pPr>
         <w:numPr>
           <w:ilvl w:val="1"/>
-          <w:numId w:val="1063"/>
+          <w:numId w:val="1072"/>
         </w:numPr>
       </w:pPr>
       <w:r>
@@ -19256,7 +19584,7 @@
       <w:pPr>
         <w:numPr>
           <w:ilvl w:val="0"/>
-          <w:numId w:val="1064"/>
+          <w:numId w:val="1073"/>
         </w:numPr>
       </w:pPr>
       <w:r>
@@ -19390,7 +19718,7 @@
       <w:pPr>
         <w:numPr>
           <w:ilvl w:val="0"/>
-          <w:numId w:val="1065"/>
+          <w:numId w:val="1074"/>
         </w:numPr>
       </w:pPr>
       <w:r>
@@ -19519,7 +19847,7 @@
       <w:pPr>
         <w:numPr>
           <w:ilvl w:val="0"/>
-          <w:numId w:val="1066"/>
+          <w:numId w:val="1075"/>
         </w:numPr>
       </w:pPr>
       <w:r>
@@ -19723,7 +20051,7 @@
       <w:pPr>
         <w:numPr>
           <w:ilvl w:val="0"/>
-          <w:numId w:val="1067"/>
+          <w:numId w:val="1076"/>
         </w:numPr>
       </w:pPr>
       <w:r>
@@ -20134,7 +20462,7 @@
         <w:keepNext/>
         <w:numPr>
           <w:ilvl w:val="0"/>
-          <w:numId w:val="1068"/>
+          <w:numId w:val="1077"/>
         </w:numPr>
       </w:pPr>
       <w:r>
@@ -20215,7 +20543,7 @@
       <w:pPr>
         <w:numPr>
           <w:ilvl w:val="1"/>
-          <w:numId w:val="1069"/>
+          <w:numId w:val="1078"/>
         </w:numPr>
       </w:pPr>
       <w:r>
@@ -20677,7 +21005,7 @@
       <w:pPr>
         <w:numPr>
           <w:ilvl w:val="1"/>
-          <w:numId w:val="1069"/>
+          <w:numId w:val="1078"/>
         </w:numPr>
       </w:pPr>
       <w:r>
@@ -20898,7 +21226,7 @@
       <w:pPr>
         <w:numPr>
           <w:ilvl w:val="1"/>
-          <w:numId w:val="1069"/>
+          <w:numId w:val="1078"/>
         </w:numPr>
       </w:pPr>
       <w:r>
@@ -21006,7 +21334,7 @@
       <w:pPr>
         <w:numPr>
           <w:ilvl w:val="0"/>
-          <w:numId w:val="1070"/>
+          <w:numId w:val="1079"/>
         </w:numPr>
       </w:pPr>
       <w:r>
@@ -21373,20 +21701,76 @@
     </w:p>
     <w:p>
       <w:pPr>
+        <w:keepNext/>
         <w:numPr>
           <w:ilvl w:val="0"/>
           <w:numId w:val="1000"/>
         </w:numPr>
       </w:pPr>
       <w:r>
-        <w:t xml:space="preserve">Es mayor que 1 en la etapa I, igual a 1 en el margen extensivo, está entre 0 y 1 en la etapa II, vale 0 en el margen intensivo y es negativa en la etapa III.</w:t>
+        <w:t xml:space="preserve">Según el tramo:</w:t>
+      </w:r>
+    </w:p>
+    <w:p>
+      <w:pPr>
+        <w:numPr>
+          <w:ilvl w:val="1"/>
+          <w:numId w:val="1080"/>
+        </w:numPr>
+      </w:pPr>
+      <w:r>
+        <w:t xml:space="preserve">es mayor que 1 en la etapa I;</w:t>
+      </w:r>
+    </w:p>
+    <w:p>
+      <w:pPr>
+        <w:numPr>
+          <w:ilvl w:val="1"/>
+          <w:numId w:val="1080"/>
+        </w:numPr>
+      </w:pPr>
+      <w:r>
+        <w:t xml:space="preserve">es igual a 1 en el margen extensivo;</w:t>
+      </w:r>
+    </w:p>
+    <w:p>
+      <w:pPr>
+        <w:numPr>
+          <w:ilvl w:val="1"/>
+          <w:numId w:val="1080"/>
+        </w:numPr>
+      </w:pPr>
+      <w:r>
+        <w:t xml:space="preserve">está entre 0 y 1 en la etapa II;</w:t>
+      </w:r>
+    </w:p>
+    <w:p>
+      <w:pPr>
+        <w:numPr>
+          <w:ilvl w:val="1"/>
+          <w:numId w:val="1080"/>
+        </w:numPr>
+      </w:pPr>
+      <w:r>
+        <w:t xml:space="preserve">vale 0 en el margen intensivo;</w:t>
+      </w:r>
+    </w:p>
+    <w:p>
+      <w:pPr>
+        <w:numPr>
+          <w:ilvl w:val="1"/>
+          <w:numId w:val="1080"/>
+        </w:numPr>
+      </w:pPr>
+      <w:r>
+        <w:t xml:space="preserve">es negativa en la etapa III.</w:t>
       </w:r>
     </w:p>
     <w:p>
       <w:pPr>
         <w:numPr>
           <w:ilvl w:val="0"/>
-          <w:numId w:val="1071"/>
+          <w:numId w:val="1081"/>
         </w:numPr>
       </w:pPr>
       <w:r>
@@ -22673,7 +23057,7 @@
       <w:pPr>
         <w:numPr>
           <w:ilvl w:val="0"/>
-          <w:numId w:val="1072"/>
+          <w:numId w:val="1082"/>
         </w:numPr>
       </w:pPr>
       <w:r>
@@ -22756,7 +23140,7 @@
       <w:pPr>
         <w:numPr>
           <w:ilvl w:val="0"/>
-          <w:numId w:val="1072"/>
+          <w:numId w:val="1082"/>
         </w:numPr>
       </w:pPr>
       <w:r>
@@ -22788,7 +23172,7 @@
         <w:keepNext/>
         <w:numPr>
           <w:ilvl w:val="0"/>
-          <w:numId w:val="1073"/>
+          <w:numId w:val="1083"/>
         </w:numPr>
       </w:pPr>
       <w:r>
@@ -23269,9 +23653,10 @@
     </w:p>
     <w:p>
       <w:pPr>
+        <w:keepNext/>
         <w:numPr>
           <w:ilvl w:val="1"/>
-          <w:numId w:val="1074"/>
+          <w:numId w:val="1084"/>
         </w:numPr>
       </w:pPr>
       <w:r>
@@ -23320,7 +23705,51 @@
         <w:t xml:space="preserve"> </w:t>
       </w:r>
       <w:r>
-        <w:t xml:space="preserve">sobre un rayo, los rendimientos son crecientes si las isocuantas están cada vez más juntas, constantes si son equidistantes y decrecientes si están cada vez más separadas. Si primero se juntan y luego se separan, los rendimientos cambian con la escala (panel d).</w:t>
+        <w:t xml:space="preserve">sobre un rayo, los rendimientos son:</w:t>
+      </w:r>
+    </w:p>
+    <w:p>
+      <w:pPr>
+        <w:numPr>
+          <w:ilvl w:val="2"/>
+          <w:numId w:val="1085"/>
+        </w:numPr>
+      </w:pPr>
+      <w:r>
+        <w:t xml:space="preserve">crecientes si las isocuantas están cada vez más juntas;</w:t>
+      </w:r>
+    </w:p>
+    <w:p>
+      <w:pPr>
+        <w:numPr>
+          <w:ilvl w:val="2"/>
+          <w:numId w:val="1085"/>
+        </w:numPr>
+      </w:pPr>
+      <w:r>
+        <w:t xml:space="preserve">constantes si son equidistantes;</w:t>
+      </w:r>
+    </w:p>
+    <w:p>
+      <w:pPr>
+        <w:numPr>
+          <w:ilvl w:val="2"/>
+          <w:numId w:val="1085"/>
+        </w:numPr>
+      </w:pPr>
+      <w:r>
+        <w:t xml:space="preserve">decrecientes si están cada vez más separadas.</w:t>
+      </w:r>
+    </w:p>
+    <w:p>
+      <w:pPr>
+        <w:numPr>
+          <w:ilvl w:val="1"/>
+          <w:numId w:val="1084"/>
+        </w:numPr>
+      </w:pPr>
+      <w:r>
+        <w:t xml:space="preserve">Si primero se juntan y luego se separan, los rendimientos cambian con la escala (panel d).</w:t>
       </w:r>
     </w:p>
     <w:p>
@@ -23328,7 +23757,7 @@
         <w:keepNext/>
         <w:numPr>
           <w:ilvl w:val="0"/>
-          <w:numId w:val="1073"/>
+          <w:numId w:val="1083"/>
         </w:numPr>
       </w:pPr>
       <w:r>
@@ -23368,9 +23797,10 @@
     </w:p>
     <w:p>
       <w:pPr>
+        <w:keepNext/>
         <w:numPr>
           <w:ilvl w:val="1"/>
-          <w:numId w:val="1075"/>
+          <w:numId w:val="1086"/>
         </w:numPr>
       </w:pPr>
       <w:r>
@@ -23390,7 +23820,18 @@
         <w:t xml:space="preserve"> </w:t>
       </w:r>
       <w:r>
-        <w:t xml:space="preserve">se deben a la especialización y la división del trabajo (la fábrica de alfileres de</w:t>
+        <w:t xml:space="preserve">se deben:</w:t>
+      </w:r>
+    </w:p>
+    <w:p>
+      <w:pPr>
+        <w:numPr>
+          <w:ilvl w:val="2"/>
+          <w:numId w:val="1087"/>
+        </w:numPr>
+      </w:pPr>
+      <w:r>
+        <w:t xml:space="preserve">a la especialización y la división del trabajo (la fábrica de alfileres de</w:t>
       </w:r>
       <w:r>
         <w:t xml:space="preserve"> </w:t>
@@ -23402,14 +23843,36 @@
         <w:t xml:space="preserve">Smith</w:t>
       </w:r>
       <w:r>
-        <w:t xml:space="preserve">), a las indivisibilidades técnicas y de gestión y a relaciones físicas: duplicar el diámetro de una tubería duplica, aproximadamente, el material empleado, pero multiplica por 4 su sección;</w:t>
+        <w:t xml:space="preserve">);</w:t>
+      </w:r>
+    </w:p>
+    <w:p>
+      <w:pPr>
+        <w:numPr>
+          <w:ilvl w:val="2"/>
+          <w:numId w:val="1087"/>
+        </w:numPr>
+      </w:pPr>
+      <w:r>
+        <w:t xml:space="preserve">a las indivisibilidades técnicas y de gestión;</w:t>
+      </w:r>
+    </w:p>
+    <w:p>
+      <w:pPr>
+        <w:numPr>
+          <w:ilvl w:val="2"/>
+          <w:numId w:val="1087"/>
+        </w:numPr>
+      </w:pPr>
+      <w:r>
+        <w:t xml:space="preserve">a relaciones físicas: duplicar el diámetro de una tubería duplica, aproximadamente, el material empleado, pero multiplica por 4 su sección;</w:t>
       </w:r>
     </w:p>
     <w:p>
       <w:pPr>
         <w:numPr>
           <w:ilvl w:val="1"/>
-          <w:numId w:val="1075"/>
+          <w:numId w:val="1086"/>
         </w:numPr>
       </w:pPr>
       <w:r>
@@ -23621,7 +24084,7 @@
       <w:pPr>
         <w:numPr>
           <w:ilvl w:val="0"/>
-          <w:numId w:val="1076"/>
+          <w:numId w:val="1088"/>
         </w:numPr>
       </w:pPr>
       <w:r>
@@ -23912,7 +24375,7 @@
         <w:keepLines/>
         <w:numPr>
           <w:ilvl w:val="0"/>
-          <w:numId w:val="1077"/>
+          <w:numId w:val="1089"/>
         </w:numPr>
       </w:pPr>
       <m:oMath>
@@ -24104,7 +24567,7 @@
         <w:keepLines/>
         <w:numPr>
           <w:ilvl w:val="1"/>
-          <w:numId w:val="1078"/>
+          <w:numId w:val="1090"/>
         </w:numPr>
       </w:pPr>
       <w:r>
@@ -24187,7 +24650,7 @@
         <w:keepLines/>
         <w:numPr>
           <w:ilvl w:val="1"/>
-          <w:numId w:val="1078"/>
+          <w:numId w:val="1090"/>
         </w:numPr>
       </w:pPr>
       <w:r>
@@ -24375,7 +24838,7 @@
         <w:keepLines/>
         <w:numPr>
           <w:ilvl w:val="0"/>
-          <w:numId w:val="1077"/>
+          <w:numId w:val="1089"/>
         </w:numPr>
       </w:pPr>
       <m:oMath>
@@ -24530,7 +24993,7 @@
         <w:keepLines/>
         <w:numPr>
           <w:ilvl w:val="1"/>
-          <w:numId w:val="1079"/>
+          <w:numId w:val="1091"/>
         </w:numPr>
       </w:pPr>
       <w:r>
@@ -24641,7 +25104,7 @@
         <w:keepLines/>
         <w:numPr>
           <w:ilvl w:val="1"/>
-          <w:numId w:val="1079"/>
+          <w:numId w:val="1091"/>
         </w:numPr>
       </w:pPr>
       <w:r>
@@ -24689,7 +25152,7 @@
       <w:pPr>
         <w:numPr>
           <w:ilvl w:val="0"/>
-          <w:numId w:val="1080"/>
+          <w:numId w:val="1092"/>
         </w:numPr>
       </w:pPr>
       <w:r>
@@ -24769,7 +25232,7 @@
         <w:keepNext/>
         <w:numPr>
           <w:ilvl w:val="0"/>
-          <w:numId w:val="1080"/>
+          <w:numId w:val="1092"/>
         </w:numPr>
       </w:pPr>
       <w:r>
@@ -25060,9 +25523,10 @@
     </w:p>
     <w:p>
       <w:pPr>
+        <w:keepNext/>
         <w:numPr>
           <w:ilvl w:val="1"/>
-          <w:numId w:val="1081"/>
+          <w:numId w:val="1093"/>
         </w:numPr>
       </w:pPr>
       <w:r>
@@ -25095,25 +25559,7 @@
         </w:r>
       </w:hyperlink>
       <w:r>
-        <w:t xml:space="preserve">): rendimientos constantes si</w:t>
-      </w:r>
-      <w:r>
-        <w:t xml:space="preserve"> </w:t>
-      </w:r>
-      <m:oMath>
-        <m:r>
-          <m:rPr>
-            <m:sty m:val="p"/>
-            <m:scr m:val="script"/>
-          </m:rPr>
-          <m:t>Y</m:t>
-        </m:r>
-      </m:oMath>
-      <w:r>
-        <w:t xml:space="preserve"> </w:t>
-      </w:r>
-      <w:r>
-        <w:t xml:space="preserve">es un cono, no crecientes con divisibilidad y no decrecientes con aditividad</w:t>
+        <w:t xml:space="preserve">)</w:t>
       </w:r>
       <w:r>
         <w:t xml:space="preserve"> </w:t>
@@ -25184,14 +25630,65 @@
         <w:t xml:space="preserve">)</w:t>
       </w:r>
       <w:r>
-        <w:t xml:space="preserve">.</w:t>
+        <w:t xml:space="preserve">:</w:t>
+      </w:r>
+    </w:p>
+    <w:p>
+      <w:pPr>
+        <w:numPr>
+          <w:ilvl w:val="2"/>
+          <w:numId w:val="1094"/>
+        </w:numPr>
+      </w:pPr>
+      <w:r>
+        <w:t xml:space="preserve">rendimientos constantes si</w:t>
+      </w:r>
+      <w:r>
+        <w:t xml:space="preserve"> </w:t>
+      </w:r>
+      <m:oMath>
+        <m:r>
+          <m:rPr>
+            <m:sty m:val="p"/>
+            <m:scr m:val="script"/>
+          </m:rPr>
+          <m:t>Y</m:t>
+        </m:r>
+      </m:oMath>
+      <w:r>
+        <w:t xml:space="preserve"> </w:t>
+      </w:r>
+      <w:r>
+        <w:t xml:space="preserve">es un cono;</w:t>
+      </w:r>
+    </w:p>
+    <w:p>
+      <w:pPr>
+        <w:numPr>
+          <w:ilvl w:val="2"/>
+          <w:numId w:val="1094"/>
+        </w:numPr>
+      </w:pPr>
+      <w:r>
+        <w:t xml:space="preserve">no crecientes con divisibilidad;</w:t>
+      </w:r>
+    </w:p>
+    <w:p>
+      <w:pPr>
+        <w:numPr>
+          <w:ilvl w:val="2"/>
+          <w:numId w:val="1094"/>
+        </w:numPr>
+      </w:pPr>
+      <w:r>
+        <w:t xml:space="preserve">no decrecientes con aditividad.</w:t>
       </w:r>
     </w:p>
     <w:p>
       <w:pPr>
         <w:numPr>
           <w:ilvl w:val="1"/>
-          <w:numId w:val="1081"/>
+          <w:numId w:val="1093"/>
         </w:numPr>
       </w:pPr>
       <w:r>
@@ -25238,7 +25735,7 @@
       <w:pPr>
         <w:numPr>
           <w:ilvl w:val="0"/>
-          <w:numId w:val="1080"/>
+          <w:numId w:val="1092"/>
         </w:numPr>
       </w:pPr>
       <w:r>
@@ -25641,7 +26138,7 @@
       <w:pPr>
         <w:numPr>
           <w:ilvl w:val="1"/>
-          <w:numId w:val="1082"/>
+          <w:numId w:val="1095"/>
         </w:numPr>
       </w:pPr>
       <w:r>
@@ -25881,7 +26378,7 @@
       <w:pPr>
         <w:numPr>
           <w:ilvl w:val="1"/>
-          <w:numId w:val="1082"/>
+          <w:numId w:val="1095"/>
         </w:numPr>
       </w:pPr>
       <w:r>
@@ -26019,9 +26516,10 @@
     </w:p>
     <w:p>
       <w:pPr>
+        <w:keepNext/>
         <w:numPr>
           <w:ilvl w:val="0"/>
-          <w:numId w:val="1083"/>
+          <w:numId w:val="1096"/>
         </w:numPr>
       </w:pPr>
       <w:r>
@@ -26114,7 +26612,51 @@
         <w:t xml:space="preserve"> </w:t>
       </w:r>
       <w:r>
-        <w:t xml:space="preserve">ya propuso funciones con tramos sucesivos de rendimientos crecientes, constantes y decrecientes): crecientes cuando la empresa es pequeña (indivisibilidades, especialización), constantes en una escala intermedia y decrecientes cuando es grande (dificultades de dirección, factores no ampliables). Por ejemplo</w:t>
+        <w:t xml:space="preserve">ya propuso funciones con tramos sucesivos de rendimientos crecientes, constantes y decrecientes):</w:t>
+      </w:r>
+    </w:p>
+    <w:p>
+      <w:pPr>
+        <w:numPr>
+          <w:ilvl w:val="1"/>
+          <w:numId w:val="1097"/>
+        </w:numPr>
+      </w:pPr>
+      <w:r>
+        <w:t xml:space="preserve">crecientes cuando la empresa es pequeña (indivisibilidades, especialización);</w:t>
+      </w:r>
+    </w:p>
+    <w:p>
+      <w:pPr>
+        <w:numPr>
+          <w:ilvl w:val="1"/>
+          <w:numId w:val="1097"/>
+        </w:numPr>
+      </w:pPr>
+      <w:r>
+        <w:t xml:space="preserve">constantes en una escala intermedia;</w:t>
+      </w:r>
+    </w:p>
+    <w:p>
+      <w:pPr>
+        <w:numPr>
+          <w:ilvl w:val="1"/>
+          <w:numId w:val="1097"/>
+        </w:numPr>
+      </w:pPr>
+      <w:r>
+        <w:t xml:space="preserve">decrecientes cuando es grande (dificultades de dirección, factores no ampliables).</w:t>
+      </w:r>
+    </w:p>
+    <w:p>
+      <w:pPr>
+        <w:numPr>
+          <w:ilvl w:val="0"/>
+          <w:numId w:val="1096"/>
+        </w:numPr>
+      </w:pPr>
+      <w:r>
+        <w:t xml:space="preserve">Por ejemplo</w:t>
       </w:r>
       <w:r>
         <w:t xml:space="preserve"> </w:t>
@@ -26915,7 +27457,7 @@
         <w:keepNext/>
         <w:numPr>
           <w:ilvl w:val="0"/>
-          <w:numId w:val="1084"/>
+          <w:numId w:val="1098"/>
         </w:numPr>
       </w:pPr>
       <w:r>
@@ -26933,7 +27475,7 @@
       <w:pPr>
         <w:numPr>
           <w:ilvl w:val="1"/>
-          <w:numId w:val="1085"/>
+          <w:numId w:val="1099"/>
         </w:numPr>
       </w:pPr>
       <w:r>
@@ -26944,7 +27486,7 @@
       <w:pPr>
         <w:numPr>
           <w:ilvl w:val="1"/>
-          <w:numId w:val="1085"/>
+          <w:numId w:val="1099"/>
         </w:numPr>
       </w:pPr>
       <w:r>
@@ -27146,7 +27688,7 @@
       <w:pPr>
         <w:numPr>
           <w:ilvl w:val="1"/>
-          <w:numId w:val="1085"/>
+          <w:numId w:val="1099"/>
         </w:numPr>
       </w:pPr>
       <w:r>
@@ -27291,7 +27833,7 @@
       <w:pPr>
         <w:numPr>
           <w:ilvl w:val="1"/>
-          <w:numId w:val="1085"/>
+          <w:numId w:val="1099"/>
         </w:numPr>
       </w:pPr>
       <w:r>
@@ -27340,7 +27882,7 @@
       <w:pPr>
         <w:numPr>
           <w:ilvl w:val="0"/>
-          <w:numId w:val="1084"/>
+          <w:numId w:val="1098"/>
         </w:numPr>
       </w:pPr>
       <w:r>
@@ -27410,7 +27952,7 @@
       <w:pPr>
         <w:numPr>
           <w:ilvl w:val="0"/>
-          <w:numId w:val="1086"/>
+          <w:numId w:val="1100"/>
         </w:numPr>
       </w:pPr>
       <w:r>
@@ -28946,7 +29488,7 @@
         <w:keepNext/>
         <w:numPr>
           <w:ilvl w:val="0"/>
-          <w:numId w:val="1087"/>
+          <w:numId w:val="1101"/>
         </w:numPr>
       </w:pPr>
       <w:r>
@@ -28994,7 +29536,7 @@
       <w:pPr>
         <w:numPr>
           <w:ilvl w:val="1"/>
-          <w:numId w:val="1088"/>
+          <w:numId w:val="1102"/>
         </w:numPr>
       </w:pPr>
       <w:r>
@@ -29012,7 +29554,7 @@
       <w:pPr>
         <w:numPr>
           <w:ilvl w:val="1"/>
-          <w:numId w:val="1088"/>
+          <w:numId w:val="1102"/>
         </w:numPr>
       </w:pPr>
       <w:r>
@@ -29040,7 +29582,7 @@
       <w:pPr>
         <w:numPr>
           <w:ilvl w:val="0"/>
-          <w:numId w:val="1089"/>
+          <w:numId w:val="1103"/>
         </w:numPr>
       </w:pPr>
       <w:r>
@@ -29144,7 +29686,7 @@
         <w:keepNext/>
         <w:numPr>
           <w:ilvl w:val="0"/>
-          <w:numId w:val="1090"/>
+          <w:numId w:val="1104"/>
         </w:numPr>
       </w:pPr>
       <w:r>
@@ -29191,7 +29733,7 @@
       <w:pPr>
         <w:numPr>
           <w:ilvl w:val="1"/>
-          <w:numId w:val="1091"/>
+          <w:numId w:val="1105"/>
         </w:numPr>
       </w:pPr>
       <w:r>
@@ -29218,7 +29760,7 @@
       <w:pPr>
         <w:numPr>
           <w:ilvl w:val="1"/>
-          <w:numId w:val="1091"/>
+          <w:numId w:val="1105"/>
         </w:numPr>
       </w:pPr>
       <w:r>
@@ -29551,7 +30093,7 @@
       <w:pPr>
         <w:numPr>
           <w:ilvl w:val="1"/>
-          <w:numId w:val="1092"/>
+          <w:numId w:val="1106"/>
         </w:numPr>
       </w:pPr>
       <w:r>
@@ -29704,7 +30246,7 @@
       <w:pPr>
         <w:numPr>
           <w:ilvl w:val="1"/>
-          <w:numId w:val="1092"/>
+          <w:numId w:val="1106"/>
         </w:numPr>
       </w:pPr>
       <w:r>
@@ -29814,7 +30356,7 @@
       <w:pPr>
         <w:numPr>
           <w:ilvl w:val="1"/>
-          <w:numId w:val="1092"/>
+          <w:numId w:val="1106"/>
         </w:numPr>
       </w:pPr>
       <w:r>
@@ -29954,7 +30496,7 @@
       <w:pPr>
         <w:numPr>
           <w:ilvl w:val="0"/>
-          <w:numId w:val="1090"/>
+          <w:numId w:val="1104"/>
         </w:numPr>
       </w:pPr>
       <w:r>
@@ -30305,7 +30847,7 @@
       <w:pPr>
         <w:numPr>
           <w:ilvl w:val="0"/>
-          <w:numId w:val="1090"/>
+          <w:numId w:val="1104"/>
         </w:numPr>
       </w:pPr>
       <w:r>
@@ -30434,7 +30976,7 @@
       <w:pPr>
         <w:numPr>
           <w:ilvl w:val="0"/>
-          <w:numId w:val="1090"/>
+          <w:numId w:val="1104"/>
         </w:numPr>
       </w:pPr>
       <w:r>
@@ -30656,9 +31198,10 @@
     </w:p>
     <w:p>
       <w:pPr>
+        <w:keepNext/>
         <w:numPr>
           <w:ilvl w:val="0"/>
-          <w:numId w:val="1093"/>
+          <w:numId w:val="1107"/>
         </w:numPr>
       </w:pPr>
       <w:r>
@@ -30669,7 +31212,51 @@
         <w:t xml:space="preserve">Recapitulando</w:t>
       </w:r>
       <w:r>
-        <w:t xml:space="preserve">, cada plazo es un corte de la superficie de producción: a corto plazo, con un factor fijo, la ley de rendimientos decrecientes delimita la región económica y las etapas; a largo plazo, la elasticidad de escala, global o local, mide cómo responde la producción al tamaño, y a muy largo plazo el progreso técnico desplaza la tecnología, de forma neutral o sesgada. Hasta aquí la empresa ha obtenido un solo producto. ¿Qué cambia cuando obtiene varios con los mismos factores? Es el objeto del último bloque.</w:t>
+        <w:t xml:space="preserve">, cada plazo es un corte de la superficie de producción:</w:t>
+      </w:r>
+    </w:p>
+    <w:p>
+      <w:pPr>
+        <w:numPr>
+          <w:ilvl w:val="1"/>
+          <w:numId w:val="1108"/>
+        </w:numPr>
+      </w:pPr>
+      <w:r>
+        <w:t xml:space="preserve">a corto plazo, con un factor fijo, la ley de rendimientos decrecientes delimita la región económica y las etapas;</w:t>
+      </w:r>
+    </w:p>
+    <w:p>
+      <w:pPr>
+        <w:numPr>
+          <w:ilvl w:val="1"/>
+          <w:numId w:val="1108"/>
+        </w:numPr>
+      </w:pPr>
+      <w:r>
+        <w:t xml:space="preserve">a largo plazo, la elasticidad de escala, global o local, mide cómo responde la producción al tamaño;</w:t>
+      </w:r>
+    </w:p>
+    <w:p>
+      <w:pPr>
+        <w:numPr>
+          <w:ilvl w:val="1"/>
+          <w:numId w:val="1108"/>
+        </w:numPr>
+      </w:pPr>
+      <w:r>
+        <w:t xml:space="preserve">a muy largo plazo, el progreso técnico desplaza la tecnología, de forma neutral o sesgada.</w:t>
+      </w:r>
+    </w:p>
+    <w:p>
+      <w:pPr>
+        <w:numPr>
+          <w:ilvl w:val="0"/>
+          <w:numId w:val="1107"/>
+        </w:numPr>
+      </w:pPr>
+      <w:r>
+        <w:t xml:space="preserve">Hasta aquí la empresa ha obtenido un solo producto. ¿Qué cambia cuando obtiene varios con los mismos factores? Es el objeto del último bloque.</w:t>
       </w:r>
     </w:p>
     <w:bookmarkEnd w:id="214"/>
@@ -30703,7 +31290,7 @@
       <w:pPr>
         <w:numPr>
           <w:ilvl w:val="0"/>
-          <w:numId w:val="1094"/>
+          <w:numId w:val="1109"/>
         </w:numPr>
       </w:pPr>
       <w:r>
@@ -30881,7 +31468,7 @@
       <w:pPr>
         <w:numPr>
           <w:ilvl w:val="0"/>
-          <w:numId w:val="1095"/>
+          <w:numId w:val="1110"/>
         </w:numPr>
       </w:pPr>
       <w:r>
@@ -30941,7 +31528,7 @@
       <w:pPr>
         <w:numPr>
           <w:ilvl w:val="0"/>
-          <w:numId w:val="1096"/>
+          <w:numId w:val="1111"/>
         </w:numPr>
       </w:pPr>
       <w:r>
@@ -31308,7 +31895,7 @@
       <w:pPr>
         <w:numPr>
           <w:ilvl w:val="0"/>
-          <w:numId w:val="1097"/>
+          <w:numId w:val="1112"/>
         </w:numPr>
       </w:pPr>
       <w:r>
@@ -31612,7 +32199,7 @@
       <w:pPr>
         <w:numPr>
           <w:ilvl w:val="0"/>
-          <w:numId w:val="1098"/>
+          <w:numId w:val="1113"/>
         </w:numPr>
       </w:pPr>
       <w:r>
@@ -31772,7 +32359,7 @@
       <w:pPr>
         <w:numPr>
           <w:ilvl w:val="0"/>
-          <w:numId w:val="1098"/>
+          <w:numId w:val="1113"/>
         </w:numPr>
       </w:pPr>
       <w:r>
@@ -32125,7 +32712,7 @@
       <w:pPr>
         <w:numPr>
           <w:ilvl w:val="0"/>
-          <w:numId w:val="1098"/>
+          <w:numId w:val="1113"/>
         </w:numPr>
       </w:pPr>
       <w:r>
@@ -32273,7 +32860,7 @@
       <w:pPr>
         <w:numPr>
           <w:ilvl w:val="0"/>
-          <w:numId w:val="1099"/>
+          <w:numId w:val="1114"/>
         </w:numPr>
       </w:pPr>
       <w:r>
@@ -33395,7 +33982,7 @@
       <w:pPr>
         <w:numPr>
           <w:ilvl w:val="0"/>
-          <w:numId w:val="1100"/>
+          <w:numId w:val="1115"/>
         </w:numPr>
       </w:pPr>
       <w:r>
@@ -33432,7 +34019,7 @@
       <w:pPr>
         <w:numPr>
           <w:ilvl w:val="0"/>
-          <w:numId w:val="1101"/>
+          <w:numId w:val="1116"/>
         </w:numPr>
       </w:pPr>
       <w:r>
@@ -33505,7 +34092,7 @@
       <w:pPr>
         <w:numPr>
           <w:ilvl w:val="0"/>
-          <w:numId w:val="1102"/>
+          <w:numId w:val="1117"/>
         </w:numPr>
       </w:pPr>
       <w:r>
@@ -33921,7 +34508,7 @@
       <w:pPr>
         <w:numPr>
           <w:ilvl w:val="0"/>
-          <w:numId w:val="1103"/>
+          <w:numId w:val="1118"/>
         </w:numPr>
       </w:pPr>
       <w:r>
@@ -34453,7 +35040,7 @@
         <w:keepNext/>
         <w:numPr>
           <w:ilvl w:val="0"/>
-          <w:numId w:val="1104"/>
+          <w:numId w:val="1119"/>
         </w:numPr>
       </w:pPr>
       <w:r>
@@ -34480,7 +35067,7 @@
       <w:pPr>
         <w:numPr>
           <w:ilvl w:val="1"/>
-          <w:numId w:val="1105"/>
+          <w:numId w:val="1120"/>
         </w:numPr>
       </w:pPr>
       <w:r>
@@ -34527,7 +35114,7 @@
       <w:pPr>
         <w:numPr>
           <w:ilvl w:val="1"/>
-          <w:numId w:val="1105"/>
+          <w:numId w:val="1120"/>
         </w:numPr>
       </w:pPr>
       <w:r>
@@ -34545,7 +35132,7 @@
       <w:pPr>
         <w:numPr>
           <w:ilvl w:val="0"/>
-          <w:numId w:val="1104"/>
+          <w:numId w:val="1119"/>
         </w:numPr>
       </w:pPr>
       <w:r>
@@ -34649,7 +35236,7 @@
       <w:pPr>
         <w:numPr>
           <w:ilvl w:val="0"/>
-          <w:numId w:val="1106"/>
+          <w:numId w:val="1121"/>
         </w:numPr>
       </w:pPr>
       <w:r>
@@ -34934,7 +35521,7 @@
       <w:pPr>
         <w:numPr>
           <w:ilvl w:val="0"/>
-          <w:numId w:val="1107"/>
+          <w:numId w:val="1122"/>
         </w:numPr>
       </w:pPr>
       <w:r>
@@ -34945,7 +35532,7 @@
       <w:pPr>
         <w:numPr>
           <w:ilvl w:val="0"/>
-          <w:numId w:val="1108"/>
+          <w:numId w:val="1123"/>
         </w:numPr>
       </w:pPr>
       <w:r>
@@ -35010,7 +35597,7 @@
         <w:keepNext/>
         <w:numPr>
           <w:ilvl w:val="0"/>
-          <w:numId w:val="1109"/>
+          <w:numId w:val="1124"/>
         </w:numPr>
       </w:pPr>
       <w:r>
@@ -35030,7 +35617,7 @@
       <w:pPr>
         <w:numPr>
           <w:ilvl w:val="1"/>
-          <w:numId w:val="1110"/>
+          <w:numId w:val="1125"/>
         </w:numPr>
       </w:pPr>
       <w:r>
@@ -35054,9 +35641,10 @@
     </w:p>
     <w:p>
       <w:pPr>
+        <w:keepNext/>
         <w:numPr>
           <w:ilvl w:val="1"/>
-          <w:numId w:val="1110"/>
+          <w:numId w:val="1125"/>
         </w:numPr>
       </w:pPr>
       <w:r>
@@ -35072,14 +35660,47 @@
         <w:t xml:space="preserve">Marshall</w:t>
       </w:r>
       <w:r>
-        <w:t xml:space="preserve">, a corto plazo manda la ley de rendimientos decrecientes; a largo plazo, los rendimientos a escala, que pueden ser globales o cambiar con la escala (locales), y a muy largo plazo, el progreso técnico, cuya neutralidad depende de qué proporción se mantenga constante.</w:t>
+        <w:t xml:space="preserve">:</w:t>
+      </w:r>
+    </w:p>
+    <w:p>
+      <w:pPr>
+        <w:numPr>
+          <w:ilvl w:val="2"/>
+          <w:numId w:val="1126"/>
+        </w:numPr>
+      </w:pPr>
+      <w:r>
+        <w:t xml:space="preserve">a corto plazo manda la ley de rendimientos decrecientes;</w:t>
+      </w:r>
+    </w:p>
+    <w:p>
+      <w:pPr>
+        <w:numPr>
+          <w:ilvl w:val="2"/>
+          <w:numId w:val="1126"/>
+        </w:numPr>
+      </w:pPr>
+      <w:r>
+        <w:t xml:space="preserve">a largo plazo, los rendimientos a escala, que pueden ser globales o cambiar con la escala (locales);</w:t>
+      </w:r>
+    </w:p>
+    <w:p>
+      <w:pPr>
+        <w:numPr>
+          <w:ilvl w:val="2"/>
+          <w:numId w:val="1126"/>
+        </w:numPr>
+      </w:pPr>
+      <w:r>
+        <w:t xml:space="preserve">a muy largo plazo, el progreso técnico, cuya neutralidad depende de qué proporción se mantenga constante.</w:t>
       </w:r>
     </w:p>
     <w:p>
       <w:pPr>
         <w:numPr>
           <w:ilvl w:val="1"/>
-          <w:numId w:val="1110"/>
+          <w:numId w:val="1125"/>
         </w:numPr>
       </w:pPr>
       <w:r>
@@ -35091,7 +35712,7 @@
         <w:keepNext/>
         <w:numPr>
           <w:ilvl w:val="0"/>
-          <w:numId w:val="1109"/>
+          <w:numId w:val="1124"/>
         </w:numPr>
       </w:pPr>
       <w:r>
@@ -35111,7 +35732,7 @@
       <w:pPr>
         <w:numPr>
           <w:ilvl w:val="1"/>
-          <w:numId w:val="1111"/>
+          <w:numId w:val="1127"/>
         </w:numPr>
       </w:pPr>
       <w:r>
@@ -35273,7 +35894,7 @@
       <w:pPr>
         <w:numPr>
           <w:ilvl w:val="1"/>
-          <w:numId w:val="1111"/>
+          <w:numId w:val="1127"/>
         </w:numPr>
       </w:pPr>
       <w:r>
@@ -35345,7 +35966,7 @@
         <w:keepNext/>
         <w:numPr>
           <w:ilvl w:val="0"/>
-          <w:numId w:val="1109"/>
+          <w:numId w:val="1124"/>
         </w:numPr>
       </w:pPr>
       <w:r>
@@ -35365,7 +35986,7 @@
       <w:pPr>
         <w:numPr>
           <w:ilvl w:val="1"/>
-          <w:numId w:val="1112"/>
+          <w:numId w:val="1128"/>
         </w:numPr>
       </w:pPr>
       <w:r>
@@ -35415,7 +36036,7 @@
       <w:pPr>
         <w:numPr>
           <w:ilvl w:val="1"/>
-          <w:numId w:val="1112"/>
+          <w:numId w:val="1128"/>
         </w:numPr>
       </w:pPr>
       <w:r>
@@ -35440,7 +36061,7 @@
       <w:pPr>
         <w:numPr>
           <w:ilvl w:val="1"/>
-          <w:numId w:val="1112"/>
+          <w:numId w:val="1128"/>
         </w:numPr>
       </w:pPr>
       <w:r>
@@ -35476,7 +36097,7 @@
       <w:pPr>
         <w:numPr>
           <w:ilvl w:val="1"/>
-          <w:numId w:val="1112"/>
+          <w:numId w:val="1128"/>
         </w:numPr>
       </w:pPr>
       <w:r>
@@ -35526,7 +36147,7 @@
       <w:pPr>
         <w:numPr>
           <w:ilvl w:val="0"/>
-          <w:numId w:val="1109"/>
+          <w:numId w:val="1124"/>
         </w:numPr>
       </w:pPr>
       <w:r>
@@ -35576,7 +36197,7 @@
       <w:pPr>
         <w:numPr>
           <w:ilvl w:val="0"/>
-          <w:numId w:val="1109"/>
+          <w:numId w:val="1124"/>
         </w:numPr>
       </w:pPr>
       <w:r>
@@ -35891,7 +36512,7 @@
       <w:pPr>
         <w:numPr>
           <w:ilvl w:val="0"/>
-          <w:numId w:val="1113"/>
+          <w:numId w:val="1129"/>
         </w:numPr>
       </w:pPr>
       <w:r>
@@ -36443,7 +37064,7 @@
       <w:pPr>
         <w:numPr>
           <w:ilvl w:val="0"/>
-          <w:numId w:val="1113"/>
+          <w:numId w:val="1129"/>
         </w:numPr>
       </w:pPr>
       <w:r>
@@ -37184,7 +37805,7 @@
       <w:pPr>
         <w:numPr>
           <w:ilvl w:val="0"/>
-          <w:numId w:val="1113"/>
+          <w:numId w:val="1129"/>
         </w:numPr>
       </w:pPr>
       <w:r>
@@ -37740,7 +38361,7 @@
       <w:pPr>
         <w:numPr>
           <w:ilvl w:val="0"/>
-          <w:numId w:val="1113"/>
+          <w:numId w:val="1129"/>
         </w:numPr>
       </w:pPr>
       <w:r>
@@ -38051,7 +38672,7 @@
       <w:pPr>
         <w:numPr>
           <w:ilvl w:val="0"/>
-          <w:numId w:val="1114"/>
+          <w:numId w:val="1130"/>
         </w:numPr>
       </w:pPr>
       <w:r>
@@ -38507,7 +39128,7 @@
       <w:pPr>
         <w:numPr>
           <w:ilvl w:val="0"/>
-          <w:numId w:val="1114"/>
+          <w:numId w:val="1130"/>
         </w:numPr>
       </w:pPr>
       <w:r>
@@ -39036,7 +39657,7 @@
       <w:pPr>
         <w:numPr>
           <w:ilvl w:val="0"/>
-          <w:numId w:val="1114"/>
+          <w:numId w:val="1130"/>
         </w:numPr>
       </w:pPr>
       <w:r>
@@ -39349,7 +39970,7 @@
       <w:pPr>
         <w:numPr>
           <w:ilvl w:val="0"/>
-          <w:numId w:val="1114"/>
+          <w:numId w:val="1130"/>
         </w:numPr>
       </w:pPr>
       <w:r>
@@ -40499,7 +41120,7 @@
       <w:pPr>
         <w:numPr>
           <w:ilvl w:val="0"/>
-          <w:numId w:val="1115"/>
+          <w:numId w:val="1131"/>
         </w:numPr>
       </w:pPr>
       <w:r>
@@ -41273,7 +41894,7 @@
       <w:pPr>
         <w:numPr>
           <w:ilvl w:val="0"/>
-          <w:numId w:val="1115"/>
+          <w:numId w:val="1131"/>
         </w:numPr>
       </w:pPr>
       <w:r>
@@ -41330,7 +41951,7 @@
       <w:pPr>
         <w:numPr>
           <w:ilvl w:val="0"/>
-          <w:numId w:val="1115"/>
+          <w:numId w:val="1131"/>
         </w:numPr>
       </w:pPr>
       <w:r>
@@ -41664,7 +42285,7 @@
       <w:pPr>
         <w:numPr>
           <w:ilvl w:val="0"/>
-          <w:numId w:val="1115"/>
+          <w:numId w:val="1131"/>
         </w:numPr>
       </w:pPr>
       <w:r>
@@ -41950,7 +42571,7 @@
       <w:pPr>
         <w:numPr>
           <w:ilvl w:val="0"/>
-          <w:numId w:val="1115"/>
+          <w:numId w:val="1131"/>
         </w:numPr>
       </w:pPr>
       <w:r>
@@ -42342,7 +42963,7 @@
       <w:pPr>
         <w:numPr>
           <w:ilvl w:val="0"/>
-          <w:numId w:val="1115"/>
+          <w:numId w:val="1131"/>
         </w:numPr>
       </w:pPr>
       <w:r>
@@ -43817,7 +44438,7 @@
       <w:pPr>
         <w:numPr>
           <w:ilvl w:val="0"/>
-          <w:numId w:val="1116"/>
+          <w:numId w:val="1132"/>
         </w:numPr>
       </w:pPr>
       <w:r>
@@ -43893,7 +44514,7 @@
       <w:pPr>
         <w:numPr>
           <w:ilvl w:val="0"/>
-          <w:numId w:val="1116"/>
+          <w:numId w:val="1132"/>
         </w:numPr>
       </w:pPr>
       <w:r>
@@ -44036,7 +44657,7 @@
       <w:pPr>
         <w:numPr>
           <w:ilvl w:val="0"/>
-          <w:numId w:val="1116"/>
+          <w:numId w:val="1132"/>
         </w:numPr>
       </w:pPr>
       <w:r>
@@ -44105,7 +44726,7 @@
         <w:keepNext/>
         <w:numPr>
           <w:ilvl w:val="0"/>
-          <w:numId w:val="1117"/>
+          <w:numId w:val="1133"/>
         </w:numPr>
       </w:pPr>
       <w:r>
@@ -44438,7 +45059,7 @@
       <w:pPr>
         <w:numPr>
           <w:ilvl w:val="1"/>
-          <w:numId w:val="1118"/>
+          <w:numId w:val="1134"/>
         </w:numPr>
       </w:pPr>
       <w:r>
@@ -44731,7 +45352,7 @@
       <w:pPr>
         <w:numPr>
           <w:ilvl w:val="1"/>
-          <w:numId w:val="1118"/>
+          <w:numId w:val="1134"/>
         </w:numPr>
       </w:pPr>
       <w:r>
@@ -44950,7 +45571,7 @@
       <w:pPr>
         <w:numPr>
           <w:ilvl w:val="0"/>
-          <w:numId w:val="1117"/>
+          <w:numId w:val="1133"/>
         </w:numPr>
       </w:pPr>
       <w:r>
@@ -44997,7 +45618,7 @@
         <w:keepNext/>
         <w:numPr>
           <w:ilvl w:val="0"/>
-          <w:numId w:val="1119"/>
+          <w:numId w:val="1135"/>
         </w:numPr>
       </w:pPr>
       <w:r>
@@ -45049,7 +45670,7 @@
       <w:pPr>
         <w:numPr>
           <w:ilvl w:val="1"/>
-          <w:numId w:val="1120"/>
+          <w:numId w:val="1136"/>
         </w:numPr>
       </w:pPr>
       <w:r>
@@ -45123,7 +45744,7 @@
       <w:pPr>
         <w:numPr>
           <w:ilvl w:val="1"/>
-          <w:numId w:val="1120"/>
+          <w:numId w:val="1136"/>
         </w:numPr>
       </w:pPr>
       <w:r>
@@ -45141,7 +45762,7 @@
       <w:pPr>
         <w:numPr>
           <w:ilvl w:val="0"/>
-          <w:numId w:val="1119"/>
+          <w:numId w:val="1135"/>
         </w:numPr>
       </w:pPr>
       <w:r>
@@ -45243,7 +45864,7 @@
       <w:pPr>
         <w:numPr>
           <w:ilvl w:val="0"/>
-          <w:numId w:val="1119"/>
+          <w:numId w:val="1135"/>
         </w:numPr>
       </w:pPr>
       <w:r>
@@ -45319,7 +45940,7 @@
       <w:pPr>
         <w:numPr>
           <w:ilvl w:val="0"/>
-          <w:numId w:val="1121"/>
+          <w:numId w:val="1137"/>
         </w:numPr>
       </w:pPr>
       <w:r>
@@ -45628,7 +46249,7 @@
       <w:pPr>
         <w:numPr>
           <w:ilvl w:val="0"/>
-          <w:numId w:val="1121"/>
+          <w:numId w:val="1137"/>
         </w:numPr>
       </w:pPr>
       <w:r>
@@ -45881,9 +46502,10 @@
     </w:p>
     <w:p>
       <w:pPr>
+        <w:keepNext/>
         <w:numPr>
           <w:ilvl w:val="0"/>
-          <w:numId w:val="1121"/>
+          <w:numId w:val="1137"/>
         </w:numPr>
       </w:pPr>
       <w:r>
@@ -45908,7 +46530,7 @@
         </w:r>
       </w:hyperlink>
       <w:r>
-        <w:t xml:space="preserve">): la tangente a</w:t>
+        <w:t xml:space="preserve">), la tangente a</w:t>
       </w:r>
       <w:r>
         <w:t xml:space="preserve"> </w:t>
@@ -45958,8 +46580,16 @@
         </m:sSup>
       </m:oMath>
       <w:r>
-        <w:t xml:space="preserve"> </w:t>
-      </w:r>
+        <w:t xml:space="preserve">:</w:t>
+      </w:r>
+    </w:p>
+    <w:p>
+      <w:pPr>
+        <w:numPr>
+          <w:ilvl w:val="1"/>
+          <w:numId w:val="1138"/>
+        </w:numPr>
+      </w:pPr>
       <w:r>
         <w:t xml:space="preserve">tiene pendiente</w:t>
       </w:r>
@@ -46012,7 +46642,18 @@
         </m:d>
       </m:oMath>
       <w:r>
-        <w:t xml:space="preserve">; corta el eje vertical a la altura</w:t>
+        <w:t xml:space="preserve">;</w:t>
+      </w:r>
+    </w:p>
+    <w:p>
+      <w:pPr>
+        <w:numPr>
+          <w:ilvl w:val="1"/>
+          <w:numId w:val="1138"/>
+        </w:numPr>
+      </w:pPr>
+      <w:r>
+        <w:t xml:space="preserve">corta el eje vertical a la altura</w:t>
       </w:r>
       <w:r>
         <w:t xml:space="preserve"> </w:t>
@@ -46115,7 +46756,7 @@
         <w:t xml:space="preserve"> </w:t>
       </w:r>
       <w:r>
-        <w:t xml:space="preserve">(salario por trabajador), la distancia entre ese corte y</w:t>
+        <w:t xml:space="preserve">(salario por trabajador), y la distancia entre ese corte y</w:t>
       </w:r>
       <w:r>
         <w:t xml:space="preserve"> </w:t>
@@ -46183,7 +46824,18 @@
         <w:t xml:space="preserve"> </w:t>
       </w:r>
       <w:r>
-        <w:t xml:space="preserve">(renta del capital por trabajador) y corta el eje horizontal en</w:t>
+        <w:t xml:space="preserve">(renta del capital por trabajador);</w:t>
+      </w:r>
+    </w:p>
+    <w:p>
+      <w:pPr>
+        <w:numPr>
+          <w:ilvl w:val="1"/>
+          <w:numId w:val="1138"/>
+        </w:numPr>
+      </w:pPr>
+      <w:r>
+        <w:t xml:space="preserve">corta el eje horizontal en</w:t>
       </w:r>
       <w:r>
         <w:t xml:space="preserve"> </w:t>
@@ -46357,7 +47009,7 @@
       <w:pPr>
         <w:numPr>
           <w:ilvl w:val="0"/>
-          <w:numId w:val="1122"/>
+          <w:numId w:val="1139"/>
         </w:numPr>
       </w:pPr>
       <w:r>
@@ -46483,7 +47135,7 @@
       <w:pPr>
         <w:numPr>
           <w:ilvl w:val="0"/>
-          <w:numId w:val="1122"/>
+          <w:numId w:val="1139"/>
         </w:numPr>
       </w:pPr>
       <w:r>
@@ -46523,7 +47175,7 @@
       <w:pPr>
         <w:numPr>
           <w:ilvl w:val="0"/>
-          <w:numId w:val="1122"/>
+          <w:numId w:val="1139"/>
         </w:numPr>
       </w:pPr>
       <w:r>
@@ -46596,7 +47248,7 @@
       <w:pPr>
         <w:numPr>
           <w:ilvl w:val="0"/>
-          <w:numId w:val="1122"/>
+          <w:numId w:val="1139"/>
         </w:numPr>
       </w:pPr>
       <w:r>
@@ -46697,7 +47349,7 @@
       <w:pPr>
         <w:numPr>
           <w:ilvl w:val="0"/>
-          <w:numId w:val="1122"/>
+          <w:numId w:val="1139"/>
         </w:numPr>
       </w:pPr>
       <w:r>
@@ -46851,7 +47503,7 @@
       <w:pPr>
         <w:numPr>
           <w:ilvl w:val="0"/>
-          <w:numId w:val="1123"/>
+          <w:numId w:val="1140"/>
         </w:numPr>
       </w:pPr>
       <w:r>
@@ -47037,7 +47689,7 @@
       <w:pPr>
         <w:numPr>
           <w:ilvl w:val="0"/>
-          <w:numId w:val="1123"/>
+          <w:numId w:val="1140"/>
         </w:numPr>
       </w:pPr>
       <w:r>
@@ -47116,7 +47768,7 @@
       <w:pPr>
         <w:numPr>
           <w:ilvl w:val="0"/>
-          <w:numId w:val="1123"/>
+          <w:numId w:val="1140"/>
         </w:numPr>
       </w:pPr>
       <w:r>
@@ -47373,9 +48025,10 @@
     </w:p>
     <w:p>
       <w:pPr>
+        <w:keepNext/>
         <w:numPr>
           <w:ilvl w:val="0"/>
-          <w:numId w:val="1123"/>
+          <w:numId w:val="1140"/>
         </w:numPr>
       </w:pPr>
       <w:r>
@@ -47388,9 +48041,14 @@
       <w:r>
         <w:t xml:space="preserve">:</w:t>
       </w:r>
-      <w:r>
-        <w:t xml:space="preserve"> </w:t>
-      </w:r>
+    </w:p>
+    <w:p>
+      <w:pPr>
+        <w:numPr>
+          <w:ilvl w:val="1"/>
+          <w:numId w:val="1141"/>
+        </w:numPr>
+      </w:pPr>
       <w:r>
         <w:rPr>
           <w:smallCaps/>
@@ -47444,9 +48102,14 @@
       <w:r>
         <w:t xml:space="preserve">dado;</w:t>
       </w:r>
-      <w:r>
-        <w:t xml:space="preserve"> </w:t>
-      </w:r>
+    </w:p>
+    <w:p>
+      <w:pPr>
+        <w:numPr>
+          <w:ilvl w:val="1"/>
+          <w:numId w:val="1141"/>
+        </w:numPr>
+      </w:pPr>
       <w:r>
         <w:rPr>
           <w:smallCaps/>
@@ -47491,9 +48154,14 @@
       <w:r>
         <w:t xml:space="preserve">dado;</w:t>
       </w:r>
-      <w:r>
-        <w:t xml:space="preserve"> </w:t>
-      </w:r>
+    </w:p>
+    <w:p>
+      <w:pPr>
+        <w:numPr>
+          <w:ilvl w:val="1"/>
+          <w:numId w:val="1141"/>
+        </w:numPr>
+      </w:pPr>
       <w:r>
         <w:rPr>
           <w:smallCaps/>
@@ -47536,7 +48204,18 @@
         <w:t xml:space="preserve"> </w:t>
       </w:r>
       <w:r>
-        <w:t xml:space="preserve">dado. En la Cobb-Douglas coinciden. Con</w:t>
+        <w:t xml:space="preserve">dado.</w:t>
+      </w:r>
+    </w:p>
+    <w:p>
+      <w:pPr>
+        <w:numPr>
+          <w:ilvl w:val="0"/>
+          <w:numId w:val="1140"/>
+        </w:numPr>
+      </w:pPr>
+      <w:r>
+        <w:t xml:space="preserve">En la Cobb-Douglas coinciden. Con</w:t>
       </w:r>
       <w:r>
         <w:t xml:space="preserve"> </w:t>
@@ -47561,9 +48240,10 @@
     </w:p>
     <w:p>
       <w:pPr>
+        <w:keepNext/>
         <w:numPr>
           <w:ilvl w:val="0"/>
-          <w:numId w:val="1123"/>
+          <w:numId w:val="1140"/>
         </w:numPr>
       </w:pPr>
       <w:r>
@@ -47574,7 +48254,18 @@
         <w:t xml:space="preserve">Etapas</w:t>
       </w:r>
       <w:r>
-        <w:t xml:space="preserve">: etapa I hasta el máximo de</w:t>
+        <w:t xml:space="preserve">:</w:t>
+      </w:r>
+    </w:p>
+    <w:p>
+      <w:pPr>
+        <w:numPr>
+          <w:ilvl w:val="1"/>
+          <w:numId w:val="1142"/>
+        </w:numPr>
+      </w:pPr>
+      <w:r>
+        <w:t xml:space="preserve">etapa I hasta el máximo de</w:t>
       </w:r>
       <w:r>
         <w:t xml:space="preserve"> </w:t>
@@ -47659,7 +48350,18 @@
         </m:r>
       </m:oMath>
       <w:r>
-        <w:t xml:space="preserve">); etapa II hasta</w:t>
+        <w:t xml:space="preserve">);</w:t>
+      </w:r>
+    </w:p>
+    <w:p>
+      <w:pPr>
+        <w:numPr>
+          <w:ilvl w:val="1"/>
+          <w:numId w:val="1142"/>
+        </w:numPr>
+      </w:pPr>
+      <w:r>
+        <w:t xml:space="preserve">etapa II hasta</w:t>
       </w:r>
       <w:r>
         <w:t xml:space="preserve"> </w:t>
@@ -47706,44 +48408,67 @@
         <w:t xml:space="preserve"> </w:t>
       </w:r>
       <w:r>
-        <w:t xml:space="preserve">(margen intensivo, máximo del producto total); la empresa racional produce en la etapa II. El análisis por etapas es de</w:t>
-      </w:r>
-      <w:r>
-        <w:t xml:space="preserve"> </w:t>
-      </w:r>
-      <w:r>
-        <w:rPr>
-          <w:smallCaps/>
-        </w:rPr>
-        <w:t xml:space="preserve">Cassels</w:t>
-      </w:r>
-      <w:r>
-        <w:t xml:space="preserve"> </w:t>
-      </w:r>
-      <w:r>
-        <w:t xml:space="preserve">(1936), no de</w:t>
-      </w:r>
-      <w:r>
-        <w:t xml:space="preserve"> </w:t>
-      </w:r>
-      <w:r>
-        <w:rPr>
-          <w:smallCaps/>
-        </w:rPr>
-        <w:t xml:space="preserve">Cassel</w:t>
-      </w:r>
-      <w:r>
-        <w:t xml:space="preserve"> </w:t>
-      </w:r>
-      <w:r>
-        <w:t xml:space="preserve">(1918), que usaba coeficientes fijos.</w:t>
+        <w:t xml:space="preserve">(margen intensivo, máximo del producto total);</w:t>
+      </w:r>
+    </w:p>
+    <w:p>
+      <w:pPr>
+        <w:numPr>
+          <w:ilvl w:val="1"/>
+          <w:numId w:val="1142"/>
+        </w:numPr>
+      </w:pPr>
+      <w:r>
+        <w:t xml:space="preserve">la empresa racional produce en la etapa II.</w:t>
       </w:r>
     </w:p>
     <w:p>
       <w:pPr>
         <w:numPr>
           <w:ilvl w:val="0"/>
-          <w:numId w:val="1123"/>
+          <w:numId w:val="1140"/>
+        </w:numPr>
+      </w:pPr>
+      <w:r>
+        <w:t xml:space="preserve">El análisis por etapas es de</w:t>
+      </w:r>
+      <w:r>
+        <w:t xml:space="preserve"> </w:t>
+      </w:r>
+      <w:r>
+        <w:rPr>
+          <w:smallCaps/>
+        </w:rPr>
+        <w:t xml:space="preserve">Cassels</w:t>
+      </w:r>
+      <w:r>
+        <w:t xml:space="preserve"> </w:t>
+      </w:r>
+      <w:r>
+        <w:t xml:space="preserve">(1936), no de</w:t>
+      </w:r>
+      <w:r>
+        <w:t xml:space="preserve"> </w:t>
+      </w:r>
+      <w:r>
+        <w:rPr>
+          <w:smallCaps/>
+        </w:rPr>
+        <w:t xml:space="preserve">Cassel</w:t>
+      </w:r>
+      <w:r>
+        <w:t xml:space="preserve"> </w:t>
+      </w:r>
+      <w:r>
+        <w:t xml:space="preserve">(1918), que usaba coeficientes fijos.</w:t>
+      </w:r>
+    </w:p>
+    <w:p>
+      <w:pPr>
+        <w:keepNext/>
+        <w:numPr>
+          <w:ilvl w:val="0"/>
+          <w:numId w:val="1140"/>
         </w:numPr>
       </w:pPr>
       <w:r>
@@ -47754,7 +48479,18 @@
         <w:t xml:space="preserve">Isocuantas</w:t>
       </w:r>
       <w:r>
-        <w:t xml:space="preserve">: no se cortan porque</w:t>
+        <w:t xml:space="preserve">:</w:t>
+      </w:r>
+    </w:p>
+    <w:p>
+      <w:pPr>
+        <w:numPr>
+          <w:ilvl w:val="1"/>
+          <w:numId w:val="1143"/>
+        </w:numPr>
+      </w:pPr>
+      <w:r>
+        <w:t xml:space="preserve">no se cortan porque</w:t>
       </w:r>
       <w:r>
         <w:t xml:space="preserve"> </w:t>
@@ -47768,7 +48504,18 @@
         <w:t xml:space="preserve"> </w:t>
       </w:r>
       <w:r>
-        <w:t xml:space="preserve">es una función; son convexas si</w:t>
+        <w:t xml:space="preserve">es una función;</w:t>
+      </w:r>
+    </w:p>
+    <w:p>
+      <w:pPr>
+        <w:numPr>
+          <w:ilvl w:val="1"/>
+          <w:numId w:val="1143"/>
+        </w:numPr>
+      </w:pPr>
+      <w:r>
+        <w:t xml:space="preserve">son convexas si</w:t>
       </w:r>
       <w:r>
         <w:t xml:space="preserve"> </w:t>
@@ -47782,7 +48529,29 @@
         <w:t xml:space="preserve"> </w:t>
       </w:r>
       <w:r>
-        <w:t xml:space="preserve">es cuasicóncava; la cuasiconcavidad no implica rendimientos no crecientes, la concavidad sí. Las isoclinas unen puntos de igual RMST: rectas por el origen si la función es homotética.</w:t>
+        <w:t xml:space="preserve">es cuasicóncava;</w:t>
+      </w:r>
+    </w:p>
+    <w:p>
+      <w:pPr>
+        <w:numPr>
+          <w:ilvl w:val="1"/>
+          <w:numId w:val="1143"/>
+        </w:numPr>
+      </w:pPr>
+      <w:r>
+        <w:t xml:space="preserve">la cuasiconcavidad no implica rendimientos no crecientes, la concavidad sí.</w:t>
+      </w:r>
+    </w:p>
+    <w:p>
+      <w:pPr>
+        <w:numPr>
+          <w:ilvl w:val="0"/>
+          <w:numId w:val="1140"/>
+        </w:numPr>
+      </w:pPr>
+      <w:r>
+        <w:t xml:space="preserve">Las isoclinas unen puntos de igual RMST: rectas por el origen si la función es homotética.</w:t>
       </w:r>
     </w:p>
     <w:p>
@@ -53274,6 +54043,18 @@
     <w:abstractNumId w:val="991"/>
   </w:num>
   <w:num w:numId="1010">
+    <w:abstractNumId w:val="991"/>
+  </w:num>
+  <w:num w:numId="1011">
+    <w:abstractNumId w:val="991"/>
+  </w:num>
+  <w:num w:numId="1012">
+    <w:abstractNumId w:val="991"/>
+  </w:num>
+  <w:num w:numId="1013">
+    <w:abstractNumId w:val="991"/>
+  </w:num>
+  <w:num w:numId="1014">
     <w:abstractNumId w:val="99411"/>
     <w:lvlOverride w:ilvl="0">
       <w:startOverride w:val="1"/>
@@ -53303,22 +54084,22 @@
       <w:startOverride w:val="1"/>
     </w:lvlOverride>
   </w:num>
-  <w:num w:numId="1011">
-    <w:abstractNumId w:val="991"/>
-  </w:num>
-  <w:num w:numId="1012">
-    <w:abstractNumId w:val="991"/>
-  </w:num>
-  <w:num w:numId="1013">
-    <w:abstractNumId w:val="991"/>
-  </w:num>
-  <w:num w:numId="1014">
-    <w:abstractNumId w:val="991"/>
-  </w:num>
   <w:num w:numId="1015">
     <w:abstractNumId w:val="991"/>
   </w:num>
   <w:num w:numId="1016">
+    <w:abstractNumId w:val="991"/>
+  </w:num>
+  <w:num w:numId="1017">
+    <w:abstractNumId w:val="991"/>
+  </w:num>
+  <w:num w:numId="1018">
+    <w:abstractNumId w:val="991"/>
+  </w:num>
+  <w:num w:numId="1019">
+    <w:abstractNumId w:val="991"/>
+  </w:num>
+  <w:num w:numId="1020">
     <w:abstractNumId w:val="99411"/>
     <w:lvlOverride w:ilvl="0">
       <w:startOverride w:val="1"/>
@@ -53348,22 +54129,22 @@
       <w:startOverride w:val="1"/>
     </w:lvlOverride>
   </w:num>
-  <w:num w:numId="1017">
-    <w:abstractNumId w:val="991"/>
-  </w:num>
-  <w:num w:numId="1018">
-    <w:abstractNumId w:val="991"/>
-  </w:num>
-  <w:num w:numId="1019">
-    <w:abstractNumId w:val="991"/>
-  </w:num>
-  <w:num w:numId="1020">
-    <w:abstractNumId w:val="991"/>
-  </w:num>
   <w:num w:numId="1021">
     <w:abstractNumId w:val="991"/>
   </w:num>
   <w:num w:numId="1022">
+    <w:abstractNumId w:val="991"/>
+  </w:num>
+  <w:num w:numId="1023">
+    <w:abstractNumId w:val="991"/>
+  </w:num>
+  <w:num w:numId="1024">
+    <w:abstractNumId w:val="991"/>
+  </w:num>
+  <w:num w:numId="1025">
+    <w:abstractNumId w:val="991"/>
+  </w:num>
+  <w:num w:numId="1026">
     <w:abstractNumId w:val="99411"/>
     <w:lvlOverride w:ilvl="0">
       <w:startOverride w:val="1"/>
@@ -53393,18 +54174,6 @@
       <w:startOverride w:val="1"/>
     </w:lvlOverride>
   </w:num>
-  <w:num w:numId="1023">
-    <w:abstractNumId w:val="991"/>
-  </w:num>
-  <w:num w:numId="1024">
-    <w:abstractNumId w:val="991"/>
-  </w:num>
-  <w:num w:numId="1025">
-    <w:abstractNumId w:val="991"/>
-  </w:num>
-  <w:num w:numId="1026">
-    <w:abstractNumId w:val="991"/>
-  </w:num>
   <w:num w:numId="1027">
     <w:abstractNumId w:val="991"/>
   </w:num>
@@ -53418,6 +54187,21 @@
     <w:abstractNumId w:val="991"/>
   </w:num>
   <w:num w:numId="1031">
+    <w:abstractNumId w:val="991"/>
+  </w:num>
+  <w:num w:numId="1032">
+    <w:abstractNumId w:val="991"/>
+  </w:num>
+  <w:num w:numId="1033">
+    <w:abstractNumId w:val="991"/>
+  </w:num>
+  <w:num w:numId="1034">
+    <w:abstractNumId w:val="991"/>
+  </w:num>
+  <w:num w:numId="1035">
+    <w:abstractNumId w:val="991"/>
+  </w:num>
+  <w:num w:numId="1036">
     <w:abstractNumId w:val="99411"/>
     <w:lvlOverride w:ilvl="0">
       <w:startOverride w:val="1"/>
@@ -53446,21 +54230,6 @@
     <w:lvlOverride w:ilvl="8">
       <w:startOverride w:val="1"/>
     </w:lvlOverride>
-  </w:num>
-  <w:num w:numId="1032">
-    <w:abstractNumId w:val="991"/>
-  </w:num>
-  <w:num w:numId="1033">
-    <w:abstractNumId w:val="991"/>
-  </w:num>
-  <w:num w:numId="1034">
-    <w:abstractNumId w:val="991"/>
-  </w:num>
-  <w:num w:numId="1035">
-    <w:abstractNumId w:val="991"/>
-  </w:num>
-  <w:num w:numId="1036">
-    <w:abstractNumId w:val="991"/>
   </w:num>
   <w:num w:numId="1037">
     <w:abstractNumId w:val="991"/>
@@ -53721,6 +54490,66 @@
     <w:abstractNumId w:val="991"/>
   </w:num>
   <w:num w:numId="1123">
+    <w:abstractNumId w:val="991"/>
+  </w:num>
+  <w:num w:numId="1124">
+    <w:abstractNumId w:val="991"/>
+  </w:num>
+  <w:num w:numId="1125">
+    <w:abstractNumId w:val="991"/>
+  </w:num>
+  <w:num w:numId="1126">
+    <w:abstractNumId w:val="991"/>
+  </w:num>
+  <w:num w:numId="1127">
+    <w:abstractNumId w:val="991"/>
+  </w:num>
+  <w:num w:numId="1128">
+    <w:abstractNumId w:val="991"/>
+  </w:num>
+  <w:num w:numId="1129">
+    <w:abstractNumId w:val="991"/>
+  </w:num>
+  <w:num w:numId="1130">
+    <w:abstractNumId w:val="991"/>
+  </w:num>
+  <w:num w:numId="1131">
+    <w:abstractNumId w:val="991"/>
+  </w:num>
+  <w:num w:numId="1132">
+    <w:abstractNumId w:val="991"/>
+  </w:num>
+  <w:num w:numId="1133">
+    <w:abstractNumId w:val="991"/>
+  </w:num>
+  <w:num w:numId="1134">
+    <w:abstractNumId w:val="991"/>
+  </w:num>
+  <w:num w:numId="1135">
+    <w:abstractNumId w:val="991"/>
+  </w:num>
+  <w:num w:numId="1136">
+    <w:abstractNumId w:val="991"/>
+  </w:num>
+  <w:num w:numId="1137">
+    <w:abstractNumId w:val="991"/>
+  </w:num>
+  <w:num w:numId="1138">
+    <w:abstractNumId w:val="991"/>
+  </w:num>
+  <w:num w:numId="1139">
+    <w:abstractNumId w:val="991"/>
+  </w:num>
+  <w:num w:numId="1140">
+    <w:abstractNumId w:val="991"/>
+  </w:num>
+  <w:num w:numId="1141">
+    <w:abstractNumId w:val="991"/>
+  </w:num>
+  <w:num w:numId="1142">
+    <w:abstractNumId w:val="991"/>
+  </w:num>
+  <w:num w:numId="1143">
     <w:abstractNumId w:val="991"/>
   </w:num>
 </w:numbering>

--- a/oposicion/temario/tercer-ejercicio/3A11.docx
+++ b/oposicion/temario/tercer-ejercicio/3A11.docx
@@ -4769,7 +4769,7 @@
           <wp:inline>
             <wp:extent cx="3519981" cy="2541359"/>
             <wp:effectExtent b="0" l="0" r="0" t="0"/>
-            <wp:docPr descr="Gráfico 2.– Conjunto de posibilidades de producción en el plano de los netputs (y_1,y_2) y axioma que da cada rasgo de su forma" title="" id="52" name="Picture"/>
+            <wp:docPr descr="Gráfico 2.– Conjunto de posibilidades de producción en el plano de los netputs (y1,y2) y axioma que da cada rasgo de su forma" title="" id="52" name="Picture"/>
             <a:graphic>
               <a:graphicData uri="http://schemas.openxmlformats.org/drawingml/2006/picture">
                 <pic:pic>
@@ -6386,7 +6386,7 @@
           <wp:inline>
             <wp:extent cx="3874731" cy="3058193"/>
             <wp:effectExtent b="0" l="0" r="0" t="0"/>
-            <wp:docPr descr="Gráfico 3.– La función de producción con 2 factores: superficie q=F(z_L,z_K) sobre el plano de los factores" title="" id="59" name="Picture"/>
+            <wp:docPr descr="Gráfico 3.– La función de producción con 2 factores: superficie q=F(zL,zK) sobre el plano de los factores" title="" id="59" name="Picture"/>
             <a:graphic>
               <a:graphicData uri="http://schemas.openxmlformats.org/drawingml/2006/picture">
                 <pic:pic>
@@ -7868,7 +7868,7 @@
           <wp:inline>
             <wp:extent cx="2180492" cy="1709530"/>
             <wp:effectExtent b="0" l="0" r="0" t="0"/>
-            <wp:docPr descr="Gráfico 4.– Conjunto de producción convexo: si los planes \vec{a} y \vec{b} son posibles, también lo es cualquier combinación convexa \vec{c}" title="" id="66" name="Picture"/>
+            <wp:docPr descr="Gráfico 4.– Conjunto de producción convexo: si los planes a y b son posibles, también lo es cualquier combinación convexa c" title="" id="66" name="Picture"/>
             <a:graphic>
               <a:graphicData uri="http://schemas.openxmlformats.org/drawingml/2006/picture">
                 <pic:pic>
@@ -14042,7 +14042,7 @@
           <wp:inline>
             <wp:extent cx="3180521" cy="2639221"/>
             <wp:effectExtent b="0" l="0" r="0" t="0"/>
-            <wp:docPr descr="Gráfico 7.– Superficie de producción Cobb-Douglas: sus curvas de nivel son las isocuantas; su corte por un plano z_K=\overline{z}_K, la función de corto plazo, y su corte por un plano vertical que contiene un rayo desde el origen, los rendimientos a escala" title="" id="93" name="Picture"/>
+            <wp:docPr descr="Gráfico 7.– Superficie de producción Cobb-Douglas: sus curvas de nivel son las isocuantas; su corte por un plano zK=zK, la función de corto plazo, y su corte por un plano vertical que contiene un rayo desde el origen, los rendimientos a escala" title="" id="93" name="Picture"/>
             <a:graphic>
               <a:graphicData uri="http://schemas.openxmlformats.org/drawingml/2006/picture">
                 <pic:pic>
@@ -16275,7 +16275,7 @@
           <wp:inline>
             <wp:extent cx="2584173" cy="2471020"/>
             <wp:effectExtent b="0" l="0" r="0" t="0"/>
-            <wp:docPr descr="Gráfico 8.– Isocuantas de la función CES para distintos valores de \sigma" title="" id="107" name="Picture"/>
+            <wp:docPr descr="Gráfico 8.– Isocuantas de la función CES para distintos valores de σ" title="" id="107" name="Picture"/>
             <a:graphic>
               <a:graphicData uri="http://schemas.openxmlformats.org/drawingml/2006/picture">
                 <pic:pic>
@@ -18410,7 +18410,7 @@
           <wp:inline>
             <wp:extent cx="3581400" cy="3092623"/>
             <wp:effectExtent b="0" l="0" r="0" t="0"/>
-            <wp:docPr descr="Gráfico 10.– Corto plazo: corte de la superficie de producción por el plano z_K=\overline{z}_K" title="" id="133" name="Picture"/>
+            <wp:docPr descr="Gráfico 10.– Corto plazo: corte de la superficie de producción por el plano zK=zK" title="" id="133" name="Picture"/>
             <a:graphic>
               <a:graphicData uri="http://schemas.openxmlformats.org/drawingml/2006/picture">
                 <pic:pic>
@@ -19488,7 +19488,7 @@
           <wp:inline>
             <wp:extent cx="3156056" cy="2868585"/>
             <wp:effectExtent b="0" l="0" r="0" t="0"/>
-            <wp:docPr descr="Gráfico 11.– Región económica de la producción: líneas de contorno (\mathrm{PMg}_K=0 y \mathrm{PMg}_L=0) e isoclinas" title="" id="140" name="Picture"/>
+            <wp:docPr descr="Gráfico 11.– Región económica de la producción: líneas de contorno (PMgK=0 y PMgL=0) e isoclinas" title="" id="140" name="Picture"/>
             <a:graphic>
               <a:graphicData uri="http://schemas.openxmlformats.org/drawingml/2006/picture">
                 <pic:pic>
@@ -21947,6 +21947,7 @@
           <w:p>
             <w:pPr>
               <w:pStyle w:val="Celdatceeazulpalido"/>
+              <w:keepNext/>
               <w:jc w:val="center"/>
             </w:pPr>
             <w:r>
@@ -21966,6 +21967,7 @@
           <w:p>
             <w:pPr>
               <w:pStyle w:val="Celdatceeazulpalido"/>
+              <w:keepNext/>
               <w:jc w:val="center"/>
             </w:pPr>
             <w:r>
@@ -21985,6 +21987,7 @@
           <w:p>
             <w:pPr>
               <w:pStyle w:val="Celdatceeazulpalido"/>
+              <w:keepNext/>
               <w:jc w:val="center"/>
             </w:pPr>
             <m:oMath>
@@ -22029,6 +22032,7 @@
           <w:p>
             <w:pPr>
               <w:pStyle w:val="Celdatceeazulpalido"/>
+              <w:keepNext/>
               <w:jc w:val="center"/>
             </w:pPr>
             <w:r>
@@ -22048,6 +22052,7 @@
           <w:p>
             <w:pPr>
               <w:pStyle w:val="Celdatceeazulpalido"/>
+              <w:keepNext/>
               <w:jc w:val="center"/>
             </w:pPr>
             <w:r>
@@ -27214,7 +27219,7 @@
           <wp:inline>
             <wp:extent cx="4871703" cy="3838033"/>
             <wp:effectExtent b="0" l="0" r="0" t="0"/>
-            <wp:docPr descr="Gráfico 17.– Rendimientos globales y locales en tres dimensiones: (a) función homogénea de grado 1, con rendimientos constantes en todos los puntos del rayo; (b) función «en S», con rendimientos locales crecientes a escala baja y decrecientes a escala alta. Arriba, la superficie y el rayo; abajo, el corte F(\lambda\overline{\vec{z}}) frente a \lambda" title="" id="187" name="Picture"/>
+            <wp:docPr descr="Gráfico 17.– Rendimientos globales y locales en tres dimensiones: (a) función homogénea de grado 1, con rendimientos constantes en todos los puntos del rayo; (b) función «en S», con rendimientos locales crecientes a escala baja y decrecientes a escala alta. Arriba, la superficie y el rayo; abajo, el corte F(λz) frente a λ" title="" id="187" name="Picture"/>
             <a:graphic>
               <a:graphicData uri="http://schemas.openxmlformats.org/drawingml/2006/picture">
                 <pic:pic>
@@ -28229,6 +28234,7 @@
           <w:p>
             <w:pPr>
               <w:pStyle w:val="Celdatceeazulpalido"/>
+              <w:keepNext/>
               <w:jc w:val="center"/>
             </w:pPr>
             <w:r>
@@ -28248,6 +28254,7 @@
           <w:p>
             <w:pPr>
               <w:pStyle w:val="Celdatceeazulpalido"/>
+              <w:keepNext/>
               <w:jc w:val="center"/>
             </w:pPr>
             <w:r>
@@ -28314,6 +28321,7 @@
           <w:p>
             <w:pPr>
               <w:pStyle w:val="Celdatceeazulpalido"/>
+              <w:keepNext/>
               <w:jc w:val="center"/>
             </w:pPr>
             <w:r>
@@ -28333,6 +28341,7 @@
           <w:p>
             <w:pPr>
               <w:pStyle w:val="Celdatceeazulpalido"/>
+              <w:keepNext/>
               <w:jc w:val="center"/>
             </w:pPr>
             <w:r>
@@ -43104,6 +43113,7 @@
           <w:p>
             <w:pPr>
               <w:pStyle w:val="Compact"/>
+              <w:keepNext/>
               <w:jc w:val="left"/>
             </w:pPr>
             <w:r>
@@ -43120,6 +43130,7 @@
           <w:p>
             <w:pPr>
               <w:pStyle w:val="Compact"/>
+              <w:keepNext/>
               <w:jc w:val="left"/>
             </w:pPr>
             <w:r>
@@ -43136,6 +43147,7 @@
           <w:p>
             <w:pPr>
               <w:pStyle w:val="Compact"/>
+              <w:keepNext/>
               <w:jc w:val="left"/>
             </w:pPr>
             <m:oMath>
@@ -43153,6 +43165,7 @@
           <w:p>
             <w:pPr>
               <w:pStyle w:val="Compact"/>
+              <w:keepNext/>
               <w:jc w:val="left"/>
             </w:pPr>
             <w:r>
@@ -46919,7 +46932,7 @@
           <wp:inline>
             <wp:extent cx="3195812" cy="2513835"/>
             <wp:effectExtent b="0" l="0" r="0" t="0"/>
-            <wp:docPr descr="Gráfico 25.– Función de producción en forma intensiva y reparto del producto por trabajador entre salario (w) y renta del capital (rk^*)" title="" id="268" name="Picture"/>
+            <wp:docPr descr="Gráfico 25.– Función de producción en forma intensiva y reparto del producto por trabajador entre salario (w) y renta del capital (rk*)" title="" id="268" name="Picture"/>
             <a:graphic>
               <a:graphicData uri="http://schemas.openxmlformats.org/drawingml/2006/picture">
                 <pic:pic>
@@ -55502,7 +55515,7 @@
     </w:pPr>
     <w:rPr>
       <w:rFonts w:ascii="TeX Gyre Pagella" w:cs="TeX Gyre Pagella" w:eastAsia="TeX Gyre Pagella" w:hAnsi="TeX Gyre Pagella"/>
-      <w:sz w:val="20"/>
+      <w:sz w:val="22"/>
     </w:rPr>
   </w:style>
   <w:style w:customStyle="1" w:styleId="Celdatceeazulpalido" w:type="paragraph">
@@ -55516,7 +55529,7 @@
     </w:pPr>
     <w:rPr>
       <w:rFonts w:ascii="TeX Gyre Pagella" w:cs="TeX Gyre Pagella" w:eastAsia="TeX Gyre Pagella" w:hAnsi="TeX Gyre Pagella"/>
-      <w:sz w:val="20"/>
+      <w:sz w:val="22"/>
     </w:rPr>
   </w:style>
   <w:style w:customStyle="1" w:styleId="Celdatceesalmon" w:type="paragraph">
@@ -55530,7 +55543,7 @@
     </w:pPr>
     <w:rPr>
       <w:rFonts w:ascii="TeX Gyre Pagella" w:cs="TeX Gyre Pagella" w:eastAsia="TeX Gyre Pagella" w:hAnsi="TeX Gyre Pagella"/>
-      <w:sz w:val="20"/>
+      <w:sz w:val="22"/>
     </w:rPr>
   </w:style>
   <w:style w:customStyle="1" w:styleId="Celdatceemoradopalido" w:type="paragraph">
@@ -55544,7 +55557,7 @@
     </w:pPr>
     <w:rPr>
       <w:rFonts w:ascii="TeX Gyre Pagella" w:cs="TeX Gyre Pagella" w:eastAsia="TeX Gyre Pagella" w:hAnsi="TeX Gyre Pagella"/>
-      <w:sz w:val="20"/>
+      <w:sz w:val="22"/>
     </w:rPr>
   </w:style>
   <w:style w:customStyle="1" w:styleId="Celdatceegrisclaro" w:type="paragraph">
@@ -55558,7 +55571,7 @@
     </w:pPr>
     <w:rPr>
       <w:rFonts w:ascii="TeX Gyre Pagella" w:cs="TeX Gyre Pagella" w:eastAsia="TeX Gyre Pagella" w:hAnsi="TeX Gyre Pagella"/>
-      <w:sz w:val="20"/>
+      <w:sz w:val="22"/>
     </w:rPr>
   </w:style>
   <w:style w:customStyle="1" w:styleId="Celdatceecrema" w:type="paragraph">
@@ -55572,7 +55585,7 @@
     </w:pPr>
     <w:rPr>
       <w:rFonts w:ascii="TeX Gyre Pagella" w:cs="TeX Gyre Pagella" w:eastAsia="TeX Gyre Pagella" w:hAnsi="TeX Gyre Pagella"/>
-      <w:sz w:val="20"/>
+      <w:sz w:val="22"/>
     </w:rPr>
   </w:style>
   <w:style w:customStyle="1" w:styleId="Celdatceemorado" w:type="paragraph">
@@ -55587,7 +55600,7 @@
     <w:rPr>
       <w:rFonts w:ascii="TeX Gyre Pagella" w:cs="TeX Gyre Pagella" w:eastAsia="TeX Gyre Pagella" w:hAnsi="TeX Gyre Pagella"/>
       <w:color w:val="FFFFFF"/>
-      <w:sz w:val="20"/>
+      <w:sz w:val="22"/>
     </w:rPr>
   </w:style>
   <w:style w:customStyle="1" w:styleId="Celdatceeverde" w:type="paragraph">
@@ -55602,7 +55615,7 @@
     <w:rPr>
       <w:rFonts w:ascii="TeX Gyre Pagella" w:cs="TeX Gyre Pagella" w:eastAsia="TeX Gyre Pagella" w:hAnsi="TeX Gyre Pagella"/>
       <w:color w:val="FFFFFF"/>
-      <w:sz w:val="20"/>
+      <w:sz w:val="22"/>
     </w:rPr>
   </w:style>
   <w:style w:customStyle="1" w:styleId="Celdatceeazul" w:type="paragraph">
@@ -55617,7 +55630,7 @@
     <w:rPr>
       <w:rFonts w:ascii="TeX Gyre Pagella" w:cs="TeX Gyre Pagella" w:eastAsia="TeX Gyre Pagella" w:hAnsi="TeX Gyre Pagella"/>
       <w:color w:val="FFFFFF"/>
-      <w:sz w:val="20"/>
+      <w:sz w:val="22"/>
     </w:rPr>
   </w:style>
   <w:style w:customStyle="1" w:styleId="Celdatceerojo" w:type="paragraph">
@@ -55632,7 +55645,7 @@
     <w:rPr>
       <w:rFonts w:ascii="TeX Gyre Pagella" w:cs="TeX Gyre Pagella" w:eastAsia="TeX Gyre Pagella" w:hAnsi="TeX Gyre Pagella"/>
       <w:color w:val="FFFFFF"/>
-      <w:sz w:val="20"/>
+      <w:sz w:val="22"/>
     </w:rPr>
   </w:style>
   <w:style w:customStyle="1" w:styleId="Celdatceedorado" w:type="paragraph">
@@ -55647,7 +55660,7 @@
     <w:rPr>
       <w:rFonts w:ascii="TeX Gyre Pagella" w:cs="TeX Gyre Pagella" w:eastAsia="TeX Gyre Pagella" w:hAnsi="TeX Gyre Pagella"/>
       <w:color w:val="FFFFFF"/>
-      <w:sz w:val="20"/>
+      <w:sz w:val="22"/>
     </w:rPr>
   </w:style>
   <w:style w:customStyle="1" w:styleId="Celdatceenaranja" w:type="paragraph">
@@ -55662,7 +55675,7 @@
     <w:rPr>
       <w:rFonts w:ascii="TeX Gyre Pagella" w:cs="TeX Gyre Pagella" w:eastAsia="TeX Gyre Pagella" w:hAnsi="TeX Gyre Pagella"/>
       <w:color w:val="FFFFFF"/>
-      <w:sz w:val="20"/>
+      <w:sz w:val="22"/>
     </w:rPr>
   </w:style>
   <w:style w:customStyle="1" w:styleId="Celdatceegris" w:type="paragraph">
@@ -55677,7 +55690,7 @@
     <w:rPr>
       <w:rFonts w:ascii="TeX Gyre Pagella" w:cs="TeX Gyre Pagella" w:eastAsia="TeX Gyre Pagella" w:hAnsi="TeX Gyre Pagella"/>
       <w:color w:val="FFFFFF"/>
-      <w:sz w:val="20"/>
+      <w:sz w:val="22"/>
     </w:rPr>
   </w:style>
   <w:style w:customStyle="1" w:styleId="Textomorado" w:type="character">

--- a/oposicion/temario/tercer-ejercicio/3A11.docx
+++ b/oposicion/temario/tercer-ejercicio/3A11.docx
@@ -4189,7 +4189,7 @@
           <w:rPr>
             <w:rStyle w:val="Hyperlink"/>
           </w:rPr>
-          <w:t xml:space="preserve">, 1995, párr. 5.B</w:t>
+          <w:t xml:space="preserve">, 1995, § 5.B</w:t>
         </w:r>
       </w:hyperlink>
       <w:r>
@@ -4894,7 +4894,7 @@
           <w:rPr>
             <w:rStyle w:val="Hyperlink"/>
           </w:rPr>
-          <w:t xml:space="preserve">1995, párr. 5.B</w:t>
+          <w:t xml:space="preserve">1995, § 5.B</w:t>
         </w:r>
       </w:hyperlink>
       <w:r>
@@ -6903,7 +6903,7 @@
           <w:rPr>
             <w:rStyle w:val="Hyperlink"/>
           </w:rPr>
-          <w:t xml:space="preserve">, 1995, párr. 5.B</w:t>
+          <w:t xml:space="preserve">, 1995, § 5.B</w:t>
         </w:r>
       </w:hyperlink>
       <w:r>
@@ -8907,7 +8907,7 @@
           <w:rPr>
             <w:rStyle w:val="Hyperlink"/>
           </w:rPr>
-          <w:t xml:space="preserve">, 1995, párr. 5.C</w:t>
+          <w:t xml:space="preserve">, 1995, § 5.C</w:t>
         </w:r>
       </w:hyperlink>
       <w:r>
@@ -18732,7 +18732,7 @@
           <w:rPr>
             <w:rStyle w:val="Hyperlink"/>
           </w:rPr>
-          <w:t xml:space="preserve">, 1995, párr. 5.B</w:t>
+          <w:t xml:space="preserve">, 1995, § 5.B</w:t>
         </w:r>
       </w:hyperlink>
       <w:r>
@@ -25628,7 +25628,7 @@
           <w:rPr>
             <w:rStyle w:val="Hyperlink"/>
           </w:rPr>
-          <w:t xml:space="preserve">, 1995, párr. 5.B</w:t>
+          <w:t xml:space="preserve">, 1995, § 5.B</w:t>
         </w:r>
       </w:hyperlink>
       <w:r>
@@ -29348,7 +29348,7 @@
             <w:i/>
             <w:iCs/>
           </w:rPr>
-          <w:t xml:space="preserve">1995, párr. 5.B</w:t>
+          <w:t xml:space="preserve">1995, § 5.B</w:t>
         </w:r>
       </w:hyperlink>
       <w:r>
@@ -34225,7 +34225,7 @@
           <w:rPr>
             <w:rStyle w:val="Hyperlink"/>
           </w:rPr>
-          <w:t xml:space="preserve">, 1995, párr. 5.B</w:t>
+          <w:t xml:space="preserve">, 1995, § 5.B</w:t>
         </w:r>
       </w:hyperlink>
       <w:r>
@@ -35024,7 +35024,7 @@
           <w:rPr>
             <w:rStyle w:val="Hyperlink"/>
           </w:rPr>
-          <w:t xml:space="preserve">1995, párr. 5.B</w:t>
+          <w:t xml:space="preserve">1995, § 5.B</w:t>
         </w:r>
       </w:hyperlink>
       <w:r>
@@ -41258,7 +41258,7 @@
           <w:rPr>
             <w:rStyle w:val="Hyperlink"/>
           </w:rPr>
-          <w:t xml:space="preserve">, 1995, párr. 5.C</w:t>
+          <w:t xml:space="preserve">, 1995, § 5.C</w:t>
         </w:r>
       </w:hyperlink>
       <w:r>

--- a/oposicion/temario/tercer-ejercicio/3A11.docx
+++ b/oposicion/temario/tercer-ejercicio/3A11.docx
@@ -32,6 +32,28 @@
       </w:r>
       <w:r>
         <w:t xml:space="preserve">escala. Elasticidad de sustitución. Producción conjunta.</w:t>
+      </w:r>
+    </w:p>
+    <w:p>
+      <w:pPr>
+        <w:spacing w:before="0" w:after="200"/>
+      </w:pPr>
+      <w:r>
+        <w:rPr>
+          <w:b/>
+          <w:smallCaps/>
+          <w:color w:val="5F2987"/>
+          <w:sz w:val="16"/>
+        </w:rPr>
+        <w:t xml:space="preserve">Exclusivo · uso personal. </w:t>
+      </w:r>
+      <w:r>
+        <w:rPr>
+          <w:i/>
+          <w:color w:val="767171"/>
+          <w:sz w:val="16"/>
+        </w:rPr>
+        <w:t xml:space="preserve">Material exclusivo de victorgutierrezmarcos.es y la app Oposición TCEE · DCE. Puedes usarlo libremente para tu estudio personal. No se autoriza su incorporación a otras plataformas, aplicaciones o servicios. Condiciones: https://www.victorgutierrezmarcos.es/condiciones-materiales.html</w:t>
       </w:r>
     </w:p>
     <w:p>
@@ -51473,7 +51495,7 @@
         <w:color w:val="767171"/>
         <w:sz w:val="14"/>
       </w:rPr>
-      <w:t xml:space="preserve">© 2026 Víctor Gutiérrez Marcos · CC BY-NC-ND 4.0</w:t>
+      <w:t xml:space="preserve">© 2026 Víctor Gutiérrez Marcos · Exclusivo de victorgutierrezmarcos.es y la app Oposición TCEE · DCE</w:t>
     </w:r>
     <w:r>
       <w:tab/>
@@ -51531,7 +51553,7 @@
         <w:color w:val="767171"/>
         <w:sz w:val="14"/>
       </w:rPr>
-      <w:t xml:space="preserve">© 2026 Víctor Gutiérrez Marcos · CC BY-NC-ND 4.0</w:t>
+      <w:t xml:space="preserve">© 2026 Víctor Gutiérrez Marcos · Exclusivo de victorgutierrezmarcos.es y la app Oposición TCEE · DCE</w:t>
     </w:r>
     <w:r>
       <w:tab/>
@@ -51597,7 +51619,7 @@
         <w:color w:val="767171"/>
         <w:sz w:val="14"/>
       </w:rPr>
-      <w:t xml:space="preserve">© 2026 Víctor Gutiérrez Marcos · CC BY-NC-ND 4.0</w:t>
+      <w:t xml:space="preserve">© 2026 Víctor Gutiérrez Marcos · Exclusivo de victorgutierrezmarcos.es y la app Oposición TCEE · DCE</w:t>
     </w:r>
     <w:r>
       <w:tab/>
